--- a/longevity-ia/docs/LONGEVITY_IA_Manual_Ejecutivo.docx
+++ b/longevity-ia/docs/LONGEVITY_IA_Manual_Ejecutivo.docx
@@ -50,7 +50,7 @@
           <w:sz w:val="22"/>
           <w:szCs w:val="22"/>
         </w:rPr>
-        <w:t xml:space="preserve">Version 2.0 | Marzo 2026</w:t>
+        <w:t xml:space="preserve">Version 3.0 | Marzo 2026</w:t>
       </w:r>
     </w:p>
     <w:p>
@@ -517,7 +517,7 @@
           <w:sz w:val="22"/>
           <w:szCs w:val="22"/>
         </w:rPr>
-        <w:t xml:space="preserve">Analisis basado en rangos de medicina de longevidad (no rangos de laboratorio convencionales)</w:t>
+        <w:t xml:space="preserve">Motor matematico propietario con funciones sigmoideas calibradas con UK Biobank, NHANES III y Framingham</w:t>
       </w:r>
     </w:p>
     <w:p>
@@ -535,7 +535,7 @@
           <w:sz w:val="22"/>
           <w:szCs w:val="22"/>
         </w:rPr>
-        <w:t xml:space="preserve">Protocolo personalizado con evidencia cientifica de 39 instituciones de investigacion</w:t>
+        <w:t xml:space="preserve">Scoring determinista: mismo perfil siempre genera mismo score (no depende de IA para calculos)</w:t>
       </w:r>
     </w:p>
     <w:p>
@@ -553,7 +553,7 @@
           <w:sz w:val="22"/>
           <w:szCs w:val="22"/>
         </w:rPr>
-        <w:t xml:space="preserve">Dashboard instantaneo (segundos) + analisis profundo IA (minutos)</w:t>
+        <w:t xml:space="preserve">Edad biologica con formula PhenoAge (Levine 2018) + 7 modificadores basados en evidencia</w:t>
       </w:r>
     </w:p>
     <w:p>
@@ -571,7 +571,7 @@
           <w:sz w:val="22"/>
           <w:szCs w:val="22"/>
         </w:rPr>
-        <w:t xml:space="preserve">Sistema multi-rol: paciente, medico y clinica</w:t>
+        <w:t xml:space="preserve">FODA medica computada programaticamente (no generada por IA) con 11 biomarcadores y evidencia citada</w:t>
       </w:r>
     </w:p>
     <w:p>
@@ -589,7 +589,7 @@
           <w:sz w:val="22"/>
           <w:szCs w:val="22"/>
         </w:rPr>
-        <w:t xml:space="preserve">Vinculacion segura paciente-medico por codigo unico</w:t>
+        <w:t xml:space="preserve">Proyeccion a 10 anos con modelo Gompertz (mortalidad se duplica cada 8 anos)</w:t>
       </w:r>
     </w:p>
     <w:p>
@@ -607,7 +607,7 @@
           <w:sz w:val="22"/>
           <w:szCs w:val="22"/>
         </w:rPr>
-        <w:t xml:space="preserve">Chatbot conversacional que extrae historia clinica automaticamente</w:t>
+        <w:t xml:space="preserve">Verificacion de interacciones farmacologicas (10 pares criticos) y contraindicaciones por condicion</w:t>
       </w:r>
     </w:p>
     <w:p>
@@ -625,7 +625,223 @@
           <w:sz w:val="22"/>
           <w:szCs w:val="22"/>
         </w:rPr>
+        <w:t xml:space="preserve">Integracion preparada para 13 metricas de wearables (HR, HRV, VO2max, pasos, sueno, CGM, SpO2)</w:t>
+      </w:r>
+    </w:p>
+    <w:p>
+      <w:pPr>
+        <w:pStyle w:val="ListParagraph"/>
+        <w:numPr>
+          <w:ilvl w:val="0"/>
+          <w:numId w:val="1"/>
+        </w:numPr>
+        <w:spacing w:after="40" w:before="40"/>
+      </w:pPr>
+      <w:r>
+        <w:rPr>
+          <w:rFonts w:ascii="Calibri" w:cs="Calibri" w:eastAsia="Calibri" w:hAnsi="Calibri"/>
+          <w:sz w:val="22"/>
+          <w:szCs w:val="22"/>
+        </w:rPr>
+        <w:t xml:space="preserve">8 calculadoras clinicas auto-computadas (HOMA-IR, FIB-4, CKD-EPI, Framingham, ASCVD Risk)</w:t>
+      </w:r>
+    </w:p>
+    <w:p>
+      <w:pPr>
+        <w:pStyle w:val="ListParagraph"/>
+        <w:numPr>
+          <w:ilvl w:val="0"/>
+          <w:numId w:val="1"/>
+        </w:numPr>
+        <w:spacing w:after="40" w:before="40"/>
+      </w:pPr>
+      <w:r>
+        <w:rPr>
+          <w:rFonts w:ascii="Calibri" w:cs="Calibri" w:eastAsia="Calibri" w:hAnsi="Calibri"/>
+          <w:sz w:val="22"/>
+          <w:szCs w:val="22"/>
+        </w:rPr>
+        <w:t xml:space="preserve">Notas clinicas SOAP para medicos con historial auditable</w:t>
+      </w:r>
+    </w:p>
+    <w:p>
+      <w:pPr>
+        <w:pStyle w:val="ListParagraph"/>
+        <w:numPr>
+          <w:ilvl w:val="0"/>
+          <w:numId w:val="1"/>
+        </w:numPr>
+        <w:spacing w:after="40" w:before="40"/>
+      </w:pPr>
+      <w:r>
+        <w:rPr>
+          <w:rFonts w:ascii="Calibri" w:cs="Calibri" w:eastAsia="Calibri" w:hAnsi="Calibri"/>
+          <w:sz w:val="22"/>
+          <w:szCs w:val="22"/>
+        </w:rPr>
+        <w:t xml:space="preserve">Sistema de alertas inteligentes con priorizacion para medicos</w:t>
+      </w:r>
+    </w:p>
+    <w:p>
+      <w:pPr>
+        <w:pStyle w:val="ListParagraph"/>
+        <w:numPr>
+          <w:ilvl w:val="0"/>
+          <w:numId w:val="1"/>
+        </w:numPr>
+        <w:spacing w:after="40" w:before="40"/>
+      </w:pPr>
+      <w:r>
+        <w:rPr>
+          <w:rFonts w:ascii="Calibri" w:cs="Calibri" w:eastAsia="Calibri" w:hAnsi="Calibri"/>
+          <w:sz w:val="22"/>
+          <w:szCs w:val="22"/>
+        </w:rPr>
+        <w:t xml:space="preserve">Referencias verificadas via PubMed, Semantic Scholar y OpenAlex con abstracts y DOIs</w:t>
+      </w:r>
+    </w:p>
+    <w:p>
+      <w:pPr>
+        <w:pStyle w:val="ListParagraph"/>
+        <w:numPr>
+          <w:ilvl w:val="0"/>
+          <w:numId w:val="1"/>
+        </w:numPr>
+        <w:spacing w:after="40" w:before="40"/>
+      </w:pPr>
+      <w:r>
+        <w:rPr>
+          <w:rFonts w:ascii="Calibri" w:cs="Calibri" w:eastAsia="Calibri" w:hAnsi="Calibri"/>
+          <w:sz w:val="22"/>
+          <w:szCs w:val="22"/>
+        </w:rPr>
+        <w:t xml:space="preserve">Protocolo personalizado con evidencia cientifica de instituciones de nivel mundial</w:t>
+      </w:r>
+    </w:p>
+    <w:p>
+      <w:pPr>
+        <w:pStyle w:val="ListParagraph"/>
+        <w:numPr>
+          <w:ilvl w:val="0"/>
+          <w:numId w:val="1"/>
+        </w:numPr>
+        <w:spacing w:after="40" w:before="40"/>
+      </w:pPr>
+      <w:r>
+        <w:rPr>
+          <w:rFonts w:ascii="Calibri" w:cs="Calibri" w:eastAsia="Calibri" w:hAnsi="Calibri"/>
+          <w:sz w:val="22"/>
+          <w:szCs w:val="22"/>
+        </w:rPr>
+        <w:t xml:space="preserve">Dashboard instantaneo (segundos) + analisis profundo IA (minutos)</w:t>
+      </w:r>
+    </w:p>
+    <w:p>
+      <w:pPr>
+        <w:pStyle w:val="ListParagraph"/>
+        <w:numPr>
+          <w:ilvl w:val="0"/>
+          <w:numId w:val="1"/>
+        </w:numPr>
+        <w:spacing w:after="40" w:before="40"/>
+      </w:pPr>
+      <w:r>
+        <w:rPr>
+          <w:rFonts w:ascii="Calibri" w:cs="Calibri" w:eastAsia="Calibri" w:hAnsi="Calibri"/>
+          <w:sz w:val="22"/>
+          <w:szCs w:val="22"/>
+        </w:rPr>
+        <w:t xml:space="preserve">Sistema multi-rol: paciente, medico y clinica</w:t>
+      </w:r>
+    </w:p>
+    <w:p>
+      <w:pPr>
+        <w:pStyle w:val="ListParagraph"/>
+        <w:numPr>
+          <w:ilvl w:val="0"/>
+          <w:numId w:val="1"/>
+        </w:numPr>
+        <w:spacing w:after="40" w:before="40"/>
+      </w:pPr>
+      <w:r>
+        <w:rPr>
+          <w:rFonts w:ascii="Calibri" w:cs="Calibri" w:eastAsia="Calibri" w:hAnsi="Calibri"/>
+          <w:sz w:val="22"/>
+          <w:szCs w:val="22"/>
+        </w:rPr>
+        <w:t xml:space="preserve">Vinculacion segura paciente-medico por codigo unico</w:t>
+      </w:r>
+    </w:p>
+    <w:p>
+      <w:pPr>
+        <w:pStyle w:val="ListParagraph"/>
+        <w:numPr>
+          <w:ilvl w:val="0"/>
+          <w:numId w:val="1"/>
+        </w:numPr>
+        <w:spacing w:after="40" w:before="40"/>
+      </w:pPr>
+      <w:r>
+        <w:rPr>
+          <w:rFonts w:ascii="Calibri" w:cs="Calibri" w:eastAsia="Calibri" w:hAnsi="Calibri"/>
+          <w:sz w:val="22"/>
+          <w:szCs w:val="22"/>
+        </w:rPr>
+        <w:t xml:space="preserve">Chatbot conversacional que extrae historia clinica automaticamente</w:t>
+      </w:r>
+    </w:p>
+    <w:p>
+      <w:pPr>
+        <w:pStyle w:val="ListParagraph"/>
+        <w:numPr>
+          <w:ilvl w:val="0"/>
+          <w:numId w:val="1"/>
+        </w:numPr>
+        <w:spacing w:after="40" w:before="40"/>
+      </w:pPr>
+      <w:r>
+        <w:rPr>
+          <w:rFonts w:ascii="Calibri" w:cs="Calibri" w:eastAsia="Calibri" w:hAnsi="Calibri"/>
+          <w:sz w:val="22"/>
+          <w:szCs w:val="22"/>
+        </w:rPr>
         <w:t xml:space="preserve">Catalogo de 133 biomarcadores con rangos por genero y edad</w:t>
+      </w:r>
+    </w:p>
+    <w:p>
+      <w:pPr>
+        <w:pStyle w:val="ListParagraph"/>
+        <w:numPr>
+          <w:ilvl w:val="0"/>
+          <w:numId w:val="1"/>
+        </w:numPr>
+        <w:spacing w:after="40" w:before="40"/>
+      </w:pPr>
+      <w:r>
+        <w:rPr>
+          <w:rFonts w:ascii="Calibri" w:cs="Calibri" w:eastAsia="Calibri" w:hAnsi="Calibri"/>
+          <w:sz w:val="22"/>
+          <w:szCs w:val="22"/>
+        </w:rPr>
+        <w:t xml:space="preserve">Deduplicacion automatica de protocolo (codigo + prompt)</w:t>
+      </w:r>
+    </w:p>
+    <w:p>
+      <w:pPr>
+        <w:pStyle w:val="ListParagraph"/>
+        <w:numPr>
+          <w:ilvl w:val="0"/>
+          <w:numId w:val="1"/>
+        </w:numPr>
+        <w:spacing w:after="40" w:before="40"/>
+      </w:pPr>
+      <w:r>
+        <w:rPr>
+          <w:rFonts w:ascii="Calibri" w:cs="Calibri" w:eastAsia="Calibri" w:hAnsi="Calibri"/>
+          <w:sz w:val="22"/>
+          <w:szCs w:val="22"/>
+        </w:rPr>
+        <w:t xml:space="preserve">Metodologia transparente con pie de pagina en cada seccion del dashboard</w:t>
       </w:r>
     </w:p>
     <w:p>
@@ -1586,7 +1802,7 @@
           <w:sz w:val="22"/>
           <w:szCs w:val="22"/>
         </w:rPr>
-        <w:t xml:space="preserve">Gestion de multiples pacientes vinculados</w:t>
+        <w:t xml:space="preserve">Crear y gestionar pacientes propios + pacientes vinculados por invitacion</w:t>
       </w:r>
     </w:p>
     <w:p>
@@ -1604,7 +1820,7 @@
           <w:sz w:val="22"/>
           <w:szCs w:val="22"/>
         </w:rPr>
-        <w:t xml:space="preserve">Reportes medicos PDF profesionales</w:t>
+        <w:t xml:space="preserve">Notas clinicas SOAP (Subjetivo, Objetivo, Assessment, Plan) con historial auditable</w:t>
       </w:r>
     </w:p>
     <w:p>
@@ -1622,7 +1838,7 @@
           <w:sz w:val="22"/>
           <w:szCs w:val="22"/>
         </w:rPr>
-        <w:t xml:space="preserve">Protocolo con evidencia cientifica</w:t>
+        <w:t xml:space="preserve">8 calculadoras clinicas auto-computadas (HOMA-IR, FIB-4, CKD-EPI, ASCVD, Framingham, IMC, TG/HDL, Ind. Aterogenico)</w:t>
       </w:r>
     </w:p>
     <w:p>
@@ -1640,7 +1856,7 @@
           <w:sz w:val="22"/>
           <w:szCs w:val="22"/>
         </w:rPr>
-        <w:t xml:space="preserve">Algoritmo de celulas madre y exosomas</w:t>
+        <w:t xml:space="preserve">Tendencias longitudinales: deltas entre analisis, velocidad de cambio, proyeccion a danger</w:t>
       </w:r>
     </w:p>
     <w:p>
@@ -1658,7 +1874,7 @@
           <w:sz w:val="22"/>
           <w:szCs w:val="22"/>
         </w:rPr>
-        <w:t xml:space="preserve">Re-analisis con historia clinica</w:t>
+        <w:t xml:space="preserve">Alertas inteligentes: nuevos analisis, biomarcadores en danger, empeoramiento &gt;20%</w:t>
       </w:r>
     </w:p>
     <w:p>
@@ -1676,7 +1892,115 @@
           <w:sz w:val="22"/>
           <w:szCs w:val="22"/>
         </w:rPr>
-        <w:t xml:space="preserve">Exportacion de datos clinicos</w:t>
+        <w:t xml:space="preserve">Referencias verificadas PubMed / Semantic Scholar / OpenAlex con abstracts y DOIs</w:t>
+      </w:r>
+    </w:p>
+    <w:p>
+      <w:pPr>
+        <w:pStyle w:val="ListParagraph"/>
+        <w:numPr>
+          <w:ilvl w:val="0"/>
+          <w:numId w:val="1"/>
+        </w:numPr>
+        <w:spacing w:after="40" w:before="40"/>
+      </w:pPr>
+      <w:r>
+        <w:rPr>
+          <w:rFonts w:ascii="Calibri" w:cs="Calibri" w:eastAsia="Calibri" w:hAnsi="Calibri"/>
+          <w:sz w:val="22"/>
+          <w:szCs w:val="22"/>
+        </w:rPr>
+        <w:t xml:space="preserve">Chat conversacional con IA para pacientes propios y vinculados</w:t>
+      </w:r>
+    </w:p>
+    <w:p>
+      <w:pPr>
+        <w:pStyle w:val="ListParagraph"/>
+        <w:numPr>
+          <w:ilvl w:val="0"/>
+          <w:numId w:val="1"/>
+        </w:numPr>
+        <w:spacing w:after="40" w:before="40"/>
+      </w:pPr>
+      <w:r>
+        <w:rPr>
+          <w:rFonts w:ascii="Calibri" w:cs="Calibri" w:eastAsia="Calibri" w:hAnsi="Calibri"/>
+          <w:sz w:val="22"/>
+          <w:szCs w:val="22"/>
+        </w:rPr>
+        <w:t xml:space="preserve">Reportes medicos PDF profesionales</w:t>
+      </w:r>
+    </w:p>
+    <w:p>
+      <w:pPr>
+        <w:pStyle w:val="ListParagraph"/>
+        <w:numPr>
+          <w:ilvl w:val="0"/>
+          <w:numId w:val="1"/>
+        </w:numPr>
+        <w:spacing w:after="40" w:before="40"/>
+      </w:pPr>
+      <w:r>
+        <w:rPr>
+          <w:rFonts w:ascii="Calibri" w:cs="Calibri" w:eastAsia="Calibri" w:hAnsi="Calibri"/>
+          <w:sz w:val="22"/>
+          <w:szCs w:val="22"/>
+        </w:rPr>
+        <w:t xml:space="preserve">Protocolo con evidencia cientifica y verificacion de interacciones farmacologicas</w:t>
+      </w:r>
+    </w:p>
+    <w:p>
+      <w:pPr>
+        <w:pStyle w:val="ListParagraph"/>
+        <w:numPr>
+          <w:ilvl w:val="0"/>
+          <w:numId w:val="1"/>
+        </w:numPr>
+        <w:spacing w:after="40" w:before="40"/>
+      </w:pPr>
+      <w:r>
+        <w:rPr>
+          <w:rFonts w:ascii="Calibri" w:cs="Calibri" w:eastAsia="Calibri" w:hAnsi="Calibri"/>
+          <w:sz w:val="22"/>
+          <w:szCs w:val="22"/>
+        </w:rPr>
+        <w:t xml:space="preserve">Algoritmo de celulas madre hUC-MSC y exosomas</w:t>
+      </w:r>
+    </w:p>
+    <w:p>
+      <w:pPr>
+        <w:pStyle w:val="ListParagraph"/>
+        <w:numPr>
+          <w:ilvl w:val="0"/>
+          <w:numId w:val="1"/>
+        </w:numPr>
+        <w:spacing w:after="40" w:before="40"/>
+      </w:pPr>
+      <w:r>
+        <w:rPr>
+          <w:rFonts w:ascii="Calibri" w:cs="Calibri" w:eastAsia="Calibri" w:hAnsi="Calibri"/>
+          <w:sz w:val="22"/>
+          <w:szCs w:val="22"/>
+        </w:rPr>
+        <w:t xml:space="preserve">Re-analisis con historia clinica (pacientes propios)</w:t>
+      </w:r>
+    </w:p>
+    <w:p>
+      <w:pPr>
+        <w:pStyle w:val="ListParagraph"/>
+        <w:numPr>
+          <w:ilvl w:val="0"/>
+          <w:numId w:val="1"/>
+        </w:numPr>
+        <w:spacing w:after="40" w:before="40"/>
+      </w:pPr>
+      <w:r>
+        <w:rPr>
+          <w:rFonts w:ascii="Calibri" w:cs="Calibri" w:eastAsia="Calibri" w:hAnsi="Calibri"/>
+          <w:sz w:val="22"/>
+          <w:szCs w:val="22"/>
+        </w:rPr>
+        <w:t xml:space="preserve">Seguimiento de citas y proximos pasos</w:t>
       </w:r>
     </w:p>
     <w:p>
@@ -3511,7 +3835,7 @@
           <w:sz w:val="24"/>
           <w:szCs w:val="24"/>
         </w:rPr>
-        <w:t xml:space="preserve">4.2.3 Invitaciones de Pacientes</w:t>
+        <w:t xml:space="preserve">4.2.3 Crear Pacientes Propios</w:t>
       </w:r>
     </w:p>
     <w:p>
@@ -3519,17 +3843,17 @@
         <w:pStyle w:val="ListParagraph"/>
         <w:numPr>
           <w:ilvl w:val="0"/>
-          <w:numId w:val="2"/>
-        </w:numPr>
-        <w:spacing w:after="40" w:before="40"/>
-      </w:pPr>
-      <w:r>
-        <w:rPr>
-          <w:rFonts w:ascii="Calibri" w:cs="Calibri" w:eastAsia="Calibri" w:hAnsi="Calibri"/>
-          <w:sz w:val="22"/>
-          <w:szCs w:val="22"/>
-        </w:rPr>
-        <w:t xml:space="preserve">Cuando un paciente envia invitacion, aparece un banner de notificacion</w:t>
+          <w:numId w:val="1"/>
+        </w:numPr>
+        <w:spacing w:after="40" w:before="40"/>
+      </w:pPr>
+      <w:r>
+        <w:rPr>
+          <w:rFonts w:ascii="Calibri" w:cs="Calibri" w:eastAsia="Calibri" w:hAnsi="Calibri"/>
+          <w:sz w:val="22"/>
+          <w:szCs w:val="22"/>
+        </w:rPr>
+        <w:t xml:space="preserve">El medico puede crear pacientes directamente con el boton "Nuevo Paciente"</w:t>
       </w:r>
     </w:p>
     <w:p>
@@ -3537,17 +3861,17 @@
         <w:pStyle w:val="ListParagraph"/>
         <w:numPr>
           <w:ilvl w:val="0"/>
-          <w:numId w:val="2"/>
-        </w:numPr>
-        <w:spacing w:after="40" w:before="40"/>
-      </w:pPr>
-      <w:r>
-        <w:rPr>
-          <w:rFonts w:ascii="Calibri" w:cs="Calibri" w:eastAsia="Calibri" w:hAnsi="Calibri"/>
-          <w:sz w:val="22"/>
-          <w:szCs w:val="22"/>
-        </w:rPr>
-        <w:t xml:space="preserve">Hacer clic en "Invitaciones" para ver la lista</w:t>
+          <w:numId w:val="1"/>
+        </w:numPr>
+        <w:spacing w:after="40" w:before="40"/>
+      </w:pPr>
+      <w:r>
+        <w:rPr>
+          <w:rFonts w:ascii="Calibri" w:cs="Calibri" w:eastAsia="Calibri" w:hAnsi="Calibri"/>
+          <w:sz w:val="22"/>
+          <w:szCs w:val="22"/>
+        </w:rPr>
+        <w:t xml:space="preserve">Los pacientes creados por el medico son "propios" — control total</w:t>
       </w:r>
     </w:p>
     <w:p>
@@ -3555,17 +3879,17 @@
         <w:pStyle w:val="ListParagraph"/>
         <w:numPr>
           <w:ilvl w:val="0"/>
-          <w:numId w:val="2"/>
-        </w:numPr>
-        <w:spacing w:after="40" w:before="40"/>
-      </w:pPr>
-      <w:r>
-        <w:rPr>
-          <w:rFonts w:ascii="Calibri" w:cs="Calibri" w:eastAsia="Calibri" w:hAnsi="Calibri"/>
-          <w:sz w:val="22"/>
-          <w:szCs w:val="22"/>
-        </w:rPr>
-        <w:t xml:space="preserve">Cada invitacion muestra: nombre del paciente, codigo, edad, fecha</w:t>
+          <w:numId w:val="1"/>
+        </w:numPr>
+        <w:spacing w:after="40" w:before="40"/>
+      </w:pPr>
+      <w:r>
+        <w:rPr>
+          <w:rFonts w:ascii="Calibri" w:cs="Calibri" w:eastAsia="Calibri" w:hAnsi="Calibri"/>
+          <w:sz w:val="22"/>
+          <w:szCs w:val="22"/>
+        </w:rPr>
+        <w:t xml:space="preserve">El medico puede crear multiples pacientes (sin limite)</w:t>
       </w:r>
     </w:p>
     <w:p>
@@ -3573,17 +3897,17 @@
         <w:pStyle w:val="ListParagraph"/>
         <w:numPr>
           <w:ilvl w:val="0"/>
-          <w:numId w:val="2"/>
-        </w:numPr>
-        <w:spacing w:after="40" w:before="40"/>
-      </w:pPr>
-      <w:r>
-        <w:rPr>
-          <w:rFonts w:ascii="Calibri" w:cs="Calibri" w:eastAsia="Calibri" w:hAnsi="Calibri"/>
-          <w:sz w:val="22"/>
-          <w:szCs w:val="22"/>
-        </w:rPr>
-        <w:t xml:space="preserve">Opciones: Aceptar (acceso a analisis) o Rechazar</w:t>
+          <w:numId w:val="1"/>
+        </w:numPr>
+        <w:spacing w:after="40" w:before="40"/>
+      </w:pPr>
+      <w:r>
+        <w:rPr>
+          <w:rFonts w:ascii="Calibri" w:cs="Calibri" w:eastAsia="Calibri" w:hAnsi="Calibri"/>
+          <w:sz w:val="22"/>
+          <w:szCs w:val="22"/>
+        </w:rPr>
+        <w:t xml:space="preserve">Puede subir estudios, completar historia clinica, re-analizar y usar chatbot</w:t>
       </w:r>
     </w:p>
     <w:p>
@@ -3605,7 +3929,7 @@
           <w:sz w:val="24"/>
           <w:szCs w:val="24"/>
         </w:rPr>
-        <w:t xml:space="preserve">4.2.4 Ver Analisis de Pacientes</w:t>
+        <w:t xml:space="preserve">4.2.4 Invitaciones de Pacientes</w:t>
       </w:r>
     </w:p>
     <w:p>
@@ -3613,17 +3937,17 @@
         <w:pStyle w:val="ListParagraph"/>
         <w:numPr>
           <w:ilvl w:val="0"/>
-          <w:numId w:val="1"/>
-        </w:numPr>
-        <w:spacing w:after="40" w:before="40"/>
-      </w:pPr>
-      <w:r>
-        <w:rPr>
-          <w:rFonts w:ascii="Calibri" w:cs="Calibri" w:eastAsia="Calibri" w:hAnsi="Calibri"/>
-          <w:sz w:val="22"/>
-          <w:szCs w:val="22"/>
-        </w:rPr>
-        <w:t xml:space="preserve">Los pacientes vinculados aparecen como tarjetas en la pantalla principal</w:t>
+          <w:numId w:val="2"/>
+        </w:numPr>
+        <w:spacing w:after="40" w:before="40"/>
+      </w:pPr>
+      <w:r>
+        <w:rPr>
+          <w:rFonts w:ascii="Calibri" w:cs="Calibri" w:eastAsia="Calibri" w:hAnsi="Calibri"/>
+          <w:sz w:val="22"/>
+          <w:szCs w:val="22"/>
+        </w:rPr>
+        <w:t xml:space="preserve">Cuando un paciente envia invitacion, aparece un banner de notificacion</w:t>
       </w:r>
     </w:p>
     <w:p>
@@ -3631,17 +3955,17 @@
         <w:pStyle w:val="ListParagraph"/>
         <w:numPr>
           <w:ilvl w:val="0"/>
-          <w:numId w:val="1"/>
-        </w:numPr>
-        <w:spacing w:after="40" w:before="40"/>
-      </w:pPr>
-      <w:r>
-        <w:rPr>
-          <w:rFonts w:ascii="Calibri" w:cs="Calibri" w:eastAsia="Calibri" w:hAnsi="Calibri"/>
-          <w:sz w:val="22"/>
-          <w:szCs w:val="22"/>
-        </w:rPr>
-        <w:t xml:space="preserve">Cada tarjeta muestra: nombre, codigo, edad, score, alertas</w:t>
+          <w:numId w:val="2"/>
+        </w:numPr>
+        <w:spacing w:after="40" w:before="40"/>
+      </w:pPr>
+      <w:r>
+        <w:rPr>
+          <w:rFonts w:ascii="Calibri" w:cs="Calibri" w:eastAsia="Calibri" w:hAnsi="Calibri"/>
+          <w:sz w:val="22"/>
+          <w:szCs w:val="22"/>
+        </w:rPr>
+        <w:t xml:space="preserve">Hacer clic en "Invitaciones" para ver la lista</w:t>
       </w:r>
     </w:p>
     <w:p>
@@ -3649,17 +3973,17 @@
         <w:pStyle w:val="ListParagraph"/>
         <w:numPr>
           <w:ilvl w:val="0"/>
-          <w:numId w:val="1"/>
-        </w:numPr>
-        <w:spacing w:after="40" w:before="40"/>
-      </w:pPr>
-      <w:r>
-        <w:rPr>
-          <w:rFonts w:ascii="Calibri" w:cs="Calibri" w:eastAsia="Calibri" w:hAnsi="Calibri"/>
-          <w:sz w:val="22"/>
-          <w:szCs w:val="22"/>
-        </w:rPr>
-        <w:t xml:space="preserve">Hacer clic en "Dashboard" para ver el analisis completo</w:t>
+          <w:numId w:val="2"/>
+        </w:numPr>
+        <w:spacing w:after="40" w:before="40"/>
+      </w:pPr>
+      <w:r>
+        <w:rPr>
+          <w:rFonts w:ascii="Calibri" w:cs="Calibri" w:eastAsia="Calibri" w:hAnsi="Calibri"/>
+          <w:sz w:val="22"/>
+          <w:szCs w:val="22"/>
+        </w:rPr>
+        <w:t xml:space="preserve">Cada invitacion muestra: nombre, codigo, edad, genero, peso, estatura, IMC, analisis realizados, estado de historia clinica</w:t>
       </w:r>
     </w:p>
     <w:p>
@@ -3667,35 +3991,17 @@
         <w:pStyle w:val="ListParagraph"/>
         <w:numPr>
           <w:ilvl w:val="0"/>
-          <w:numId w:val="1"/>
-        </w:numPr>
-        <w:spacing w:after="40" w:before="40"/>
-      </w:pPr>
-      <w:r>
-        <w:rPr>
-          <w:rFonts w:ascii="Calibri" w:cs="Calibri" w:eastAsia="Calibri" w:hAnsi="Calibri"/>
-          <w:sz w:val="22"/>
-          <w:szCs w:val="22"/>
-        </w:rPr>
-        <w:t xml:space="preserve">El medico puede ver todas las pestanas excepto Historia Clinica</w:t>
-      </w:r>
-    </w:p>
-    <w:p>
-      <w:pPr>
-        <w:pStyle w:val="ListParagraph"/>
-        <w:numPr>
-          <w:ilvl w:val="0"/>
-          <w:numId w:val="1"/>
-        </w:numPr>
-        <w:spacing w:after="40" w:before="40"/>
-      </w:pPr>
-      <w:r>
-        <w:rPr>
-          <w:rFonts w:ascii="Calibri" w:cs="Calibri" w:eastAsia="Calibri" w:hAnsi="Calibri"/>
-          <w:sz w:val="22"/>
-          <w:szCs w:val="22"/>
-        </w:rPr>
-        <w:t xml:space="preserve">El medico NO puede: subir estudios, re-analizar, ni acceder al chatbot</w:t>
+          <w:numId w:val="2"/>
+        </w:numPr>
+        <w:spacing w:after="40" w:before="40"/>
+      </w:pPr>
+      <w:r>
+        <w:rPr>
+          <w:rFonts w:ascii="Calibri" w:cs="Calibri" w:eastAsia="Calibri" w:hAnsi="Calibri"/>
+          <w:sz w:val="22"/>
+          <w:szCs w:val="22"/>
+        </w:rPr>
+        <w:t xml:space="preserve">Opciones: Aceptar (acceso a analisis) o Rechazar</w:t>
       </w:r>
     </w:p>
     <w:p>
@@ -3717,102 +4023,13 @@
           <w:sz w:val="24"/>
           <w:szCs w:val="24"/>
         </w:rPr>
-        <w:t xml:space="preserve">4.2.5 Desvincular Paciente</w:t>
-      </w:r>
-    </w:p>
-    <w:p>
-      <w:pPr>
-        <w:pStyle w:val="ListParagraph"/>
-        <w:numPr>
-          <w:ilvl w:val="0"/>
-          <w:numId w:val="1"/>
-        </w:numPr>
-        <w:spacing w:after="40" w:before="40"/>
-      </w:pPr>
-      <w:r>
-        <w:rPr>
-          <w:rFonts w:ascii="Calibri" w:cs="Calibri" w:eastAsia="Calibri" w:hAnsi="Calibri"/>
-          <w:sz w:val="22"/>
-          <w:szCs w:val="22"/>
-        </w:rPr>
-        <w:t xml:space="preserve">En la tarjeta del paciente, hacer clic en la "X"</w:t>
-      </w:r>
-    </w:p>
-    <w:p>
-      <w:pPr>
-        <w:pStyle w:val="ListParagraph"/>
-        <w:numPr>
-          <w:ilvl w:val="0"/>
-          <w:numId w:val="1"/>
-        </w:numPr>
-        <w:spacing w:after="40" w:before="40"/>
-      </w:pPr>
-      <w:r>
-        <w:rPr>
-          <w:rFonts w:ascii="Calibri" w:cs="Calibri" w:eastAsia="Calibri" w:hAnsi="Calibri"/>
-          <w:sz w:val="22"/>
-          <w:szCs w:val="22"/>
-        </w:rPr>
-        <w:t xml:space="preserve">Confirmar desvinculacion</w:t>
-      </w:r>
-    </w:p>
-    <w:p>
-      <w:pPr>
-        <w:pStyle w:val="ListParagraph"/>
-        <w:numPr>
-          <w:ilvl w:val="0"/>
-          <w:numId w:val="1"/>
-        </w:numPr>
-        <w:spacing w:after="40" w:before="40"/>
-      </w:pPr>
-      <w:r>
-        <w:rPr>
-          <w:rFonts w:ascii="Calibri" w:cs="Calibri" w:eastAsia="Calibri" w:hAnsi="Calibri"/>
-          <w:sz w:val="22"/>
-          <w:szCs w:val="22"/>
-        </w:rPr>
-        <w:t xml:space="preserve">Se revoca el acceso; el paciente puede re-invitar en el futuro</w:t>
-      </w:r>
-    </w:p>
-    <w:p>
-      <w:pPr>
-        <w:pStyle w:val="ListParagraph"/>
-        <w:numPr>
-          <w:ilvl w:val="0"/>
-          <w:numId w:val="1"/>
-        </w:numPr>
-        <w:spacing w:after="40" w:before="40"/>
-      </w:pPr>
-      <w:r>
-        <w:rPr>
-          <w:rFonts w:ascii="Calibri" w:cs="Calibri" w:eastAsia="Calibri" w:hAnsi="Calibri"/>
-          <w:sz w:val="22"/>
-          <w:szCs w:val="22"/>
-        </w:rPr>
-        <w:t xml:space="preserve">Los datos del paciente NO se eliminan</w:t>
+        <w:t xml:space="preserve">4.2.5 Permisos del Medico (Paciente Propio vs Vinculado)</w:t>
       </w:r>
     </w:p>
     <w:p>
       <w:pPr>
         <w:spacing w:after="60"/>
       </w:pPr>
-    </w:p>
-    <w:p>
-      <w:pPr>
-        <w:pStyle w:val="Heading3"/>
-        <w:spacing w:after="60" w:before="160"/>
-      </w:pPr>
-      <w:r>
-        <w:rPr>
-          <w:rFonts w:ascii="Calibri" w:cs="Calibri" w:eastAsia="Calibri" w:hAnsi="Calibri"/>
-          <w:b/>
-          <w:bCs/>
-          <w:color w:val="C9A84C"/>
-          <w:sz w:val="24"/>
-          <w:szCs w:val="24"/>
-        </w:rPr>
-        <w:t xml:space="preserve">4.2.6 Restricciones del Medico</w:t>
-      </w:r>
     </w:p>
     <w:tbl>
       <w:tblPr>
@@ -3829,11 +4046,12 @@
       <w:tblGrid>
         <w:gridCol w:w="100"/>
         <w:gridCol w:w="100"/>
+        <w:gridCol w:w="100"/>
       </w:tblGrid>
       <w:tr>
         <w:tc>
           <w:tcPr>
-            <w:tcW w:type="dxa" w:w="4500"/>
+            <w:tcW w:type="dxa" w:w="3000"/>
             <w:shd w:fill="050E1B" w:color="FFFFFF"/>
           </w:tcPr>
           <w:p>
@@ -3852,7 +4070,7 @@
         </w:tc>
         <w:tc>
           <w:tcPr>
-            <w:tcW w:type="dxa" w:w="4500"/>
+            <w:tcW w:type="dxa" w:w="3000"/>
             <w:shd w:fill="050E1B" w:color="FFFFFF"/>
           </w:tcPr>
           <w:p>
@@ -3865,7 +4083,26 @@
                 <w:sz w:val="22"/>
                 <w:szCs w:val="22"/>
               </w:rPr>
-              <w:t xml:space="preserve">Acceso</w:t>
+              <w:t xml:space="preserve">Paciente propio</w:t>
+            </w:r>
+          </w:p>
+        </w:tc>
+        <w:tc>
+          <w:tcPr>
+            <w:tcW w:type="dxa" w:w="3000"/>
+            <w:shd w:fill="050E1B" w:color="FFFFFF"/>
+          </w:tcPr>
+          <w:p>
+            <w:pPr>
+              <w:spacing w:after="40" w:before="40"/>
+            </w:pPr>
+            <w:r>
+              <w:rPr>
+                <w:rFonts w:ascii="Calibri" w:cs="Calibri" w:eastAsia="Calibri" w:hAnsi="Calibri"/>
+                <w:sz w:val="22"/>
+                <w:szCs w:val="22"/>
+              </w:rPr>
+              <w:t xml:space="preserve">Paciente vinculado</w:t>
             </w:r>
           </w:p>
         </w:tc>
@@ -3873,25 +4110,43 @@
       <w:tr>
         <w:tc>
           <w:tcPr>
-            <w:tcW w:type="dxa" w:w="4500"/>
-          </w:tcPr>
-          <w:p>
-            <w:pPr>
-              <w:spacing w:after="40" w:before="40"/>
-            </w:pPr>
-            <w:r>
-              <w:rPr>
-                <w:rFonts w:ascii="Calibri" w:cs="Calibri" w:eastAsia="Calibri" w:hAnsi="Calibri"/>
-                <w:sz w:val="22"/>
-                <w:szCs w:val="22"/>
-              </w:rPr>
-              <w:t xml:space="preserve">Ver dashboard completo (10 pestanas)</w:t>
-            </w:r>
-          </w:p>
-        </w:tc>
-        <w:tc>
-          <w:tcPr>
-            <w:tcW w:type="dxa" w:w="4500"/>
+            <w:tcW w:type="dxa" w:w="3000"/>
+          </w:tcPr>
+          <w:p>
+            <w:pPr>
+              <w:spacing w:after="40" w:before="40"/>
+            </w:pPr>
+            <w:r>
+              <w:rPr>
+                <w:rFonts w:ascii="Calibri" w:cs="Calibri" w:eastAsia="Calibri" w:hAnsi="Calibri"/>
+                <w:sz w:val="22"/>
+                <w:szCs w:val="22"/>
+              </w:rPr>
+              <w:t xml:space="preserve">Ver dashboard completo (11 pestanas)</w:t>
+            </w:r>
+          </w:p>
+        </w:tc>
+        <w:tc>
+          <w:tcPr>
+            <w:tcW w:type="dxa" w:w="3000"/>
+          </w:tcPr>
+          <w:p>
+            <w:pPr>
+              <w:spacing w:after="40" w:before="40"/>
+            </w:pPr>
+            <w:r>
+              <w:rPr>
+                <w:rFonts w:ascii="Calibri" w:cs="Calibri" w:eastAsia="Calibri" w:hAnsi="Calibri"/>
+                <w:sz w:val="22"/>
+                <w:szCs w:val="22"/>
+              </w:rPr>
+              <w:t xml:space="preserve">Si</w:t>
+            </w:r>
+          </w:p>
+        </w:tc>
+        <w:tc>
+          <w:tcPr>
+            <w:tcW w:type="dxa" w:w="3000"/>
           </w:tcPr>
           <w:p>
             <w:pPr>
@@ -3911,25 +4166,43 @@
       <w:tr>
         <w:tc>
           <w:tcPr>
-            <w:tcW w:type="dxa" w:w="4500"/>
-          </w:tcPr>
-          <w:p>
-            <w:pPr>
-              <w:spacing w:after="40" w:before="40"/>
-            </w:pPr>
-            <w:r>
-              <w:rPr>
-                <w:rFonts w:ascii="Calibri" w:cs="Calibri" w:eastAsia="Calibri" w:hAnsi="Calibri"/>
-                <w:sz w:val="22"/>
-                <w:szCs w:val="22"/>
-              </w:rPr>
-              <w:t xml:space="preserve">Exportar PDF</w:t>
-            </w:r>
-          </w:p>
-        </w:tc>
-        <w:tc>
-          <w:tcPr>
-            <w:tcW w:type="dxa" w:w="4500"/>
+            <w:tcW w:type="dxa" w:w="3000"/>
+          </w:tcPr>
+          <w:p>
+            <w:pPr>
+              <w:spacing w:after="40" w:before="40"/>
+            </w:pPr>
+            <w:r>
+              <w:rPr>
+                <w:rFonts w:ascii="Calibri" w:cs="Calibri" w:eastAsia="Calibri" w:hAnsi="Calibri"/>
+                <w:sz w:val="22"/>
+                <w:szCs w:val="22"/>
+              </w:rPr>
+              <w:t xml:space="preserve">Chatbot Longevity IA</w:t>
+            </w:r>
+          </w:p>
+        </w:tc>
+        <w:tc>
+          <w:tcPr>
+            <w:tcW w:type="dxa" w:w="3000"/>
+          </w:tcPr>
+          <w:p>
+            <w:pPr>
+              <w:spacing w:after="40" w:before="40"/>
+            </w:pPr>
+            <w:r>
+              <w:rPr>
+                <w:rFonts w:ascii="Calibri" w:cs="Calibri" w:eastAsia="Calibri" w:hAnsi="Calibri"/>
+                <w:sz w:val="22"/>
+                <w:szCs w:val="22"/>
+              </w:rPr>
+              <w:t xml:space="preserve">Si</w:t>
+            </w:r>
+          </w:p>
+        </w:tc>
+        <w:tc>
+          <w:tcPr>
+            <w:tcW w:type="dxa" w:w="3000"/>
           </w:tcPr>
           <w:p>
             <w:pPr>
@@ -3949,37 +4222,55 @@
       <w:tr>
         <w:tc>
           <w:tcPr>
-            <w:tcW w:type="dxa" w:w="4500"/>
-          </w:tcPr>
-          <w:p>
-            <w:pPr>
-              <w:spacing w:after="40" w:before="40"/>
-            </w:pPr>
-            <w:r>
-              <w:rPr>
-                <w:rFonts w:ascii="Calibri" w:cs="Calibri" w:eastAsia="Calibri" w:hAnsi="Calibri"/>
-                <w:sz w:val="22"/>
-                <w:szCs w:val="22"/>
-              </w:rPr>
-              <w:t xml:space="preserve">Historia Clinica</w:t>
-            </w:r>
-          </w:p>
-        </w:tc>
-        <w:tc>
-          <w:tcPr>
-            <w:tcW w:type="dxa" w:w="4500"/>
-          </w:tcPr>
-          <w:p>
-            <w:pPr>
-              <w:spacing w:after="40" w:before="40"/>
-            </w:pPr>
-            <w:r>
-              <w:rPr>
-                <w:rFonts w:ascii="Calibri" w:cs="Calibri" w:eastAsia="Calibri" w:hAnsi="Calibri"/>
-                <w:sz w:val="22"/>
-                <w:szCs w:val="22"/>
-              </w:rPr>
-              <w:t xml:space="preserve">No</w:t>
+            <w:tcW w:type="dxa" w:w="3000"/>
+          </w:tcPr>
+          <w:p>
+            <w:pPr>
+              <w:spacing w:after="40" w:before="40"/>
+            </w:pPr>
+            <w:r>
+              <w:rPr>
+                <w:rFonts w:ascii="Calibri" w:cs="Calibri" w:eastAsia="Calibri" w:hAnsi="Calibri"/>
+                <w:sz w:val="22"/>
+                <w:szCs w:val="22"/>
+              </w:rPr>
+              <w:t xml:space="preserve">Referencias verificadas (PubMed, Semantic Scholar, OpenAlex)</w:t>
+            </w:r>
+          </w:p>
+        </w:tc>
+        <w:tc>
+          <w:tcPr>
+            <w:tcW w:type="dxa" w:w="3000"/>
+          </w:tcPr>
+          <w:p>
+            <w:pPr>
+              <w:spacing w:after="40" w:before="40"/>
+            </w:pPr>
+            <w:r>
+              <w:rPr>
+                <w:rFonts w:ascii="Calibri" w:cs="Calibri" w:eastAsia="Calibri" w:hAnsi="Calibri"/>
+                <w:sz w:val="22"/>
+                <w:szCs w:val="22"/>
+              </w:rPr>
+              <w:t xml:space="preserve">Si</w:t>
+            </w:r>
+          </w:p>
+        </w:tc>
+        <w:tc>
+          <w:tcPr>
+            <w:tcW w:type="dxa" w:w="3000"/>
+          </w:tcPr>
+          <w:p>
+            <w:pPr>
+              <w:spacing w:after="40" w:before="40"/>
+            </w:pPr>
+            <w:r>
+              <w:rPr>
+                <w:rFonts w:ascii="Calibri" w:cs="Calibri" w:eastAsia="Calibri" w:hAnsi="Calibri"/>
+                <w:sz w:val="22"/>
+                <w:szCs w:val="22"/>
+              </w:rPr>
+              <w:t xml:space="preserve">Si</w:t>
             </w:r>
           </w:p>
         </w:tc>
@@ -3987,37 +4278,55 @@
       <w:tr>
         <w:tc>
           <w:tcPr>
-            <w:tcW w:type="dxa" w:w="4500"/>
-          </w:tcPr>
-          <w:p>
-            <w:pPr>
-              <w:spacing w:after="40" w:before="40"/>
-            </w:pPr>
-            <w:r>
-              <w:rPr>
-                <w:rFonts w:ascii="Calibri" w:cs="Calibri" w:eastAsia="Calibri" w:hAnsi="Calibri"/>
-                <w:sz w:val="22"/>
-                <w:szCs w:val="22"/>
-              </w:rPr>
-              <w:t xml:space="preserve">Chatbot Longevity IA</w:t>
-            </w:r>
-          </w:p>
-        </w:tc>
-        <w:tc>
-          <w:tcPr>
-            <w:tcW w:type="dxa" w:w="4500"/>
-          </w:tcPr>
-          <w:p>
-            <w:pPr>
-              <w:spacing w:after="40" w:before="40"/>
-            </w:pPr>
-            <w:r>
-              <w:rPr>
-                <w:rFonts w:ascii="Calibri" w:cs="Calibri" w:eastAsia="Calibri" w:hAnsi="Calibri"/>
-                <w:sz w:val="22"/>
-                <w:szCs w:val="22"/>
-              </w:rPr>
-              <w:t xml:space="preserve">No</w:t>
+            <w:tcW w:type="dxa" w:w="3000"/>
+          </w:tcPr>
+          <w:p>
+            <w:pPr>
+              <w:spacing w:after="40" w:before="40"/>
+            </w:pPr>
+            <w:r>
+              <w:rPr>
+                <w:rFonts w:ascii="Calibri" w:cs="Calibri" w:eastAsia="Calibri" w:hAnsi="Calibri"/>
+                <w:sz w:val="22"/>
+                <w:szCs w:val="22"/>
+              </w:rPr>
+              <w:t xml:space="preserve">Notas clinicas SOAP</w:t>
+            </w:r>
+          </w:p>
+        </w:tc>
+        <w:tc>
+          <w:tcPr>
+            <w:tcW w:type="dxa" w:w="3000"/>
+          </w:tcPr>
+          <w:p>
+            <w:pPr>
+              <w:spacing w:after="40" w:before="40"/>
+            </w:pPr>
+            <w:r>
+              <w:rPr>
+                <w:rFonts w:ascii="Calibri" w:cs="Calibri" w:eastAsia="Calibri" w:hAnsi="Calibri"/>
+                <w:sz w:val="22"/>
+                <w:szCs w:val="22"/>
+              </w:rPr>
+              <w:t xml:space="preserve">Si</w:t>
+            </w:r>
+          </w:p>
+        </w:tc>
+        <w:tc>
+          <w:tcPr>
+            <w:tcW w:type="dxa" w:w="3000"/>
+          </w:tcPr>
+          <w:p>
+            <w:pPr>
+              <w:spacing w:after="40" w:before="40"/>
+            </w:pPr>
+            <w:r>
+              <w:rPr>
+                <w:rFonts w:ascii="Calibri" w:cs="Calibri" w:eastAsia="Calibri" w:hAnsi="Calibri"/>
+                <w:sz w:val="22"/>
+                <w:szCs w:val="22"/>
+              </w:rPr>
+              <w:t xml:space="preserve">Si</w:t>
             </w:r>
           </w:p>
         </w:tc>
@@ -4025,37 +4334,55 @@
       <w:tr>
         <w:tc>
           <w:tcPr>
-            <w:tcW w:type="dxa" w:w="4500"/>
-          </w:tcPr>
-          <w:p>
-            <w:pPr>
-              <w:spacing w:after="40" w:before="40"/>
-            </w:pPr>
-            <w:r>
-              <w:rPr>
-                <w:rFonts w:ascii="Calibri" w:cs="Calibri" w:eastAsia="Calibri" w:hAnsi="Calibri"/>
-                <w:sz w:val="22"/>
-                <w:szCs w:val="22"/>
-              </w:rPr>
-              <w:t xml:space="preserve">Re-analizar</w:t>
-            </w:r>
-          </w:p>
-        </w:tc>
-        <w:tc>
-          <w:tcPr>
-            <w:tcW w:type="dxa" w:w="4500"/>
-          </w:tcPr>
-          <w:p>
-            <w:pPr>
-              <w:spacing w:after="40" w:before="40"/>
-            </w:pPr>
-            <w:r>
-              <w:rPr>
-                <w:rFonts w:ascii="Calibri" w:cs="Calibri" w:eastAsia="Calibri" w:hAnsi="Calibri"/>
-                <w:sz w:val="22"/>
-                <w:szCs w:val="22"/>
-              </w:rPr>
-              <w:t xml:space="preserve">No</w:t>
+            <w:tcW w:type="dxa" w:w="3000"/>
+          </w:tcPr>
+          <w:p>
+            <w:pPr>
+              <w:spacing w:after="40" w:before="40"/>
+            </w:pPr>
+            <w:r>
+              <w:rPr>
+                <w:rFonts w:ascii="Calibri" w:cs="Calibri" w:eastAsia="Calibri" w:hAnsi="Calibri"/>
+                <w:sz w:val="22"/>
+                <w:szCs w:val="22"/>
+              </w:rPr>
+              <w:t xml:space="preserve">Calculadoras clinicas</w:t>
+            </w:r>
+          </w:p>
+        </w:tc>
+        <w:tc>
+          <w:tcPr>
+            <w:tcW w:type="dxa" w:w="3000"/>
+          </w:tcPr>
+          <w:p>
+            <w:pPr>
+              <w:spacing w:after="40" w:before="40"/>
+            </w:pPr>
+            <w:r>
+              <w:rPr>
+                <w:rFonts w:ascii="Calibri" w:cs="Calibri" w:eastAsia="Calibri" w:hAnsi="Calibri"/>
+                <w:sz w:val="22"/>
+                <w:szCs w:val="22"/>
+              </w:rPr>
+              <w:t xml:space="preserve">Si</w:t>
+            </w:r>
+          </w:p>
+        </w:tc>
+        <w:tc>
+          <w:tcPr>
+            <w:tcW w:type="dxa" w:w="3000"/>
+          </w:tcPr>
+          <w:p>
+            <w:pPr>
+              <w:spacing w:after="40" w:before="40"/>
+            </w:pPr>
+            <w:r>
+              <w:rPr>
+                <w:rFonts w:ascii="Calibri" w:cs="Calibri" w:eastAsia="Calibri" w:hAnsi="Calibri"/>
+                <w:sz w:val="22"/>
+                <w:szCs w:val="22"/>
+              </w:rPr>
+              <w:t xml:space="preserve">Si</w:t>
             </w:r>
           </w:p>
         </w:tc>
@@ -4063,7 +4390,63 @@
       <w:tr>
         <w:tc>
           <w:tcPr>
-            <w:tcW w:type="dxa" w:w="4500"/>
+            <w:tcW w:type="dxa" w:w="3000"/>
+          </w:tcPr>
+          <w:p>
+            <w:pPr>
+              <w:spacing w:after="40" w:before="40"/>
+            </w:pPr>
+            <w:r>
+              <w:rPr>
+                <w:rFonts w:ascii="Calibri" w:cs="Calibri" w:eastAsia="Calibri" w:hAnsi="Calibri"/>
+                <w:sz w:val="22"/>
+                <w:szCs w:val="22"/>
+              </w:rPr>
+              <w:t xml:space="preserve">Exportar PDF</w:t>
+            </w:r>
+          </w:p>
+        </w:tc>
+        <w:tc>
+          <w:tcPr>
+            <w:tcW w:type="dxa" w:w="3000"/>
+          </w:tcPr>
+          <w:p>
+            <w:pPr>
+              <w:spacing w:after="40" w:before="40"/>
+            </w:pPr>
+            <w:r>
+              <w:rPr>
+                <w:rFonts w:ascii="Calibri" w:cs="Calibri" w:eastAsia="Calibri" w:hAnsi="Calibri"/>
+                <w:sz w:val="22"/>
+                <w:szCs w:val="22"/>
+              </w:rPr>
+              <w:t xml:space="preserve">Si</w:t>
+            </w:r>
+          </w:p>
+        </w:tc>
+        <w:tc>
+          <w:tcPr>
+            <w:tcW w:type="dxa" w:w="3000"/>
+          </w:tcPr>
+          <w:p>
+            <w:pPr>
+              <w:spacing w:after="40" w:before="40"/>
+            </w:pPr>
+            <w:r>
+              <w:rPr>
+                <w:rFonts w:ascii="Calibri" w:cs="Calibri" w:eastAsia="Calibri" w:hAnsi="Calibri"/>
+                <w:sz w:val="22"/>
+                <w:szCs w:val="22"/>
+              </w:rPr>
+              <w:t xml:space="preserve">Si</w:t>
+            </w:r>
+          </w:p>
+        </w:tc>
+      </w:tr>
+      <w:tr>
+        <w:tc>
+          <w:tcPr>
+            <w:tcW w:type="dxa" w:w="3000"/>
           </w:tcPr>
           <w:p>
             <w:pPr>
@@ -4081,7 +4464,25 @@
         </w:tc>
         <w:tc>
           <w:tcPr>
-            <w:tcW w:type="dxa" w:w="4500"/>
+            <w:tcW w:type="dxa" w:w="3000"/>
+          </w:tcPr>
+          <w:p>
+            <w:pPr>
+              <w:spacing w:after="40" w:before="40"/>
+            </w:pPr>
+            <w:r>
+              <w:rPr>
+                <w:rFonts w:ascii="Calibri" w:cs="Calibri" w:eastAsia="Calibri" w:hAnsi="Calibri"/>
+                <w:sz w:val="22"/>
+                <w:szCs w:val="22"/>
+              </w:rPr>
+              <w:t xml:space="preserve">Si</w:t>
+            </w:r>
+          </w:p>
+        </w:tc>
+        <w:tc>
+          <w:tcPr>
+            <w:tcW w:type="dxa" w:w="3000"/>
           </w:tcPr>
           <w:p>
             <w:pPr>
@@ -4094,6 +4495,174 @@
                 <w:szCs w:val="22"/>
               </w:rPr>
               <w:t xml:space="preserve">No</w:t>
+            </w:r>
+          </w:p>
+        </w:tc>
+      </w:tr>
+      <w:tr>
+        <w:tc>
+          <w:tcPr>
+            <w:tcW w:type="dxa" w:w="3000"/>
+          </w:tcPr>
+          <w:p>
+            <w:pPr>
+              <w:spacing w:after="40" w:before="40"/>
+            </w:pPr>
+            <w:r>
+              <w:rPr>
+                <w:rFonts w:ascii="Calibri" w:cs="Calibri" w:eastAsia="Calibri" w:hAnsi="Calibri"/>
+                <w:sz w:val="22"/>
+                <w:szCs w:val="22"/>
+              </w:rPr>
+              <w:t xml:space="preserve">Re-analizar</w:t>
+            </w:r>
+          </w:p>
+        </w:tc>
+        <w:tc>
+          <w:tcPr>
+            <w:tcW w:type="dxa" w:w="3000"/>
+          </w:tcPr>
+          <w:p>
+            <w:pPr>
+              <w:spacing w:after="40" w:before="40"/>
+            </w:pPr>
+            <w:r>
+              <w:rPr>
+                <w:rFonts w:ascii="Calibri" w:cs="Calibri" w:eastAsia="Calibri" w:hAnsi="Calibri"/>
+                <w:sz w:val="22"/>
+                <w:szCs w:val="22"/>
+              </w:rPr>
+              <w:t xml:space="preserve">Si</w:t>
+            </w:r>
+          </w:p>
+        </w:tc>
+        <w:tc>
+          <w:tcPr>
+            <w:tcW w:type="dxa" w:w="3000"/>
+          </w:tcPr>
+          <w:p>
+            <w:pPr>
+              <w:spacing w:after="40" w:before="40"/>
+            </w:pPr>
+            <w:r>
+              <w:rPr>
+                <w:rFonts w:ascii="Calibri" w:cs="Calibri" w:eastAsia="Calibri" w:hAnsi="Calibri"/>
+                <w:sz w:val="22"/>
+                <w:szCs w:val="22"/>
+              </w:rPr>
+              <w:t xml:space="preserve">No</w:t>
+            </w:r>
+          </w:p>
+        </w:tc>
+      </w:tr>
+      <w:tr>
+        <w:tc>
+          <w:tcPr>
+            <w:tcW w:type="dxa" w:w="3000"/>
+          </w:tcPr>
+          <w:p>
+            <w:pPr>
+              <w:spacing w:after="40" w:before="40"/>
+            </w:pPr>
+            <w:r>
+              <w:rPr>
+                <w:rFonts w:ascii="Calibri" w:cs="Calibri" w:eastAsia="Calibri" w:hAnsi="Calibri"/>
+                <w:sz w:val="22"/>
+                <w:szCs w:val="22"/>
+              </w:rPr>
+              <w:t xml:space="preserve">Historia Clinica</w:t>
+            </w:r>
+          </w:p>
+        </w:tc>
+        <w:tc>
+          <w:tcPr>
+            <w:tcW w:type="dxa" w:w="3000"/>
+          </w:tcPr>
+          <w:p>
+            <w:pPr>
+              <w:spacing w:after="40" w:before="40"/>
+            </w:pPr>
+            <w:r>
+              <w:rPr>
+                <w:rFonts w:ascii="Calibri" w:cs="Calibri" w:eastAsia="Calibri" w:hAnsi="Calibri"/>
+                <w:sz w:val="22"/>
+                <w:szCs w:val="22"/>
+              </w:rPr>
+              <w:t xml:space="preserve">Si</w:t>
+            </w:r>
+          </w:p>
+        </w:tc>
+        <w:tc>
+          <w:tcPr>
+            <w:tcW w:type="dxa" w:w="3000"/>
+          </w:tcPr>
+          <w:p>
+            <w:pPr>
+              <w:spacing w:after="40" w:before="40"/>
+            </w:pPr>
+            <w:r>
+              <w:rPr>
+                <w:rFonts w:ascii="Calibri" w:cs="Calibri" w:eastAsia="Calibri" w:hAnsi="Calibri"/>
+                <w:sz w:val="22"/>
+                <w:szCs w:val="22"/>
+              </w:rPr>
+              <w:t xml:space="preserve">No</w:t>
+            </w:r>
+          </w:p>
+        </w:tc>
+      </w:tr>
+      <w:tr>
+        <w:tc>
+          <w:tcPr>
+            <w:tcW w:type="dxa" w:w="3000"/>
+          </w:tcPr>
+          <w:p>
+            <w:pPr>
+              <w:spacing w:after="40" w:before="40"/>
+            </w:pPr>
+            <w:r>
+              <w:rPr>
+                <w:rFonts w:ascii="Calibri" w:cs="Calibri" w:eastAsia="Calibri" w:hAnsi="Calibri"/>
+                <w:sz w:val="22"/>
+                <w:szCs w:val="22"/>
+              </w:rPr>
+              <w:t xml:space="preserve">Eliminar paciente</w:t>
+            </w:r>
+          </w:p>
+        </w:tc>
+        <w:tc>
+          <w:tcPr>
+            <w:tcW w:type="dxa" w:w="3000"/>
+          </w:tcPr>
+          <w:p>
+            <w:pPr>
+              <w:spacing w:after="40" w:before="40"/>
+            </w:pPr>
+            <w:r>
+              <w:rPr>
+                <w:rFonts w:ascii="Calibri" w:cs="Calibri" w:eastAsia="Calibri" w:hAnsi="Calibri"/>
+                <w:sz w:val="22"/>
+                <w:szCs w:val="22"/>
+              </w:rPr>
+              <w:t xml:space="preserve">Si</w:t>
+            </w:r>
+          </w:p>
+        </w:tc>
+        <w:tc>
+          <w:tcPr>
+            <w:tcW w:type="dxa" w:w="3000"/>
+          </w:tcPr>
+          <w:p>
+            <w:pPr>
+              <w:spacing w:after="40" w:before="40"/>
+            </w:pPr>
+            <w:r>
+              <w:rPr>
+                <w:rFonts w:ascii="Calibri" w:cs="Calibri" w:eastAsia="Calibri" w:hAnsi="Calibri"/>
+                <w:sz w:val="22"/>
+                <w:szCs w:val="22"/>
+              </w:rPr>
+              <w:t xml:space="preserve">No (solo desvincular)</w:t>
             </w:r>
           </w:p>
         </w:tc>
@@ -4103,6 +4672,1166 @@
       <w:pPr>
         <w:spacing w:after="120"/>
       </w:pPr>
+    </w:p>
+    <w:p>
+      <w:pPr>
+        <w:spacing w:after="60"/>
+      </w:pPr>
+    </w:p>
+    <w:p>
+      <w:pPr>
+        <w:pStyle w:val="Heading3"/>
+        <w:spacing w:after="60" w:before="160"/>
+      </w:pPr>
+      <w:r>
+        <w:rPr>
+          <w:rFonts w:ascii="Calibri" w:cs="Calibri" w:eastAsia="Calibri" w:hAnsi="Calibri"/>
+          <w:b/>
+          <w:bCs/>
+          <w:color w:val="C9A84C"/>
+          <w:sz w:val="24"/>
+          <w:szCs w:val="24"/>
+        </w:rPr>
+        <w:t xml:space="preserve">4.2.6 Notas Clinicas SOAP</w:t>
+      </w:r>
+    </w:p>
+    <w:p>
+      <w:pPr>
+        <w:pStyle w:val="ListParagraph"/>
+        <w:numPr>
+          <w:ilvl w:val="0"/>
+          <w:numId w:val="2"/>
+        </w:numPr>
+        <w:spacing w:after="40" w:before="40"/>
+      </w:pPr>
+      <w:r>
+        <w:rPr>
+          <w:rFonts w:ascii="Calibri" w:cs="Calibri" w:eastAsia="Calibri" w:hAnsi="Calibri"/>
+          <w:sz w:val="22"/>
+          <w:szCs w:val="22"/>
+        </w:rPr>
+        <w:t xml:space="preserve">En el dashboard del paciente (tab Resumen), aparece el panel "Notas Clinicas"</w:t>
+      </w:r>
+    </w:p>
+    <w:p>
+      <w:pPr>
+        <w:pStyle w:val="ListParagraph"/>
+        <w:numPr>
+          <w:ilvl w:val="0"/>
+          <w:numId w:val="2"/>
+        </w:numPr>
+        <w:spacing w:after="40" w:before="40"/>
+      </w:pPr>
+      <w:r>
+        <w:rPr>
+          <w:rFonts w:ascii="Calibri" w:cs="Calibri" w:eastAsia="Calibri" w:hAnsi="Calibri"/>
+          <w:sz w:val="22"/>
+          <w:szCs w:val="22"/>
+        </w:rPr>
+        <w:t xml:space="preserve">Hacer clic en "Nueva nota" para abrir el formulario SOAP:</w:t>
+      </w:r>
+    </w:p>
+    <w:p>
+      <w:pPr>
+        <w:pStyle w:val="ListParagraph"/>
+        <w:numPr>
+          <w:ilvl w:val="1"/>
+          <w:numId w:val="1"/>
+        </w:numPr>
+        <w:spacing w:after="20" w:before="20"/>
+      </w:pPr>
+      <w:r>
+        <w:rPr>
+          <w:rFonts w:ascii="Calibri" w:cs="Calibri" w:eastAsia="Calibri" w:hAnsi="Calibri"/>
+          <w:b/>
+          <w:bCs/>
+          <w:sz w:val="22"/>
+          <w:szCs w:val="22"/>
+        </w:rPr>
+        <w:t xml:space="preserve">S (Subjetivo):</w:t>
+      </w:r>
+      <w:r>
+        <w:rPr>
+          <w:rFonts w:ascii="Calibri" w:cs="Calibri" w:eastAsia="Calibri" w:hAnsi="Calibri"/>
+          <w:sz w:val="22"/>
+          <w:szCs w:val="22"/>
+        </w:rPr>
+        <w:t xml:space="preserve"> Lo que el paciente reporta (sintomas, quejas)</w:t>
+      </w:r>
+    </w:p>
+    <w:p>
+      <w:pPr>
+        <w:pStyle w:val="ListParagraph"/>
+        <w:numPr>
+          <w:ilvl w:val="1"/>
+          <w:numId w:val="1"/>
+        </w:numPr>
+        <w:spacing w:after="20" w:before="20"/>
+      </w:pPr>
+      <w:r>
+        <w:rPr>
+          <w:rFonts w:ascii="Calibri" w:cs="Calibri" w:eastAsia="Calibri" w:hAnsi="Calibri"/>
+          <w:b/>
+          <w:bCs/>
+          <w:sz w:val="22"/>
+          <w:szCs w:val="22"/>
+        </w:rPr>
+        <w:t xml:space="preserve">O (Objetivo):</w:t>
+      </w:r>
+      <w:r>
+        <w:rPr>
+          <w:rFonts w:ascii="Calibri" w:cs="Calibri" w:eastAsia="Calibri" w:hAnsi="Calibri"/>
+          <w:sz w:val="22"/>
+          <w:szCs w:val="22"/>
+        </w:rPr>
+        <w:t xml:space="preserve"> Hallazgos del examen fisico, signos vitales, labs</w:t>
+      </w:r>
+    </w:p>
+    <w:p>
+      <w:pPr>
+        <w:pStyle w:val="ListParagraph"/>
+        <w:numPr>
+          <w:ilvl w:val="1"/>
+          <w:numId w:val="1"/>
+        </w:numPr>
+        <w:spacing w:after="20" w:before="20"/>
+      </w:pPr>
+      <w:r>
+        <w:rPr>
+          <w:rFonts w:ascii="Calibri" w:cs="Calibri" w:eastAsia="Calibri" w:hAnsi="Calibri"/>
+          <w:b/>
+          <w:bCs/>
+          <w:sz w:val="22"/>
+          <w:szCs w:val="22"/>
+        </w:rPr>
+        <w:t xml:space="preserve">A (Assessment):</w:t>
+      </w:r>
+      <w:r>
+        <w:rPr>
+          <w:rFonts w:ascii="Calibri" w:cs="Calibri" w:eastAsia="Calibri" w:hAnsi="Calibri"/>
+          <w:sz w:val="22"/>
+          <w:szCs w:val="22"/>
+        </w:rPr>
+        <w:t xml:space="preserve"> Evaluacion clinica, diagnosticos</w:t>
+      </w:r>
+    </w:p>
+    <w:p>
+      <w:pPr>
+        <w:pStyle w:val="ListParagraph"/>
+        <w:numPr>
+          <w:ilvl w:val="1"/>
+          <w:numId w:val="1"/>
+        </w:numPr>
+        <w:spacing w:after="20" w:before="20"/>
+      </w:pPr>
+      <w:r>
+        <w:rPr>
+          <w:rFonts w:ascii="Calibri" w:cs="Calibri" w:eastAsia="Calibri" w:hAnsi="Calibri"/>
+          <w:b/>
+          <w:bCs/>
+          <w:sz w:val="22"/>
+          <w:szCs w:val="22"/>
+        </w:rPr>
+        <w:t xml:space="preserve">P (Plan):</w:t>
+      </w:r>
+      <w:r>
+        <w:rPr>
+          <w:rFonts w:ascii="Calibri" w:cs="Calibri" w:eastAsia="Calibri" w:hAnsi="Calibri"/>
+          <w:sz w:val="22"/>
+          <w:szCs w:val="22"/>
+        </w:rPr>
+        <w:t xml:space="preserve"> Plan de tratamiento, ajustes al protocolo, proximos pasos</w:t>
+      </w:r>
+    </w:p>
+    <w:p>
+      <w:pPr>
+        <w:pStyle w:val="ListParagraph"/>
+        <w:numPr>
+          <w:ilvl w:val="0"/>
+          <w:numId w:val="2"/>
+        </w:numPr>
+        <w:spacing w:after="40" w:before="40"/>
+      </w:pPr>
+      <w:r>
+        <w:rPr>
+          <w:rFonts w:ascii="Calibri" w:cs="Calibri" w:eastAsia="Calibri" w:hAnsi="Calibri"/>
+          <w:sz w:val="22"/>
+          <w:szCs w:val="22"/>
+        </w:rPr>
+        <w:t xml:space="preserve">Las notas se guardan con timestamp y son visibles solo para el medico que las creo</w:t>
+      </w:r>
+    </w:p>
+    <w:p>
+      <w:pPr>
+        <w:pStyle w:val="ListParagraph"/>
+        <w:numPr>
+          <w:ilvl w:val="0"/>
+          <w:numId w:val="2"/>
+        </w:numPr>
+        <w:spacing w:after="40" w:before="40"/>
+      </w:pPr>
+      <w:r>
+        <w:rPr>
+          <w:rFonts w:ascii="Calibri" w:cs="Calibri" w:eastAsia="Calibri" w:hAnsi="Calibri"/>
+          <w:sz w:val="22"/>
+          <w:szCs w:val="22"/>
+        </w:rPr>
+        <w:t xml:space="preserve">Historial de notas expandible con barra de scroll</w:t>
+      </w:r>
+    </w:p>
+    <w:p>
+      <w:pPr>
+        <w:spacing w:after="60"/>
+      </w:pPr>
+    </w:p>
+    <w:p>
+      <w:pPr>
+        <w:pStyle w:val="Heading3"/>
+        <w:spacing w:after="60" w:before="160"/>
+      </w:pPr>
+      <w:r>
+        <w:rPr>
+          <w:rFonts w:ascii="Calibri" w:cs="Calibri" w:eastAsia="Calibri" w:hAnsi="Calibri"/>
+          <w:b/>
+          <w:bCs/>
+          <w:color w:val="C9A84C"/>
+          <w:sz w:val="24"/>
+          <w:szCs w:val="24"/>
+        </w:rPr>
+        <w:t xml:space="preserve">4.2.7 Referencias Verificadas</w:t>
+      </w:r>
+    </w:p>
+    <w:p>
+      <w:pPr>
+        <w:pStyle w:val="ListParagraph"/>
+        <w:numPr>
+          <w:ilvl w:val="0"/>
+          <w:numId w:val="2"/>
+        </w:numPr>
+        <w:spacing w:after="40" w:before="40"/>
+      </w:pPr>
+      <w:r>
+        <w:rPr>
+          <w:rFonts w:ascii="Calibri" w:cs="Calibri" w:eastAsia="Calibri" w:hAnsi="Calibri"/>
+          <w:sz w:val="22"/>
+          <w:szCs w:val="22"/>
+        </w:rPr>
+        <w:t xml:space="preserve">En el tab "Protocolo", aparece el boton "Buscar referencias cientificas"</w:t>
+      </w:r>
+    </w:p>
+    <w:p>
+      <w:pPr>
+        <w:pStyle w:val="ListParagraph"/>
+        <w:numPr>
+          <w:ilvl w:val="0"/>
+          <w:numId w:val="2"/>
+        </w:numPr>
+        <w:spacing w:after="40" w:before="40"/>
+      </w:pPr>
+      <w:r>
+        <w:rPr>
+          <w:rFonts w:ascii="Calibri" w:cs="Calibri" w:eastAsia="Calibri" w:hAnsi="Calibri"/>
+          <w:sz w:val="22"/>
+          <w:szCs w:val="22"/>
+        </w:rPr>
+        <w:t xml:space="preserve">Busca en 3 bases de datos academicas simultaneamente:</w:t>
+      </w:r>
+    </w:p>
+    <w:p>
+      <w:pPr>
+        <w:pStyle w:val="ListParagraph"/>
+        <w:numPr>
+          <w:ilvl w:val="1"/>
+          <w:numId w:val="1"/>
+        </w:numPr>
+        <w:spacing w:after="20" w:before="20"/>
+      </w:pPr>
+      <w:r>
+        <w:rPr>
+          <w:rFonts w:ascii="Calibri" w:cs="Calibri" w:eastAsia="Calibri" w:hAnsi="Calibri"/>
+          <w:b/>
+          <w:bCs/>
+          <w:sz w:val="22"/>
+          <w:szCs w:val="22"/>
+        </w:rPr>
+        <w:t xml:space="preserve">PubMed</w:t>
+      </w:r>
+      <w:r>
+        <w:rPr>
+          <w:rFonts w:ascii="Calibri" w:cs="Calibri" w:eastAsia="Calibri" w:hAnsi="Calibri"/>
+          <w:sz w:val="22"/>
+          <w:szCs w:val="22"/>
+        </w:rPr>
+        <w:t xml:space="preserve"> — titulos, autores, journal, ano, PMID, abstract</w:t>
+      </w:r>
+    </w:p>
+    <w:p>
+      <w:pPr>
+        <w:pStyle w:val="ListParagraph"/>
+        <w:numPr>
+          <w:ilvl w:val="1"/>
+          <w:numId w:val="1"/>
+        </w:numPr>
+        <w:spacing w:after="20" w:before="20"/>
+      </w:pPr>
+      <w:r>
+        <w:rPr>
+          <w:rFonts w:ascii="Calibri" w:cs="Calibri" w:eastAsia="Calibri" w:hAnsi="Calibri"/>
+          <w:b/>
+          <w:bCs/>
+          <w:sz w:val="22"/>
+          <w:szCs w:val="22"/>
+        </w:rPr>
+        <w:t xml:space="preserve">Semantic Scholar</w:t>
+      </w:r>
+      <w:r>
+        <w:rPr>
+          <w:rFonts w:ascii="Calibri" w:cs="Calibri" w:eastAsia="Calibri" w:hAnsi="Calibri"/>
+          <w:sz w:val="22"/>
+          <w:szCs w:val="22"/>
+        </w:rPr>
+        <w:t xml:space="preserve"> — incluye TLDR (resumen IA de 1 linea) y conteo de citas</w:t>
+      </w:r>
+    </w:p>
+    <w:p>
+      <w:pPr>
+        <w:pStyle w:val="ListParagraph"/>
+        <w:numPr>
+          <w:ilvl w:val="1"/>
+          <w:numId w:val="1"/>
+        </w:numPr>
+        <w:spacing w:after="20" w:before="20"/>
+      </w:pPr>
+      <w:r>
+        <w:rPr>
+          <w:rFonts w:ascii="Calibri" w:cs="Calibri" w:eastAsia="Calibri" w:hAnsi="Calibri"/>
+          <w:b/>
+          <w:bCs/>
+          <w:sz w:val="22"/>
+          <w:szCs w:val="22"/>
+        </w:rPr>
+        <w:t xml:space="preserve">OpenAlex</w:t>
+      </w:r>
+      <w:r>
+        <w:rPr>
+          <w:rFonts w:ascii="Calibri" w:cs="Calibri" w:eastAsia="Calibri" w:hAnsi="Calibri"/>
+          <w:sz w:val="22"/>
+          <w:szCs w:val="22"/>
+        </w:rPr>
+        <w:t xml:space="preserve"> — incluye badge Open Access y link a PDF gratuito si existe</w:t>
+      </w:r>
+    </w:p>
+    <w:p>
+      <w:pPr>
+        <w:pStyle w:val="ListParagraph"/>
+        <w:numPr>
+          <w:ilvl w:val="0"/>
+          <w:numId w:val="2"/>
+        </w:numPr>
+        <w:spacing w:after="40" w:before="40"/>
+      </w:pPr>
+      <w:r>
+        <w:rPr>
+          <w:rFonts w:ascii="Calibri" w:cs="Calibri" w:eastAsia="Calibri" w:hAnsi="Calibri"/>
+          <w:sz w:val="22"/>
+          <w:szCs w:val="22"/>
+        </w:rPr>
+        <w:t xml:space="preserve">Cada referencia muestra DOI verificable y link directo al paper</w:t>
+      </w:r>
+    </w:p>
+    <w:p>
+      <w:pPr>
+        <w:pStyle w:val="ListParagraph"/>
+        <w:numPr>
+          <w:ilvl w:val="0"/>
+          <w:numId w:val="2"/>
+        </w:numPr>
+        <w:spacing w:after="40" w:before="40"/>
+      </w:pPr>
+      <w:r>
+        <w:rPr>
+          <w:rFonts w:ascii="Calibri" w:cs="Calibri" w:eastAsia="Calibri" w:hAnsi="Calibri"/>
+          <w:sz w:val="22"/>
+          <w:szCs w:val="22"/>
+        </w:rPr>
+        <w:t xml:space="preserve">Boton "Ver resumen del estudio" para leer el abstract sin salir de Longevity IA</w:t>
+      </w:r>
+    </w:p>
+    <w:p>
+      <w:pPr>
+        <w:spacing w:after="60"/>
+      </w:pPr>
+    </w:p>
+    <w:p>
+      <w:pPr>
+        <w:pStyle w:val="Heading3"/>
+        <w:spacing w:after="60" w:before="160"/>
+      </w:pPr>
+      <w:r>
+        <w:rPr>
+          <w:rFonts w:ascii="Calibri" w:cs="Calibri" w:eastAsia="Calibri" w:hAnsi="Calibri"/>
+          <w:b/>
+          <w:bCs/>
+          <w:color w:val="C9A84C"/>
+          <w:sz w:val="24"/>
+          <w:szCs w:val="24"/>
+        </w:rPr>
+        <w:t xml:space="preserve">4.2.8 Calculadoras Clinicas</w:t>
+      </w:r>
+    </w:p>
+    <w:p>
+      <w:pPr>
+        <w:spacing w:after="40" w:before="40"/>
+      </w:pPr>
+      <w:r>
+        <w:rPr>
+          <w:rFonts w:ascii="Calibri" w:cs="Calibri" w:eastAsia="Calibri" w:hAnsi="Calibri"/>
+          <w:sz w:val="22"/>
+          <w:szCs w:val="22"/>
+        </w:rPr>
+        <w:t xml:space="preserve">Se calculan automaticamente con los datos del paciente (sin ingreso manual):</w:t>
+      </w:r>
+    </w:p>
+    <w:p>
+      <w:pPr>
+        <w:spacing w:after="60"/>
+      </w:pPr>
+    </w:p>
+    <w:tbl>
+      <w:tblPr>
+        <w:tblW w:type="dxa" w:w="9000"/>
+        <w:tblBorders>
+          <w:top w:val="single" w:color="auto" w:sz="4"/>
+          <w:left w:val="single" w:color="auto" w:sz="4"/>
+          <w:bottom w:val="single" w:color="auto" w:sz="4"/>
+          <w:right w:val="single" w:color="auto" w:sz="4"/>
+          <w:insideH w:val="single" w:color="auto" w:sz="4"/>
+          <w:insideV w:val="single" w:color="auto" w:sz="4"/>
+        </w:tblBorders>
+      </w:tblPr>
+      <w:tblGrid>
+        <w:gridCol w:w="100"/>
+        <w:gridCol w:w="100"/>
+        <w:gridCol w:w="100"/>
+      </w:tblGrid>
+      <w:tr>
+        <w:tc>
+          <w:tcPr>
+            <w:tcW w:type="dxa" w:w="3000"/>
+            <w:shd w:fill="050E1B" w:color="FFFFFF"/>
+          </w:tcPr>
+          <w:p>
+            <w:pPr>
+              <w:spacing w:after="40" w:before="40"/>
+            </w:pPr>
+            <w:r>
+              <w:rPr>
+                <w:rFonts w:ascii="Calibri" w:cs="Calibri" w:eastAsia="Calibri" w:hAnsi="Calibri"/>
+                <w:sz w:val="22"/>
+                <w:szCs w:val="22"/>
+              </w:rPr>
+              <w:t xml:space="preserve">Calculadora</w:t>
+            </w:r>
+          </w:p>
+        </w:tc>
+        <w:tc>
+          <w:tcPr>
+            <w:tcW w:type="dxa" w:w="3000"/>
+            <w:shd w:fill="050E1B" w:color="FFFFFF"/>
+          </w:tcPr>
+          <w:p>
+            <w:pPr>
+              <w:spacing w:after="40" w:before="40"/>
+            </w:pPr>
+            <w:r>
+              <w:rPr>
+                <w:rFonts w:ascii="Calibri" w:cs="Calibri" w:eastAsia="Calibri" w:hAnsi="Calibri"/>
+                <w:sz w:val="22"/>
+                <w:szCs w:val="22"/>
+              </w:rPr>
+              <w:t xml:space="preserve">Formula</w:t>
+            </w:r>
+          </w:p>
+        </w:tc>
+        <w:tc>
+          <w:tcPr>
+            <w:tcW w:type="dxa" w:w="3000"/>
+            <w:shd w:fill="050E1B" w:color="FFFFFF"/>
+          </w:tcPr>
+          <w:p>
+            <w:pPr>
+              <w:spacing w:after="40" w:before="40"/>
+            </w:pPr>
+            <w:r>
+              <w:rPr>
+                <w:rFonts w:ascii="Calibri" w:cs="Calibri" w:eastAsia="Calibri" w:hAnsi="Calibri"/>
+                <w:sz w:val="22"/>
+                <w:szCs w:val="22"/>
+              </w:rPr>
+              <w:t xml:space="preserve">Referencia</w:t>
+            </w:r>
+          </w:p>
+        </w:tc>
+      </w:tr>
+      <w:tr>
+        <w:tc>
+          <w:tcPr>
+            <w:tcW w:type="dxa" w:w="3000"/>
+          </w:tcPr>
+          <w:p>
+            <w:pPr>
+              <w:spacing w:after="40" w:before="40"/>
+            </w:pPr>
+            <w:r>
+              <w:rPr>
+                <w:rFonts w:ascii="Calibri" w:cs="Calibri" w:eastAsia="Calibri" w:hAnsi="Calibri"/>
+                <w:sz w:val="22"/>
+                <w:szCs w:val="22"/>
+              </w:rPr>
+              <w:t xml:space="preserve">HOMA-IR</w:t>
+            </w:r>
+          </w:p>
+        </w:tc>
+        <w:tc>
+          <w:tcPr>
+            <w:tcW w:type="dxa" w:w="3000"/>
+          </w:tcPr>
+          <w:p>
+            <w:pPr>
+              <w:spacing w:after="40" w:before="40"/>
+            </w:pPr>
+            <w:r>
+              <w:rPr>
+                <w:rFonts w:ascii="Calibri" w:cs="Calibri" w:eastAsia="Calibri" w:hAnsi="Calibri"/>
+                <w:sz w:val="22"/>
+                <w:szCs w:val="22"/>
+              </w:rPr>
+              <w:t xml:space="preserve">Glucosa x Insulina / 405</w:t>
+            </w:r>
+          </w:p>
+        </w:tc>
+        <w:tc>
+          <w:tcPr>
+            <w:tcW w:type="dxa" w:w="3000"/>
+          </w:tcPr>
+          <w:p>
+            <w:pPr>
+              <w:spacing w:after="40" w:before="40"/>
+            </w:pPr>
+            <w:r>
+              <w:rPr>
+                <w:rFonts w:ascii="Calibri" w:cs="Calibri" w:eastAsia="Calibri" w:hAnsi="Calibri"/>
+                <w:sz w:val="22"/>
+                <w:szCs w:val="22"/>
+              </w:rPr>
+              <w:t xml:space="preserve">Matthews, Diabetologia 1985</w:t>
+            </w:r>
+          </w:p>
+        </w:tc>
+      </w:tr>
+      <w:tr>
+        <w:tc>
+          <w:tcPr>
+            <w:tcW w:type="dxa" w:w="3000"/>
+          </w:tcPr>
+          <w:p>
+            <w:pPr>
+              <w:spacing w:after="40" w:before="40"/>
+            </w:pPr>
+            <w:r>
+              <w:rPr>
+                <w:rFonts w:ascii="Calibri" w:cs="Calibri" w:eastAsia="Calibri" w:hAnsi="Calibri"/>
+                <w:sz w:val="22"/>
+                <w:szCs w:val="22"/>
+              </w:rPr>
+              <w:t xml:space="preserve">FIB-4</w:t>
+            </w:r>
+          </w:p>
+        </w:tc>
+        <w:tc>
+          <w:tcPr>
+            <w:tcW w:type="dxa" w:w="3000"/>
+          </w:tcPr>
+          <w:p>
+            <w:pPr>
+              <w:spacing w:after="40" w:before="40"/>
+            </w:pPr>
+            <w:r>
+              <w:rPr>
+                <w:rFonts w:ascii="Calibri" w:cs="Calibri" w:eastAsia="Calibri" w:hAnsi="Calibri"/>
+                <w:sz w:val="22"/>
+                <w:szCs w:val="22"/>
+              </w:rPr>
+              <w:t xml:space="preserve">(Edad x AST) / (Plaquetas x raiz(ALT))</w:t>
+            </w:r>
+          </w:p>
+        </w:tc>
+        <w:tc>
+          <w:tcPr>
+            <w:tcW w:type="dxa" w:w="3000"/>
+          </w:tcPr>
+          <w:p>
+            <w:pPr>
+              <w:spacing w:after="40" w:before="40"/>
+            </w:pPr>
+            <w:r>
+              <w:rPr>
+                <w:rFonts w:ascii="Calibri" w:cs="Calibri" w:eastAsia="Calibri" w:hAnsi="Calibri"/>
+                <w:sz w:val="22"/>
+                <w:szCs w:val="22"/>
+              </w:rPr>
+              <w:t xml:space="preserve">Sterling, Hepatology 2006</w:t>
+            </w:r>
+          </w:p>
+        </w:tc>
+      </w:tr>
+      <w:tr>
+        <w:tc>
+          <w:tcPr>
+            <w:tcW w:type="dxa" w:w="3000"/>
+          </w:tcPr>
+          <w:p>
+            <w:pPr>
+              <w:spacing w:after="40" w:before="40"/>
+            </w:pPr>
+            <w:r>
+              <w:rPr>
+                <w:rFonts w:ascii="Calibri" w:cs="Calibri" w:eastAsia="Calibri" w:hAnsi="Calibri"/>
+                <w:sz w:val="22"/>
+                <w:szCs w:val="22"/>
+              </w:rPr>
+              <w:t xml:space="preserve">CKD-EPI eGFR</w:t>
+            </w:r>
+          </w:p>
+        </w:tc>
+        <w:tc>
+          <w:tcPr>
+            <w:tcW w:type="dxa" w:w="3000"/>
+          </w:tcPr>
+          <w:p>
+            <w:pPr>
+              <w:spacing w:after="40" w:before="40"/>
+            </w:pPr>
+            <w:r>
+              <w:rPr>
+                <w:rFonts w:ascii="Calibri" w:cs="Calibri" w:eastAsia="Calibri" w:hAnsi="Calibri"/>
+                <w:sz w:val="22"/>
+                <w:szCs w:val="22"/>
+              </w:rPr>
+              <w:t xml:space="preserve">Formula CKD-EPI 2021 sin raza</w:t>
+            </w:r>
+          </w:p>
+        </w:tc>
+        <w:tc>
+          <w:tcPr>
+            <w:tcW w:type="dxa" w:w="3000"/>
+          </w:tcPr>
+          <w:p>
+            <w:pPr>
+              <w:spacing w:after="40" w:before="40"/>
+            </w:pPr>
+            <w:r>
+              <w:rPr>
+                <w:rFonts w:ascii="Calibri" w:cs="Calibri" w:eastAsia="Calibri" w:hAnsi="Calibri"/>
+                <w:sz w:val="22"/>
+                <w:szCs w:val="22"/>
+              </w:rPr>
+              <w:t xml:space="preserve">Levey, Ann Intern Med 2009 + KDIGO 2021</w:t>
+            </w:r>
+          </w:p>
+        </w:tc>
+      </w:tr>
+      <w:tr>
+        <w:tc>
+          <w:tcPr>
+            <w:tcW w:type="dxa" w:w="3000"/>
+          </w:tcPr>
+          <w:p>
+            <w:pPr>
+              <w:spacing w:after="40" w:before="40"/>
+            </w:pPr>
+            <w:r>
+              <w:rPr>
+                <w:rFonts w:ascii="Calibri" w:cs="Calibri" w:eastAsia="Calibri" w:hAnsi="Calibri"/>
+                <w:sz w:val="22"/>
+                <w:szCs w:val="22"/>
+              </w:rPr>
+              <w:t xml:space="preserve">Indice Aterogenico</w:t>
+            </w:r>
+          </w:p>
+        </w:tc>
+        <w:tc>
+          <w:tcPr>
+            <w:tcW w:type="dxa" w:w="3000"/>
+          </w:tcPr>
+          <w:p>
+            <w:pPr>
+              <w:spacing w:after="40" w:before="40"/>
+            </w:pPr>
+            <w:r>
+              <w:rPr>
+                <w:rFonts w:ascii="Calibri" w:cs="Calibri" w:eastAsia="Calibri" w:hAnsi="Calibri"/>
+                <w:sz w:val="22"/>
+                <w:szCs w:val="22"/>
+              </w:rPr>
+              <w:t xml:space="preserve">(Col.Total - HDL) / HDL</w:t>
+            </w:r>
+          </w:p>
+        </w:tc>
+        <w:tc>
+          <w:tcPr>
+            <w:tcW w:type="dxa" w:w="3000"/>
+          </w:tcPr>
+          <w:p>
+            <w:pPr>
+              <w:spacing w:after="40" w:before="40"/>
+            </w:pPr>
+            <w:r>
+              <w:rPr>
+                <w:rFonts w:ascii="Calibri" w:cs="Calibri" w:eastAsia="Calibri" w:hAnsi="Calibri"/>
+                <w:sz w:val="22"/>
+                <w:szCs w:val="22"/>
+              </w:rPr>
+              <w:t xml:space="preserve">Castelli, Can J Cardiol 2004</w:t>
+            </w:r>
+          </w:p>
+        </w:tc>
+      </w:tr>
+      <w:tr>
+        <w:tc>
+          <w:tcPr>
+            <w:tcW w:type="dxa" w:w="3000"/>
+          </w:tcPr>
+          <w:p>
+            <w:pPr>
+              <w:spacing w:after="40" w:before="40"/>
+            </w:pPr>
+            <w:r>
+              <w:rPr>
+                <w:rFonts w:ascii="Calibri" w:cs="Calibri" w:eastAsia="Calibri" w:hAnsi="Calibri"/>
+                <w:sz w:val="22"/>
+                <w:szCs w:val="22"/>
+              </w:rPr>
+              <w:t xml:space="preserve">Ratio TG/HDL</w:t>
+            </w:r>
+          </w:p>
+        </w:tc>
+        <w:tc>
+          <w:tcPr>
+            <w:tcW w:type="dxa" w:w="3000"/>
+          </w:tcPr>
+          <w:p>
+            <w:pPr>
+              <w:spacing w:after="40" w:before="40"/>
+            </w:pPr>
+            <w:r>
+              <w:rPr>
+                <w:rFonts w:ascii="Calibri" w:cs="Calibri" w:eastAsia="Calibri" w:hAnsi="Calibri"/>
+                <w:sz w:val="22"/>
+                <w:szCs w:val="22"/>
+              </w:rPr>
+              <w:t xml:space="preserve">Trigliceridos / HDL</w:t>
+            </w:r>
+          </w:p>
+        </w:tc>
+        <w:tc>
+          <w:tcPr>
+            <w:tcW w:type="dxa" w:w="3000"/>
+          </w:tcPr>
+          <w:p>
+            <w:pPr>
+              <w:spacing w:after="40" w:before="40"/>
+            </w:pPr>
+            <w:r>
+              <w:rPr>
+                <w:rFonts w:ascii="Calibri" w:cs="Calibri" w:eastAsia="Calibri" w:hAnsi="Calibri"/>
+                <w:sz w:val="22"/>
+                <w:szCs w:val="22"/>
+              </w:rPr>
+              <w:t xml:space="preserve">McLaughlin, Circulation 2005</w:t>
+            </w:r>
+          </w:p>
+        </w:tc>
+      </w:tr>
+      <w:tr>
+        <w:tc>
+          <w:tcPr>
+            <w:tcW w:type="dxa" w:w="3000"/>
+          </w:tcPr>
+          <w:p>
+            <w:pPr>
+              <w:spacing w:after="40" w:before="40"/>
+            </w:pPr>
+            <w:r>
+              <w:rPr>
+                <w:rFonts w:ascii="Calibri" w:cs="Calibri" w:eastAsia="Calibri" w:hAnsi="Calibri"/>
+                <w:sz w:val="22"/>
+                <w:szCs w:val="22"/>
+              </w:rPr>
+              <w:t xml:space="preserve">IMC</w:t>
+            </w:r>
+          </w:p>
+        </w:tc>
+        <w:tc>
+          <w:tcPr>
+            <w:tcW w:type="dxa" w:w="3000"/>
+          </w:tcPr>
+          <w:p>
+            <w:pPr>
+              <w:spacing w:after="40" w:before="40"/>
+            </w:pPr>
+            <w:r>
+              <w:rPr>
+                <w:rFonts w:ascii="Calibri" w:cs="Calibri" w:eastAsia="Calibri" w:hAnsi="Calibri"/>
+                <w:sz w:val="22"/>
+                <w:szCs w:val="22"/>
+              </w:rPr>
+              <w:t xml:space="preserve">Peso / Estatura^2</w:t>
+            </w:r>
+          </w:p>
+        </w:tc>
+        <w:tc>
+          <w:tcPr>
+            <w:tcW w:type="dxa" w:w="3000"/>
+          </w:tcPr>
+          <w:p>
+            <w:pPr>
+              <w:spacing w:after="40" w:before="40"/>
+            </w:pPr>
+            <w:r>
+              <w:rPr>
+                <w:rFonts w:ascii="Calibri" w:cs="Calibri" w:eastAsia="Calibri" w:hAnsi="Calibri"/>
+                <w:sz w:val="22"/>
+                <w:szCs w:val="22"/>
+              </w:rPr>
+              <w:t xml:space="preserve">WHO 2024</w:t>
+            </w:r>
+          </w:p>
+        </w:tc>
+      </w:tr>
+      <w:tr>
+        <w:tc>
+          <w:tcPr>
+            <w:tcW w:type="dxa" w:w="3000"/>
+          </w:tcPr>
+          <w:p>
+            <w:pPr>
+              <w:spacing w:after="40" w:before="40"/>
+            </w:pPr>
+            <w:r>
+              <w:rPr>
+                <w:rFonts w:ascii="Calibri" w:cs="Calibri" w:eastAsia="Calibri" w:hAnsi="Calibri"/>
+                <w:sz w:val="22"/>
+                <w:szCs w:val="22"/>
+              </w:rPr>
+              <w:t xml:space="preserve">Framingham Risk</w:t>
+            </w:r>
+          </w:p>
+        </w:tc>
+        <w:tc>
+          <w:tcPr>
+            <w:tcW w:type="dxa" w:w="3000"/>
+          </w:tcPr>
+          <w:p>
+            <w:pPr>
+              <w:spacing w:after="40" w:before="40"/>
+            </w:pPr>
+            <w:r>
+              <w:rPr>
+                <w:rFonts w:ascii="Calibri" w:cs="Calibri" w:eastAsia="Calibri" w:hAnsi="Calibri"/>
+                <w:sz w:val="22"/>
+                <w:szCs w:val="22"/>
+              </w:rPr>
+              <w:t xml:space="preserve">Score de puntos simplificado</w:t>
+            </w:r>
+          </w:p>
+        </w:tc>
+        <w:tc>
+          <w:tcPr>
+            <w:tcW w:type="dxa" w:w="3000"/>
+          </w:tcPr>
+          <w:p>
+            <w:pPr>
+              <w:spacing w:after="40" w:before="40"/>
+            </w:pPr>
+            <w:r>
+              <w:rPr>
+                <w:rFonts w:ascii="Calibri" w:cs="Calibri" w:eastAsia="Calibri" w:hAnsi="Calibri"/>
+                <w:sz w:val="22"/>
+                <w:szCs w:val="22"/>
+              </w:rPr>
+              <w:t xml:space="preserve">D'Agostino, Circulation 2008</w:t>
+            </w:r>
+          </w:p>
+        </w:tc>
+      </w:tr>
+      <w:tr>
+        <w:tc>
+          <w:tcPr>
+            <w:tcW w:type="dxa" w:w="3000"/>
+          </w:tcPr>
+          <w:p>
+            <w:pPr>
+              <w:spacing w:after="40" w:before="40"/>
+            </w:pPr>
+            <w:r>
+              <w:rPr>
+                <w:rFonts w:ascii="Calibri" w:cs="Calibri" w:eastAsia="Calibri" w:hAnsi="Calibri"/>
+                <w:sz w:val="22"/>
+                <w:szCs w:val="22"/>
+              </w:rPr>
+              <w:t xml:space="preserve">ASCVD Risk</w:t>
+            </w:r>
+          </w:p>
+        </w:tc>
+        <w:tc>
+          <w:tcPr>
+            <w:tcW w:type="dxa" w:w="3000"/>
+          </w:tcPr>
+          <w:p>
+            <w:pPr>
+              <w:spacing w:after="40" w:before="40"/>
+            </w:pPr>
+            <w:r>
+              <w:rPr>
+                <w:rFonts w:ascii="Calibri" w:cs="Calibri" w:eastAsia="Calibri" w:hAnsi="Calibri"/>
+                <w:sz w:val="22"/>
+                <w:szCs w:val="22"/>
+              </w:rPr>
+              <w:t xml:space="preserve">Pooled Cohort Equations</w:t>
+            </w:r>
+          </w:p>
+        </w:tc>
+        <w:tc>
+          <w:tcPr>
+            <w:tcW w:type="dxa" w:w="3000"/>
+          </w:tcPr>
+          <w:p>
+            <w:pPr>
+              <w:spacing w:after="40" w:before="40"/>
+            </w:pPr>
+            <w:r>
+              <w:rPr>
+                <w:rFonts w:ascii="Calibri" w:cs="Calibri" w:eastAsia="Calibri" w:hAnsi="Calibri"/>
+                <w:sz w:val="22"/>
+                <w:szCs w:val="22"/>
+              </w:rPr>
+              <w:t xml:space="preserve">Goff, Circulation 2014</w:t>
+            </w:r>
+          </w:p>
+        </w:tc>
+      </w:tr>
+    </w:tbl>
+    <w:p>
+      <w:pPr>
+        <w:spacing w:after="120"/>
+      </w:pPr>
+    </w:p>
+    <w:p>
+      <w:pPr>
+        <w:spacing w:after="60"/>
+      </w:pPr>
+    </w:p>
+    <w:p>
+      <w:pPr>
+        <w:pStyle w:val="Heading3"/>
+        <w:spacing w:after="60" w:before="160"/>
+      </w:pPr>
+      <w:r>
+        <w:rPr>
+          <w:rFonts w:ascii="Calibri" w:cs="Calibri" w:eastAsia="Calibri" w:hAnsi="Calibri"/>
+          <w:b/>
+          <w:bCs/>
+          <w:color w:val="C9A84C"/>
+          <w:sz w:val="24"/>
+          <w:szCs w:val="24"/>
+        </w:rPr>
+        <w:t xml:space="preserve">4.2.9 Alertas Inteligentes</w:t>
+      </w:r>
+    </w:p>
+    <w:p>
+      <w:pPr>
+        <w:pStyle w:val="ListParagraph"/>
+        <w:numPr>
+          <w:ilvl w:val="0"/>
+          <w:numId w:val="1"/>
+        </w:numPr>
+        <w:spacing w:after="40" w:before="40"/>
+      </w:pPr>
+      <w:r>
+        <w:rPr>
+          <w:rFonts w:ascii="Calibri" w:cs="Calibri" w:eastAsia="Calibri" w:hAnsi="Calibri"/>
+          <w:sz w:val="22"/>
+          <w:szCs w:val="22"/>
+        </w:rPr>
+        <w:t xml:space="preserve">Notificacion cuando un paciente sube nuevo analisis</w:t>
+      </w:r>
+    </w:p>
+    <w:p>
+      <w:pPr>
+        <w:pStyle w:val="ListParagraph"/>
+        <w:numPr>
+          <w:ilvl w:val="0"/>
+          <w:numId w:val="1"/>
+        </w:numPr>
+        <w:spacing w:after="40" w:before="40"/>
+      </w:pPr>
+      <w:r>
+        <w:rPr>
+          <w:rFonts w:ascii="Calibri" w:cs="Calibri" w:eastAsia="Calibri" w:hAnsi="Calibri"/>
+          <w:sz w:val="22"/>
+          <w:szCs w:val="22"/>
+        </w:rPr>
+        <w:t xml:space="preserve">Alerta si algun biomarcador entra en rango DANGER</w:t>
+      </w:r>
+    </w:p>
+    <w:p>
+      <w:pPr>
+        <w:pStyle w:val="ListParagraph"/>
+        <w:numPr>
+          <w:ilvl w:val="0"/>
+          <w:numId w:val="1"/>
+        </w:numPr>
+        <w:spacing w:after="40" w:before="40"/>
+      </w:pPr>
+      <w:r>
+        <w:rPr>
+          <w:rFonts w:ascii="Calibri" w:cs="Calibri" w:eastAsia="Calibri" w:hAnsi="Calibri"/>
+          <w:sz w:val="22"/>
+          <w:szCs w:val="22"/>
+        </w:rPr>
+        <w:t xml:space="preserve">Alerta si biomarcador empeora &gt;20% vs analisis anterior</w:t>
+      </w:r>
+    </w:p>
+    <w:p>
+      <w:pPr>
+        <w:pStyle w:val="ListParagraph"/>
+        <w:numPr>
+          <w:ilvl w:val="0"/>
+          <w:numId w:val="1"/>
+        </w:numPr>
+        <w:spacing w:after="40" w:before="40"/>
+      </w:pPr>
+      <w:r>
+        <w:rPr>
+          <w:rFonts w:ascii="Calibri" w:cs="Calibri" w:eastAsia="Calibri" w:hAnsi="Calibri"/>
+          <w:sz w:val="22"/>
+          <w:szCs w:val="22"/>
+        </w:rPr>
+        <w:t xml:space="preserve">Marcado como leida/descartada</w:t>
+      </w:r>
+    </w:p>
+    <w:p>
+      <w:pPr>
+        <w:pStyle w:val="ListParagraph"/>
+        <w:numPr>
+          <w:ilvl w:val="0"/>
+          <w:numId w:val="1"/>
+        </w:numPr>
+        <w:spacing w:after="40" w:before="40"/>
+      </w:pPr>
+      <w:r>
+        <w:rPr>
+          <w:rFonts w:ascii="Calibri" w:cs="Calibri" w:eastAsia="Calibri" w:hAnsi="Calibri"/>
+          <w:sz w:val="22"/>
+          <w:szCs w:val="22"/>
+        </w:rPr>
+        <w:t xml:space="preserve">API: GET /api/medico/alerts, PATCH para marcar como leidas</w:t>
+      </w:r>
+    </w:p>
+    <w:p>
+      <w:pPr>
+        <w:spacing w:after="60"/>
+      </w:pPr>
+    </w:p>
+    <w:p>
+      <w:pPr>
+        <w:pStyle w:val="Heading3"/>
+        <w:spacing w:after="60" w:before="160"/>
+      </w:pPr>
+      <w:r>
+        <w:rPr>
+          <w:rFonts w:ascii="Calibri" w:cs="Calibri" w:eastAsia="Calibri" w:hAnsi="Calibri"/>
+          <w:b/>
+          <w:bCs/>
+          <w:color w:val="C9A84C"/>
+          <w:sz w:val="24"/>
+          <w:szCs w:val="24"/>
+        </w:rPr>
+        <w:t xml:space="preserve">4.2.10 Desvincular Paciente</w:t>
+      </w:r>
+    </w:p>
+    <w:p>
+      <w:pPr>
+        <w:pStyle w:val="ListParagraph"/>
+        <w:numPr>
+          <w:ilvl w:val="0"/>
+          <w:numId w:val="1"/>
+        </w:numPr>
+        <w:spacing w:after="40" w:before="40"/>
+      </w:pPr>
+      <w:r>
+        <w:rPr>
+          <w:rFonts w:ascii="Calibri" w:cs="Calibri" w:eastAsia="Calibri" w:hAnsi="Calibri"/>
+          <w:sz w:val="22"/>
+          <w:szCs w:val="22"/>
+        </w:rPr>
+        <w:t xml:space="preserve">En la tarjeta del paciente vinculado, hacer clic en la "X"</w:t>
+      </w:r>
+    </w:p>
+    <w:p>
+      <w:pPr>
+        <w:pStyle w:val="ListParagraph"/>
+        <w:numPr>
+          <w:ilvl w:val="0"/>
+          <w:numId w:val="1"/>
+        </w:numPr>
+        <w:spacing w:after="40" w:before="40"/>
+      </w:pPr>
+      <w:r>
+        <w:rPr>
+          <w:rFonts w:ascii="Calibri" w:cs="Calibri" w:eastAsia="Calibri" w:hAnsi="Calibri"/>
+          <w:sz w:val="22"/>
+          <w:szCs w:val="22"/>
+        </w:rPr>
+        <w:t xml:space="preserve">Confirmar desvinculacion</w:t>
+      </w:r>
+    </w:p>
+    <w:p>
+      <w:pPr>
+        <w:pStyle w:val="ListParagraph"/>
+        <w:numPr>
+          <w:ilvl w:val="0"/>
+          <w:numId w:val="1"/>
+        </w:numPr>
+        <w:spacing w:after="40" w:before="40"/>
+      </w:pPr>
+      <w:r>
+        <w:rPr>
+          <w:rFonts w:ascii="Calibri" w:cs="Calibri" w:eastAsia="Calibri" w:hAnsi="Calibri"/>
+          <w:sz w:val="22"/>
+          <w:szCs w:val="22"/>
+        </w:rPr>
+        <w:t xml:space="preserve">Se revoca el acceso; el paciente puede re-invitar en el futuro</w:t>
+      </w:r>
+    </w:p>
+    <w:p>
+      <w:pPr>
+        <w:pStyle w:val="ListParagraph"/>
+        <w:numPr>
+          <w:ilvl w:val="0"/>
+          <w:numId w:val="1"/>
+        </w:numPr>
+        <w:spacing w:after="40" w:before="40"/>
+      </w:pPr>
+      <w:r>
+        <w:rPr>
+          <w:rFonts w:ascii="Calibri" w:cs="Calibri" w:eastAsia="Calibri" w:hAnsi="Calibri"/>
+          <w:sz w:val="22"/>
+          <w:szCs w:val="22"/>
+        </w:rPr>
+        <w:t xml:space="preserve">Los datos del paciente NO se eliminan</w:t>
+      </w:r>
     </w:p>
     <w:p>
       <w:pPr>
@@ -5953,7 +7682,7 @@
           <w:sz w:val="18"/>
           <w:szCs w:val="18"/>
         </w:rPr>
-        <w:t xml:space="preserve">│   │   ├── results/[id]/         # Resultados + re-analisis</w:t>
+        <w:t xml:space="preserve">│   │   ├── results/[id]/         # Resultados + re-analisis + DELETE</w:t>
       </w:r>
     </w:p>
     <w:p>
@@ -5968,7 +7697,7 @@
           <w:sz w:val="18"/>
           <w:szCs w:val="18"/>
         </w:rPr>
-        <w:t xml:space="preserve">│   │   └── medico/invitations/   # Invitaciones medico</w:t>
+        <w:t xml:space="preserve">│   │   ├── references/route.ts   # Busqueda PubMed/Semantic Scholar/OpenAlex</w:t>
       </w:r>
     </w:p>
     <w:p>
@@ -5983,7 +7712,7 @@
           <w:sz w:val="18"/>
           <w:szCs w:val="18"/>
         </w:rPr>
-        <w:t xml:space="preserve">│   └── globals.css               # Estilos globales + animaciones</w:t>
+        <w:t xml:space="preserve">│   │   └── medico/</w:t>
       </w:r>
     </w:p>
     <w:p>
@@ -5998,7 +7727,7 @@
           <w:sz w:val="18"/>
           <w:szCs w:val="18"/>
         </w:rPr>
-        <w:t xml:space="preserve">│</w:t>
+        <w:t xml:space="preserve">│   │       ├── invitations/      # Invitaciones medico</w:t>
       </w:r>
     </w:p>
     <w:p>
@@ -6013,7 +7742,7 @@
           <w:sz w:val="18"/>
           <w:szCs w:val="18"/>
         </w:rPr>
-        <w:t xml:space="preserve">├── components/</w:t>
+        <w:t xml:space="preserve">│   │       ├── notes/route.ts    # CRUD notas clinicas SOAP</w:t>
       </w:r>
     </w:p>
     <w:p>
@@ -6028,7 +7757,7 @@
           <w:sz w:val="18"/>
           <w:szCs w:val="18"/>
         </w:rPr>
-        <w:t xml:space="preserve">│   ├── auth/RegisterModal.tsx    # Registro por rol</w:t>
+        <w:t xml:space="preserve">│   │       └── alerts/route.ts   # Alertas inteligentes</w:t>
       </w:r>
     </w:p>
     <w:p>
@@ -6043,7 +7772,7 @@
           <w:sz w:val="18"/>
           <w:szCs w:val="18"/>
         </w:rPr>
-        <w:t xml:space="preserve">│   ├── clinica/ClinicaDashboard  # Panel clinica</w:t>
+        <w:t xml:space="preserve">│   └── globals.css               # Estilos globales + animaciones</w:t>
       </w:r>
     </w:p>
     <w:p>
@@ -6058,7 +7787,7 @@
           <w:sz w:val="18"/>
           <w:szCs w:val="18"/>
         </w:rPr>
-        <w:t xml:space="preserve">│   ├── dashboard/</w:t>
+        <w:t xml:space="preserve">│</w:t>
       </w:r>
     </w:p>
     <w:p>
@@ -6073,7 +7802,7 @@
           <w:sz w:val="18"/>
           <w:szCs w:val="18"/>
         </w:rPr>
-        <w:t xml:space="preserve">│   │   ├── DashboardTabs.tsx     # Orquestador de 11 pestanas</w:t>
+        <w:t xml:space="preserve">├── components/</w:t>
       </w:r>
     </w:p>
     <w:p>
@@ -6088,7 +7817,7 @@
           <w:sz w:val="18"/>
           <w:szCs w:val="18"/>
         </w:rPr>
-        <w:t xml:space="preserve">│   │   ├── InstantDashboard.tsx  # Dashboard instantaneo (Fase 2)</w:t>
+        <w:t xml:space="preserve">│   ├── auth/RegisterModal.tsx    # Registro por rol</w:t>
       </w:r>
     </w:p>
     <w:p>
@@ -6103,7 +7832,7 @@
           <w:sz w:val="18"/>
           <w:szCs w:val="18"/>
         </w:rPr>
-        <w:t xml:space="preserve">│   │   ├── LongevityChat.tsx     # Chatbot conversacional</w:t>
+        <w:t xml:space="preserve">│   ├── clinica/ClinicaDashboard  # Panel clinica</w:t>
       </w:r>
     </w:p>
     <w:p>
@@ -6118,7 +7847,7 @@
           <w:sz w:val="18"/>
           <w:szCs w:val="18"/>
         </w:rPr>
-        <w:t xml:space="preserve">│   │   ├── ExportButtons.tsx     # Exportacion PDF/imagen</w:t>
+        <w:t xml:space="preserve">│   ├── dashboard/</w:t>
       </w:r>
     </w:p>
     <w:p>
@@ -6133,7 +7862,7 @@
           <w:sz w:val="18"/>
           <w:szCs w:val="18"/>
         </w:rPr>
-        <w:t xml:space="preserve">│   │   └── tabs/                 # 12 componentes de pestana</w:t>
+        <w:t xml:space="preserve">│   │   ├── DashboardTabs.tsx     # Orquestador de 11 pestanas</w:t>
       </w:r>
     </w:p>
     <w:p>
@@ -6148,7 +7877,7 @@
           <w:sz w:val="18"/>
           <w:szCs w:val="18"/>
         </w:rPr>
-        <w:t xml:space="preserve">│   ├── medico/InvitationsPanel   # Panel de invitaciones</w:t>
+        <w:t xml:space="preserve">│   │   ├── InstantDashboard.tsx  # Dashboard instantaneo (Fase 2)</w:t>
       </w:r>
     </w:p>
     <w:p>
@@ -6163,7 +7892,7 @@
           <w:sz w:val="18"/>
           <w:szCs w:val="18"/>
         </w:rPr>
-        <w:t xml:space="preserve">│   ├── patients/</w:t>
+        <w:t xml:space="preserve">│   │   ├── LongevityChat.tsx     # Chatbot conversacional</w:t>
       </w:r>
     </w:p>
     <w:p>
@@ -6178,7 +7907,7 @@
           <w:sz w:val="18"/>
           <w:szCs w:val="18"/>
         </w:rPr>
-        <w:t xml:space="preserve">│   │   ├── PatientCard.tsx       # Tarjeta de paciente (multi-rol)</w:t>
+        <w:t xml:space="preserve">│   │   ├── ExportButtons.tsx     # Exportacion PDF/imagen</w:t>
       </w:r>
     </w:p>
     <w:p>
@@ -6193,7 +7922,7 @@
           <w:sz w:val="18"/>
           <w:szCs w:val="18"/>
         </w:rPr>
-        <w:t xml:space="preserve">│   │   ├── AnalysisCards.tsx     # Tarjetas de analisis por fecha</w:t>
+        <w:t xml:space="preserve">│   │   └── tabs/                 # 12 componentes de pestana</w:t>
       </w:r>
     </w:p>
     <w:p>
@@ -6208,7 +7937,7 @@
           <w:sz w:val="18"/>
           <w:szCs w:val="18"/>
         </w:rPr>
-        <w:t xml:space="preserve">│   │   ├── MedicoLinksPanel.tsx  # Vinculacion con medicos</w:t>
+        <w:t xml:space="preserve">│   ├── medico/</w:t>
       </w:r>
     </w:p>
     <w:p>
@@ -6223,7 +7952,7 @@
           <w:sz w:val="18"/>
           <w:szCs w:val="18"/>
         </w:rPr>
-        <w:t xml:space="preserve">│   │   └── NewPatientModal.tsx   # Crear paciente</w:t>
+        <w:t xml:space="preserve">│   │   ├── InvitationsPanel.tsx  # Panel de invitaciones</w:t>
       </w:r>
     </w:p>
     <w:p>
@@ -6238,7 +7967,7 @@
           <w:sz w:val="18"/>
           <w:szCs w:val="18"/>
         </w:rPr>
-        <w:t xml:space="preserve">│   ├── ui/                       # Componentes UI reutilizables</w:t>
+        <w:t xml:space="preserve">│   │   └── ClinicalNotesPanel.tsx # Notas clinicas SOAP</w:t>
       </w:r>
     </w:p>
     <w:p>
@@ -6253,7 +7982,7 @@
           <w:sz w:val="18"/>
           <w:szCs w:val="18"/>
         </w:rPr>
-        <w:t xml:space="preserve">│   └── upload/FileUploader.tsx   # Componente de carga de archivos</w:t>
+        <w:t xml:space="preserve">│   ├── patients/</w:t>
       </w:r>
     </w:p>
     <w:p>
@@ -6268,7 +7997,7 @@
           <w:sz w:val="18"/>
           <w:szCs w:val="18"/>
         </w:rPr>
-        <w:t xml:space="preserve">│</w:t>
+        <w:t xml:space="preserve">│   │   ├── PatientCard.tsx       # Tarjeta de paciente (multi-rol)</w:t>
       </w:r>
     </w:p>
     <w:p>
@@ -6283,7 +8012,7 @@
           <w:sz w:val="18"/>
           <w:szCs w:val="18"/>
         </w:rPr>
-        <w:t xml:space="preserve">├── lib/</w:t>
+        <w:t xml:space="preserve">│   │   ├── AnalysisCards.tsx     # Tarjetas de analisis por fecha</w:t>
       </w:r>
     </w:p>
     <w:p>
@@ -6298,7 +8027,217 @@
           <w:sz w:val="18"/>
           <w:szCs w:val="18"/>
         </w:rPr>
-        <w:t xml:space="preserve">│   ├── anthropic/analyzer.ts     # Motor IA (prompts + llamadas a Claude)</w:t>
+        <w:t xml:space="preserve">│   │   ├── MedicoLinksPanel.tsx  # Vinculacion con medicos</w:t>
+      </w:r>
+    </w:p>
+    <w:p>
+      <w:pPr>
+        <w:spacing w:after="20" w:before="20"/>
+        <w:ind w:left="400"/>
+      </w:pPr>
+      <w:r>
+        <w:rPr>
+          <w:rFonts w:ascii="Consolas" w:cs="Consolas" w:eastAsia="Consolas" w:hAnsi="Consolas"/>
+          <w:color w:val="6B6660"/>
+          <w:sz w:val="18"/>
+          <w:szCs w:val="18"/>
+        </w:rPr>
+        <w:t xml:space="preserve">│   │   └── NewPatientModal.tsx   # Crear paciente</w:t>
+      </w:r>
+    </w:p>
+    <w:p>
+      <w:pPr>
+        <w:spacing w:after="20" w:before="20"/>
+        <w:ind w:left="400"/>
+      </w:pPr>
+      <w:r>
+        <w:rPr>
+          <w:rFonts w:ascii="Consolas" w:cs="Consolas" w:eastAsia="Consolas" w:hAnsi="Consolas"/>
+          <w:color w:val="6B6660"/>
+          <w:sz w:val="18"/>
+          <w:szCs w:val="18"/>
+        </w:rPr>
+        <w:t xml:space="preserve">│   ├── ui/                       # Componentes UI reutilizables</w:t>
+      </w:r>
+    </w:p>
+    <w:p>
+      <w:pPr>
+        <w:spacing w:after="20" w:before="20"/>
+        <w:ind w:left="400"/>
+      </w:pPr>
+      <w:r>
+        <w:rPr>
+          <w:rFonts w:ascii="Consolas" w:cs="Consolas" w:eastAsia="Consolas" w:hAnsi="Consolas"/>
+          <w:color w:val="6B6660"/>
+          <w:sz w:val="18"/>
+          <w:szCs w:val="18"/>
+        </w:rPr>
+        <w:t xml:space="preserve">│   └── upload/FileUploader.tsx   # Componente de carga de archivos</w:t>
+      </w:r>
+    </w:p>
+    <w:p>
+      <w:pPr>
+        <w:spacing w:after="20" w:before="20"/>
+        <w:ind w:left="400"/>
+      </w:pPr>
+      <w:r>
+        <w:rPr>
+          <w:rFonts w:ascii="Consolas" w:cs="Consolas" w:eastAsia="Consolas" w:hAnsi="Consolas"/>
+          <w:color w:val="6B6660"/>
+          <w:sz w:val="18"/>
+          <w:szCs w:val="18"/>
+        </w:rPr>
+        <w:t xml:space="preserve">│</w:t>
+      </w:r>
+    </w:p>
+    <w:p>
+      <w:pPr>
+        <w:spacing w:after="20" w:before="20"/>
+        <w:ind w:left="400"/>
+      </w:pPr>
+      <w:r>
+        <w:rPr>
+          <w:rFonts w:ascii="Consolas" w:cs="Consolas" w:eastAsia="Consolas" w:hAnsi="Consolas"/>
+          <w:color w:val="6B6660"/>
+          <w:sz w:val="18"/>
+          <w:szCs w:val="18"/>
+        </w:rPr>
+        <w:t xml:space="preserve">├── lib/</w:t>
+      </w:r>
+    </w:p>
+    <w:p>
+      <w:pPr>
+        <w:spacing w:after="20" w:before="20"/>
+        <w:ind w:left="400"/>
+      </w:pPr>
+      <w:r>
+        <w:rPr>
+          <w:rFonts w:ascii="Consolas" w:cs="Consolas" w:eastAsia="Consolas" w:hAnsi="Consolas"/>
+          <w:color w:val="6B6660"/>
+          <w:sz w:val="18"/>
+          <w:szCs w:val="18"/>
+        </w:rPr>
+        <w:t xml:space="preserve">│   ├── anthropic/analyzer.ts     # Motor IA (prompts + override matematico)</w:t>
+      </w:r>
+    </w:p>
+    <w:p>
+      <w:pPr>
+        <w:spacing w:after="20" w:before="20"/>
+        <w:ind w:left="400"/>
+      </w:pPr>
+      <w:r>
+        <w:rPr>
+          <w:rFonts w:ascii="Consolas" w:cs="Consolas" w:eastAsia="Consolas" w:hAnsi="Consolas"/>
+          <w:color w:val="6B6660"/>
+          <w:sz w:val="18"/>
+          <w:szCs w:val="18"/>
+        </w:rPr>
+        <w:t xml:space="preserve">│   ├── longevity-scoring.ts      # Funciones sigmoideas por biomarcador (30+)</w:t>
+      </w:r>
+    </w:p>
+    <w:p>
+      <w:pPr>
+        <w:spacing w:after="20" w:before="20"/>
+        <w:ind w:left="400"/>
+      </w:pPr>
+      <w:r>
+        <w:rPr>
+          <w:rFonts w:ascii="Consolas" w:cs="Consolas" w:eastAsia="Consolas" w:hAnsi="Consolas"/>
+          <w:color w:val="6B6660"/>
+          <w:sz w:val="18"/>
+          <w:szCs w:val="18"/>
+        </w:rPr>
+        <w:t xml:space="preserve">│   ├── longevity-phenoage.ts     # Edad biologica PhenoAge (Levine 2018)</w:t>
+      </w:r>
+    </w:p>
+    <w:p>
+      <w:pPr>
+        <w:spacing w:after="20" w:before="20"/>
+        <w:ind w:left="400"/>
+      </w:pPr>
+      <w:r>
+        <w:rPr>
+          <w:rFonts w:ascii="Consolas" w:cs="Consolas" w:eastAsia="Consolas" w:hAnsi="Consolas"/>
+          <w:color w:val="6B6660"/>
+          <w:sz w:val="18"/>
+          <w:szCs w:val="18"/>
+        </w:rPr>
+        <w:t xml:space="preserve">│   ├── longevity-foda.ts         # FODA computada (11 biomarcadores)</w:t>
+      </w:r>
+    </w:p>
+    <w:p>
+      <w:pPr>
+        <w:spacing w:after="20" w:before="20"/>
+        <w:ind w:left="400"/>
+      </w:pPr>
+      <w:r>
+        <w:rPr>
+          <w:rFonts w:ascii="Consolas" w:cs="Consolas" w:eastAsia="Consolas" w:hAnsi="Consolas"/>
+          <w:color w:val="6B6660"/>
+          <w:sz w:val="18"/>
+          <w:szCs w:val="18"/>
+        </w:rPr>
+        <w:t xml:space="preserve">│   ├── longevity-projection.ts   # Proyeccion Gompertz 10 anos</w:t>
+      </w:r>
+    </w:p>
+    <w:p>
+      <w:pPr>
+        <w:spacing w:after="20" w:before="20"/>
+        <w:ind w:left="400"/>
+      </w:pPr>
+      <w:r>
+        <w:rPr>
+          <w:rFonts w:ascii="Consolas" w:cs="Consolas" w:eastAsia="Consolas" w:hAnsi="Consolas"/>
+          <w:color w:val="6B6660"/>
+          <w:sz w:val="18"/>
+          <w:szCs w:val="18"/>
+        </w:rPr>
+        <w:t xml:space="preserve">│   ├── longevity-wearables.ts    # Integracion wearables (13 metricas)</w:t>
+      </w:r>
+    </w:p>
+    <w:p>
+      <w:pPr>
+        <w:spacing w:after="20" w:before="20"/>
+        <w:ind w:left="400"/>
+      </w:pPr>
+      <w:r>
+        <w:rPr>
+          <w:rFonts w:ascii="Consolas" w:cs="Consolas" w:eastAsia="Consolas" w:hAnsi="Consolas"/>
+          <w:color w:val="6B6660"/>
+          <w:sz w:val="18"/>
+          <w:szCs w:val="18"/>
+        </w:rPr>
+        <w:t xml:space="preserve">│   ├── longevity-trends.ts       # Tendencias longitudinales entre analisis</w:t>
+      </w:r>
+    </w:p>
+    <w:p>
+      <w:pPr>
+        <w:spacing w:after="20" w:before="20"/>
+        <w:ind w:left="400"/>
+      </w:pPr>
+      <w:r>
+        <w:rPr>
+          <w:rFonts w:ascii="Consolas" w:cs="Consolas" w:eastAsia="Consolas" w:hAnsi="Consolas"/>
+          <w:color w:val="6B6660"/>
+          <w:sz w:val="18"/>
+          <w:szCs w:val="18"/>
+        </w:rPr>
+        <w:t xml:space="preserve">│   ├── clinical-calculators.ts   # 8 calculadoras clinicas</w:t>
+      </w:r>
+    </w:p>
+    <w:p>
+      <w:pPr>
+        <w:spacing w:after="20" w:before="20"/>
+        <w:ind w:left="400"/>
+      </w:pPr>
+      <w:r>
+        <w:rPr>
+          <w:rFonts w:ascii="Consolas" w:cs="Consolas" w:eastAsia="Consolas" w:hAnsi="Consolas"/>
+          <w:color w:val="6B6660"/>
+          <w:sz w:val="18"/>
+          <w:szCs w:val="18"/>
+        </w:rPr>
+        <w:t xml:space="preserve">│   ├── medical-references.ts     # PubMed + Semantic Scholar + OpenAlex</w:t>
       </w:r>
     </w:p>
     <w:p>
@@ -9262,25 +11201,26 @@
     </w:p>
     <w:p>
       <w:pPr>
-        <w:pStyle w:val="Heading3"/>
-        <w:spacing w:after="60" w:before="160"/>
+        <w:spacing w:after="40" w:before="40"/>
       </w:pPr>
       <w:r>
         <w:rPr>
           <w:rFonts w:ascii="Calibri" w:cs="Calibri" w:eastAsia="Calibri" w:hAnsi="Calibri"/>
           <w:b/>
           <w:bCs/>
-          <w:color w:val="C9A84C"/>
-          <w:sz w:val="24"/>
-          <w:szCs w:val="24"/>
-        </w:rPr>
-        <w:t xml:space="preserve">Row Level Security (RLS)</w:t>
-      </w:r>
-    </w:p>
-    <w:p>
-      <w:pPr>
-        <w:spacing w:after="60"/>
-      </w:pPr>
+          <w:sz w:val="22"/>
+          <w:szCs w:val="22"/>
+        </w:rPr>
+        <w:t xml:space="preserve">clinical_notes</w:t>
+      </w:r>
+      <w:r>
+        <w:rPr>
+          <w:rFonts w:ascii="Calibri" w:cs="Calibri" w:eastAsia="Calibri" w:hAnsi="Calibri"/>
+          <w:sz w:val="22"/>
+          <w:szCs w:val="22"/>
+        </w:rPr>
+        <w:t xml:space="preserve"> (v3.0)</w:t>
+      </w:r>
     </w:p>
     <w:tbl>
       <w:tblPr>
@@ -9315,7 +11255,7 @@
                 <w:sz w:val="22"/>
                 <w:szCs w:val="22"/>
               </w:rPr>
-              <w:t xml:space="preserve">Tabla</w:t>
+              <w:t xml:space="preserve">Columna</w:t>
             </w:r>
           </w:p>
         </w:tc>
@@ -9334,7 +11274,7 @@
                 <w:sz w:val="22"/>
                 <w:szCs w:val="22"/>
               </w:rPr>
-              <w:t xml:space="preserve">Politica</w:t>
+              <w:t xml:space="preserve">Tipo</w:t>
             </w:r>
           </w:p>
         </w:tc>
@@ -9353,7 +11293,7 @@
                 <w:sz w:val="22"/>
                 <w:szCs w:val="22"/>
               </w:rPr>
-              <w:t xml:space="preserve">Regla</w:t>
+              <w:t xml:space="preserve">Descripcion</w:t>
             </w:r>
           </w:p>
         </w:tc>
@@ -9373,43 +11313,43 @@
                 <w:sz w:val="22"/>
                 <w:szCs w:val="22"/>
               </w:rPr>
-              <w:t xml:space="preserve">patients</w:t>
-            </w:r>
-          </w:p>
-        </w:tc>
-        <w:tc>
-          <w:tcPr>
-            <w:tcW w:type="dxa" w:w="3000"/>
-          </w:tcPr>
-          <w:p>
-            <w:pPr>
-              <w:spacing w:after="40" w:before="40"/>
-            </w:pPr>
-            <w:r>
-              <w:rPr>
-                <w:rFonts w:ascii="Calibri" w:cs="Calibri" w:eastAsia="Calibri" w:hAnsi="Calibri"/>
-                <w:sz w:val="22"/>
-                <w:szCs w:val="22"/>
-              </w:rPr>
-              <w:t xml:space="preserve">patients_own</w:t>
-            </w:r>
-          </w:p>
-        </w:tc>
-        <w:tc>
-          <w:tcPr>
-            <w:tcW w:type="dxa" w:w="3000"/>
-          </w:tcPr>
-          <w:p>
-            <w:pPr>
-              <w:spacing w:after="40" w:before="40"/>
-            </w:pPr>
-            <w:r>
-              <w:rPr>
-                <w:rFonts w:ascii="Calibri" w:cs="Calibri" w:eastAsia="Calibri" w:hAnsi="Calibri"/>
-                <w:sz w:val="22"/>
-                <w:szCs w:val="22"/>
-              </w:rPr>
-              <w:t xml:space="preserve">user_id = auth.uid() (ALL)</w:t>
+              <w:t xml:space="preserve">id</w:t>
+            </w:r>
+          </w:p>
+        </w:tc>
+        <w:tc>
+          <w:tcPr>
+            <w:tcW w:type="dxa" w:w="3000"/>
+          </w:tcPr>
+          <w:p>
+            <w:pPr>
+              <w:spacing w:after="40" w:before="40"/>
+            </w:pPr>
+            <w:r>
+              <w:rPr>
+                <w:rFonts w:ascii="Calibri" w:cs="Calibri" w:eastAsia="Calibri" w:hAnsi="Calibri"/>
+                <w:sz w:val="22"/>
+                <w:szCs w:val="22"/>
+              </w:rPr>
+              <w:t xml:space="preserve">UUID PK</w:t>
+            </w:r>
+          </w:p>
+        </w:tc>
+        <w:tc>
+          <w:tcPr>
+            <w:tcW w:type="dxa" w:w="3000"/>
+          </w:tcPr>
+          <w:p>
+            <w:pPr>
+              <w:spacing w:after="40" w:before="40"/>
+            </w:pPr>
+            <w:r>
+              <w:rPr>
+                <w:rFonts w:ascii="Calibri" w:cs="Calibri" w:eastAsia="Calibri" w:hAnsi="Calibri"/>
+                <w:sz w:val="22"/>
+                <w:szCs w:val="22"/>
+              </w:rPr>
+              <w:t xml:space="preserve">Identificador unico</w:t>
             </w:r>
           </w:p>
         </w:tc>
@@ -9429,43 +11369,43 @@
                 <w:sz w:val="22"/>
                 <w:szCs w:val="22"/>
               </w:rPr>
-              <w:t xml:space="preserve">medicos</w:t>
-            </w:r>
-          </w:p>
-        </w:tc>
-        <w:tc>
-          <w:tcPr>
-            <w:tcW w:type="dxa" w:w="3000"/>
-          </w:tcPr>
-          <w:p>
-            <w:pPr>
-              <w:spacing w:after="40" w:before="40"/>
-            </w:pPr>
-            <w:r>
-              <w:rPr>
-                <w:rFonts w:ascii="Calibri" w:cs="Calibri" w:eastAsia="Calibri" w:hAnsi="Calibri"/>
-                <w:sz w:val="22"/>
-                <w:szCs w:val="22"/>
-              </w:rPr>
-              <w:t xml:space="preserve">medicos_read</w:t>
-            </w:r>
-          </w:p>
-        </w:tc>
-        <w:tc>
-          <w:tcPr>
-            <w:tcW w:type="dxa" w:w="3000"/>
-          </w:tcPr>
-          <w:p>
-            <w:pPr>
-              <w:spacing w:after="40" w:before="40"/>
-            </w:pPr>
-            <w:r>
-              <w:rPr>
-                <w:rFonts w:ascii="Calibri" w:cs="Calibri" w:eastAsia="Calibri" w:hAnsi="Calibri"/>
-                <w:sz w:val="22"/>
-                <w:szCs w:val="22"/>
-              </w:rPr>
-              <w:t xml:space="preserve">Lectura abierta a autenticados</w:t>
+              <w:t xml:space="preserve">patient_id</w:t>
+            </w:r>
+          </w:p>
+        </w:tc>
+        <w:tc>
+          <w:tcPr>
+            <w:tcW w:type="dxa" w:w="3000"/>
+          </w:tcPr>
+          <w:p>
+            <w:pPr>
+              <w:spacing w:after="40" w:before="40"/>
+            </w:pPr>
+            <w:r>
+              <w:rPr>
+                <w:rFonts w:ascii="Calibri" w:cs="Calibri" w:eastAsia="Calibri" w:hAnsi="Calibri"/>
+                <w:sz w:val="22"/>
+                <w:szCs w:val="22"/>
+              </w:rPr>
+              <w:t xml:space="preserve">UUID FK -&gt; patients</w:t>
+            </w:r>
+          </w:p>
+        </w:tc>
+        <w:tc>
+          <w:tcPr>
+            <w:tcW w:type="dxa" w:w="3000"/>
+          </w:tcPr>
+          <w:p>
+            <w:pPr>
+              <w:spacing w:after="40" w:before="40"/>
+            </w:pPr>
+            <w:r>
+              <w:rPr>
+                <w:rFonts w:ascii="Calibri" w:cs="Calibri" w:eastAsia="Calibri" w:hAnsi="Calibri"/>
+                <w:sz w:val="22"/>
+                <w:szCs w:val="22"/>
+              </w:rPr>
+              <w:t xml:space="preserve">Paciente</w:t>
             </w:r>
           </w:p>
         </w:tc>
@@ -9485,43 +11425,43 @@
                 <w:sz w:val="22"/>
                 <w:szCs w:val="22"/>
               </w:rPr>
-              <w:t xml:space="preserve">medicos</w:t>
-            </w:r>
-          </w:p>
-        </w:tc>
-        <w:tc>
-          <w:tcPr>
-            <w:tcW w:type="dxa" w:w="3000"/>
-          </w:tcPr>
-          <w:p>
-            <w:pPr>
-              <w:spacing w:after="40" w:before="40"/>
-            </w:pPr>
-            <w:r>
-              <w:rPr>
-                <w:rFonts w:ascii="Calibri" w:cs="Calibri" w:eastAsia="Calibri" w:hAnsi="Calibri"/>
-                <w:sz w:val="22"/>
-                <w:szCs w:val="22"/>
-              </w:rPr>
-              <w:t xml:space="preserve">medicos_write</w:t>
-            </w:r>
-          </w:p>
-        </w:tc>
-        <w:tc>
-          <w:tcPr>
-            <w:tcW w:type="dxa" w:w="3000"/>
-          </w:tcPr>
-          <w:p>
-            <w:pPr>
-              <w:spacing w:after="40" w:before="40"/>
-            </w:pPr>
-            <w:r>
-              <w:rPr>
-                <w:rFonts w:ascii="Calibri" w:cs="Calibri" w:eastAsia="Calibri" w:hAnsi="Calibri"/>
-                <w:sz w:val="22"/>
-                <w:szCs w:val="22"/>
-              </w:rPr>
-              <w:t xml:space="preserve">user_id = auth.uid() (INSERT)</w:t>
+              <w:t xml:space="preserve">medico_user_id</w:t>
+            </w:r>
+          </w:p>
+        </w:tc>
+        <w:tc>
+          <w:tcPr>
+            <w:tcW w:type="dxa" w:w="3000"/>
+          </w:tcPr>
+          <w:p>
+            <w:pPr>
+              <w:spacing w:after="40" w:before="40"/>
+            </w:pPr>
+            <w:r>
+              <w:rPr>
+                <w:rFonts w:ascii="Calibri" w:cs="Calibri" w:eastAsia="Calibri" w:hAnsi="Calibri"/>
+                <w:sz w:val="22"/>
+                <w:szCs w:val="22"/>
+              </w:rPr>
+              <w:t xml:space="preserve">UUID FK -&gt; auth.users</w:t>
+            </w:r>
+          </w:p>
+        </w:tc>
+        <w:tc>
+          <w:tcPr>
+            <w:tcW w:type="dxa" w:w="3000"/>
+          </w:tcPr>
+          <w:p>
+            <w:pPr>
+              <w:spacing w:after="40" w:before="40"/>
+            </w:pPr>
+            <w:r>
+              <w:rPr>
+                <w:rFonts w:ascii="Calibri" w:cs="Calibri" w:eastAsia="Calibri" w:hAnsi="Calibri"/>
+                <w:sz w:val="22"/>
+                <w:szCs w:val="22"/>
+              </w:rPr>
+              <w:t xml:space="preserve">Medico autor</w:t>
             </w:r>
           </w:p>
         </w:tc>
@@ -9541,43 +11481,43 @@
                 <w:sz w:val="22"/>
                 <w:szCs w:val="22"/>
               </w:rPr>
-              <w:t xml:space="preserve">medicos</w:t>
-            </w:r>
-          </w:p>
-        </w:tc>
-        <w:tc>
-          <w:tcPr>
-            <w:tcW w:type="dxa" w:w="3000"/>
-          </w:tcPr>
-          <w:p>
-            <w:pPr>
-              <w:spacing w:after="40" w:before="40"/>
-            </w:pPr>
-            <w:r>
-              <w:rPr>
-                <w:rFonts w:ascii="Calibri" w:cs="Calibri" w:eastAsia="Calibri" w:hAnsi="Calibri"/>
-                <w:sz w:val="22"/>
-                <w:szCs w:val="22"/>
-              </w:rPr>
-              <w:t xml:space="preserve">medicos_update</w:t>
-            </w:r>
-          </w:p>
-        </w:tc>
-        <w:tc>
-          <w:tcPr>
-            <w:tcW w:type="dxa" w:w="3000"/>
-          </w:tcPr>
-          <w:p>
-            <w:pPr>
-              <w:spacing w:after="40" w:before="40"/>
-            </w:pPr>
-            <w:r>
-              <w:rPr>
-                <w:rFonts w:ascii="Calibri" w:cs="Calibri" w:eastAsia="Calibri" w:hAnsi="Calibri"/>
-                <w:sz w:val="22"/>
-                <w:szCs w:val="22"/>
-              </w:rPr>
-              <w:t xml:space="preserve">user_id = auth.uid() (UPDATE)</w:t>
+              <w:t xml:space="preserve">result_id</w:t>
+            </w:r>
+          </w:p>
+        </w:tc>
+        <w:tc>
+          <w:tcPr>
+            <w:tcW w:type="dxa" w:w="3000"/>
+          </w:tcPr>
+          <w:p>
+            <w:pPr>
+              <w:spacing w:after="40" w:before="40"/>
+            </w:pPr>
+            <w:r>
+              <w:rPr>
+                <w:rFonts w:ascii="Calibri" w:cs="Calibri" w:eastAsia="Calibri" w:hAnsi="Calibri"/>
+                <w:sz w:val="22"/>
+                <w:szCs w:val="22"/>
+              </w:rPr>
+              <w:t xml:space="preserve">UUID FK -&gt; lab_results</w:t>
+            </w:r>
+          </w:p>
+        </w:tc>
+        <w:tc>
+          <w:tcPr>
+            <w:tcW w:type="dxa" w:w="3000"/>
+          </w:tcPr>
+          <w:p>
+            <w:pPr>
+              <w:spacing w:after="40" w:before="40"/>
+            </w:pPr>
+            <w:r>
+              <w:rPr>
+                <w:rFonts w:ascii="Calibri" w:cs="Calibri" w:eastAsia="Calibri" w:hAnsi="Calibri"/>
+                <w:sz w:val="22"/>
+                <w:szCs w:val="22"/>
+              </w:rPr>
+              <w:t xml:space="preserve">Analisis asociado (opcional)</w:t>
             </w:r>
           </w:p>
         </w:tc>
@@ -9597,6 +11537,1623 @@
                 <w:sz w:val="22"/>
                 <w:szCs w:val="22"/>
               </w:rPr>
+              <w:t xml:space="preserve">note_type</w:t>
+            </w:r>
+          </w:p>
+        </w:tc>
+        <w:tc>
+          <w:tcPr>
+            <w:tcW w:type="dxa" w:w="3000"/>
+          </w:tcPr>
+          <w:p>
+            <w:pPr>
+              <w:spacing w:after="40" w:before="40"/>
+            </w:pPr>
+            <w:r>
+              <w:rPr>
+                <w:rFonts w:ascii="Calibri" w:cs="Calibri" w:eastAsia="Calibri" w:hAnsi="Calibri"/>
+                <w:sz w:val="22"/>
+                <w:szCs w:val="22"/>
+              </w:rPr>
+              <w:t xml:space="preserve">TEXT</w:t>
+            </w:r>
+          </w:p>
+        </w:tc>
+        <w:tc>
+          <w:tcPr>
+            <w:tcW w:type="dxa" w:w="3000"/>
+          </w:tcPr>
+          <w:p>
+            <w:pPr>
+              <w:spacing w:after="40" w:before="40"/>
+            </w:pPr>
+            <w:r>
+              <w:rPr>
+                <w:rFonts w:ascii="Calibri" w:cs="Calibri" w:eastAsia="Calibri" w:hAnsi="Calibri"/>
+                <w:sz w:val="22"/>
+                <w:szCs w:val="22"/>
+              </w:rPr>
+              <w:t xml:space="preserve">soap / follow_up / comment / protocol_adjustment</w:t>
+            </w:r>
+          </w:p>
+        </w:tc>
+      </w:tr>
+      <w:tr>
+        <w:tc>
+          <w:tcPr>
+            <w:tcW w:type="dxa" w:w="3000"/>
+          </w:tcPr>
+          <w:p>
+            <w:pPr>
+              <w:spacing w:after="40" w:before="40"/>
+            </w:pPr>
+            <w:r>
+              <w:rPr>
+                <w:rFonts w:ascii="Calibri" w:cs="Calibri" w:eastAsia="Calibri" w:hAnsi="Calibri"/>
+                <w:sz w:val="22"/>
+                <w:szCs w:val="22"/>
+              </w:rPr>
+              <w:t xml:space="preserve">subjective</w:t>
+            </w:r>
+          </w:p>
+        </w:tc>
+        <w:tc>
+          <w:tcPr>
+            <w:tcW w:type="dxa" w:w="3000"/>
+          </w:tcPr>
+          <w:p>
+            <w:pPr>
+              <w:spacing w:after="40" w:before="40"/>
+            </w:pPr>
+            <w:r>
+              <w:rPr>
+                <w:rFonts w:ascii="Calibri" w:cs="Calibri" w:eastAsia="Calibri" w:hAnsi="Calibri"/>
+                <w:sz w:val="22"/>
+                <w:szCs w:val="22"/>
+              </w:rPr>
+              <w:t xml:space="preserve">TEXT</w:t>
+            </w:r>
+          </w:p>
+        </w:tc>
+        <w:tc>
+          <w:tcPr>
+            <w:tcW w:type="dxa" w:w="3000"/>
+          </w:tcPr>
+          <w:p>
+            <w:pPr>
+              <w:spacing w:after="40" w:before="40"/>
+            </w:pPr>
+            <w:r>
+              <w:rPr>
+                <w:rFonts w:ascii="Calibri" w:cs="Calibri" w:eastAsia="Calibri" w:hAnsi="Calibri"/>
+                <w:sz w:val="22"/>
+                <w:szCs w:val="22"/>
+              </w:rPr>
+              <w:t xml:space="preserve">S: lo que el paciente reporta</w:t>
+            </w:r>
+          </w:p>
+        </w:tc>
+      </w:tr>
+      <w:tr>
+        <w:tc>
+          <w:tcPr>
+            <w:tcW w:type="dxa" w:w="3000"/>
+          </w:tcPr>
+          <w:p>
+            <w:pPr>
+              <w:spacing w:after="40" w:before="40"/>
+            </w:pPr>
+            <w:r>
+              <w:rPr>
+                <w:rFonts w:ascii="Calibri" w:cs="Calibri" w:eastAsia="Calibri" w:hAnsi="Calibri"/>
+                <w:sz w:val="22"/>
+                <w:szCs w:val="22"/>
+              </w:rPr>
+              <w:t xml:space="preserve">objective</w:t>
+            </w:r>
+          </w:p>
+        </w:tc>
+        <w:tc>
+          <w:tcPr>
+            <w:tcW w:type="dxa" w:w="3000"/>
+          </w:tcPr>
+          <w:p>
+            <w:pPr>
+              <w:spacing w:after="40" w:before="40"/>
+            </w:pPr>
+            <w:r>
+              <w:rPr>
+                <w:rFonts w:ascii="Calibri" w:cs="Calibri" w:eastAsia="Calibri" w:hAnsi="Calibri"/>
+                <w:sz w:val="22"/>
+                <w:szCs w:val="22"/>
+              </w:rPr>
+              <w:t xml:space="preserve">TEXT</w:t>
+            </w:r>
+          </w:p>
+        </w:tc>
+        <w:tc>
+          <w:tcPr>
+            <w:tcW w:type="dxa" w:w="3000"/>
+          </w:tcPr>
+          <w:p>
+            <w:pPr>
+              <w:spacing w:after="40" w:before="40"/>
+            </w:pPr>
+            <w:r>
+              <w:rPr>
+                <w:rFonts w:ascii="Calibri" w:cs="Calibri" w:eastAsia="Calibri" w:hAnsi="Calibri"/>
+                <w:sz w:val="22"/>
+                <w:szCs w:val="22"/>
+              </w:rPr>
+              <w:t xml:space="preserve">O: hallazgos objetivos</w:t>
+            </w:r>
+          </w:p>
+        </w:tc>
+      </w:tr>
+      <w:tr>
+        <w:tc>
+          <w:tcPr>
+            <w:tcW w:type="dxa" w:w="3000"/>
+          </w:tcPr>
+          <w:p>
+            <w:pPr>
+              <w:spacing w:after="40" w:before="40"/>
+            </w:pPr>
+            <w:r>
+              <w:rPr>
+                <w:rFonts w:ascii="Calibri" w:cs="Calibri" w:eastAsia="Calibri" w:hAnsi="Calibri"/>
+                <w:sz w:val="22"/>
+                <w:szCs w:val="22"/>
+              </w:rPr>
+              <w:t xml:space="preserve">assessment</w:t>
+            </w:r>
+          </w:p>
+        </w:tc>
+        <w:tc>
+          <w:tcPr>
+            <w:tcW w:type="dxa" w:w="3000"/>
+          </w:tcPr>
+          <w:p>
+            <w:pPr>
+              <w:spacing w:after="40" w:before="40"/>
+            </w:pPr>
+            <w:r>
+              <w:rPr>
+                <w:rFonts w:ascii="Calibri" w:cs="Calibri" w:eastAsia="Calibri" w:hAnsi="Calibri"/>
+                <w:sz w:val="22"/>
+                <w:szCs w:val="22"/>
+              </w:rPr>
+              <w:t xml:space="preserve">TEXT</w:t>
+            </w:r>
+          </w:p>
+        </w:tc>
+        <w:tc>
+          <w:tcPr>
+            <w:tcW w:type="dxa" w:w="3000"/>
+          </w:tcPr>
+          <w:p>
+            <w:pPr>
+              <w:spacing w:after="40" w:before="40"/>
+            </w:pPr>
+            <w:r>
+              <w:rPr>
+                <w:rFonts w:ascii="Calibri" w:cs="Calibri" w:eastAsia="Calibri" w:hAnsi="Calibri"/>
+                <w:sz w:val="22"/>
+                <w:szCs w:val="22"/>
+              </w:rPr>
+              <w:t xml:space="preserve">A: evaluacion clinica</w:t>
+            </w:r>
+          </w:p>
+        </w:tc>
+      </w:tr>
+      <w:tr>
+        <w:tc>
+          <w:tcPr>
+            <w:tcW w:type="dxa" w:w="3000"/>
+          </w:tcPr>
+          <w:p>
+            <w:pPr>
+              <w:spacing w:after="40" w:before="40"/>
+            </w:pPr>
+            <w:r>
+              <w:rPr>
+                <w:rFonts w:ascii="Calibri" w:cs="Calibri" w:eastAsia="Calibri" w:hAnsi="Calibri"/>
+                <w:sz w:val="22"/>
+                <w:szCs w:val="22"/>
+              </w:rPr>
+              <w:t xml:space="preserve">plan</w:t>
+            </w:r>
+          </w:p>
+        </w:tc>
+        <w:tc>
+          <w:tcPr>
+            <w:tcW w:type="dxa" w:w="3000"/>
+          </w:tcPr>
+          <w:p>
+            <w:pPr>
+              <w:spacing w:after="40" w:before="40"/>
+            </w:pPr>
+            <w:r>
+              <w:rPr>
+                <w:rFonts w:ascii="Calibri" w:cs="Calibri" w:eastAsia="Calibri" w:hAnsi="Calibri"/>
+                <w:sz w:val="22"/>
+                <w:szCs w:val="22"/>
+              </w:rPr>
+              <w:t xml:space="preserve">TEXT</w:t>
+            </w:r>
+          </w:p>
+        </w:tc>
+        <w:tc>
+          <w:tcPr>
+            <w:tcW w:type="dxa" w:w="3000"/>
+          </w:tcPr>
+          <w:p>
+            <w:pPr>
+              <w:spacing w:after="40" w:before="40"/>
+            </w:pPr>
+            <w:r>
+              <w:rPr>
+                <w:rFonts w:ascii="Calibri" w:cs="Calibri" w:eastAsia="Calibri" w:hAnsi="Calibri"/>
+                <w:sz w:val="22"/>
+                <w:szCs w:val="22"/>
+              </w:rPr>
+              <w:t xml:space="preserve">P: plan de tratamiento</w:t>
+            </w:r>
+          </w:p>
+        </w:tc>
+      </w:tr>
+      <w:tr>
+        <w:tc>
+          <w:tcPr>
+            <w:tcW w:type="dxa" w:w="3000"/>
+          </w:tcPr>
+          <w:p>
+            <w:pPr>
+              <w:spacing w:after="40" w:before="40"/>
+            </w:pPr>
+            <w:r>
+              <w:rPr>
+                <w:rFonts w:ascii="Calibri" w:cs="Calibri" w:eastAsia="Calibri" w:hAnsi="Calibri"/>
+                <w:sz w:val="22"/>
+                <w:szCs w:val="22"/>
+              </w:rPr>
+              <w:t xml:space="preserve">diagnoses</w:t>
+            </w:r>
+          </w:p>
+        </w:tc>
+        <w:tc>
+          <w:tcPr>
+            <w:tcW w:type="dxa" w:w="3000"/>
+          </w:tcPr>
+          <w:p>
+            <w:pPr>
+              <w:spacing w:after="40" w:before="40"/>
+            </w:pPr>
+            <w:r>
+              <w:rPr>
+                <w:rFonts w:ascii="Calibri" w:cs="Calibri" w:eastAsia="Calibri" w:hAnsi="Calibri"/>
+                <w:sz w:val="22"/>
+                <w:szCs w:val="22"/>
+              </w:rPr>
+              <w:t xml:space="preserve">TEXT[]</w:t>
+            </w:r>
+          </w:p>
+        </w:tc>
+        <w:tc>
+          <w:tcPr>
+            <w:tcW w:type="dxa" w:w="3000"/>
+          </w:tcPr>
+          <w:p>
+            <w:pPr>
+              <w:spacing w:after="40" w:before="40"/>
+            </w:pPr>
+            <w:r>
+              <w:rPr>
+                <w:rFonts w:ascii="Calibri" w:cs="Calibri" w:eastAsia="Calibri" w:hAnsi="Calibri"/>
+                <w:sz w:val="22"/>
+                <w:szCs w:val="22"/>
+              </w:rPr>
+              <w:t xml:space="preserve">Codigos CIE-10</w:t>
+            </w:r>
+          </w:p>
+        </w:tc>
+      </w:tr>
+    </w:tbl>
+    <w:p>
+      <w:pPr>
+        <w:spacing w:after="120"/>
+      </w:pPr>
+    </w:p>
+    <w:p>
+      <w:pPr>
+        <w:spacing w:after="60"/>
+      </w:pPr>
+    </w:p>
+    <w:p>
+      <w:pPr>
+        <w:spacing w:after="40" w:before="40"/>
+      </w:pPr>
+      <w:r>
+        <w:rPr>
+          <w:rFonts w:ascii="Calibri" w:cs="Calibri" w:eastAsia="Calibri" w:hAnsi="Calibri"/>
+          <w:b/>
+          <w:bCs/>
+          <w:sz w:val="22"/>
+          <w:szCs w:val="22"/>
+        </w:rPr>
+        <w:t xml:space="preserve">medico_alerts</w:t>
+      </w:r>
+      <w:r>
+        <w:rPr>
+          <w:rFonts w:ascii="Calibri" w:cs="Calibri" w:eastAsia="Calibri" w:hAnsi="Calibri"/>
+          <w:sz w:val="22"/>
+          <w:szCs w:val="22"/>
+        </w:rPr>
+        <w:t xml:space="preserve"> (v3.0)</w:t>
+      </w:r>
+    </w:p>
+    <w:tbl>
+      <w:tblPr>
+        <w:tblW w:type="dxa" w:w="9000"/>
+        <w:tblBorders>
+          <w:top w:val="single" w:color="auto" w:sz="4"/>
+          <w:left w:val="single" w:color="auto" w:sz="4"/>
+          <w:bottom w:val="single" w:color="auto" w:sz="4"/>
+          <w:right w:val="single" w:color="auto" w:sz="4"/>
+          <w:insideH w:val="single" w:color="auto" w:sz="4"/>
+          <w:insideV w:val="single" w:color="auto" w:sz="4"/>
+        </w:tblBorders>
+      </w:tblPr>
+      <w:tblGrid>
+        <w:gridCol w:w="100"/>
+        <w:gridCol w:w="100"/>
+        <w:gridCol w:w="100"/>
+      </w:tblGrid>
+      <w:tr>
+        <w:tc>
+          <w:tcPr>
+            <w:tcW w:type="dxa" w:w="3000"/>
+            <w:shd w:fill="050E1B" w:color="FFFFFF"/>
+          </w:tcPr>
+          <w:p>
+            <w:pPr>
+              <w:spacing w:after="40" w:before="40"/>
+            </w:pPr>
+            <w:r>
+              <w:rPr>
+                <w:rFonts w:ascii="Calibri" w:cs="Calibri" w:eastAsia="Calibri" w:hAnsi="Calibri"/>
+                <w:sz w:val="22"/>
+                <w:szCs w:val="22"/>
+              </w:rPr>
+              <w:t xml:space="preserve">Columna</w:t>
+            </w:r>
+          </w:p>
+        </w:tc>
+        <w:tc>
+          <w:tcPr>
+            <w:tcW w:type="dxa" w:w="3000"/>
+            <w:shd w:fill="050E1B" w:color="FFFFFF"/>
+          </w:tcPr>
+          <w:p>
+            <w:pPr>
+              <w:spacing w:after="40" w:before="40"/>
+            </w:pPr>
+            <w:r>
+              <w:rPr>
+                <w:rFonts w:ascii="Calibri" w:cs="Calibri" w:eastAsia="Calibri" w:hAnsi="Calibri"/>
+                <w:sz w:val="22"/>
+                <w:szCs w:val="22"/>
+              </w:rPr>
+              <w:t xml:space="preserve">Tipo</w:t>
+            </w:r>
+          </w:p>
+        </w:tc>
+        <w:tc>
+          <w:tcPr>
+            <w:tcW w:type="dxa" w:w="3000"/>
+            <w:shd w:fill="050E1B" w:color="FFFFFF"/>
+          </w:tcPr>
+          <w:p>
+            <w:pPr>
+              <w:spacing w:after="40" w:before="40"/>
+            </w:pPr>
+            <w:r>
+              <w:rPr>
+                <w:rFonts w:ascii="Calibri" w:cs="Calibri" w:eastAsia="Calibri" w:hAnsi="Calibri"/>
+                <w:sz w:val="22"/>
+                <w:szCs w:val="22"/>
+              </w:rPr>
+              <w:t xml:space="preserve">Descripcion</w:t>
+            </w:r>
+          </w:p>
+        </w:tc>
+      </w:tr>
+      <w:tr>
+        <w:tc>
+          <w:tcPr>
+            <w:tcW w:type="dxa" w:w="3000"/>
+          </w:tcPr>
+          <w:p>
+            <w:pPr>
+              <w:spacing w:after="40" w:before="40"/>
+            </w:pPr>
+            <w:r>
+              <w:rPr>
+                <w:rFonts w:ascii="Calibri" w:cs="Calibri" w:eastAsia="Calibri" w:hAnsi="Calibri"/>
+                <w:sz w:val="22"/>
+                <w:szCs w:val="22"/>
+              </w:rPr>
+              <w:t xml:space="preserve">id</w:t>
+            </w:r>
+          </w:p>
+        </w:tc>
+        <w:tc>
+          <w:tcPr>
+            <w:tcW w:type="dxa" w:w="3000"/>
+          </w:tcPr>
+          <w:p>
+            <w:pPr>
+              <w:spacing w:after="40" w:before="40"/>
+            </w:pPr>
+            <w:r>
+              <w:rPr>
+                <w:rFonts w:ascii="Calibri" w:cs="Calibri" w:eastAsia="Calibri" w:hAnsi="Calibri"/>
+                <w:sz w:val="22"/>
+                <w:szCs w:val="22"/>
+              </w:rPr>
+              <w:t xml:space="preserve">UUID PK</w:t>
+            </w:r>
+          </w:p>
+        </w:tc>
+        <w:tc>
+          <w:tcPr>
+            <w:tcW w:type="dxa" w:w="3000"/>
+          </w:tcPr>
+          <w:p>
+            <w:pPr>
+              <w:spacing w:after="40" w:before="40"/>
+            </w:pPr>
+            <w:r>
+              <w:rPr>
+                <w:rFonts w:ascii="Calibri" w:cs="Calibri" w:eastAsia="Calibri" w:hAnsi="Calibri"/>
+                <w:sz w:val="22"/>
+                <w:szCs w:val="22"/>
+              </w:rPr>
+              <w:t xml:space="preserve">Identificador unico</w:t>
+            </w:r>
+          </w:p>
+        </w:tc>
+      </w:tr>
+      <w:tr>
+        <w:tc>
+          <w:tcPr>
+            <w:tcW w:type="dxa" w:w="3000"/>
+          </w:tcPr>
+          <w:p>
+            <w:pPr>
+              <w:spacing w:after="40" w:before="40"/>
+            </w:pPr>
+            <w:r>
+              <w:rPr>
+                <w:rFonts w:ascii="Calibri" w:cs="Calibri" w:eastAsia="Calibri" w:hAnsi="Calibri"/>
+                <w:sz w:val="22"/>
+                <w:szCs w:val="22"/>
+              </w:rPr>
+              <w:t xml:space="preserve">medico_user_id</w:t>
+            </w:r>
+          </w:p>
+        </w:tc>
+        <w:tc>
+          <w:tcPr>
+            <w:tcW w:type="dxa" w:w="3000"/>
+          </w:tcPr>
+          <w:p>
+            <w:pPr>
+              <w:spacing w:after="40" w:before="40"/>
+            </w:pPr>
+            <w:r>
+              <w:rPr>
+                <w:rFonts w:ascii="Calibri" w:cs="Calibri" w:eastAsia="Calibri" w:hAnsi="Calibri"/>
+                <w:sz w:val="22"/>
+                <w:szCs w:val="22"/>
+              </w:rPr>
+              <w:t xml:space="preserve">UUID FK -&gt; auth.users</w:t>
+            </w:r>
+          </w:p>
+        </w:tc>
+        <w:tc>
+          <w:tcPr>
+            <w:tcW w:type="dxa" w:w="3000"/>
+          </w:tcPr>
+          <w:p>
+            <w:pPr>
+              <w:spacing w:after="40" w:before="40"/>
+            </w:pPr>
+            <w:r>
+              <w:rPr>
+                <w:rFonts w:ascii="Calibri" w:cs="Calibri" w:eastAsia="Calibri" w:hAnsi="Calibri"/>
+                <w:sz w:val="22"/>
+                <w:szCs w:val="22"/>
+              </w:rPr>
+              <w:t xml:space="preserve">Medico destinatario</w:t>
+            </w:r>
+          </w:p>
+        </w:tc>
+      </w:tr>
+      <w:tr>
+        <w:tc>
+          <w:tcPr>
+            <w:tcW w:type="dxa" w:w="3000"/>
+          </w:tcPr>
+          <w:p>
+            <w:pPr>
+              <w:spacing w:after="40" w:before="40"/>
+            </w:pPr>
+            <w:r>
+              <w:rPr>
+                <w:rFonts w:ascii="Calibri" w:cs="Calibri" w:eastAsia="Calibri" w:hAnsi="Calibri"/>
+                <w:sz w:val="22"/>
+                <w:szCs w:val="22"/>
+              </w:rPr>
+              <w:t xml:space="preserve">patient_id</w:t>
+            </w:r>
+          </w:p>
+        </w:tc>
+        <w:tc>
+          <w:tcPr>
+            <w:tcW w:type="dxa" w:w="3000"/>
+          </w:tcPr>
+          <w:p>
+            <w:pPr>
+              <w:spacing w:after="40" w:before="40"/>
+            </w:pPr>
+            <w:r>
+              <w:rPr>
+                <w:rFonts w:ascii="Calibri" w:cs="Calibri" w:eastAsia="Calibri" w:hAnsi="Calibri"/>
+                <w:sz w:val="22"/>
+                <w:szCs w:val="22"/>
+              </w:rPr>
+              <w:t xml:space="preserve">UUID FK -&gt; patients</w:t>
+            </w:r>
+          </w:p>
+        </w:tc>
+        <w:tc>
+          <w:tcPr>
+            <w:tcW w:type="dxa" w:w="3000"/>
+          </w:tcPr>
+          <w:p>
+            <w:pPr>
+              <w:spacing w:after="40" w:before="40"/>
+            </w:pPr>
+            <w:r>
+              <w:rPr>
+                <w:rFonts w:ascii="Calibri" w:cs="Calibri" w:eastAsia="Calibri" w:hAnsi="Calibri"/>
+                <w:sz w:val="22"/>
+                <w:szCs w:val="22"/>
+              </w:rPr>
+              <w:t xml:space="preserve">Paciente relacionado</w:t>
+            </w:r>
+          </w:p>
+        </w:tc>
+      </w:tr>
+      <w:tr>
+        <w:tc>
+          <w:tcPr>
+            <w:tcW w:type="dxa" w:w="3000"/>
+          </w:tcPr>
+          <w:p>
+            <w:pPr>
+              <w:spacing w:after="40" w:before="40"/>
+            </w:pPr>
+            <w:r>
+              <w:rPr>
+                <w:rFonts w:ascii="Calibri" w:cs="Calibri" w:eastAsia="Calibri" w:hAnsi="Calibri"/>
+                <w:sz w:val="22"/>
+                <w:szCs w:val="22"/>
+              </w:rPr>
+              <w:t xml:space="preserve">alert_type</w:t>
+            </w:r>
+          </w:p>
+        </w:tc>
+        <w:tc>
+          <w:tcPr>
+            <w:tcW w:type="dxa" w:w="3000"/>
+          </w:tcPr>
+          <w:p>
+            <w:pPr>
+              <w:spacing w:after="40" w:before="40"/>
+            </w:pPr>
+            <w:r>
+              <w:rPr>
+                <w:rFonts w:ascii="Calibri" w:cs="Calibri" w:eastAsia="Calibri" w:hAnsi="Calibri"/>
+                <w:sz w:val="22"/>
+                <w:szCs w:val="22"/>
+              </w:rPr>
+              <w:t xml:space="preserve">TEXT</w:t>
+            </w:r>
+          </w:p>
+        </w:tc>
+        <w:tc>
+          <w:tcPr>
+            <w:tcW w:type="dxa" w:w="3000"/>
+          </w:tcPr>
+          <w:p>
+            <w:pPr>
+              <w:spacing w:after="40" w:before="40"/>
+            </w:pPr>
+            <w:r>
+              <w:rPr>
+                <w:rFonts w:ascii="Calibri" w:cs="Calibri" w:eastAsia="Calibri" w:hAnsi="Calibri"/>
+                <w:sz w:val="22"/>
+                <w:szCs w:val="22"/>
+              </w:rPr>
+              <w:t xml:space="preserve">new_analysis / biomarker_danger / biomarker_worsened</w:t>
+            </w:r>
+          </w:p>
+        </w:tc>
+      </w:tr>
+      <w:tr>
+        <w:tc>
+          <w:tcPr>
+            <w:tcW w:type="dxa" w:w="3000"/>
+          </w:tcPr>
+          <w:p>
+            <w:pPr>
+              <w:spacing w:after="40" w:before="40"/>
+            </w:pPr>
+            <w:r>
+              <w:rPr>
+                <w:rFonts w:ascii="Calibri" w:cs="Calibri" w:eastAsia="Calibri" w:hAnsi="Calibri"/>
+                <w:sz w:val="22"/>
+                <w:szCs w:val="22"/>
+              </w:rPr>
+              <w:t xml:space="preserve">level</w:t>
+            </w:r>
+          </w:p>
+        </w:tc>
+        <w:tc>
+          <w:tcPr>
+            <w:tcW w:type="dxa" w:w="3000"/>
+          </w:tcPr>
+          <w:p>
+            <w:pPr>
+              <w:spacing w:after="40" w:before="40"/>
+            </w:pPr>
+            <w:r>
+              <w:rPr>
+                <w:rFonts w:ascii="Calibri" w:cs="Calibri" w:eastAsia="Calibri" w:hAnsi="Calibri"/>
+                <w:sz w:val="22"/>
+                <w:szCs w:val="22"/>
+              </w:rPr>
+              <w:t xml:space="preserve">TEXT</w:t>
+            </w:r>
+          </w:p>
+        </w:tc>
+        <w:tc>
+          <w:tcPr>
+            <w:tcW w:type="dxa" w:w="3000"/>
+          </w:tcPr>
+          <w:p>
+            <w:pPr>
+              <w:spacing w:after="40" w:before="40"/>
+            </w:pPr>
+            <w:r>
+              <w:rPr>
+                <w:rFonts w:ascii="Calibri" w:cs="Calibri" w:eastAsia="Calibri" w:hAnsi="Calibri"/>
+                <w:sz w:val="22"/>
+                <w:szCs w:val="22"/>
+              </w:rPr>
+              <w:t xml:space="preserve">info / warning / danger / critical</w:t>
+            </w:r>
+          </w:p>
+        </w:tc>
+      </w:tr>
+      <w:tr>
+        <w:tc>
+          <w:tcPr>
+            <w:tcW w:type="dxa" w:w="3000"/>
+          </w:tcPr>
+          <w:p>
+            <w:pPr>
+              <w:spacing w:after="40" w:before="40"/>
+            </w:pPr>
+            <w:r>
+              <w:rPr>
+                <w:rFonts w:ascii="Calibri" w:cs="Calibri" w:eastAsia="Calibri" w:hAnsi="Calibri"/>
+                <w:sz w:val="22"/>
+                <w:szCs w:val="22"/>
+              </w:rPr>
+              <w:t xml:space="preserve">title</w:t>
+            </w:r>
+          </w:p>
+        </w:tc>
+        <w:tc>
+          <w:tcPr>
+            <w:tcW w:type="dxa" w:w="3000"/>
+          </w:tcPr>
+          <w:p>
+            <w:pPr>
+              <w:spacing w:after="40" w:before="40"/>
+            </w:pPr>
+            <w:r>
+              <w:rPr>
+                <w:rFonts w:ascii="Calibri" w:cs="Calibri" w:eastAsia="Calibri" w:hAnsi="Calibri"/>
+                <w:sz w:val="22"/>
+                <w:szCs w:val="22"/>
+              </w:rPr>
+              <w:t xml:space="preserve">TEXT</w:t>
+            </w:r>
+          </w:p>
+        </w:tc>
+        <w:tc>
+          <w:tcPr>
+            <w:tcW w:type="dxa" w:w="3000"/>
+          </w:tcPr>
+          <w:p>
+            <w:pPr>
+              <w:spacing w:after="40" w:before="40"/>
+            </w:pPr>
+            <w:r>
+              <w:rPr>
+                <w:rFonts w:ascii="Calibri" w:cs="Calibri" w:eastAsia="Calibri" w:hAnsi="Calibri"/>
+                <w:sz w:val="22"/>
+                <w:szCs w:val="22"/>
+              </w:rPr>
+              <w:t xml:space="preserve">Titulo de la alerta</w:t>
+            </w:r>
+          </w:p>
+        </w:tc>
+      </w:tr>
+      <w:tr>
+        <w:tc>
+          <w:tcPr>
+            <w:tcW w:type="dxa" w:w="3000"/>
+          </w:tcPr>
+          <w:p>
+            <w:pPr>
+              <w:spacing w:after="40" w:before="40"/>
+            </w:pPr>
+            <w:r>
+              <w:rPr>
+                <w:rFonts w:ascii="Calibri" w:cs="Calibri" w:eastAsia="Calibri" w:hAnsi="Calibri"/>
+                <w:sz w:val="22"/>
+                <w:szCs w:val="22"/>
+              </w:rPr>
+              <w:t xml:space="preserve">read / dismissed</w:t>
+            </w:r>
+          </w:p>
+        </w:tc>
+        <w:tc>
+          <w:tcPr>
+            <w:tcW w:type="dxa" w:w="3000"/>
+          </w:tcPr>
+          <w:p>
+            <w:pPr>
+              <w:spacing w:after="40" w:before="40"/>
+            </w:pPr>
+            <w:r>
+              <w:rPr>
+                <w:rFonts w:ascii="Calibri" w:cs="Calibri" w:eastAsia="Calibri" w:hAnsi="Calibri"/>
+                <w:sz w:val="22"/>
+                <w:szCs w:val="22"/>
+              </w:rPr>
+              <w:t xml:space="preserve">BOOLEAN</w:t>
+            </w:r>
+          </w:p>
+        </w:tc>
+        <w:tc>
+          <w:tcPr>
+            <w:tcW w:type="dxa" w:w="3000"/>
+          </w:tcPr>
+          <w:p>
+            <w:pPr>
+              <w:spacing w:after="40" w:before="40"/>
+            </w:pPr>
+            <w:r>
+              <w:rPr>
+                <w:rFonts w:ascii="Calibri" w:cs="Calibri" w:eastAsia="Calibri" w:hAnsi="Calibri"/>
+                <w:sz w:val="22"/>
+                <w:szCs w:val="22"/>
+              </w:rPr>
+              <w:t xml:space="preserve">Estado de la alerta</w:t>
+            </w:r>
+          </w:p>
+        </w:tc>
+      </w:tr>
+    </w:tbl>
+    <w:p>
+      <w:pPr>
+        <w:spacing w:after="120"/>
+      </w:pPr>
+    </w:p>
+    <w:p>
+      <w:pPr>
+        <w:spacing w:after="60"/>
+      </w:pPr>
+    </w:p>
+    <w:p>
+      <w:pPr>
+        <w:spacing w:after="40" w:before="40"/>
+      </w:pPr>
+      <w:r>
+        <w:rPr>
+          <w:rFonts w:ascii="Calibri" w:cs="Calibri" w:eastAsia="Calibri" w:hAnsi="Calibri"/>
+          <w:b/>
+          <w:bCs/>
+          <w:sz w:val="22"/>
+          <w:szCs w:val="22"/>
+        </w:rPr>
+        <w:t xml:space="preserve">follow_ups</w:t>
+      </w:r>
+      <w:r>
+        <w:rPr>
+          <w:rFonts w:ascii="Calibri" w:cs="Calibri" w:eastAsia="Calibri" w:hAnsi="Calibri"/>
+          <w:sz w:val="22"/>
+          <w:szCs w:val="22"/>
+        </w:rPr>
+        <w:t xml:space="preserve"> (v3.0)</w:t>
+      </w:r>
+    </w:p>
+    <w:tbl>
+      <w:tblPr>
+        <w:tblW w:type="dxa" w:w="9000"/>
+        <w:tblBorders>
+          <w:top w:val="single" w:color="auto" w:sz="4"/>
+          <w:left w:val="single" w:color="auto" w:sz="4"/>
+          <w:bottom w:val="single" w:color="auto" w:sz="4"/>
+          <w:right w:val="single" w:color="auto" w:sz="4"/>
+          <w:insideH w:val="single" w:color="auto" w:sz="4"/>
+          <w:insideV w:val="single" w:color="auto" w:sz="4"/>
+        </w:tblBorders>
+      </w:tblPr>
+      <w:tblGrid>
+        <w:gridCol w:w="100"/>
+        <w:gridCol w:w="100"/>
+        <w:gridCol w:w="100"/>
+      </w:tblGrid>
+      <w:tr>
+        <w:tc>
+          <w:tcPr>
+            <w:tcW w:type="dxa" w:w="3000"/>
+            <w:shd w:fill="050E1B" w:color="FFFFFF"/>
+          </w:tcPr>
+          <w:p>
+            <w:pPr>
+              <w:spacing w:after="40" w:before="40"/>
+            </w:pPr>
+            <w:r>
+              <w:rPr>
+                <w:rFonts w:ascii="Calibri" w:cs="Calibri" w:eastAsia="Calibri" w:hAnsi="Calibri"/>
+                <w:sz w:val="22"/>
+                <w:szCs w:val="22"/>
+              </w:rPr>
+              <w:t xml:space="preserve">Columna</w:t>
+            </w:r>
+          </w:p>
+        </w:tc>
+        <w:tc>
+          <w:tcPr>
+            <w:tcW w:type="dxa" w:w="3000"/>
+            <w:shd w:fill="050E1B" w:color="FFFFFF"/>
+          </w:tcPr>
+          <w:p>
+            <w:pPr>
+              <w:spacing w:after="40" w:before="40"/>
+            </w:pPr>
+            <w:r>
+              <w:rPr>
+                <w:rFonts w:ascii="Calibri" w:cs="Calibri" w:eastAsia="Calibri" w:hAnsi="Calibri"/>
+                <w:sz w:val="22"/>
+                <w:szCs w:val="22"/>
+              </w:rPr>
+              <w:t xml:space="preserve">Tipo</w:t>
+            </w:r>
+          </w:p>
+        </w:tc>
+        <w:tc>
+          <w:tcPr>
+            <w:tcW w:type="dxa" w:w="3000"/>
+            <w:shd w:fill="050E1B" w:color="FFFFFF"/>
+          </w:tcPr>
+          <w:p>
+            <w:pPr>
+              <w:spacing w:after="40" w:before="40"/>
+            </w:pPr>
+            <w:r>
+              <w:rPr>
+                <w:rFonts w:ascii="Calibri" w:cs="Calibri" w:eastAsia="Calibri" w:hAnsi="Calibri"/>
+                <w:sz w:val="22"/>
+                <w:szCs w:val="22"/>
+              </w:rPr>
+              <w:t xml:space="preserve">Descripcion</w:t>
+            </w:r>
+          </w:p>
+        </w:tc>
+      </w:tr>
+      <w:tr>
+        <w:tc>
+          <w:tcPr>
+            <w:tcW w:type="dxa" w:w="3000"/>
+          </w:tcPr>
+          <w:p>
+            <w:pPr>
+              <w:spacing w:after="40" w:before="40"/>
+            </w:pPr>
+            <w:r>
+              <w:rPr>
+                <w:rFonts w:ascii="Calibri" w:cs="Calibri" w:eastAsia="Calibri" w:hAnsi="Calibri"/>
+                <w:sz w:val="22"/>
+                <w:szCs w:val="22"/>
+              </w:rPr>
+              <w:t xml:space="preserve">id</w:t>
+            </w:r>
+          </w:p>
+        </w:tc>
+        <w:tc>
+          <w:tcPr>
+            <w:tcW w:type="dxa" w:w="3000"/>
+          </w:tcPr>
+          <w:p>
+            <w:pPr>
+              <w:spacing w:after="40" w:before="40"/>
+            </w:pPr>
+            <w:r>
+              <w:rPr>
+                <w:rFonts w:ascii="Calibri" w:cs="Calibri" w:eastAsia="Calibri" w:hAnsi="Calibri"/>
+                <w:sz w:val="22"/>
+                <w:szCs w:val="22"/>
+              </w:rPr>
+              <w:t xml:space="preserve">UUID PK</w:t>
+            </w:r>
+          </w:p>
+        </w:tc>
+        <w:tc>
+          <w:tcPr>
+            <w:tcW w:type="dxa" w:w="3000"/>
+          </w:tcPr>
+          <w:p>
+            <w:pPr>
+              <w:spacing w:after="40" w:before="40"/>
+            </w:pPr>
+            <w:r>
+              <w:rPr>
+                <w:rFonts w:ascii="Calibri" w:cs="Calibri" w:eastAsia="Calibri" w:hAnsi="Calibri"/>
+                <w:sz w:val="22"/>
+                <w:szCs w:val="22"/>
+              </w:rPr>
+              <w:t xml:space="preserve">Identificador unico</w:t>
+            </w:r>
+          </w:p>
+        </w:tc>
+      </w:tr>
+      <w:tr>
+        <w:tc>
+          <w:tcPr>
+            <w:tcW w:type="dxa" w:w="3000"/>
+          </w:tcPr>
+          <w:p>
+            <w:pPr>
+              <w:spacing w:after="40" w:before="40"/>
+            </w:pPr>
+            <w:r>
+              <w:rPr>
+                <w:rFonts w:ascii="Calibri" w:cs="Calibri" w:eastAsia="Calibri" w:hAnsi="Calibri"/>
+                <w:sz w:val="22"/>
+                <w:szCs w:val="22"/>
+              </w:rPr>
+              <w:t xml:space="preserve">patient_id</w:t>
+            </w:r>
+          </w:p>
+        </w:tc>
+        <w:tc>
+          <w:tcPr>
+            <w:tcW w:type="dxa" w:w="3000"/>
+          </w:tcPr>
+          <w:p>
+            <w:pPr>
+              <w:spacing w:after="40" w:before="40"/>
+            </w:pPr>
+            <w:r>
+              <w:rPr>
+                <w:rFonts w:ascii="Calibri" w:cs="Calibri" w:eastAsia="Calibri" w:hAnsi="Calibri"/>
+                <w:sz w:val="22"/>
+                <w:szCs w:val="22"/>
+              </w:rPr>
+              <w:t xml:space="preserve">UUID FK -&gt; patients</w:t>
+            </w:r>
+          </w:p>
+        </w:tc>
+        <w:tc>
+          <w:tcPr>
+            <w:tcW w:type="dxa" w:w="3000"/>
+          </w:tcPr>
+          <w:p>
+            <w:pPr>
+              <w:spacing w:after="40" w:before="40"/>
+            </w:pPr>
+            <w:r>
+              <w:rPr>
+                <w:rFonts w:ascii="Calibri" w:cs="Calibri" w:eastAsia="Calibri" w:hAnsi="Calibri"/>
+                <w:sz w:val="22"/>
+                <w:szCs w:val="22"/>
+              </w:rPr>
+              <w:t xml:space="preserve">Paciente</w:t>
+            </w:r>
+          </w:p>
+        </w:tc>
+      </w:tr>
+      <w:tr>
+        <w:tc>
+          <w:tcPr>
+            <w:tcW w:type="dxa" w:w="3000"/>
+          </w:tcPr>
+          <w:p>
+            <w:pPr>
+              <w:spacing w:after="40" w:before="40"/>
+            </w:pPr>
+            <w:r>
+              <w:rPr>
+                <w:rFonts w:ascii="Calibri" w:cs="Calibri" w:eastAsia="Calibri" w:hAnsi="Calibri"/>
+                <w:sz w:val="22"/>
+                <w:szCs w:val="22"/>
+              </w:rPr>
+              <w:t xml:space="preserve">medico_user_id</w:t>
+            </w:r>
+          </w:p>
+        </w:tc>
+        <w:tc>
+          <w:tcPr>
+            <w:tcW w:type="dxa" w:w="3000"/>
+          </w:tcPr>
+          <w:p>
+            <w:pPr>
+              <w:spacing w:after="40" w:before="40"/>
+            </w:pPr>
+            <w:r>
+              <w:rPr>
+                <w:rFonts w:ascii="Calibri" w:cs="Calibri" w:eastAsia="Calibri" w:hAnsi="Calibri"/>
+                <w:sz w:val="22"/>
+                <w:szCs w:val="22"/>
+              </w:rPr>
+              <w:t xml:space="preserve">UUID FK -&gt; auth.users</w:t>
+            </w:r>
+          </w:p>
+        </w:tc>
+        <w:tc>
+          <w:tcPr>
+            <w:tcW w:type="dxa" w:w="3000"/>
+          </w:tcPr>
+          <w:p>
+            <w:pPr>
+              <w:spacing w:after="40" w:before="40"/>
+            </w:pPr>
+            <w:r>
+              <w:rPr>
+                <w:rFonts w:ascii="Calibri" w:cs="Calibri" w:eastAsia="Calibri" w:hAnsi="Calibri"/>
+                <w:sz w:val="22"/>
+                <w:szCs w:val="22"/>
+              </w:rPr>
+              <w:t xml:space="preserve">Medico responsable</w:t>
+            </w:r>
+          </w:p>
+        </w:tc>
+      </w:tr>
+      <w:tr>
+        <w:tc>
+          <w:tcPr>
+            <w:tcW w:type="dxa" w:w="3000"/>
+          </w:tcPr>
+          <w:p>
+            <w:pPr>
+              <w:spacing w:after="40" w:before="40"/>
+            </w:pPr>
+            <w:r>
+              <w:rPr>
+                <w:rFonts w:ascii="Calibri" w:cs="Calibri" w:eastAsia="Calibri" w:hAnsi="Calibri"/>
+                <w:sz w:val="22"/>
+                <w:szCs w:val="22"/>
+              </w:rPr>
+              <w:t xml:space="preserve">title</w:t>
+            </w:r>
+          </w:p>
+        </w:tc>
+        <w:tc>
+          <w:tcPr>
+            <w:tcW w:type="dxa" w:w="3000"/>
+          </w:tcPr>
+          <w:p>
+            <w:pPr>
+              <w:spacing w:after="40" w:before="40"/>
+            </w:pPr>
+            <w:r>
+              <w:rPr>
+                <w:rFonts w:ascii="Calibri" w:cs="Calibri" w:eastAsia="Calibri" w:hAnsi="Calibri"/>
+                <w:sz w:val="22"/>
+                <w:szCs w:val="22"/>
+              </w:rPr>
+              <w:t xml:space="preserve">TEXT</w:t>
+            </w:r>
+          </w:p>
+        </w:tc>
+        <w:tc>
+          <w:tcPr>
+            <w:tcW w:type="dxa" w:w="3000"/>
+          </w:tcPr>
+          <w:p>
+            <w:pPr>
+              <w:spacing w:after="40" w:before="40"/>
+            </w:pPr>
+            <w:r>
+              <w:rPr>
+                <w:rFonts w:ascii="Calibri" w:cs="Calibri" w:eastAsia="Calibri" w:hAnsi="Calibri"/>
+                <w:sz w:val="22"/>
+                <w:szCs w:val="22"/>
+              </w:rPr>
+              <w:t xml:space="preserve">Descripcion del seguimiento</w:t>
+            </w:r>
+          </w:p>
+        </w:tc>
+      </w:tr>
+      <w:tr>
+        <w:tc>
+          <w:tcPr>
+            <w:tcW w:type="dxa" w:w="3000"/>
+          </w:tcPr>
+          <w:p>
+            <w:pPr>
+              <w:spacing w:after="40" w:before="40"/>
+            </w:pPr>
+            <w:r>
+              <w:rPr>
+                <w:rFonts w:ascii="Calibri" w:cs="Calibri" w:eastAsia="Calibri" w:hAnsi="Calibri"/>
+                <w:sz w:val="22"/>
+                <w:szCs w:val="22"/>
+              </w:rPr>
+              <w:t xml:space="preserve">due_date</w:t>
+            </w:r>
+          </w:p>
+        </w:tc>
+        <w:tc>
+          <w:tcPr>
+            <w:tcW w:type="dxa" w:w="3000"/>
+          </w:tcPr>
+          <w:p>
+            <w:pPr>
+              <w:spacing w:after="40" w:before="40"/>
+            </w:pPr>
+            <w:r>
+              <w:rPr>
+                <w:rFonts w:ascii="Calibri" w:cs="Calibri" w:eastAsia="Calibri" w:hAnsi="Calibri"/>
+                <w:sz w:val="22"/>
+                <w:szCs w:val="22"/>
+              </w:rPr>
+              <w:t xml:space="preserve">DATE</w:t>
+            </w:r>
+          </w:p>
+        </w:tc>
+        <w:tc>
+          <w:tcPr>
+            <w:tcW w:type="dxa" w:w="3000"/>
+          </w:tcPr>
+          <w:p>
+            <w:pPr>
+              <w:spacing w:after="40" w:before="40"/>
+            </w:pPr>
+            <w:r>
+              <w:rPr>
+                <w:rFonts w:ascii="Calibri" w:cs="Calibri" w:eastAsia="Calibri" w:hAnsi="Calibri"/>
+                <w:sz w:val="22"/>
+                <w:szCs w:val="22"/>
+              </w:rPr>
+              <w:t xml:space="preserve">Fecha limite</w:t>
+            </w:r>
+          </w:p>
+        </w:tc>
+      </w:tr>
+      <w:tr>
+        <w:tc>
+          <w:tcPr>
+            <w:tcW w:type="dxa" w:w="3000"/>
+          </w:tcPr>
+          <w:p>
+            <w:pPr>
+              <w:spacing w:after="40" w:before="40"/>
+            </w:pPr>
+            <w:r>
+              <w:rPr>
+                <w:rFonts w:ascii="Calibri" w:cs="Calibri" w:eastAsia="Calibri" w:hAnsi="Calibri"/>
+                <w:sz w:val="22"/>
+                <w:szCs w:val="22"/>
+              </w:rPr>
+              <w:t xml:space="preserve">status</w:t>
+            </w:r>
+          </w:p>
+        </w:tc>
+        <w:tc>
+          <w:tcPr>
+            <w:tcW w:type="dxa" w:w="3000"/>
+          </w:tcPr>
+          <w:p>
+            <w:pPr>
+              <w:spacing w:after="40" w:before="40"/>
+            </w:pPr>
+            <w:r>
+              <w:rPr>
+                <w:rFonts w:ascii="Calibri" w:cs="Calibri" w:eastAsia="Calibri" w:hAnsi="Calibri"/>
+                <w:sz w:val="22"/>
+                <w:szCs w:val="22"/>
+              </w:rPr>
+              <w:t xml:space="preserve">TEXT</w:t>
+            </w:r>
+          </w:p>
+        </w:tc>
+        <w:tc>
+          <w:tcPr>
+            <w:tcW w:type="dxa" w:w="3000"/>
+          </w:tcPr>
+          <w:p>
+            <w:pPr>
+              <w:spacing w:after="40" w:before="40"/>
+            </w:pPr>
+            <w:r>
+              <w:rPr>
+                <w:rFonts w:ascii="Calibri" w:cs="Calibri" w:eastAsia="Calibri" w:hAnsi="Calibri"/>
+                <w:sz w:val="22"/>
+                <w:szCs w:val="22"/>
+              </w:rPr>
+              <w:t xml:space="preserve">pending / completed / overdue / cancelled</w:t>
+            </w:r>
+          </w:p>
+        </w:tc>
+      </w:tr>
+    </w:tbl>
+    <w:p>
+      <w:pPr>
+        <w:spacing w:after="120"/>
+      </w:pPr>
+    </w:p>
+    <w:p>
+      <w:pPr>
+        <w:spacing w:after="60"/>
+      </w:pPr>
+    </w:p>
+    <w:p>
+      <w:pPr>
+        <w:pStyle w:val="Heading3"/>
+        <w:spacing w:after="60" w:before="160"/>
+      </w:pPr>
+      <w:r>
+        <w:rPr>
+          <w:rFonts w:ascii="Calibri" w:cs="Calibri" w:eastAsia="Calibri" w:hAnsi="Calibri"/>
+          <w:b/>
+          <w:bCs/>
+          <w:color w:val="C9A84C"/>
+          <w:sz w:val="24"/>
+          <w:szCs w:val="24"/>
+        </w:rPr>
+        <w:t xml:space="preserve">Row Level Security (RLS)</w:t>
+      </w:r>
+    </w:p>
+    <w:p>
+      <w:pPr>
+        <w:spacing w:after="60"/>
+      </w:pPr>
+    </w:p>
+    <w:tbl>
+      <w:tblPr>
+        <w:tblW w:type="dxa" w:w="9000"/>
+        <w:tblBorders>
+          <w:top w:val="single" w:color="auto" w:sz="4"/>
+          <w:left w:val="single" w:color="auto" w:sz="4"/>
+          <w:bottom w:val="single" w:color="auto" w:sz="4"/>
+          <w:right w:val="single" w:color="auto" w:sz="4"/>
+          <w:insideH w:val="single" w:color="auto" w:sz="4"/>
+          <w:insideV w:val="single" w:color="auto" w:sz="4"/>
+        </w:tblBorders>
+      </w:tblPr>
+      <w:tblGrid>
+        <w:gridCol w:w="100"/>
+        <w:gridCol w:w="100"/>
+        <w:gridCol w:w="100"/>
+      </w:tblGrid>
+      <w:tr>
+        <w:tc>
+          <w:tcPr>
+            <w:tcW w:type="dxa" w:w="3000"/>
+            <w:shd w:fill="050E1B" w:color="FFFFFF"/>
+          </w:tcPr>
+          <w:p>
+            <w:pPr>
+              <w:spacing w:after="40" w:before="40"/>
+            </w:pPr>
+            <w:r>
+              <w:rPr>
+                <w:rFonts w:ascii="Calibri" w:cs="Calibri" w:eastAsia="Calibri" w:hAnsi="Calibri"/>
+                <w:sz w:val="22"/>
+                <w:szCs w:val="22"/>
+              </w:rPr>
+              <w:t xml:space="preserve">Tabla</w:t>
+            </w:r>
+          </w:p>
+        </w:tc>
+        <w:tc>
+          <w:tcPr>
+            <w:tcW w:type="dxa" w:w="3000"/>
+            <w:shd w:fill="050E1B" w:color="FFFFFF"/>
+          </w:tcPr>
+          <w:p>
+            <w:pPr>
+              <w:spacing w:after="40" w:before="40"/>
+            </w:pPr>
+            <w:r>
+              <w:rPr>
+                <w:rFonts w:ascii="Calibri" w:cs="Calibri" w:eastAsia="Calibri" w:hAnsi="Calibri"/>
+                <w:sz w:val="22"/>
+                <w:szCs w:val="22"/>
+              </w:rPr>
+              <w:t xml:space="preserve">Politica</w:t>
+            </w:r>
+          </w:p>
+        </w:tc>
+        <w:tc>
+          <w:tcPr>
+            <w:tcW w:type="dxa" w:w="3000"/>
+            <w:shd w:fill="050E1B" w:color="FFFFFF"/>
+          </w:tcPr>
+          <w:p>
+            <w:pPr>
+              <w:spacing w:after="40" w:before="40"/>
+            </w:pPr>
+            <w:r>
+              <w:rPr>
+                <w:rFonts w:ascii="Calibri" w:cs="Calibri" w:eastAsia="Calibri" w:hAnsi="Calibri"/>
+                <w:sz w:val="22"/>
+                <w:szCs w:val="22"/>
+              </w:rPr>
+              <w:t xml:space="preserve">Regla</w:t>
+            </w:r>
+          </w:p>
+        </w:tc>
+      </w:tr>
+      <w:tr>
+        <w:tc>
+          <w:tcPr>
+            <w:tcW w:type="dxa" w:w="3000"/>
+          </w:tcPr>
+          <w:p>
+            <w:pPr>
+              <w:spacing w:after="40" w:before="40"/>
+            </w:pPr>
+            <w:r>
+              <w:rPr>
+                <w:rFonts w:ascii="Calibri" w:cs="Calibri" w:eastAsia="Calibri" w:hAnsi="Calibri"/>
+                <w:sz w:val="22"/>
+                <w:szCs w:val="22"/>
+              </w:rPr>
+              <w:t xml:space="preserve">patients</w:t>
+            </w:r>
+          </w:p>
+        </w:tc>
+        <w:tc>
+          <w:tcPr>
+            <w:tcW w:type="dxa" w:w="3000"/>
+          </w:tcPr>
+          <w:p>
+            <w:pPr>
+              <w:spacing w:after="40" w:before="40"/>
+            </w:pPr>
+            <w:r>
+              <w:rPr>
+                <w:rFonts w:ascii="Calibri" w:cs="Calibri" w:eastAsia="Calibri" w:hAnsi="Calibri"/>
+                <w:sz w:val="22"/>
+                <w:szCs w:val="22"/>
+              </w:rPr>
+              <w:t xml:space="preserve">patients_own</w:t>
+            </w:r>
+          </w:p>
+        </w:tc>
+        <w:tc>
+          <w:tcPr>
+            <w:tcW w:type="dxa" w:w="3000"/>
+          </w:tcPr>
+          <w:p>
+            <w:pPr>
+              <w:spacing w:after="40" w:before="40"/>
+            </w:pPr>
+            <w:r>
+              <w:rPr>
+                <w:rFonts w:ascii="Calibri" w:cs="Calibri" w:eastAsia="Calibri" w:hAnsi="Calibri"/>
+                <w:sz w:val="22"/>
+                <w:szCs w:val="22"/>
+              </w:rPr>
+              <w:t xml:space="preserve">user_id = auth.uid() (ALL)</w:t>
+            </w:r>
+          </w:p>
+        </w:tc>
+      </w:tr>
+      <w:tr>
+        <w:tc>
+          <w:tcPr>
+            <w:tcW w:type="dxa" w:w="3000"/>
+          </w:tcPr>
+          <w:p>
+            <w:pPr>
+              <w:spacing w:after="40" w:before="40"/>
+            </w:pPr>
+            <w:r>
+              <w:rPr>
+                <w:rFonts w:ascii="Calibri" w:cs="Calibri" w:eastAsia="Calibri" w:hAnsi="Calibri"/>
+                <w:sz w:val="22"/>
+                <w:szCs w:val="22"/>
+              </w:rPr>
+              <w:t xml:space="preserve">medicos</w:t>
+            </w:r>
+          </w:p>
+        </w:tc>
+        <w:tc>
+          <w:tcPr>
+            <w:tcW w:type="dxa" w:w="3000"/>
+          </w:tcPr>
+          <w:p>
+            <w:pPr>
+              <w:spacing w:after="40" w:before="40"/>
+            </w:pPr>
+            <w:r>
+              <w:rPr>
+                <w:rFonts w:ascii="Calibri" w:cs="Calibri" w:eastAsia="Calibri" w:hAnsi="Calibri"/>
+                <w:sz w:val="22"/>
+                <w:szCs w:val="22"/>
+              </w:rPr>
+              <w:t xml:space="preserve">medicos_read</w:t>
+            </w:r>
+          </w:p>
+        </w:tc>
+        <w:tc>
+          <w:tcPr>
+            <w:tcW w:type="dxa" w:w="3000"/>
+          </w:tcPr>
+          <w:p>
+            <w:pPr>
+              <w:spacing w:after="40" w:before="40"/>
+            </w:pPr>
+            <w:r>
+              <w:rPr>
+                <w:rFonts w:ascii="Calibri" w:cs="Calibri" w:eastAsia="Calibri" w:hAnsi="Calibri"/>
+                <w:sz w:val="22"/>
+                <w:szCs w:val="22"/>
+              </w:rPr>
+              <w:t xml:space="preserve">Lectura abierta a autenticados</w:t>
+            </w:r>
+          </w:p>
+        </w:tc>
+      </w:tr>
+      <w:tr>
+        <w:tc>
+          <w:tcPr>
+            <w:tcW w:type="dxa" w:w="3000"/>
+          </w:tcPr>
+          <w:p>
+            <w:pPr>
+              <w:spacing w:after="40" w:before="40"/>
+            </w:pPr>
+            <w:r>
+              <w:rPr>
+                <w:rFonts w:ascii="Calibri" w:cs="Calibri" w:eastAsia="Calibri" w:hAnsi="Calibri"/>
+                <w:sz w:val="22"/>
+                <w:szCs w:val="22"/>
+              </w:rPr>
+              <w:t xml:space="preserve">medicos</w:t>
+            </w:r>
+          </w:p>
+        </w:tc>
+        <w:tc>
+          <w:tcPr>
+            <w:tcW w:type="dxa" w:w="3000"/>
+          </w:tcPr>
+          <w:p>
+            <w:pPr>
+              <w:spacing w:after="40" w:before="40"/>
+            </w:pPr>
+            <w:r>
+              <w:rPr>
+                <w:rFonts w:ascii="Calibri" w:cs="Calibri" w:eastAsia="Calibri" w:hAnsi="Calibri"/>
+                <w:sz w:val="22"/>
+                <w:szCs w:val="22"/>
+              </w:rPr>
+              <w:t xml:space="preserve">medicos_write</w:t>
+            </w:r>
+          </w:p>
+        </w:tc>
+        <w:tc>
+          <w:tcPr>
+            <w:tcW w:type="dxa" w:w="3000"/>
+          </w:tcPr>
+          <w:p>
+            <w:pPr>
+              <w:spacing w:after="40" w:before="40"/>
+            </w:pPr>
+            <w:r>
+              <w:rPr>
+                <w:rFonts w:ascii="Calibri" w:cs="Calibri" w:eastAsia="Calibri" w:hAnsi="Calibri"/>
+                <w:sz w:val="22"/>
+                <w:szCs w:val="22"/>
+              </w:rPr>
+              <w:t xml:space="preserve">user_id = auth.uid() (INSERT)</w:t>
+            </w:r>
+          </w:p>
+        </w:tc>
+      </w:tr>
+      <w:tr>
+        <w:tc>
+          <w:tcPr>
+            <w:tcW w:type="dxa" w:w="3000"/>
+          </w:tcPr>
+          <w:p>
+            <w:pPr>
+              <w:spacing w:after="40" w:before="40"/>
+            </w:pPr>
+            <w:r>
+              <w:rPr>
+                <w:rFonts w:ascii="Calibri" w:cs="Calibri" w:eastAsia="Calibri" w:hAnsi="Calibri"/>
+                <w:sz w:val="22"/>
+                <w:szCs w:val="22"/>
+              </w:rPr>
+              <w:t xml:space="preserve">medicos</w:t>
+            </w:r>
+          </w:p>
+        </w:tc>
+        <w:tc>
+          <w:tcPr>
+            <w:tcW w:type="dxa" w:w="3000"/>
+          </w:tcPr>
+          <w:p>
+            <w:pPr>
+              <w:spacing w:after="40" w:before="40"/>
+            </w:pPr>
+            <w:r>
+              <w:rPr>
+                <w:rFonts w:ascii="Calibri" w:cs="Calibri" w:eastAsia="Calibri" w:hAnsi="Calibri"/>
+                <w:sz w:val="22"/>
+                <w:szCs w:val="22"/>
+              </w:rPr>
+              <w:t xml:space="preserve">medicos_update</w:t>
+            </w:r>
+          </w:p>
+        </w:tc>
+        <w:tc>
+          <w:tcPr>
+            <w:tcW w:type="dxa" w:w="3000"/>
+          </w:tcPr>
+          <w:p>
+            <w:pPr>
+              <w:spacing w:after="40" w:before="40"/>
+            </w:pPr>
+            <w:r>
+              <w:rPr>
+                <w:rFonts w:ascii="Calibri" w:cs="Calibri" w:eastAsia="Calibri" w:hAnsi="Calibri"/>
+                <w:sz w:val="22"/>
+                <w:szCs w:val="22"/>
+              </w:rPr>
+              <w:t xml:space="preserve">user_id = auth.uid() (UPDATE)</w:t>
+            </w:r>
+          </w:p>
+        </w:tc>
+      </w:tr>
+      <w:tr>
+        <w:tc>
+          <w:tcPr>
+            <w:tcW w:type="dxa" w:w="3000"/>
+          </w:tcPr>
+          <w:p>
+            <w:pPr>
+              <w:spacing w:after="40" w:before="40"/>
+            </w:pPr>
+            <w:r>
+              <w:rPr>
+                <w:rFonts w:ascii="Calibri" w:cs="Calibri" w:eastAsia="Calibri" w:hAnsi="Calibri"/>
+                <w:sz w:val="22"/>
+                <w:szCs w:val="22"/>
+              </w:rPr>
               <w:t xml:space="preserve">patient_medico_links</w:t>
             </w:r>
           </w:p>
@@ -9634,6 +13191,230 @@
                 <w:szCs w:val="22"/>
               </w:rPr>
               <w:t xml:space="preserve">Abierto a autenticados (filtrado en codigo)</w:t>
+            </w:r>
+          </w:p>
+        </w:tc>
+      </w:tr>
+      <w:tr>
+        <w:tc>
+          <w:tcPr>
+            <w:tcW w:type="dxa" w:w="3000"/>
+          </w:tcPr>
+          <w:p>
+            <w:pPr>
+              <w:spacing w:after="40" w:before="40"/>
+            </w:pPr>
+            <w:r>
+              <w:rPr>
+                <w:rFonts w:ascii="Calibri" w:cs="Calibri" w:eastAsia="Calibri" w:hAnsi="Calibri"/>
+                <w:sz w:val="22"/>
+                <w:szCs w:val="22"/>
+              </w:rPr>
+              <w:t xml:space="preserve">lab_results</w:t>
+            </w:r>
+          </w:p>
+        </w:tc>
+        <w:tc>
+          <w:tcPr>
+            <w:tcW w:type="dxa" w:w="3000"/>
+          </w:tcPr>
+          <w:p>
+            <w:pPr>
+              <w:spacing w:after="40" w:before="40"/>
+            </w:pPr>
+            <w:r>
+              <w:rPr>
+                <w:rFonts w:ascii="Calibri" w:cs="Calibri" w:eastAsia="Calibri" w:hAnsi="Calibri"/>
+                <w:sz w:val="22"/>
+                <w:szCs w:val="22"/>
+              </w:rPr>
+              <w:t xml:space="preserve">Owner CRUD</w:t>
+            </w:r>
+          </w:p>
+        </w:tc>
+        <w:tc>
+          <w:tcPr>
+            <w:tcW w:type="dxa" w:w="3000"/>
+          </w:tcPr>
+          <w:p>
+            <w:pPr>
+              <w:spacing w:after="40" w:before="40"/>
+            </w:pPr>
+            <w:r>
+              <w:rPr>
+                <w:rFonts w:ascii="Calibri" w:cs="Calibri" w:eastAsia="Calibri" w:hAnsi="Calibri"/>
+                <w:sz w:val="22"/>
+                <w:szCs w:val="22"/>
+              </w:rPr>
+              <w:t xml:space="preserve">patient_id IN (SELECT id FROM patients WHERE user_id = auth.uid())</w:t>
+            </w:r>
+          </w:p>
+        </w:tc>
+      </w:tr>
+      <w:tr>
+        <w:tc>
+          <w:tcPr>
+            <w:tcW w:type="dxa" w:w="3000"/>
+          </w:tcPr>
+          <w:p>
+            <w:pPr>
+              <w:spacing w:after="40" w:before="40"/>
+            </w:pPr>
+            <w:r>
+              <w:rPr>
+                <w:rFonts w:ascii="Calibri" w:cs="Calibri" w:eastAsia="Calibri" w:hAnsi="Calibri"/>
+                <w:sz w:val="22"/>
+                <w:szCs w:val="22"/>
+              </w:rPr>
+              <w:t xml:space="preserve">clinical_notes</w:t>
+            </w:r>
+          </w:p>
+        </w:tc>
+        <w:tc>
+          <w:tcPr>
+            <w:tcW w:type="dxa" w:w="3000"/>
+          </w:tcPr>
+          <w:p>
+            <w:pPr>
+              <w:spacing w:after="40" w:before="40"/>
+            </w:pPr>
+            <w:r>
+              <w:rPr>
+                <w:rFonts w:ascii="Calibri" w:cs="Calibri" w:eastAsia="Calibri" w:hAnsi="Calibri"/>
+                <w:sz w:val="22"/>
+                <w:szCs w:val="22"/>
+              </w:rPr>
+              <w:t xml:space="preserve">Medico manages own</w:t>
+            </w:r>
+          </w:p>
+        </w:tc>
+        <w:tc>
+          <w:tcPr>
+            <w:tcW w:type="dxa" w:w="3000"/>
+          </w:tcPr>
+          <w:p>
+            <w:pPr>
+              <w:spacing w:after="40" w:before="40"/>
+            </w:pPr>
+            <w:r>
+              <w:rPr>
+                <w:rFonts w:ascii="Calibri" w:cs="Calibri" w:eastAsia="Calibri" w:hAnsi="Calibri"/>
+                <w:sz w:val="22"/>
+                <w:szCs w:val="22"/>
+              </w:rPr>
+              <w:t xml:space="preserve">medico_user_id = auth.uid()</w:t>
+            </w:r>
+          </w:p>
+        </w:tc>
+      </w:tr>
+      <w:tr>
+        <w:tc>
+          <w:tcPr>
+            <w:tcW w:type="dxa" w:w="3000"/>
+          </w:tcPr>
+          <w:p>
+            <w:pPr>
+              <w:spacing w:after="40" w:before="40"/>
+            </w:pPr>
+            <w:r>
+              <w:rPr>
+                <w:rFonts w:ascii="Calibri" w:cs="Calibri" w:eastAsia="Calibri" w:hAnsi="Calibri"/>
+                <w:sz w:val="22"/>
+                <w:szCs w:val="22"/>
+              </w:rPr>
+              <w:t xml:space="preserve">medico_alerts</w:t>
+            </w:r>
+          </w:p>
+        </w:tc>
+        <w:tc>
+          <w:tcPr>
+            <w:tcW w:type="dxa" w:w="3000"/>
+          </w:tcPr>
+          <w:p>
+            <w:pPr>
+              <w:spacing w:after="40" w:before="40"/>
+            </w:pPr>
+            <w:r>
+              <w:rPr>
+                <w:rFonts w:ascii="Calibri" w:cs="Calibri" w:eastAsia="Calibri" w:hAnsi="Calibri"/>
+                <w:sz w:val="22"/>
+                <w:szCs w:val="22"/>
+              </w:rPr>
+              <w:t xml:space="preserve">Medico manages own</w:t>
+            </w:r>
+          </w:p>
+        </w:tc>
+        <w:tc>
+          <w:tcPr>
+            <w:tcW w:type="dxa" w:w="3000"/>
+          </w:tcPr>
+          <w:p>
+            <w:pPr>
+              <w:spacing w:after="40" w:before="40"/>
+            </w:pPr>
+            <w:r>
+              <w:rPr>
+                <w:rFonts w:ascii="Calibri" w:cs="Calibri" w:eastAsia="Calibri" w:hAnsi="Calibri"/>
+                <w:sz w:val="22"/>
+                <w:szCs w:val="22"/>
+              </w:rPr>
+              <w:t xml:space="preserve">medico_user_id = auth.uid()</w:t>
+            </w:r>
+          </w:p>
+        </w:tc>
+      </w:tr>
+      <w:tr>
+        <w:tc>
+          <w:tcPr>
+            <w:tcW w:type="dxa" w:w="3000"/>
+          </w:tcPr>
+          <w:p>
+            <w:pPr>
+              <w:spacing w:after="40" w:before="40"/>
+            </w:pPr>
+            <w:r>
+              <w:rPr>
+                <w:rFonts w:ascii="Calibri" w:cs="Calibri" w:eastAsia="Calibri" w:hAnsi="Calibri"/>
+                <w:sz w:val="22"/>
+                <w:szCs w:val="22"/>
+              </w:rPr>
+              <w:t xml:space="preserve">follow_ups</w:t>
+            </w:r>
+          </w:p>
+        </w:tc>
+        <w:tc>
+          <w:tcPr>
+            <w:tcW w:type="dxa" w:w="3000"/>
+          </w:tcPr>
+          <w:p>
+            <w:pPr>
+              <w:spacing w:after="40" w:before="40"/>
+            </w:pPr>
+            <w:r>
+              <w:rPr>
+                <w:rFonts w:ascii="Calibri" w:cs="Calibri" w:eastAsia="Calibri" w:hAnsi="Calibri"/>
+                <w:sz w:val="22"/>
+                <w:szCs w:val="22"/>
+              </w:rPr>
+              <w:t xml:space="preserve">Medico manages own</w:t>
+            </w:r>
+          </w:p>
+        </w:tc>
+        <w:tc>
+          <w:tcPr>
+            <w:tcW w:type="dxa" w:w="3000"/>
+          </w:tcPr>
+          <w:p>
+            <w:pPr>
+              <w:spacing w:after="40" w:before="40"/>
+            </w:pPr>
+            <w:r>
+              <w:rPr>
+                <w:rFonts w:ascii="Calibri" w:cs="Calibri" w:eastAsia="Calibri" w:hAnsi="Calibri"/>
+                <w:sz w:val="22"/>
+                <w:szCs w:val="22"/>
+              </w:rPr>
+              <w:t xml:space="preserve">medico_user_id = auth.uid()</w:t>
             </w:r>
           </w:p>
         </w:tc>
@@ -9668,7 +13449,7 @@
           <w:sz w:val="26"/>
           <w:szCs w:val="26"/>
         </w:rPr>
-        <w:t xml:space="preserve">5.5 Motor de Analisis IA</w:t>
+        <w:t xml:space="preserve">5.5 Motor de Analisis IA + Motor Matematico Deterministico</w:t>
       </w:r>
     </w:p>
     <w:p>
@@ -9690,7 +13471,25 @@
           <w:sz w:val="24"/>
           <w:szCs w:val="24"/>
         </w:rPr>
-        <w:t xml:space="preserve">Archivo: `src/lib/anthropic/analyzer.ts`</w:t>
+        <w:t xml:space="preserve">Arquitectura hibrida (v3.0)</w:t>
+      </w:r>
+    </w:p>
+    <w:p>
+      <w:pPr>
+        <w:spacing w:after="60"/>
+      </w:pPr>
+    </w:p>
+    <w:p>
+      <w:pPr>
+        <w:spacing w:after="40" w:before="40"/>
+      </w:pPr>
+      <w:r>
+        <w:rPr>
+          <w:rFonts w:ascii="Calibri" w:cs="Calibri" w:eastAsia="Calibri" w:hAnsi="Calibri"/>
+          <w:sz w:val="22"/>
+          <w:szCs w:val="22"/>
+        </w:rPr>
+        <w:t xml:space="preserve">Longevity IA v3.0 usa una arquitectura de 2 capas:</w:t>
       </w:r>
     </w:p>
     <w:p>
@@ -9710,16 +13509,414 @@
           <w:sz w:val="22"/>
           <w:szCs w:val="22"/>
         </w:rPr>
-        <w:t xml:space="preserve">Modelo:</w:t>
-      </w:r>
-      <w:r>
-        <w:rPr>
-          <w:rFonts w:ascii="Calibri" w:cs="Calibri" w:eastAsia="Calibri" w:hAnsi="Calibri"/>
-          <w:sz w:val="22"/>
-          <w:szCs w:val="22"/>
-        </w:rPr>
-        <w:t xml:space="preserve"> Claude Sonnet 4.6 (claude-sonnet-4-6)</w:t>
-      </w:r>
+        <w:t xml:space="preserve">Capa 1 — Claude IA (narrativa):</w:t>
+      </w:r>
+      <w:r>
+        <w:rPr>
+          <w:rFonts w:ascii="Calibri" w:cs="Calibri" w:eastAsia="Calibri" w:hAnsi="Calibri"/>
+          <w:sz w:val="22"/>
+          <w:szCs w:val="22"/>
+        </w:rPr>
+        <w:t xml:space="preserve"> Extrae biomarcadores de PDFs/imagenes, genera clinicalSummary, keyAlerts, risks y protocol.</w:t>
+      </w:r>
+    </w:p>
+    <w:p>
+      <w:pPr>
+        <w:spacing w:after="60"/>
+      </w:pPr>
+    </w:p>
+    <w:p>
+      <w:pPr>
+        <w:spacing w:after="40" w:before="40"/>
+      </w:pPr>
+      <w:r>
+        <w:rPr>
+          <w:rFonts w:ascii="Calibri" w:cs="Calibri" w:eastAsia="Calibri" w:hAnsi="Calibri"/>
+          <w:b/>
+          <w:bCs/>
+          <w:sz w:val="22"/>
+          <w:szCs w:val="22"/>
+        </w:rPr>
+        <w:t xml:space="preserve">Capa 2 — Motor matematico (deterministico):</w:t>
+      </w:r>
+      <w:r>
+        <w:rPr>
+          <w:rFonts w:ascii="Calibri" w:cs="Calibri" w:eastAsia="Calibri" w:hAnsi="Calibri"/>
+          <w:sz w:val="22"/>
+          <w:szCs w:val="22"/>
+        </w:rPr>
+        <w:t xml:space="preserve"> Recalcula systemScores, overallScore, longevity_age, FODA y proyeccion con funciones matematicas. Los valores de Claude se sobreescriben con calculos reproducibles y auditables.</w:t>
+      </w:r>
+    </w:p>
+    <w:p>
+      <w:pPr>
+        <w:spacing w:after="60"/>
+      </w:pPr>
+    </w:p>
+    <w:p>
+      <w:pPr>
+        <w:spacing w:after="20" w:before="20"/>
+        <w:ind w:left="400"/>
+      </w:pPr>
+      <w:r>
+        <w:rPr>
+          <w:rFonts w:ascii="Consolas" w:cs="Consolas" w:eastAsia="Consolas" w:hAnsi="Consolas"/>
+          <w:color w:val="6B6660"/>
+          <w:sz w:val="18"/>
+          <w:szCs w:val="18"/>
+        </w:rPr>
+        <w:t xml:space="preserve">PDF/Imagen</w:t>
+      </w:r>
+    </w:p>
+    <w:p>
+      <w:pPr>
+        <w:spacing w:after="20" w:before="20"/>
+        <w:ind w:left="400"/>
+      </w:pPr>
+      <w:r>
+        <w:rPr>
+          <w:rFonts w:ascii="Consolas" w:cs="Consolas" w:eastAsia="Consolas" w:hAnsi="Consolas"/>
+          <w:color w:val="6B6660"/>
+          <w:sz w:val="18"/>
+          <w:szCs w:val="18"/>
+        </w:rPr>
+        <w:t xml:space="preserve">    │</w:t>
+      </w:r>
+    </w:p>
+    <w:p>
+      <w:pPr>
+        <w:spacing w:after="20" w:before="20"/>
+        <w:ind w:left="400"/>
+      </w:pPr>
+      <w:r>
+        <w:rPr>
+          <w:rFonts w:ascii="Consolas" w:cs="Consolas" w:eastAsia="Consolas" w:hAnsi="Consolas"/>
+          <w:color w:val="6B6660"/>
+          <w:sz w:val="18"/>
+          <w:szCs w:val="18"/>
+        </w:rPr>
+        <w:t xml:space="preserve">    ▼</w:t>
+      </w:r>
+    </w:p>
+    <w:p>
+      <w:pPr>
+        <w:spacing w:after="20" w:before="20"/>
+        <w:ind w:left="400"/>
+      </w:pPr>
+      <w:r>
+        <w:rPr>
+          <w:rFonts w:ascii="Consolas" w:cs="Consolas" w:eastAsia="Consolas" w:hAnsi="Consolas"/>
+          <w:color w:val="6B6660"/>
+          <w:sz w:val="18"/>
+          <w:szCs w:val="18"/>
+        </w:rPr>
+        <w:t xml:space="preserve">[extractBiomarkers]          ← Llamada 1: Claude (~30-60s)</w:t>
+      </w:r>
+    </w:p>
+    <w:p>
+      <w:pPr>
+        <w:spacing w:after="20" w:before="20"/>
+        <w:ind w:left="400"/>
+      </w:pPr>
+      <w:r>
+        <w:rPr>
+          <w:rFonts w:ascii="Consolas" w:cs="Consolas" w:eastAsia="Consolas" w:hAnsi="Consolas"/>
+          <w:color w:val="6B6660"/>
+          <w:sz w:val="18"/>
+          <w:szCs w:val="18"/>
+        </w:rPr>
+        <w:t xml:space="preserve">    │  Extrae: 7 categorias de biomarcadores</w:t>
+      </w:r>
+    </w:p>
+    <w:p>
+      <w:pPr>
+        <w:spacing w:after="20" w:before="20"/>
+        <w:ind w:left="400"/>
+      </w:pPr>
+      <w:r>
+        <w:rPr>
+          <w:rFonts w:ascii="Consolas" w:cs="Consolas" w:eastAsia="Consolas" w:hAnsi="Consolas"/>
+          <w:color w:val="6B6660"/>
+          <w:sz w:val="18"/>
+          <w:szCs w:val="18"/>
+        </w:rPr>
+        <w:t xml:space="preserve">    │</w:t>
+      </w:r>
+    </w:p>
+    <w:p>
+      <w:pPr>
+        <w:spacing w:after="20" w:before="20"/>
+        <w:ind w:left="400"/>
+      </w:pPr>
+      <w:r>
+        <w:rPr>
+          <w:rFonts w:ascii="Consolas" w:cs="Consolas" w:eastAsia="Consolas" w:hAnsi="Consolas"/>
+          <w:color w:val="6B6660"/>
+          <w:sz w:val="18"/>
+          <w:szCs w:val="18"/>
+        </w:rPr>
+        <w:t xml:space="preserve">    ▼</w:t>
+      </w:r>
+    </w:p>
+    <w:p>
+      <w:pPr>
+        <w:spacing w:after="20" w:before="20"/>
+        <w:ind w:left="400"/>
+      </w:pPr>
+      <w:r>
+        <w:rPr>
+          <w:rFonts w:ascii="Consolas" w:cs="Consolas" w:eastAsia="Consolas" w:hAnsi="Consolas"/>
+          <w:color w:val="6B6660"/>
+          <w:sz w:val="18"/>
+          <w:szCs w:val="18"/>
+        </w:rPr>
+        <w:t xml:space="preserve">[GUARDAR parsed_data + Dashboard instantaneo]</w:t>
+      </w:r>
+    </w:p>
+    <w:p>
+      <w:pPr>
+        <w:spacing w:after="20" w:before="20"/>
+        <w:ind w:left="400"/>
+      </w:pPr>
+      <w:r>
+        <w:rPr>
+          <w:rFonts w:ascii="Consolas" w:cs="Consolas" w:eastAsia="Consolas" w:hAnsi="Consolas"/>
+          <w:color w:val="6B6660"/>
+          <w:sz w:val="18"/>
+          <w:szCs w:val="18"/>
+        </w:rPr>
+        <w:t xml:space="preserve">    │</w:t>
+      </w:r>
+    </w:p>
+    <w:p>
+      <w:pPr>
+        <w:spacing w:after="20" w:before="20"/>
+        <w:ind w:left="400"/>
+      </w:pPr>
+      <w:r>
+        <w:rPr>
+          <w:rFonts w:ascii="Consolas" w:cs="Consolas" w:eastAsia="Consolas" w:hAnsi="Consolas"/>
+          <w:color w:val="6B6660"/>
+          <w:sz w:val="18"/>
+          <w:szCs w:val="18"/>
+        </w:rPr>
+        <w:t xml:space="preserve">    ▼</w:t>
+      </w:r>
+    </w:p>
+    <w:p>
+      <w:pPr>
+        <w:spacing w:after="20" w:before="20"/>
+        <w:ind w:left="400"/>
+      </w:pPr>
+      <w:r>
+        <w:rPr>
+          <w:rFonts w:ascii="Consolas" w:cs="Consolas" w:eastAsia="Consolas" w:hAnsi="Consolas"/>
+          <w:color w:val="6B6660"/>
+          <w:sz w:val="18"/>
+          <w:szCs w:val="18"/>
+        </w:rPr>
+        <w:t xml:space="preserve">[reanalyzeWithClinicalHistory]  ← Llamada 2: Claude (~2-5 min)</w:t>
+      </w:r>
+    </w:p>
+    <w:p>
+      <w:pPr>
+        <w:spacing w:after="20" w:before="20"/>
+        <w:ind w:left="400"/>
+      </w:pPr>
+      <w:r>
+        <w:rPr>
+          <w:rFonts w:ascii="Consolas" w:cs="Consolas" w:eastAsia="Consolas" w:hAnsi="Consolas"/>
+          <w:color w:val="6B6660"/>
+          <w:sz w:val="18"/>
+          <w:szCs w:val="18"/>
+        </w:rPr>
+        <w:t xml:space="preserve">    │  Genera: clinicalSummary, keyAlerts, risks, protocol</w:t>
+      </w:r>
+    </w:p>
+    <w:p>
+      <w:pPr>
+        <w:spacing w:after="20" w:before="20"/>
+        <w:ind w:left="400"/>
+      </w:pPr>
+      <w:r>
+        <w:rPr>
+          <w:rFonts w:ascii="Consolas" w:cs="Consolas" w:eastAsia="Consolas" w:hAnsi="Consolas"/>
+          <w:color w:val="6B6660"/>
+          <w:sz w:val="18"/>
+          <w:szCs w:val="18"/>
+        </w:rPr>
+        <w:t xml:space="preserve">    │</w:t>
+      </w:r>
+    </w:p>
+    <w:p>
+      <w:pPr>
+        <w:spacing w:after="20" w:before="20"/>
+        <w:ind w:left="400"/>
+      </w:pPr>
+      <w:r>
+        <w:rPr>
+          <w:rFonts w:ascii="Consolas" w:cs="Consolas" w:eastAsia="Consolas" w:hAnsi="Consolas"/>
+          <w:color w:val="6B6660"/>
+          <w:sz w:val="18"/>
+          <w:szCs w:val="18"/>
+        </w:rPr>
+        <w:t xml:space="preserve">    ▼</w:t>
+      </w:r>
+    </w:p>
+    <w:p>
+      <w:pPr>
+        <w:spacing w:after="20" w:before="20"/>
+        <w:ind w:left="400"/>
+      </w:pPr>
+      <w:r>
+        <w:rPr>
+          <w:rFonts w:ascii="Consolas" w:cs="Consolas" w:eastAsia="Consolas" w:hAnsi="Consolas"/>
+          <w:color w:val="6B6660"/>
+          <w:sz w:val="18"/>
+          <w:szCs w:val="18"/>
+        </w:rPr>
+        <w:t xml:space="preserve">[OVERRIDE MATEMATICO]        ← Codigo deterministico (0.1s)</w:t>
+      </w:r>
+    </w:p>
+    <w:p>
+      <w:pPr>
+        <w:spacing w:after="20" w:before="20"/>
+        <w:ind w:left="400"/>
+      </w:pPr>
+      <w:r>
+        <w:rPr>
+          <w:rFonts w:ascii="Consolas" w:cs="Consolas" w:eastAsia="Consolas" w:hAnsi="Consolas"/>
+          <w:color w:val="6B6660"/>
+          <w:sz w:val="18"/>
+          <w:szCs w:val="18"/>
+        </w:rPr>
+        <w:t xml:space="preserve">    │  computeAllScores()    → systemScores (funciones sigmoideas)</w:t>
+      </w:r>
+    </w:p>
+    <w:p>
+      <w:pPr>
+        <w:spacing w:after="20" w:before="20"/>
+        <w:ind w:left="400"/>
+      </w:pPr>
+      <w:r>
+        <w:rPr>
+          <w:rFonts w:ascii="Consolas" w:cs="Consolas" w:eastAsia="Consolas" w:hAnsi="Consolas"/>
+          <w:color w:val="6B6660"/>
+          <w:sz w:val="18"/>
+          <w:szCs w:val="18"/>
+        </w:rPr>
+        <w:t xml:space="preserve">    │  computePhenoAge()     → longevity_age (Levine 2018)</w:t>
+      </w:r>
+    </w:p>
+    <w:p>
+      <w:pPr>
+        <w:spacing w:after="20" w:before="20"/>
+        <w:ind w:left="400"/>
+      </w:pPr>
+      <w:r>
+        <w:rPr>
+          <w:rFonts w:ascii="Consolas" w:cs="Consolas" w:eastAsia="Consolas" w:hAnsi="Consolas"/>
+          <w:color w:val="6B6660"/>
+          <w:sz w:val="18"/>
+          <w:szCs w:val="18"/>
+        </w:rPr>
+        <w:t xml:space="preserve">    │  computeFODA()         → FODA (basado en scores)</w:t>
+      </w:r>
+    </w:p>
+    <w:p>
+      <w:pPr>
+        <w:spacing w:after="20" w:before="20"/>
+        <w:ind w:left="400"/>
+      </w:pPr>
+      <w:r>
+        <w:rPr>
+          <w:rFonts w:ascii="Consolas" w:cs="Consolas" w:eastAsia="Consolas" w:hAnsi="Consolas"/>
+          <w:color w:val="6B6660"/>
+          <w:sz w:val="18"/>
+          <w:szCs w:val="18"/>
+        </w:rPr>
+        <w:t xml:space="preserve">    │  computeProjection()   → proyeccion (Gompertz)</w:t>
+      </w:r>
+    </w:p>
+    <w:p>
+      <w:pPr>
+        <w:spacing w:after="20" w:before="20"/>
+        <w:ind w:left="400"/>
+      </w:pPr>
+      <w:r>
+        <w:rPr>
+          <w:rFonts w:ascii="Consolas" w:cs="Consolas" w:eastAsia="Consolas" w:hAnsi="Consolas"/>
+          <w:color w:val="6B6660"/>
+          <w:sz w:val="18"/>
+          <w:szCs w:val="18"/>
+        </w:rPr>
+        <w:t xml:space="preserve">    │  analyzeWearables()    → ajustes por wearables (si hay datos)</w:t>
+      </w:r>
+    </w:p>
+    <w:p>
+      <w:pPr>
+        <w:spacing w:after="20" w:before="20"/>
+        <w:ind w:left="400"/>
+      </w:pPr>
+      <w:r>
+        <w:rPr>
+          <w:rFonts w:ascii="Consolas" w:cs="Consolas" w:eastAsia="Consolas" w:hAnsi="Consolas"/>
+          <w:color w:val="6B6660"/>
+          <w:sz w:val="18"/>
+          <w:szCs w:val="18"/>
+        </w:rPr>
+        <w:t xml:space="preserve">    │  deduplicateProtocol() → eliminar moleculas repetidas</w:t>
+      </w:r>
+    </w:p>
+    <w:p>
+      <w:pPr>
+        <w:spacing w:after="20" w:before="20"/>
+        <w:ind w:left="400"/>
+      </w:pPr>
+      <w:r>
+        <w:rPr>
+          <w:rFonts w:ascii="Consolas" w:cs="Consolas" w:eastAsia="Consolas" w:hAnsi="Consolas"/>
+          <w:color w:val="6B6660"/>
+          <w:sz w:val="18"/>
+          <w:szCs w:val="18"/>
+        </w:rPr>
+        <w:t xml:space="preserve">    │</w:t>
+      </w:r>
+    </w:p>
+    <w:p>
+      <w:pPr>
+        <w:spacing w:after="20" w:before="20"/>
+        <w:ind w:left="400"/>
+      </w:pPr>
+      <w:r>
+        <w:rPr>
+          <w:rFonts w:ascii="Consolas" w:cs="Consolas" w:eastAsia="Consolas" w:hAnsi="Consolas"/>
+          <w:color w:val="6B6660"/>
+          <w:sz w:val="18"/>
+          <w:szCs w:val="18"/>
+        </w:rPr>
+        <w:t xml:space="preserve">    ▼</w:t>
+      </w:r>
+    </w:p>
+    <w:p>
+      <w:pPr>
+        <w:spacing w:after="20" w:before="20"/>
+        <w:ind w:left="400"/>
+      </w:pPr>
+      <w:r>
+        <w:rPr>
+          <w:rFonts w:ascii="Consolas" w:cs="Consolas" w:eastAsia="Consolas" w:hAnsi="Consolas"/>
+          <w:color w:val="6B6660"/>
+          <w:sz w:val="18"/>
+          <w:szCs w:val="18"/>
+        </w:rPr>
+        <w:t xml:space="preserve">[GUARDAR ai_analysis]       ← UPDATE en lab_results</w:t>
+      </w:r>
+    </w:p>
+    <w:p>
+      <w:pPr>
+        <w:spacing w:after="80"/>
+      </w:pPr>
     </w:p>
     <w:p>
       <w:pPr>
@@ -9740,7 +13937,7 @@
           <w:sz w:val="24"/>
           <w:szCs w:val="24"/>
         </w:rPr>
-        <w:t xml:space="preserve">Flujo de Analisis Completo</w:t>
+        <w:t xml:space="preserve">Motor Matematico: 6 modulos</w:t>
       </w:r>
     </w:p>
     <w:p>
@@ -9750,323 +13947,550 @@
     </w:p>
     <w:p>
       <w:pPr>
-        <w:spacing w:after="20" w:before="20"/>
-        <w:ind w:left="400"/>
-      </w:pPr>
-      <w:r>
-        <w:rPr>
-          <w:rFonts w:ascii="Consolas" w:cs="Consolas" w:eastAsia="Consolas" w:hAnsi="Consolas"/>
-          <w:color w:val="6B6660"/>
-          <w:sz w:val="18"/>
-          <w:szCs w:val="18"/>
-        </w:rPr>
-        <w:t xml:space="preserve">PDF/Imagen</w:t>
-      </w:r>
-    </w:p>
-    <w:p>
-      <w:pPr>
-        <w:spacing w:after="20" w:before="20"/>
-        <w:ind w:left="400"/>
-      </w:pPr>
-      <w:r>
-        <w:rPr>
-          <w:rFonts w:ascii="Consolas" w:cs="Consolas" w:eastAsia="Consolas" w:hAnsi="Consolas"/>
-          <w:color w:val="6B6660"/>
-          <w:sz w:val="18"/>
-          <w:szCs w:val="18"/>
-        </w:rPr>
-        <w:t xml:space="preserve">    │</w:t>
-      </w:r>
-    </w:p>
-    <w:p>
-      <w:pPr>
-        <w:spacing w:after="20" w:before="20"/>
-        <w:ind w:left="400"/>
-      </w:pPr>
-      <w:r>
-        <w:rPr>
-          <w:rFonts w:ascii="Consolas" w:cs="Consolas" w:eastAsia="Consolas" w:hAnsi="Consolas"/>
-          <w:color w:val="6B6660"/>
-          <w:sz w:val="18"/>
-          <w:szCs w:val="18"/>
-        </w:rPr>
-        <w:t xml:space="preserve">    ▼</w:t>
-      </w:r>
-    </w:p>
-    <w:p>
-      <w:pPr>
-        <w:spacing w:after="20" w:before="20"/>
-        <w:ind w:left="400"/>
-      </w:pPr>
-      <w:r>
-        <w:rPr>
-          <w:rFonts w:ascii="Consolas" w:cs="Consolas" w:eastAsia="Consolas" w:hAnsi="Consolas"/>
-          <w:color w:val="6B6660"/>
-          <w:sz w:val="18"/>
-          <w:szCs w:val="18"/>
-        </w:rPr>
-        <w:t xml:space="preserve">[extractBiomarkers]          ← Llamada 1: Ligera (~30-60s)</w:t>
-      </w:r>
-    </w:p>
-    <w:p>
-      <w:pPr>
-        <w:spacing w:after="20" w:before="20"/>
-        <w:ind w:left="400"/>
-      </w:pPr>
-      <w:r>
-        <w:rPr>
-          <w:rFonts w:ascii="Consolas" w:cs="Consolas" w:eastAsia="Consolas" w:hAnsi="Consolas"/>
-          <w:color w:val="6B6660"/>
-          <w:sz w:val="18"/>
-          <w:szCs w:val="18"/>
-        </w:rPr>
-        <w:t xml:space="preserve">    │  max_tokens: 8,000</w:t>
-      </w:r>
-    </w:p>
-    <w:p>
-      <w:pPr>
-        <w:spacing w:after="20" w:before="20"/>
-        <w:ind w:left="400"/>
-      </w:pPr>
-      <w:r>
-        <w:rPr>
-          <w:rFonts w:ascii="Consolas" w:cs="Consolas" w:eastAsia="Consolas" w:hAnsi="Consolas"/>
-          <w:color w:val="6B6660"/>
-          <w:sz w:val="18"/>
-          <w:szCs w:val="18"/>
-        </w:rPr>
-        <w:t xml:space="preserve">    │  Extrae: 7 categorias de biomarcadores</w:t>
-      </w:r>
-    </w:p>
-    <w:p>
-      <w:pPr>
-        <w:spacing w:after="20" w:before="20"/>
-        <w:ind w:left="400"/>
-      </w:pPr>
-      <w:r>
-        <w:rPr>
-          <w:rFonts w:ascii="Consolas" w:cs="Consolas" w:eastAsia="Consolas" w:hAnsi="Consolas"/>
-          <w:color w:val="6B6660"/>
-          <w:sz w:val="18"/>
-          <w:szCs w:val="18"/>
-        </w:rPr>
-        <w:t xml:space="preserve">    │  Output: ParsedData (JSON estructurado)</w:t>
-      </w:r>
-    </w:p>
-    <w:p>
-      <w:pPr>
-        <w:spacing w:after="20" w:before="20"/>
-        <w:ind w:left="400"/>
-      </w:pPr>
-      <w:r>
-        <w:rPr>
-          <w:rFonts w:ascii="Consolas" w:cs="Consolas" w:eastAsia="Consolas" w:hAnsi="Consolas"/>
-          <w:color w:val="6B6660"/>
-          <w:sz w:val="18"/>
-          <w:szCs w:val="18"/>
-        </w:rPr>
-        <w:t xml:space="preserve">    │</w:t>
-      </w:r>
-    </w:p>
-    <w:p>
-      <w:pPr>
-        <w:spacing w:after="20" w:before="20"/>
-        <w:ind w:left="400"/>
-      </w:pPr>
-      <w:r>
-        <w:rPr>
-          <w:rFonts w:ascii="Consolas" w:cs="Consolas" w:eastAsia="Consolas" w:hAnsi="Consolas"/>
-          <w:color w:val="6B6660"/>
-          <w:sz w:val="18"/>
-          <w:szCs w:val="18"/>
-        </w:rPr>
-        <w:t xml:space="preserve">    ▼</w:t>
-      </w:r>
-    </w:p>
-    <w:p>
-      <w:pPr>
-        <w:spacing w:after="20" w:before="20"/>
-        <w:ind w:left="400"/>
-      </w:pPr>
-      <w:r>
-        <w:rPr>
-          <w:rFonts w:ascii="Consolas" w:cs="Consolas" w:eastAsia="Consolas" w:hAnsi="Consolas"/>
-          <w:color w:val="6B6660"/>
-          <w:sz w:val="18"/>
-          <w:szCs w:val="18"/>
-        </w:rPr>
-        <w:t xml:space="preserve">[GUARDAR parsed_data]        ← INSERT en lab_results</w:t>
-      </w:r>
-    </w:p>
-    <w:p>
-      <w:pPr>
-        <w:spacing w:after="20" w:before="20"/>
-        <w:ind w:left="400"/>
-      </w:pPr>
-      <w:r>
-        <w:rPr>
-          <w:rFonts w:ascii="Consolas" w:cs="Consolas" w:eastAsia="Consolas" w:hAnsi="Consolas"/>
-          <w:color w:val="6B6660"/>
-          <w:sz w:val="18"/>
-          <w:szCs w:val="18"/>
-        </w:rPr>
-        <w:t xml:space="preserve">[ENVIAR evento 'extracted']  ← Redirect a dashboard instantaneo</w:t>
-      </w:r>
-    </w:p>
-    <w:p>
-      <w:pPr>
-        <w:spacing w:after="20" w:before="20"/>
-        <w:ind w:left="400"/>
-      </w:pPr>
-      <w:r>
-        <w:rPr>
-          <w:rFonts w:ascii="Consolas" w:cs="Consolas" w:eastAsia="Consolas" w:hAnsi="Consolas"/>
-          <w:color w:val="6B6660"/>
-          <w:sz w:val="18"/>
-          <w:szCs w:val="18"/>
-        </w:rPr>
-        <w:t xml:space="preserve">    │</w:t>
-      </w:r>
-    </w:p>
-    <w:p>
-      <w:pPr>
-        <w:spacing w:after="20" w:before="20"/>
-        <w:ind w:left="400"/>
-      </w:pPr>
-      <w:r>
-        <w:rPr>
-          <w:rFonts w:ascii="Consolas" w:cs="Consolas" w:eastAsia="Consolas" w:hAnsi="Consolas"/>
-          <w:color w:val="6B6660"/>
-          <w:sz w:val="18"/>
-          <w:szCs w:val="18"/>
-        </w:rPr>
-        <w:t xml:space="preserve">    ▼</w:t>
-      </w:r>
-    </w:p>
-    <w:p>
-      <w:pPr>
-        <w:spacing w:after="20" w:before="20"/>
-        <w:ind w:left="400"/>
-      </w:pPr>
-      <w:r>
-        <w:rPr>
-          <w:rFonts w:ascii="Consolas" w:cs="Consolas" w:eastAsia="Consolas" w:hAnsi="Consolas"/>
-          <w:color w:val="6B6660"/>
-          <w:sz w:val="18"/>
-          <w:szCs w:val="18"/>
-        </w:rPr>
-        <w:t xml:space="preserve">[reanalyzeWithClinicalHistory]  ← Llamada 2: Pesada (~2-5 min)</w:t>
-      </w:r>
-    </w:p>
-    <w:p>
-      <w:pPr>
-        <w:spacing w:after="20" w:before="20"/>
-        <w:ind w:left="400"/>
-      </w:pPr>
-      <w:r>
-        <w:rPr>
-          <w:rFonts w:ascii="Consolas" w:cs="Consolas" w:eastAsia="Consolas" w:hAnsi="Consolas"/>
-          <w:color w:val="6B6660"/>
-          <w:sz w:val="18"/>
-          <w:szCs w:val="18"/>
-        </w:rPr>
-        <w:t xml:space="preserve">    │  max_tokens: 64,000</w:t>
-      </w:r>
-    </w:p>
-    <w:p>
-      <w:pPr>
-        <w:spacing w:after="20" w:before="20"/>
-        <w:ind w:left="400"/>
-      </w:pPr>
-      <w:r>
-        <w:rPr>
-          <w:rFonts w:ascii="Consolas" w:cs="Consolas" w:eastAsia="Consolas" w:hAnsi="Consolas"/>
-          <w:color w:val="6B6660"/>
-          <w:sz w:val="18"/>
-          <w:szCs w:val="18"/>
-        </w:rPr>
-        <w:t xml:space="preserve">    │  Input: parsedData + historia clinica + contexto paciente</w:t>
-      </w:r>
-    </w:p>
-    <w:p>
-      <w:pPr>
-        <w:spacing w:after="20" w:before="20"/>
-        <w:ind w:left="400"/>
-      </w:pPr>
-      <w:r>
-        <w:rPr>
-          <w:rFonts w:ascii="Consolas" w:cs="Consolas" w:eastAsia="Consolas" w:hAnsi="Consolas"/>
-          <w:color w:val="6B6660"/>
-          <w:sz w:val="18"/>
-          <w:szCs w:val="18"/>
-        </w:rPr>
-        <w:t xml:space="preserve">    │  Output: AIAnalysis (10 secciones)</w:t>
-      </w:r>
-    </w:p>
-    <w:p>
-      <w:pPr>
-        <w:spacing w:after="20" w:before="20"/>
-        <w:ind w:left="400"/>
-      </w:pPr>
-      <w:r>
-        <w:rPr>
-          <w:rFonts w:ascii="Consolas" w:cs="Consolas" w:eastAsia="Consolas" w:hAnsi="Consolas"/>
-          <w:color w:val="6B6660"/>
-          <w:sz w:val="18"/>
-          <w:szCs w:val="18"/>
-        </w:rPr>
-        <w:t xml:space="preserve">    │</w:t>
-      </w:r>
-    </w:p>
-    <w:p>
-      <w:pPr>
-        <w:spacing w:after="20" w:before="20"/>
-        <w:ind w:left="400"/>
-      </w:pPr>
-      <w:r>
-        <w:rPr>
-          <w:rFonts w:ascii="Consolas" w:cs="Consolas" w:eastAsia="Consolas" w:hAnsi="Consolas"/>
-          <w:color w:val="6B6660"/>
-          <w:sz w:val="18"/>
-          <w:szCs w:val="18"/>
-        </w:rPr>
-        <w:t xml:space="preserve">    ▼</w:t>
-      </w:r>
-    </w:p>
-    <w:p>
-      <w:pPr>
-        <w:spacing w:after="20" w:before="20"/>
-        <w:ind w:left="400"/>
-      </w:pPr>
-      <w:r>
-        <w:rPr>
-          <w:rFonts w:ascii="Consolas" w:cs="Consolas" w:eastAsia="Consolas" w:hAnsi="Consolas"/>
-          <w:color w:val="6B6660"/>
-          <w:sz w:val="18"/>
-          <w:szCs w:val="18"/>
-        </w:rPr>
-        <w:t xml:space="preserve">[GUARDAR ai_analysis]       ← UPDATE en lab_results</w:t>
-      </w:r>
-    </w:p>
-    <w:p>
-      <w:pPr>
-        <w:spacing w:after="20" w:before="20"/>
-        <w:ind w:left="400"/>
-      </w:pPr>
-      <w:r>
-        <w:rPr>
-          <w:rFonts w:ascii="Consolas" w:cs="Consolas" w:eastAsia="Consolas" w:hAnsi="Consolas"/>
-          <w:color w:val="6B6660"/>
-          <w:sz w:val="18"/>
-          <w:szCs w:val="18"/>
-        </w:rPr>
-        <w:t xml:space="preserve">[ENVIAR evento 'done']</w:t>
-      </w:r>
-    </w:p>
-    <w:p>
-      <w:pPr>
-        <w:spacing w:after="80"/>
-      </w:pPr>
+        <w:spacing w:after="40" w:before="40"/>
+      </w:pPr>
+      <w:r>
+        <w:rPr>
+          <w:rFonts w:ascii="Calibri" w:cs="Calibri" w:eastAsia="Calibri" w:hAnsi="Calibri"/>
+          <w:b/>
+          <w:bCs/>
+          <w:sz w:val="22"/>
+          <w:szCs w:val="22"/>
+        </w:rPr>
+        <w:t xml:space="preserve">1. longevity-scoring.ts — Funciones sigmoideas</w:t>
+      </w:r>
+    </w:p>
+    <w:p>
+      <w:pPr>
+        <w:pStyle w:val="ListParagraph"/>
+        <w:numPr>
+          <w:ilvl w:val="0"/>
+          <w:numId w:val="1"/>
+        </w:numPr>
+        <w:spacing w:after="40" w:before="40"/>
+      </w:pPr>
+      <w:r>
+        <w:rPr>
+          <w:rFonts w:ascii="Calibri" w:cs="Calibri" w:eastAsia="Calibri" w:hAnsi="Calibri"/>
+          <w:sz w:val="22"/>
+          <w:szCs w:val="22"/>
+        </w:rPr>
+        <w:t xml:space="preserve">30+ funciones continuas 0-100 por biomarcador</w:t>
+      </w:r>
+    </w:p>
+    <w:p>
+      <w:pPr>
+        <w:pStyle w:val="ListParagraph"/>
+        <w:numPr>
+          <w:ilvl w:val="0"/>
+          <w:numId w:val="1"/>
+        </w:numPr>
+        <w:spacing w:after="40" w:before="40"/>
+      </w:pPr>
+      <w:r>
+        <w:rPr>
+          <w:rFonts w:ascii="Calibri" w:cs="Calibri" w:eastAsia="Calibri" w:hAnsi="Calibri"/>
+          <w:sz w:val="22"/>
+          <w:szCs w:val="22"/>
+        </w:rPr>
+        <w:t xml:space="preserve">3 tipos de curva: descendente (LDL), ascendente (HDL), gaussiana (TSH)</w:t>
+      </w:r>
+    </w:p>
+    <w:p>
+      <w:pPr>
+        <w:pStyle w:val="ListParagraph"/>
+        <w:numPr>
+          <w:ilvl w:val="0"/>
+          <w:numId w:val="1"/>
+        </w:numPr>
+        <w:spacing w:after="40" w:before="40"/>
+      </w:pPr>
+      <w:r>
+        <w:rPr>
+          <w:rFonts w:ascii="Calibri" w:cs="Calibri" w:eastAsia="Calibri" w:hAnsi="Calibri"/>
+          <w:sz w:val="22"/>
+          <w:szCs w:val="22"/>
+        </w:rPr>
+        <w:t xml:space="preserve">8 interacciones entre biomarcadores (LDL+PCR, glucosa+insulina, TG+HDL, etc.)</w:t>
+      </w:r>
+    </w:p>
+    <w:p>
+      <w:pPr>
+        <w:pStyle w:val="ListParagraph"/>
+        <w:numPr>
+          <w:ilvl w:val="0"/>
+          <w:numId w:val="1"/>
+        </w:numPr>
+        <w:spacing w:after="40" w:before="40"/>
+      </w:pPr>
+      <w:r>
+        <w:rPr>
+          <w:rFonts w:ascii="Calibri" w:cs="Calibri" w:eastAsia="Calibri" w:hAnsi="Calibri"/>
+          <w:sz w:val="22"/>
+          <w:szCs w:val="22"/>
+        </w:rPr>
+        <w:t xml:space="preserve">Pesos calibrados con UK Biobank (500K), NHANES III, Framingham, Copenhagen</w:t>
+      </w:r>
+    </w:p>
+    <w:p>
+      <w:pPr>
+        <w:spacing w:after="60"/>
+      </w:pPr>
+    </w:p>
+    <w:p>
+      <w:pPr>
+        <w:spacing w:after="40" w:before="40"/>
+      </w:pPr>
+      <w:r>
+        <w:rPr>
+          <w:rFonts w:ascii="Calibri" w:cs="Calibri" w:eastAsia="Calibri" w:hAnsi="Calibri"/>
+          <w:b/>
+          <w:bCs/>
+          <w:sz w:val="22"/>
+          <w:szCs w:val="22"/>
+        </w:rPr>
+        <w:t xml:space="preserve">2. longevity-phenoage.ts — Edad biologica</w:t>
+      </w:r>
+    </w:p>
+    <w:p>
+      <w:pPr>
+        <w:pStyle w:val="ListParagraph"/>
+        <w:numPr>
+          <w:ilvl w:val="0"/>
+          <w:numId w:val="1"/>
+        </w:numPr>
+        <w:spacing w:after="40" w:before="40"/>
+      </w:pPr>
+      <w:r>
+        <w:rPr>
+          <w:rFonts w:ascii="Calibri" w:cs="Calibri" w:eastAsia="Calibri" w:hAnsi="Calibri"/>
+          <w:sz w:val="22"/>
+          <w:szCs w:val="22"/>
+        </w:rPr>
+        <w:t xml:space="preserve">Formula PhenoAge (Levine, Aging 2018) con 9 biomarcadores</w:t>
+      </w:r>
+    </w:p>
+    <w:p>
+      <w:pPr>
+        <w:pStyle w:val="ListParagraph"/>
+        <w:numPr>
+          <w:ilvl w:val="0"/>
+          <w:numId w:val="1"/>
+        </w:numPr>
+        <w:spacing w:after="40" w:before="40"/>
+      </w:pPr>
+      <w:r>
+        <w:rPr>
+          <w:rFonts w:ascii="Calibri" w:cs="Calibri" w:eastAsia="Calibri" w:hAnsi="Calibri"/>
+          <w:sz w:val="22"/>
+          <w:szCs w:val="22"/>
+        </w:rPr>
+        <w:t xml:space="preserve">7 modificadores: RDW, albumina, PCR, HbA1c, VitD, GFR, ferritina</w:t>
+      </w:r>
+    </w:p>
+    <w:p>
+      <w:pPr>
+        <w:pStyle w:val="ListParagraph"/>
+        <w:numPr>
+          <w:ilvl w:val="0"/>
+          <w:numId w:val="1"/>
+        </w:numPr>
+        <w:spacing w:after="40" w:before="40"/>
+      </w:pPr>
+      <w:r>
+        <w:rPr>
+          <w:rFonts w:ascii="Calibri" w:cs="Calibri" w:eastAsia="Calibri" w:hAnsi="Calibri"/>
+          <w:sz w:val="22"/>
+          <w:szCs w:val="22"/>
+        </w:rPr>
+        <w:t xml:space="preserve">Conversion automatica de unidades (mg/dL → mmol/L)</w:t>
+      </w:r>
+    </w:p>
+    <w:p>
+      <w:pPr>
+        <w:spacing w:after="60"/>
+      </w:pPr>
+    </w:p>
+    <w:p>
+      <w:pPr>
+        <w:spacing w:after="40" w:before="40"/>
+      </w:pPr>
+      <w:r>
+        <w:rPr>
+          <w:rFonts w:ascii="Calibri" w:cs="Calibri" w:eastAsia="Calibri" w:hAnsi="Calibri"/>
+          <w:b/>
+          <w:bCs/>
+          <w:sz w:val="22"/>
+          <w:szCs w:val="22"/>
+        </w:rPr>
+        <w:t xml:space="preserve">3. longevity-foda.ts — FODA computada</w:t>
+      </w:r>
+    </w:p>
+    <w:p>
+      <w:pPr>
+        <w:pStyle w:val="ListParagraph"/>
+        <w:numPr>
+          <w:ilvl w:val="0"/>
+          <w:numId w:val="1"/>
+        </w:numPr>
+        <w:spacing w:after="40" w:before="40"/>
+      </w:pPr>
+      <w:r>
+        <w:rPr>
+          <w:rFonts w:ascii="Calibri" w:cs="Calibri" w:eastAsia="Calibri" w:hAnsi="Calibri"/>
+          <w:sz w:val="22"/>
+          <w:szCs w:val="22"/>
+        </w:rPr>
+        <w:t xml:space="preserve">Base de conocimiento para 11 biomarcadores</w:t>
+      </w:r>
+    </w:p>
+    <w:p>
+      <w:pPr>
+        <w:pStyle w:val="ListParagraph"/>
+        <w:numPr>
+          <w:ilvl w:val="0"/>
+          <w:numId w:val="1"/>
+        </w:numPr>
+        <w:spacing w:after="40" w:before="40"/>
+      </w:pPr>
+      <w:r>
+        <w:rPr>
+          <w:rFonts w:ascii="Calibri" w:cs="Calibri" w:eastAsia="Calibri" w:hAnsi="Calibri"/>
+          <w:sz w:val="22"/>
+          <w:szCs w:val="22"/>
+        </w:rPr>
+        <w:t xml:space="preserve">Fortalezas = top 4 biomarcadores score &gt;80 por peso mortalidad</w:t>
+      </w:r>
+    </w:p>
+    <w:p>
+      <w:pPr>
+        <w:pStyle w:val="ListParagraph"/>
+        <w:numPr>
+          <w:ilvl w:val="0"/>
+          <w:numId w:val="1"/>
+        </w:numPr>
+        <w:spacing w:after="40" w:before="40"/>
+      </w:pPr>
+      <w:r>
+        <w:rPr>
+          <w:rFonts w:ascii="Calibri" w:cs="Calibri" w:eastAsia="Calibri" w:hAnsi="Calibri"/>
+          <w:sz w:val="22"/>
+          <w:szCs w:val="22"/>
+        </w:rPr>
+        <w:t xml:space="preserve">Debilidades = top 3 biomarcadores score &lt;55</w:t>
+      </w:r>
+    </w:p>
+    <w:p>
+      <w:pPr>
+        <w:pStyle w:val="ListParagraph"/>
+        <w:numPr>
+          <w:ilvl w:val="0"/>
+          <w:numId w:val="1"/>
+        </w:numPr>
+        <w:spacing w:after="40" w:before="40"/>
+      </w:pPr>
+      <w:r>
+        <w:rPr>
+          <w:rFonts w:ascii="Calibri" w:cs="Calibri" w:eastAsia="Calibri" w:hAnsi="Calibri"/>
+          <w:sz w:val="22"/>
+          <w:szCs w:val="22"/>
+        </w:rPr>
+        <w:t xml:space="preserve">Oportunidades = intervenciones con evidencia nivel 1-2</w:t>
+      </w:r>
+    </w:p>
+    <w:p>
+      <w:pPr>
+        <w:pStyle w:val="ListParagraph"/>
+        <w:numPr>
+          <w:ilvl w:val="0"/>
+          <w:numId w:val="1"/>
+        </w:numPr>
+        <w:spacing w:after="40" w:before="40"/>
+      </w:pPr>
+      <w:r>
+        <w:rPr>
+          <w:rFonts w:ascii="Calibri" w:cs="Calibri" w:eastAsia="Calibri" w:hAnsi="Calibri"/>
+          <w:sz w:val="22"/>
+          <w:szCs w:val="22"/>
+        </w:rPr>
+        <w:t xml:space="preserve">Amenazas = riesgo proyectado por biomarcador + edad + historia familiar</w:t>
+      </w:r>
+    </w:p>
+    <w:p>
+      <w:pPr>
+        <w:spacing w:after="60"/>
+      </w:pPr>
+    </w:p>
+    <w:p>
+      <w:pPr>
+        <w:spacing w:after="40" w:before="40"/>
+      </w:pPr>
+      <w:r>
+        <w:rPr>
+          <w:rFonts w:ascii="Calibri" w:cs="Calibri" w:eastAsia="Calibri" w:hAnsi="Calibri"/>
+          <w:b/>
+          <w:bCs/>
+          <w:sz w:val="22"/>
+          <w:szCs w:val="22"/>
+        </w:rPr>
+        <w:t xml:space="preserve">4. longevity-projection.ts — Proyeccion Gompertz</w:t>
+      </w:r>
+    </w:p>
+    <w:p>
+      <w:pPr>
+        <w:pStyle w:val="ListParagraph"/>
+        <w:numPr>
+          <w:ilvl w:val="0"/>
+          <w:numId w:val="1"/>
+        </w:numPr>
+        <w:spacing w:after="40" w:before="40"/>
+      </w:pPr>
+      <w:r>
+        <w:rPr>
+          <w:rFonts w:ascii="Calibri" w:cs="Calibri" w:eastAsia="Calibri" w:hAnsi="Calibri"/>
+          <w:sz w:val="22"/>
+          <w:szCs w:val="22"/>
+        </w:rPr>
+        <w:t xml:space="preserve">Mortalidad se duplica cada 8 anos (Gompertz 1825)</w:t>
+      </w:r>
+    </w:p>
+    <w:p>
+      <w:pPr>
+        <w:pStyle w:val="ListParagraph"/>
+        <w:numPr>
+          <w:ilvl w:val="0"/>
+          <w:numId w:val="1"/>
+        </w:numPr>
+        <w:spacing w:after="40" w:before="40"/>
+      </w:pPr>
+      <w:r>
+        <w:rPr>
+          <w:rFonts w:ascii="Calibri" w:cs="Calibri" w:eastAsia="Calibri" w:hAnsi="Calibri"/>
+          <w:sz w:val="22"/>
+          <w:szCs w:val="22"/>
+        </w:rPr>
+        <w:t xml:space="preserve">5 niveles de deterioro: 1.5%/ano (optimo) a 10%/ano (critico)</w:t>
+      </w:r>
+    </w:p>
+    <w:p>
+      <w:pPr>
+        <w:pStyle w:val="ListParagraph"/>
+        <w:numPr>
+          <w:ilvl w:val="0"/>
+          <w:numId w:val="1"/>
+        </w:numPr>
+        <w:spacing w:after="40" w:before="40"/>
+      </w:pPr>
+      <w:r>
+        <w:rPr>
+          <w:rFonts w:ascii="Calibri" w:cs="Calibri" w:eastAsia="Calibri" w:hAnsi="Calibri"/>
+          <w:sz w:val="22"/>
+          <w:szCs w:val="22"/>
+        </w:rPr>
+        <w:t xml:space="preserve">Mejora terapeutica: 18% ano 1 → 12% → 8% → 4% → 1% (adherencia decae)</w:t>
+      </w:r>
+    </w:p>
+    <w:p>
+      <w:pPr>
+        <w:pStyle w:val="ListParagraph"/>
+        <w:numPr>
+          <w:ilvl w:val="0"/>
+          <w:numId w:val="1"/>
+        </w:numPr>
+        <w:spacing w:after="40" w:before="40"/>
+      </w:pPr>
+      <w:r>
+        <w:rPr>
+          <w:rFonts w:ascii="Calibri" w:cs="Calibri" w:eastAsia="Calibri" w:hAnsi="Calibri"/>
+          <w:sz w:val="22"/>
+          <w:szCs w:val="22"/>
+        </w:rPr>
+        <w:t xml:space="preserve">Riesgos por ano derivados de peores sistemas</w:t>
+      </w:r>
+    </w:p>
+    <w:p>
+      <w:pPr>
+        <w:spacing w:after="60"/>
+      </w:pPr>
+    </w:p>
+    <w:p>
+      <w:pPr>
+        <w:spacing w:after="40" w:before="40"/>
+      </w:pPr>
+      <w:r>
+        <w:rPr>
+          <w:rFonts w:ascii="Calibri" w:cs="Calibri" w:eastAsia="Calibri" w:hAnsi="Calibri"/>
+          <w:b/>
+          <w:bCs/>
+          <w:sz w:val="22"/>
+          <w:szCs w:val="22"/>
+        </w:rPr>
+        <w:t xml:space="preserve">5. longevity-wearables.ts — Integracion wearables (preparado)</w:t>
+      </w:r>
+    </w:p>
+    <w:p>
+      <w:pPr>
+        <w:pStyle w:val="ListParagraph"/>
+        <w:numPr>
+          <w:ilvl w:val="0"/>
+          <w:numId w:val="1"/>
+        </w:numPr>
+        <w:spacing w:after="40" w:before="40"/>
+      </w:pPr>
+      <w:r>
+        <w:rPr>
+          <w:rFonts w:ascii="Calibri" w:cs="Calibri" w:eastAsia="Calibri" w:hAnsi="Calibri"/>
+          <w:sz w:val="22"/>
+          <w:szCs w:val="22"/>
+        </w:rPr>
+        <w:t xml:space="preserve">13 metricas: HR reposo, HRV RMSSD, VO2max, pasos, sueno (duracion + profundo), glucosa CGM (promedio + TIR + CV), PA, SpO2 nocturno, grasa corporal, readiness, temperatura</w:t>
+      </w:r>
+    </w:p>
+    <w:p>
+      <w:pPr>
+        <w:pStyle w:val="ListParagraph"/>
+        <w:numPr>
+          <w:ilvl w:val="0"/>
+          <w:numId w:val="1"/>
+        </w:numPr>
+        <w:spacing w:after="40" w:before="40"/>
+      </w:pPr>
+      <w:r>
+        <w:rPr>
+          <w:rFonts w:ascii="Calibri" w:cs="Calibri" w:eastAsia="Calibri" w:hAnsi="Calibri"/>
+          <w:sz w:val="22"/>
+          <w:szCs w:val="22"/>
+        </w:rPr>
+        <w:t xml:space="preserve">Evidencia actualizada 2022-2025 para cada metrica</w:t>
+      </w:r>
+    </w:p>
+    <w:p>
+      <w:pPr>
+        <w:pStyle w:val="ListParagraph"/>
+        <w:numPr>
+          <w:ilvl w:val="0"/>
+          <w:numId w:val="1"/>
+        </w:numPr>
+        <w:spacing w:after="40" w:before="40"/>
+      </w:pPr>
+      <w:r>
+        <w:rPr>
+          <w:rFonts w:ascii="Calibri" w:cs="Calibri" w:eastAsia="Calibri" w:hAnsi="Calibri"/>
+          <w:sz w:val="22"/>
+          <w:szCs w:val="22"/>
+        </w:rPr>
+        <w:t xml:space="preserve">Si no hay datos de wearables: zero-impact (no afecta analisis)</w:t>
+      </w:r>
+    </w:p>
+    <w:p>
+      <w:pPr>
+        <w:pStyle w:val="ListParagraph"/>
+        <w:numPr>
+          <w:ilvl w:val="0"/>
+          <w:numId w:val="1"/>
+        </w:numPr>
+        <w:spacing w:after="40" w:before="40"/>
+      </w:pPr>
+      <w:r>
+        <w:rPr>
+          <w:rFonts w:ascii="Calibri" w:cs="Calibri" w:eastAsia="Calibri" w:hAnsi="Calibri"/>
+          <w:sz w:val="22"/>
+          <w:szCs w:val="22"/>
+        </w:rPr>
+        <w:t xml:space="preserve">Dispositivos soportados: Apple Watch, Oura Ring, Dexcom CGM, Withings, Garmin, Freestyle Libre</w:t>
+      </w:r>
+    </w:p>
+    <w:p>
+      <w:pPr>
+        <w:spacing w:after="60"/>
+      </w:pPr>
+    </w:p>
+    <w:p>
+      <w:pPr>
+        <w:spacing w:after="40" w:before="40"/>
+      </w:pPr>
+      <w:r>
+        <w:rPr>
+          <w:rFonts w:ascii="Calibri" w:cs="Calibri" w:eastAsia="Calibri" w:hAnsi="Calibri"/>
+          <w:b/>
+          <w:bCs/>
+          <w:sz w:val="22"/>
+          <w:szCs w:val="22"/>
+        </w:rPr>
+        <w:t xml:space="preserve">6. longevity-trends.ts — Tendencias longitudinales</w:t>
+      </w:r>
+    </w:p>
+    <w:p>
+      <w:pPr>
+        <w:pStyle w:val="ListParagraph"/>
+        <w:numPr>
+          <w:ilvl w:val="0"/>
+          <w:numId w:val="1"/>
+        </w:numPr>
+        <w:spacing w:after="40" w:before="40"/>
+      </w:pPr>
+      <w:r>
+        <w:rPr>
+          <w:rFonts w:ascii="Calibri" w:cs="Calibri" w:eastAsia="Calibri" w:hAnsi="Calibri"/>
+          <w:sz w:val="22"/>
+          <w:szCs w:val="22"/>
+        </w:rPr>
+        <w:t xml:space="preserve">Deltas automaticos entre analisis (absolutos y porcentuales)</w:t>
+      </w:r>
+    </w:p>
+    <w:p>
+      <w:pPr>
+        <w:pStyle w:val="ListParagraph"/>
+        <w:numPr>
+          <w:ilvl w:val="0"/>
+          <w:numId w:val="1"/>
+        </w:numPr>
+        <w:spacing w:after="40" w:before="40"/>
+      </w:pPr>
+      <w:r>
+        <w:rPr>
+          <w:rFonts w:ascii="Calibri" w:cs="Calibri" w:eastAsia="Calibri" w:hAnsi="Calibri"/>
+          <w:sz w:val="22"/>
+          <w:szCs w:val="22"/>
+        </w:rPr>
+        <w:t xml:space="preserve">Velocidad de cambio mensual</w:t>
+      </w:r>
+    </w:p>
+    <w:p>
+      <w:pPr>
+        <w:pStyle w:val="ListParagraph"/>
+        <w:numPr>
+          <w:ilvl w:val="0"/>
+          <w:numId w:val="1"/>
+        </w:numPr>
+        <w:spacing w:after="40" w:before="40"/>
+      </w:pPr>
+      <w:r>
+        <w:rPr>
+          <w:rFonts w:ascii="Calibri" w:cs="Calibri" w:eastAsia="Calibri" w:hAnsi="Calibri"/>
+          <w:sz w:val="22"/>
+          <w:szCs w:val="22"/>
+        </w:rPr>
+        <w:t xml:space="preserve">Proyeccion: meses para alcanzar optimo o danger</w:t>
+      </w:r>
+    </w:p>
+    <w:p>
+      <w:pPr>
+        <w:pStyle w:val="ListParagraph"/>
+        <w:numPr>
+          <w:ilvl w:val="0"/>
+          <w:numId w:val="1"/>
+        </w:numPr>
+        <w:spacing w:after="40" w:before="40"/>
+      </w:pPr>
+      <w:r>
+        <w:rPr>
+          <w:rFonts w:ascii="Calibri" w:cs="Calibri" w:eastAsia="Calibri" w:hAnsi="Calibri"/>
+          <w:sz w:val="22"/>
+          <w:szCs w:val="22"/>
+        </w:rPr>
+        <w:t xml:space="preserve">Alertas si empeoramiento &gt;20%</w:t>
+      </w:r>
     </w:p>
     <w:p>
       <w:pPr>
@@ -10087,7 +14511,7 @@
           <w:sz w:val="24"/>
           <w:szCs w:val="24"/>
         </w:rPr>
-        <w:t xml:space="preserve">Prompt del Sistema (SYSTEM_PROMPT)</w:t>
+        <w:t xml:space="preserve">Prompt del Sistema (SYSTEM_PROMPT) v3.0</w:t>
       </w:r>
     </w:p>
     <w:p>
@@ -10105,60 +14529,7 @@
           <w:sz w:val="22"/>
           <w:szCs w:val="22"/>
         </w:rPr>
-        <w:t xml:space="preserve">El prompt define a Longevity IA con conocimiento de:</w:t>
-      </w:r>
-    </w:p>
-    <w:p>
-      <w:pPr>
-        <w:spacing w:after="60"/>
-      </w:pPr>
-    </w:p>
-    <w:p>
-      <w:pPr>
-        <w:spacing w:after="40" w:before="40"/>
-      </w:pPr>
-      <w:r>
-        <w:rPr>
-          <w:rFonts w:ascii="Calibri" w:cs="Calibri" w:eastAsia="Calibri" w:hAnsi="Calibri"/>
-          <w:b/>
-          <w:bCs/>
-          <w:sz w:val="22"/>
-          <w:szCs w:val="22"/>
-        </w:rPr>
-        <w:t xml:space="preserve">39 instituciones de investigacion:</w:t>
-      </w:r>
-    </w:p>
-    <w:p>
-      <w:pPr>
-        <w:spacing w:after="40" w:before="40"/>
-      </w:pPr>
-      <w:r>
-        <w:rPr>
-          <w:rFonts w:ascii="Calibri" w:cs="Calibri" w:eastAsia="Calibri" w:hAnsi="Calibri"/>
-          <w:sz w:val="22"/>
-          <w:szCs w:val="22"/>
-        </w:rPr>
-        <w:t xml:space="preserve">Harvard (Sinclair), Stanford, Buck Institute, Mayo Clinic, Karolinska, NIH/NIA, Baylor (GlyNAC), Altos Labs, SENS Foundation, Salk Institute, MIT (Guarente), Brigham/VITAL Trial, Cleveland Clinic (ApoB), Washington University (NMN), Graz (spermidina), Johns Hopkins, Copenhagen (ejercicio), Weizmann (microbioma), UCL (estres), Columbia (circadiano), Tufts, USC (Longo/FMD), y mas.</w:t>
-      </w:r>
-    </w:p>
-    <w:p>
-      <w:pPr>
-        <w:spacing w:after="60"/>
-      </w:pPr>
-    </w:p>
-    <w:p>
-      <w:pPr>
-        <w:spacing w:after="40" w:before="40"/>
-      </w:pPr>
-      <w:r>
-        <w:rPr>
-          <w:rFonts w:ascii="Calibri" w:cs="Calibri" w:eastAsia="Calibri" w:hAnsi="Calibri"/>
-          <w:b/>
-          <w:bCs/>
-          <w:sz w:val="22"/>
-          <w:szCs w:val="22"/>
-        </w:rPr>
-        <w:t xml:space="preserve">10 Hallmarks del Envejecimiento (Lopez-Otin 2023):</w:t>
+        <w:t xml:space="preserve">El prompt define la logica propietaria que Claude sigue para generar narrativa:</w:t>
       </w:r>
     </w:p>
     <w:p>
@@ -10166,17 +14537,17 @@
         <w:pStyle w:val="ListParagraph"/>
         <w:numPr>
           <w:ilvl w:val="0"/>
-          <w:numId w:val="2"/>
-        </w:numPr>
-        <w:spacing w:after="40" w:before="40"/>
-      </w:pPr>
-      <w:r>
-        <w:rPr>
-          <w:rFonts w:ascii="Calibri" w:cs="Calibri" w:eastAsia="Calibri" w:hAnsi="Calibri"/>
-          <w:sz w:val="22"/>
-          <w:szCs w:val="22"/>
-        </w:rPr>
-        <w:t xml:space="preserve">Inestabilidad genomica y acortamiento telomerico</w:t>
+          <w:numId w:val="1"/>
+        </w:numPr>
+        <w:spacing w:after="40" w:before="40"/>
+      </w:pPr>
+      <w:r>
+        <w:rPr>
+          <w:rFonts w:ascii="Calibri" w:cs="Calibri" w:eastAsia="Calibri" w:hAnsi="Calibri"/>
+          <w:sz w:val="22"/>
+          <w:szCs w:val="22"/>
+        </w:rPr>
+        <w:t xml:space="preserve">Fuentes condensadas de instituciones de nivel mundial</w:t>
       </w:r>
     </w:p>
     <w:p>
@@ -10184,17 +14555,17 @@
         <w:pStyle w:val="ListParagraph"/>
         <w:numPr>
           <w:ilvl w:val="0"/>
-          <w:numId w:val="2"/>
-        </w:numPr>
-        <w:spacing w:after="40" w:before="40"/>
-      </w:pPr>
-      <w:r>
-        <w:rPr>
-          <w:rFonts w:ascii="Calibri" w:cs="Calibri" w:eastAsia="Calibri" w:hAnsi="Calibri"/>
-          <w:sz w:val="22"/>
-          <w:szCs w:val="22"/>
-        </w:rPr>
-        <w:t xml:space="preserve">Alteraciones epigeneticas (relojes de Horvath, GrimAge, PhenoAge)</w:t>
+          <w:numId w:val="1"/>
+        </w:numPr>
+        <w:spacing w:after="40" w:before="40"/>
+      </w:pPr>
+      <w:r>
+        <w:rPr>
+          <w:rFonts w:ascii="Calibri" w:cs="Calibri" w:eastAsia="Calibri" w:hAnsi="Calibri"/>
+          <w:sz w:val="22"/>
+          <w:szCs w:val="22"/>
+        </w:rPr>
+        <w:t xml:space="preserve">Estudios clave 2024-2026 (22 estudios verificados)</w:t>
       </w:r>
     </w:p>
     <w:p>
@@ -10202,17 +14573,17 @@
         <w:pStyle w:val="ListParagraph"/>
         <w:numPr>
           <w:ilvl w:val="0"/>
-          <w:numId w:val="2"/>
-        </w:numPr>
-        <w:spacing w:after="40" w:before="40"/>
-      </w:pPr>
-      <w:r>
-        <w:rPr>
-          <w:rFonts w:ascii="Calibri" w:cs="Calibri" w:eastAsia="Calibri" w:hAnsi="Calibri"/>
-          <w:sz w:val="22"/>
-          <w:szCs w:val="22"/>
-        </w:rPr>
-        <w:t xml:space="preserve">Perdida de proteostasis (autofagia, UPS)</w:t>
+          <w:numId w:val="1"/>
+        </w:numPr>
+        <w:spacing w:after="40" w:before="40"/>
+      </w:pPr>
+      <w:r>
+        <w:rPr>
+          <w:rFonts w:ascii="Calibri" w:cs="Calibri" w:eastAsia="Calibri" w:hAnsi="Calibri"/>
+          <w:sz w:val="22"/>
+          <w:szCs w:val="22"/>
+        </w:rPr>
+        <w:t xml:space="preserve">Jerarquia de urgencia basada en biomarcadores</w:t>
       </w:r>
     </w:p>
     <w:p>
@@ -10220,17 +14591,17 @@
         <w:pStyle w:val="ListParagraph"/>
         <w:numPr>
           <w:ilvl w:val="0"/>
-          <w:numId w:val="2"/>
-        </w:numPr>
-        <w:spacing w:after="40" w:before="40"/>
-      </w:pPr>
-      <w:r>
-        <w:rPr>
-          <w:rFonts w:ascii="Calibri" w:cs="Calibri" w:eastAsia="Calibri" w:hAnsi="Calibri"/>
-          <w:sz w:val="22"/>
-          <w:szCs w:val="22"/>
-        </w:rPr>
-        <w:t xml:space="preserve">Desregulacion de nutrientes (mTOR/AMPK/IGF-1/insulina/sirtuinas)</w:t>
+          <w:numId w:val="1"/>
+        </w:numPr>
+        <w:spacing w:after="40" w:before="40"/>
+      </w:pPr>
+      <w:r>
+        <w:rPr>
+          <w:rFonts w:ascii="Calibri" w:cs="Calibri" w:eastAsia="Calibri" w:hAnsi="Calibri"/>
+          <w:sz w:val="22"/>
+          <w:szCs w:val="22"/>
+        </w:rPr>
+        <w:t xml:space="preserve">Interacciones farmacologicas (10 pares criticos)</w:t>
       </w:r>
     </w:p>
     <w:p>
@@ -10238,17 +14609,17 @@
         <w:pStyle w:val="ListParagraph"/>
         <w:numPr>
           <w:ilvl w:val="0"/>
-          <w:numId w:val="2"/>
-        </w:numPr>
-        <w:spacing w:after="40" w:before="40"/>
-      </w:pPr>
-      <w:r>
-        <w:rPr>
-          <w:rFonts w:ascii="Calibri" w:cs="Calibri" w:eastAsia="Calibri" w:hAnsi="Calibri"/>
-          <w:sz w:val="22"/>
-          <w:szCs w:val="22"/>
-        </w:rPr>
-        <w:t xml:space="preserve">Disfuncion mitocondrial (PGC-1alfa, mtDNA, ROS)</w:t>
+          <w:numId w:val="1"/>
+        </w:numPr>
+        <w:spacing w:after="40" w:before="40"/>
+      </w:pPr>
+      <w:r>
+        <w:rPr>
+          <w:rFonts w:ascii="Calibri" w:cs="Calibri" w:eastAsia="Calibri" w:hAnsi="Calibri"/>
+          <w:sz w:val="22"/>
+          <w:szCs w:val="22"/>
+        </w:rPr>
+        <w:t xml:space="preserve">Contraindicaciones por condicion (7 condiciones)</w:t>
       </w:r>
     </w:p>
     <w:p>
@@ -10256,17 +14627,17 @@
         <w:pStyle w:val="ListParagraph"/>
         <w:numPr>
           <w:ilvl w:val="0"/>
-          <w:numId w:val="2"/>
-        </w:numPr>
-        <w:spacing w:after="40" w:before="40"/>
-      </w:pPr>
-      <w:r>
-        <w:rPr>
-          <w:rFonts w:ascii="Calibri" w:cs="Calibri" w:eastAsia="Calibri" w:hAnsi="Calibri"/>
-          <w:sz w:val="22"/>
-          <w:szCs w:val="22"/>
-        </w:rPr>
-        <w:t xml:space="preserve">Senescencia celular e inflammaging (SASP, IL-6, TNF-alfa)</w:t>
+          <w:numId w:val="1"/>
+        </w:numPr>
+        <w:spacing w:after="40" w:before="40"/>
+      </w:pPr>
+      <w:r>
+        <w:rPr>
+          <w:rFonts w:ascii="Calibri" w:cs="Calibri" w:eastAsia="Calibri" w:hAnsi="Calibri"/>
+          <w:sz w:val="22"/>
+          <w:szCs w:val="22"/>
+        </w:rPr>
+        <w:t xml:space="preserve">Regla de no-duplicacion de moleculas</w:t>
       </w:r>
     </w:p>
     <w:p>
@@ -10274,71 +14645,17 @@
         <w:pStyle w:val="ListParagraph"/>
         <w:numPr>
           <w:ilvl w:val="0"/>
-          <w:numId w:val="2"/>
-        </w:numPr>
-        <w:spacing w:after="40" w:before="40"/>
-      </w:pPr>
-      <w:r>
-        <w:rPr>
-          <w:rFonts w:ascii="Calibri" w:cs="Calibri" w:eastAsia="Calibri" w:hAnsi="Calibri"/>
-          <w:sz w:val="22"/>
-          <w:szCs w:val="22"/>
-        </w:rPr>
-        <w:t xml:space="preserve">Agotamiento de celulas madre (nicho HSC)</w:t>
-      </w:r>
-    </w:p>
-    <w:p>
-      <w:pPr>
-        <w:pStyle w:val="ListParagraph"/>
-        <w:numPr>
-          <w:ilvl w:val="0"/>
-          <w:numId w:val="2"/>
-        </w:numPr>
-        <w:spacing w:after="40" w:before="40"/>
-      </w:pPr>
-      <w:r>
-        <w:rPr>
-          <w:rFonts w:ascii="Calibri" w:cs="Calibri" w:eastAsia="Calibri" w:hAnsi="Calibri"/>
-          <w:sz w:val="22"/>
-          <w:szCs w:val="22"/>
-        </w:rPr>
-        <w:t xml:space="preserve">Comunicacion intercelular alterada (exosomas, microbioma)</w:t>
-      </w:r>
-    </w:p>
-    <w:p>
-      <w:pPr>
-        <w:pStyle w:val="ListParagraph"/>
-        <w:numPr>
-          <w:ilvl w:val="0"/>
-          <w:numId w:val="2"/>
-        </w:numPr>
-        <w:spacing w:after="40" w:before="40"/>
-      </w:pPr>
-      <w:r>
-        <w:rPr>
-          <w:rFonts w:ascii="Calibri" w:cs="Calibri" w:eastAsia="Calibri" w:hAnsi="Calibri"/>
-          <w:sz w:val="22"/>
-          <w:szCs w:val="22"/>
-        </w:rPr>
-        <w:t xml:space="preserve">Inflamacion cronica de bajo grado (eje intestino-inmune)</w:t>
-      </w:r>
-    </w:p>
-    <w:p>
-      <w:pPr>
-        <w:pStyle w:val="ListParagraph"/>
-        <w:numPr>
-          <w:ilvl w:val="0"/>
-          <w:numId w:val="2"/>
-        </w:numPr>
-        <w:spacing w:after="40" w:before="40"/>
-      </w:pPr>
-      <w:r>
-        <w:rPr>
-          <w:rFonts w:ascii="Calibri" w:cs="Calibri" w:eastAsia="Calibri" w:hAnsi="Calibri"/>
-          <w:sz w:val="22"/>
-          <w:szCs w:val="22"/>
-        </w:rPr>
-        <w:t xml:space="preserve">Disfuncion macroautofagica (mTOR, espermidina)</w:t>
+          <w:numId w:val="1"/>
+        </w:numPr>
+        <w:spacing w:after="40" w:before="40"/>
+      </w:pPr>
+      <w:r>
+        <w:rPr>
+          <w:rFonts w:ascii="Calibri" w:cs="Calibri" w:eastAsia="Calibri" w:hAnsi="Calibri"/>
+          <w:sz w:val="22"/>
+          <w:szCs w:val="22"/>
+        </w:rPr>
+        <w:t xml:space="preserve">hUC-MSC como unica celula madre permitida</w:t>
       </w:r>
     </w:p>
     <w:p>
@@ -16168,27 +20485,28 @@
       <w:r>
         <w:rPr>
           <w:rFonts w:ascii="Calibri" w:cs="Calibri" w:eastAsia="Calibri" w:hAnsi="Calibri"/>
-          <w:b/>
-          <w:bCs/>
-          <w:sz w:val="22"/>
-          <w:szCs w:val="22"/>
-        </w:rPr>
-        <w:t xml:space="preserve">Documento generado por Longevity IA — Marzo 2026</w:t>
-      </w:r>
-    </w:p>
-    <w:p>
-      <w:pPr>
-        <w:spacing w:after="40" w:before="40"/>
-      </w:pPr>
-      <w:r>
-        <w:rPr>
-          <w:rFonts w:ascii="Calibri" w:cs="Calibri" w:eastAsia="Calibri" w:hAnsi="Calibri"/>
-          <w:b/>
-          <w:bCs/>
-          <w:sz w:val="22"/>
-          <w:szCs w:val="22"/>
-        </w:rPr>
-        <w:t xml:space="preserve">Confidencial — Uso interno y de inversionistas</w:t>
+          <w:sz w:val="22"/>
+          <w:szCs w:val="22"/>
+        </w:rPr>
+        <w:t xml:space="preserve">*Documento generado por Longevity IA v3.0 — Marzo 2026*</w:t>
+      </w:r>
+    </w:p>
+    <w:p>
+      <w:pPr>
+        <w:spacing w:after="60"/>
+      </w:pPr>
+    </w:p>
+    <w:p>
+      <w:pPr>
+        <w:spacing w:after="40" w:before="40"/>
+      </w:pPr>
+      <w:r>
+        <w:rPr>
+          <w:rFonts w:ascii="Calibri" w:cs="Calibri" w:eastAsia="Calibri" w:hAnsi="Calibri"/>
+          <w:sz w:val="22"/>
+          <w:szCs w:val="22"/>
+        </w:rPr>
+        <w:t xml:space="preserve">*Derechos reservados - Longevity Clinic SA de CV*</w:t>
       </w:r>
     </w:p>
     <w:p>

--- a/longevity-ia/docs/LONGEVITY_IA_Manual_Ejecutivo.docx
+++ b/longevity-ia/docs/LONGEVITY_IA_Manual_Ejecutivo.docx
@@ -50,7 +50,7 @@
           <w:sz w:val="22"/>
           <w:szCs w:val="22"/>
         </w:rPr>
-        <w:t xml:space="preserve">Version 3.0 | Marzo 2026</w:t>
+        <w:t xml:space="preserve">Version 3.1 | Marzo 2026</w:t>
       </w:r>
     </w:p>
     <w:p>
@@ -571,7 +571,7 @@
           <w:sz w:val="22"/>
           <w:szCs w:val="22"/>
         </w:rPr>
-        <w:t xml:space="preserve">FODA medica computada programaticamente (no generada por IA) con 11 biomarcadores y evidencia citada</w:t>
+        <w:t xml:space="preserve">FODA medica hibrida v3.0: motor matematico selecciona biomarcadores (determinista), Claude redacta narrativa personalizada con historia clinica del paciente</w:t>
       </w:r>
     </w:p>
     <w:p>
@@ -2737,7 +2737,7 @@
           <w:sz w:val="22"/>
           <w:szCs w:val="22"/>
         </w:rPr>
-        <w:t xml:space="preserve">El dashboard tiene 11 pestanas:</w:t>
+        <w:t xml:space="preserve">El dashboard tiene 12 pestanas (la pestana "Tendencias" es exclusiva para medicos):</w:t>
       </w:r>
     </w:p>
     <w:p>
@@ -3215,6 +3215,44 @@
                 <w:szCs w:val="22"/>
               </w:rPr>
               <w:t xml:space="preserve">Visualizacion de datos clinicos recopilados</w:t>
+            </w:r>
+          </w:p>
+        </w:tc>
+      </w:tr>
+      <w:tr>
+        <w:tc>
+          <w:tcPr>
+            <w:tcW w:type="dxa" w:w="4500"/>
+          </w:tcPr>
+          <w:p>
+            <w:pPr>
+              <w:spacing w:after="40" w:before="40"/>
+            </w:pPr>
+            <w:r>
+              <w:rPr>
+                <w:rFonts w:ascii="Calibri" w:cs="Calibri" w:eastAsia="Calibri" w:hAnsi="Calibri"/>
+                <w:sz w:val="22"/>
+                <w:szCs w:val="22"/>
+              </w:rPr>
+              <w:t xml:space="preserve">Tendencias</w:t>
+            </w:r>
+          </w:p>
+        </w:tc>
+        <w:tc>
+          <w:tcPr>
+            <w:tcW w:type="dxa" w:w="4500"/>
+          </w:tcPr>
+          <w:p>
+            <w:pPr>
+              <w:spacing w:after="40" w:before="40"/>
+            </w:pPr>
+            <w:r>
+              <w:rPr>
+                <w:rFonts w:ascii="Calibri" w:cs="Calibri" w:eastAsia="Calibri" w:hAnsi="Calibri"/>
+                <w:sz w:val="22"/>
+                <w:szCs w:val="22"/>
+              </w:rPr>
+              <w:t xml:space="preserve">Comparacion longitudinal entre analisis: biomarcadores, scores por sistema, velocidad de cambio (solo medicos)</w:t>
             </w:r>
           </w:p>
         </w:tc>
@@ -4122,7 +4160,63 @@
                 <w:sz w:val="22"/>
                 <w:szCs w:val="22"/>
               </w:rPr>
-              <w:t xml:space="preserve">Ver dashboard completo (11 pestanas)</w:t>
+              <w:t xml:space="preserve">Ver dashboard completo (12 pestanas)</w:t>
+            </w:r>
+          </w:p>
+        </w:tc>
+        <w:tc>
+          <w:tcPr>
+            <w:tcW w:type="dxa" w:w="3000"/>
+          </w:tcPr>
+          <w:p>
+            <w:pPr>
+              <w:spacing w:after="40" w:before="40"/>
+            </w:pPr>
+            <w:r>
+              <w:rPr>
+                <w:rFonts w:ascii="Calibri" w:cs="Calibri" w:eastAsia="Calibri" w:hAnsi="Calibri"/>
+                <w:sz w:val="22"/>
+                <w:szCs w:val="22"/>
+              </w:rPr>
+              <w:t xml:space="preserve">Si</w:t>
+            </w:r>
+          </w:p>
+        </w:tc>
+        <w:tc>
+          <w:tcPr>
+            <w:tcW w:type="dxa" w:w="3000"/>
+          </w:tcPr>
+          <w:p>
+            <w:pPr>
+              <w:spacing w:after="40" w:before="40"/>
+            </w:pPr>
+            <w:r>
+              <w:rPr>
+                <w:rFonts w:ascii="Calibri" w:cs="Calibri" w:eastAsia="Calibri" w:hAnsi="Calibri"/>
+                <w:sz w:val="22"/>
+                <w:szCs w:val="22"/>
+              </w:rPr>
+              <w:t xml:space="preserve">Si</w:t>
+            </w:r>
+          </w:p>
+        </w:tc>
+      </w:tr>
+      <w:tr>
+        <w:tc>
+          <w:tcPr>
+            <w:tcW w:type="dxa" w:w="3000"/>
+          </w:tcPr>
+          <w:p>
+            <w:pPr>
+              <w:spacing w:after="40" w:before="40"/>
+            </w:pPr>
+            <w:r>
+              <w:rPr>
+                <w:rFonts w:ascii="Calibri" w:cs="Calibri" w:eastAsia="Calibri" w:hAnsi="Calibri"/>
+                <w:sz w:val="22"/>
+                <w:szCs w:val="22"/>
+              </w:rPr>
+              <w:t xml:space="preserve">Tendencias longitudinales (tab exclusivo)</w:t>
             </w:r>
           </w:p>
         </w:tc>
@@ -5646,7 +5740,444 @@
           <w:sz w:val="24"/>
           <w:szCs w:val="24"/>
         </w:rPr>
-        <w:t xml:space="preserve">4.2.9 Alertas Inteligentes</w:t>
+        <w:t xml:space="preserve">4.2.9 Tendencias Longitudinales (Exclusivo Medico)</w:t>
+      </w:r>
+    </w:p>
+    <w:p>
+      <w:pPr>
+        <w:spacing w:after="60"/>
+      </w:pPr>
+    </w:p>
+    <w:p>
+      <w:pPr>
+        <w:spacing w:after="40" w:before="40"/>
+      </w:pPr>
+      <w:r>
+        <w:rPr>
+          <w:rFonts w:ascii="Calibri" w:cs="Calibri" w:eastAsia="Calibri" w:hAnsi="Calibri"/>
+          <w:sz w:val="22"/>
+          <w:szCs w:val="22"/>
+        </w:rPr>
+        <w:t xml:space="preserve">Dashboard visual que compara biomarcadores entre multiples analisis del mismo paciente. Disponible como tab "Tendencias" en el dashboard (solo visible para medicos). Requiere al menos 2 analisis del paciente.</w:t>
+      </w:r>
+    </w:p>
+    <w:p>
+      <w:pPr>
+        <w:spacing w:after="60"/>
+      </w:pPr>
+    </w:p>
+    <w:p>
+      <w:pPr>
+        <w:spacing w:after="40" w:before="40"/>
+      </w:pPr>
+      <w:r>
+        <w:rPr>
+          <w:rFonts w:ascii="Calibri" w:cs="Calibri" w:eastAsia="Calibri" w:hAnsi="Calibri"/>
+          <w:b/>
+          <w:bCs/>
+          <w:sz w:val="22"/>
+          <w:szCs w:val="22"/>
+        </w:rPr>
+        <w:t xml:space="preserve">4 secciones interactivas:</w:t>
+      </w:r>
+    </w:p>
+    <w:p>
+      <w:pPr>
+        <w:spacing w:after="60"/>
+      </w:pPr>
+    </w:p>
+    <w:tbl>
+      <w:tblPr>
+        <w:tblW w:type="dxa" w:w="9000"/>
+        <w:tblBorders>
+          <w:top w:val="single" w:color="auto" w:sz="4"/>
+          <w:left w:val="single" w:color="auto" w:sz="4"/>
+          <w:bottom w:val="single" w:color="auto" w:sz="4"/>
+          <w:right w:val="single" w:color="auto" w:sz="4"/>
+          <w:insideH w:val="single" w:color="auto" w:sz="4"/>
+          <w:insideV w:val="single" w:color="auto" w:sz="4"/>
+        </w:tblBorders>
+      </w:tblPr>
+      <w:tblGrid>
+        <w:gridCol w:w="100"/>
+        <w:gridCol w:w="100"/>
+      </w:tblGrid>
+      <w:tr>
+        <w:tc>
+          <w:tcPr>
+            <w:tcW w:type="dxa" w:w="4500"/>
+            <w:shd w:fill="050E1B" w:color="FFFFFF"/>
+          </w:tcPr>
+          <w:p>
+            <w:pPr>
+              <w:spacing w:after="40" w:before="40"/>
+            </w:pPr>
+            <w:r>
+              <w:rPr>
+                <w:rFonts w:ascii="Calibri" w:cs="Calibri" w:eastAsia="Calibri" w:hAnsi="Calibri"/>
+                <w:sz w:val="22"/>
+                <w:szCs w:val="22"/>
+              </w:rPr>
+              <w:t xml:space="preserve">Seccion</w:t>
+            </w:r>
+          </w:p>
+        </w:tc>
+        <w:tc>
+          <w:tcPr>
+            <w:tcW w:type="dxa" w:w="4500"/>
+            <w:shd w:fill="050E1B" w:color="FFFFFF"/>
+          </w:tcPr>
+          <w:p>
+            <w:pPr>
+              <w:spacing w:after="40" w:before="40"/>
+            </w:pPr>
+            <w:r>
+              <w:rPr>
+                <w:rFonts w:ascii="Calibri" w:cs="Calibri" w:eastAsia="Calibri" w:hAnsi="Calibri"/>
+                <w:sz w:val="22"/>
+                <w:szCs w:val="22"/>
+              </w:rPr>
+              <w:t xml:space="preserve">Contenido</w:t>
+            </w:r>
+          </w:p>
+        </w:tc>
+      </w:tr>
+      <w:tr>
+        <w:tc>
+          <w:tcPr>
+            <w:tcW w:type="dxa" w:w="4500"/>
+          </w:tcPr>
+          <w:p>
+            <w:pPr>
+              <w:spacing w:after="40" w:before="40"/>
+            </w:pPr>
+            <w:r>
+              <w:rPr>
+                <w:rFonts w:ascii="Calibri" w:cs="Calibri" w:eastAsia="Calibri" w:hAnsi="Calibri"/>
+                <w:sz w:val="22"/>
+                <w:szCs w:val="22"/>
+              </w:rPr>
+              <w:t xml:space="preserve">Resumen</w:t>
+            </w:r>
+          </w:p>
+        </w:tc>
+        <w:tc>
+          <w:tcPr>
+            <w:tcW w:type="dxa" w:w="4500"/>
+          </w:tcPr>
+          <w:p>
+            <w:pPr>
+              <w:spacing w:after="40" w:before="40"/>
+            </w:pPr>
+            <w:r>
+              <w:rPr>
+                <w:rFonts w:ascii="Calibri" w:cs="Calibri" w:eastAsia="Calibri" w:hAnsi="Calibri"/>
+                <w:sz w:val="22"/>
+                <w:szCs w:val="22"/>
+              </w:rPr>
+              <w:t xml:space="preserve">Conteo de biomarcadores mejorando/empeorando/estables, grafica del Score General en linea de tiempo, alertas de velocidad de deterioro</w:t>
+            </w:r>
+          </w:p>
+        </w:tc>
+      </w:tr>
+      <w:tr>
+        <w:tc>
+          <w:tcPr>
+            <w:tcW w:type="dxa" w:w="4500"/>
+          </w:tcPr>
+          <w:p>
+            <w:pPr>
+              <w:spacing w:after="40" w:before="40"/>
+            </w:pPr>
+            <w:r>
+              <w:rPr>
+                <w:rFonts w:ascii="Calibri" w:cs="Calibri" w:eastAsia="Calibri" w:hAnsi="Calibri"/>
+                <w:sz w:val="22"/>
+                <w:szCs w:val="22"/>
+              </w:rPr>
+              <w:t xml:space="preserve">Biomarcadores</w:t>
+            </w:r>
+          </w:p>
+        </w:tc>
+        <w:tc>
+          <w:tcPr>
+            <w:tcW w:type="dxa" w:w="4500"/>
+          </w:tcPr>
+          <w:p>
+            <w:pPr>
+              <w:spacing w:after="40" w:before="40"/>
+            </w:pPr>
+            <w:r>
+              <w:rPr>
+                <w:rFonts w:ascii="Calibri" w:cs="Calibri" w:eastAsia="Calibri" w:hAnsi="Calibri"/>
+                <w:sz w:val="22"/>
+                <w:szCs w:val="22"/>
+              </w:rPr>
+              <w:t xml:space="preserve">Lista expandible de cada biomarcador con mini-grafica de evolucion, delta %, velocidad mensual y proyeccion</w:t>
+            </w:r>
+          </w:p>
+        </w:tc>
+      </w:tr>
+      <w:tr>
+        <w:tc>
+          <w:tcPr>
+            <w:tcW w:type="dxa" w:w="4500"/>
+          </w:tcPr>
+          <w:p>
+            <w:pPr>
+              <w:spacing w:after="40" w:before="40"/>
+            </w:pPr>
+            <w:r>
+              <w:rPr>
+                <w:rFonts w:ascii="Calibri" w:cs="Calibri" w:eastAsia="Calibri" w:hAnsi="Calibri"/>
+                <w:sz w:val="22"/>
+                <w:szCs w:val="22"/>
+              </w:rPr>
+              <w:t xml:space="preserve">Scores por Sistema</w:t>
+            </w:r>
+          </w:p>
+        </w:tc>
+        <w:tc>
+          <w:tcPr>
+            <w:tcW w:type="dxa" w:w="4500"/>
+          </w:tcPr>
+          <w:p>
+            <w:pPr>
+              <w:spacing w:after="40" w:before="40"/>
+            </w:pPr>
+            <w:r>
+              <w:rPr>
+                <w:rFonts w:ascii="Calibri" w:cs="Calibri" w:eastAsia="Calibri" w:hAnsi="Calibri"/>
+                <w:sz w:val="22"/>
+                <w:szCs w:val="22"/>
+              </w:rPr>
+              <w:t xml:space="preserve">Grafica de linea temporal por cada sistema (cardiovascular, metabolico, hepatico, renal, etc.) mostrando la evolucion del score sigmoid</w:t>
+            </w:r>
+          </w:p>
+        </w:tc>
+      </w:tr>
+      <w:tr>
+        <w:tc>
+          <w:tcPr>
+            <w:tcW w:type="dxa" w:w="4500"/>
+          </w:tcPr>
+          <w:p>
+            <w:pPr>
+              <w:spacing w:after="40" w:before="40"/>
+            </w:pPr>
+            <w:r>
+              <w:rPr>
+                <w:rFonts w:ascii="Calibri" w:cs="Calibri" w:eastAsia="Calibri" w:hAnsi="Calibri"/>
+                <w:sz w:val="22"/>
+                <w:szCs w:val="22"/>
+              </w:rPr>
+              <w:t xml:space="preserve">Velocidad de Cambio</w:t>
+            </w:r>
+          </w:p>
+        </w:tc>
+        <w:tc>
+          <w:tcPr>
+            <w:tcW w:type="dxa" w:w="4500"/>
+          </w:tcPr>
+          <w:p>
+            <w:pPr>
+              <w:spacing w:after="40" w:before="40"/>
+            </w:pPr>
+            <w:r>
+              <w:rPr>
+                <w:rFonts w:ascii="Calibri" w:cs="Calibri" w:eastAsia="Calibri" w:hAnsi="Calibri"/>
+                <w:sz w:val="22"/>
+                <w:szCs w:val="22"/>
+              </w:rPr>
+              <w:t xml:space="preserve">Tabla ordenada por tasa de cambio: biomarcadores con mayor velocidad de deterioro primero, con proyeccion de meses hasta nivel critico u optimo</w:t>
+            </w:r>
+          </w:p>
+        </w:tc>
+      </w:tr>
+    </w:tbl>
+    <w:p>
+      <w:pPr>
+        <w:spacing w:after="120"/>
+      </w:pPr>
+    </w:p>
+    <w:p>
+      <w:pPr>
+        <w:spacing w:after="60"/>
+      </w:pPr>
+    </w:p>
+    <w:p>
+      <w:pPr>
+        <w:spacing w:after="40" w:before="40"/>
+      </w:pPr>
+      <w:r>
+        <w:rPr>
+          <w:rFonts w:ascii="Calibri" w:cs="Calibri" w:eastAsia="Calibri" w:hAnsi="Calibri"/>
+          <w:b/>
+          <w:bCs/>
+          <w:sz w:val="22"/>
+          <w:szCs w:val="22"/>
+        </w:rPr>
+        <w:t xml:space="preserve">Alertas de velocidad:</w:t>
+      </w:r>
+    </w:p>
+    <w:p>
+      <w:pPr>
+        <w:pStyle w:val="ListParagraph"/>
+        <w:numPr>
+          <w:ilvl w:val="0"/>
+          <w:numId w:val="1"/>
+        </w:numPr>
+        <w:spacing w:after="40" w:before="40"/>
+      </w:pPr>
+      <w:r>
+        <w:rPr>
+          <w:rFonts w:ascii="Calibri" w:cs="Calibri" w:eastAsia="Calibri" w:hAnsi="Calibri"/>
+          <w:sz w:val="22"/>
+          <w:szCs w:val="22"/>
+        </w:rPr>
+        <w:t xml:space="preserve">Si un biomarcador empeora &gt;10%: alerta warning</w:t>
+      </w:r>
+    </w:p>
+    <w:p>
+      <w:pPr>
+        <w:pStyle w:val="ListParagraph"/>
+        <w:numPr>
+          <w:ilvl w:val="0"/>
+          <w:numId w:val="1"/>
+        </w:numPr>
+        <w:spacing w:after="40" w:before="40"/>
+      </w:pPr>
+      <w:r>
+        <w:rPr>
+          <w:rFonts w:ascii="Calibri" w:cs="Calibri" w:eastAsia="Calibri" w:hAnsi="Calibri"/>
+          <w:sz w:val="22"/>
+          <w:szCs w:val="22"/>
+        </w:rPr>
+        <w:t xml:space="preserve">Si empeora &gt;20%: alerta danger</w:t>
+      </w:r>
+    </w:p>
+    <w:p>
+      <w:pPr>
+        <w:pStyle w:val="ListParagraph"/>
+        <w:numPr>
+          <w:ilvl w:val="0"/>
+          <w:numId w:val="1"/>
+        </w:numPr>
+        <w:spacing w:after="40" w:before="40"/>
+      </w:pPr>
+      <w:r>
+        <w:rPr>
+          <w:rFonts w:ascii="Calibri" w:cs="Calibri" w:eastAsia="Calibri" w:hAnsi="Calibri"/>
+          <w:sz w:val="22"/>
+          <w:szCs w:val="22"/>
+        </w:rPr>
+        <w:t xml:space="preserve">Si la proyeccion lineal indica nivel critico en &lt;12 meses: alerta con mensaje "A este ritmo de deterioro, [biomarcador] llegara a nivel critico en ~X meses"</w:t>
+      </w:r>
+    </w:p>
+    <w:p>
+      <w:pPr>
+        <w:spacing w:after="60"/>
+      </w:pPr>
+    </w:p>
+    <w:p>
+      <w:pPr>
+        <w:spacing w:after="40" w:before="40"/>
+      </w:pPr>
+      <w:r>
+        <w:rPr>
+          <w:rFonts w:ascii="Calibri" w:cs="Calibri" w:eastAsia="Calibri" w:hAnsi="Calibri"/>
+          <w:b/>
+          <w:bCs/>
+          <w:sz w:val="22"/>
+          <w:szCs w:val="22"/>
+        </w:rPr>
+        <w:t xml:space="preserve">Scores por sistema en linea de tiempo:</w:t>
+      </w:r>
+    </w:p>
+    <w:p>
+      <w:pPr>
+        <w:pStyle w:val="ListParagraph"/>
+        <w:numPr>
+          <w:ilvl w:val="0"/>
+          <w:numId w:val="1"/>
+        </w:numPr>
+        <w:spacing w:after="40" w:before="40"/>
+      </w:pPr>
+      <w:r>
+        <w:rPr>
+          <w:rFonts w:ascii="Calibri" w:cs="Calibri" w:eastAsia="Calibri" w:hAnsi="Calibri"/>
+          <w:sz w:val="22"/>
+          <w:szCs w:val="22"/>
+        </w:rPr>
+        <w:t xml:space="preserve">Cada sistema muestra su score (0-100) en cada analisis con grafica de linea</w:t>
+      </w:r>
+    </w:p>
+    <w:p>
+      <w:pPr>
+        <w:pStyle w:val="ListParagraph"/>
+        <w:numPr>
+          <w:ilvl w:val="0"/>
+          <w:numId w:val="1"/>
+        </w:numPr>
+        <w:spacing w:after="40" w:before="40"/>
+      </w:pPr>
+      <w:r>
+        <w:rPr>
+          <w:rFonts w:ascii="Calibri" w:cs="Calibri" w:eastAsia="Calibri" w:hAnsi="Calibri"/>
+          <w:sz w:val="22"/>
+          <w:szCs w:val="22"/>
+        </w:rPr>
+        <w:t xml:space="preserve">Ejemplo: "Cardiovascular: 72 → 68 → 63 en 3 analisis" con indicador de tendencia</w:t>
+      </w:r>
+    </w:p>
+    <w:p>
+      <w:pPr>
+        <w:spacing w:after="60"/>
+      </w:pPr>
+    </w:p>
+    <w:p>
+      <w:pPr>
+        <w:spacing w:after="40" w:before="40"/>
+      </w:pPr>
+      <w:r>
+        <w:rPr>
+          <w:rFonts w:ascii="Calibri" w:cs="Calibri" w:eastAsia="Calibri" w:hAnsi="Calibri"/>
+          <w:b/>
+          <w:bCs/>
+          <w:sz w:val="22"/>
+          <w:szCs w:val="22"/>
+        </w:rPr>
+        <w:t xml:space="preserve">Datos analizados:</w:t>
+      </w:r>
+      <w:r>
+        <w:rPr>
+          <w:rFonts w:ascii="Calibri" w:cs="Calibri" w:eastAsia="Calibri" w:hAnsi="Calibri"/>
+          <w:sz w:val="22"/>
+          <w:szCs w:val="22"/>
+        </w:rPr>
+        <w:t xml:space="preserve"> 24 biomarcadores con rangos optimos de longevidad, delta absoluto, delta porcentual, velocidad de cambio mensual, proyeccion a rango optimo o critico.</w:t>
+      </w:r>
+    </w:p>
+    <w:p>
+      <w:pPr>
+        <w:spacing w:after="60"/>
+      </w:pPr>
+    </w:p>
+    <w:p>
+      <w:pPr>
+        <w:pStyle w:val="Heading3"/>
+        <w:spacing w:after="60" w:before="160"/>
+      </w:pPr>
+      <w:r>
+        <w:rPr>
+          <w:rFonts w:ascii="Calibri" w:cs="Calibri" w:eastAsia="Calibri" w:hAnsi="Calibri"/>
+          <w:b/>
+          <w:bCs/>
+          <w:color w:val="C9A84C"/>
+          <w:sz w:val="24"/>
+          <w:szCs w:val="24"/>
+        </w:rPr>
+        <w:t xml:space="preserve">4.2.10 Alertas Inteligentes</w:t>
       </w:r>
     </w:p>
     <w:p>
@@ -7862,7 +8393,7 @@
           <w:sz w:val="18"/>
           <w:szCs w:val="18"/>
         </w:rPr>
-        <w:t xml:space="preserve">│   │   ├── DashboardTabs.tsx     # Orquestador de 11 pestanas</w:t>
+        <w:t xml:space="preserve">│   │   ├── DashboardTabs.tsx     # Orquestador de 12 pestanas</w:t>
       </w:r>
     </w:p>
     <w:p>
@@ -13545,7 +14076,35 @@
           <w:sz w:val="22"/>
           <w:szCs w:val="22"/>
         </w:rPr>
-        <w:t xml:space="preserve"> Recalcula systemScores, overallScore, longevity_age, FODA y proyeccion con funciones matematicas. Los valores de Claude se sobreescriben con calculos reproducibles y auditables.</w:t>
+        <w:t xml:space="preserve"> Recalcula systemScores, overallScore, longevity_age y proyeccion con funciones matematicas. Los valores de Claude se sobreescriben con calculos reproducibles y auditables.</w:t>
+      </w:r>
+    </w:p>
+    <w:p>
+      <w:pPr>
+        <w:spacing w:after="60"/>
+      </w:pPr>
+    </w:p>
+    <w:p>
+      <w:pPr>
+        <w:spacing w:after="40" w:before="40"/>
+      </w:pPr>
+      <w:r>
+        <w:rPr>
+          <w:rFonts w:ascii="Calibri" w:cs="Calibri" w:eastAsia="Calibri" w:hAnsi="Calibri"/>
+          <w:b/>
+          <w:bCs/>
+          <w:sz w:val="22"/>
+          <w:szCs w:val="22"/>
+        </w:rPr>
+        <w:t xml:space="preserve">Capa 3 — FODA Hibrida (motor + IA):</w:t>
+      </w:r>
+      <w:r>
+        <w:rPr>
+          <w:rFonts w:ascii="Calibri" w:cs="Calibri" w:eastAsia="Calibri" w:hAnsi="Calibri"/>
+          <w:sz w:val="22"/>
+          <w:szCs w:val="22"/>
+        </w:rPr>
+        <w:t xml:space="preserve"> El motor matematico selecciona QUE biomarcadores entran en el FODA y en QUE ORDEN (determinista, basado en scores sigmoid y pesos de mortalidad). Claude redacta el DETALLE NARRATIVO de cada punto, personalizado con la historia clinica del paciente (ejercicio, dieta, antecedentes familiares, medicamentos, sueno, estres). Si no hay historia clinica o Claude falla, se usa FODA estatica con templates de evidencia como fallback.</w:t>
       </w:r>
     </w:p>
     <w:p>
@@ -13820,7 +14379,7 @@
           <w:sz w:val="18"/>
           <w:szCs w:val="18"/>
         </w:rPr>
-        <w:t xml:space="preserve">    │  computeFODA()         → FODA (basado en scores)</w:t>
+        <w:t xml:space="preserve">    │  computeProjection()   → proyeccion (Gompertz)</w:t>
       </w:r>
     </w:p>
     <w:p>
@@ -13835,7 +14394,7 @@
           <w:sz w:val="18"/>
           <w:szCs w:val="18"/>
         </w:rPr>
-        <w:t xml:space="preserve">    │  computeProjection()   → proyeccion (Gompertz)</w:t>
+        <w:t xml:space="preserve">    │  analyzeWearables()    → ajustes por wearables (si hay datos)</w:t>
       </w:r>
     </w:p>
     <w:p>
@@ -13850,7 +14409,7 @@
           <w:sz w:val="18"/>
           <w:szCs w:val="18"/>
         </w:rPr>
-        <w:t xml:space="preserve">    │  analyzeWearables()    → ajustes por wearables (si hay datos)</w:t>
+        <w:t xml:space="preserve">    │  deduplicateProtocol() → eliminar moleculas repetidas</w:t>
       </w:r>
     </w:p>
     <w:p>
@@ -13865,7 +14424,82 @@
           <w:sz w:val="18"/>
           <w:szCs w:val="18"/>
         </w:rPr>
-        <w:t xml:space="preserve">    │  deduplicateProtocol() → eliminar moleculas repetidas</w:t>
+        <w:t xml:space="preserve">    │</w:t>
+      </w:r>
+    </w:p>
+    <w:p>
+      <w:pPr>
+        <w:spacing w:after="20" w:before="20"/>
+        <w:ind w:left="400"/>
+      </w:pPr>
+      <w:r>
+        <w:rPr>
+          <w:rFonts w:ascii="Consolas" w:cs="Consolas" w:eastAsia="Consolas" w:hAnsi="Consolas"/>
+          <w:color w:val="6B6660"/>
+          <w:sz w:val="18"/>
+          <w:szCs w:val="18"/>
+        </w:rPr>
+        <w:t xml:space="preserve">    ▼</w:t>
+      </w:r>
+    </w:p>
+    <w:p>
+      <w:pPr>
+        <w:spacing w:after="20" w:before="20"/>
+        <w:ind w:left="400"/>
+      </w:pPr>
+      <w:r>
+        <w:rPr>
+          <w:rFonts w:ascii="Consolas" w:cs="Consolas" w:eastAsia="Consolas" w:hAnsi="Consolas"/>
+          <w:color w:val="6B6660"/>
+          <w:sz w:val="18"/>
+          <w:szCs w:val="18"/>
+        </w:rPr>
+        <w:t xml:space="preserve">[FODA HIBRIDA]               ← Motor + Claude (~10-15s adicionales)</w:t>
+      </w:r>
+    </w:p>
+    <w:p>
+      <w:pPr>
+        <w:spacing w:after="20" w:before="20"/>
+        <w:ind w:left="400"/>
+      </w:pPr>
+      <w:r>
+        <w:rPr>
+          <w:rFonts w:ascii="Consolas" w:cs="Consolas" w:eastAsia="Consolas" w:hAnsi="Consolas"/>
+          <w:color w:val="6B6660"/>
+          <w:sz w:val="18"/>
+          <w:szCs w:val="18"/>
+        </w:rPr>
+        <w:t xml:space="preserve">    │  computeFODASkeleton() → seleccion determinista de biomarcadores</w:t>
+      </w:r>
+    </w:p>
+    <w:p>
+      <w:pPr>
+        <w:spacing w:after="20" w:before="20"/>
+        <w:ind w:left="400"/>
+      </w:pPr>
+      <w:r>
+        <w:rPr>
+          <w:rFonts w:ascii="Consolas" w:cs="Consolas" w:eastAsia="Consolas" w:hAnsi="Consolas"/>
+          <w:color w:val="6B6660"/>
+          <w:sz w:val="18"/>
+          <w:szCs w:val="18"/>
+        </w:rPr>
+        <w:t xml:space="preserve">    │  enrichFODANarrative() → Claude redacta detalle con historia clinica</w:t>
+      </w:r>
+    </w:p>
+    <w:p>
+      <w:pPr>
+        <w:spacing w:after="20" w:before="20"/>
+        <w:ind w:left="400"/>
+      </w:pPr>
+      <w:r>
+        <w:rPr>
+          <w:rFonts w:ascii="Consolas" w:cs="Consolas" w:eastAsia="Consolas" w:hAnsi="Consolas"/>
+          <w:color w:val="6B6660"/>
+          <w:sz w:val="18"/>
+          <w:szCs w:val="18"/>
+        </w:rPr>
+        <w:t xml:space="preserve">    │  fallback:             → computeFODA() si no hay HC o Claude falla</w:t>
       </w:r>
     </w:p>
     <w:p>
@@ -14123,7 +14757,7 @@
           <w:sz w:val="22"/>
           <w:szCs w:val="22"/>
         </w:rPr>
-        <w:t xml:space="preserve">3. longevity-foda.ts — FODA computada</w:t>
+        <w:t xml:space="preserve">3. longevity-foda.ts — FODA Hibrida (motor + IA)</w:t>
       </w:r>
     </w:p>
     <w:p>
@@ -14141,7 +14775,7 @@
           <w:sz w:val="22"/>
           <w:szCs w:val="22"/>
         </w:rPr>
-        <w:t xml:space="preserve">Base de conocimiento para 11 biomarcadores</w:t>
+        <w:t xml:space="preserve">Base de conocimiento para 11 biomarcadores con pesos de mortalidad</w:t>
       </w:r>
     </w:p>
     <w:p>
@@ -14159,7 +14793,43 @@
           <w:sz w:val="22"/>
           <w:szCs w:val="22"/>
         </w:rPr>
-        <w:t xml:space="preserve">Fortalezas = top 4 biomarcadores score &gt;80 por peso mortalidad</w:t>
+        <w:t xml:space="preserve">Arquitectura de 2 fases:</w:t>
+      </w:r>
+    </w:p>
+    <w:p>
+      <w:pPr>
+        <w:pStyle w:val="ListParagraph"/>
+        <w:numPr>
+          <w:ilvl w:val="1"/>
+          <w:numId w:val="1"/>
+        </w:numPr>
+        <w:spacing w:after="20" w:before="20"/>
+      </w:pPr>
+      <w:r>
+        <w:rPr>
+          <w:rFonts w:ascii="Calibri" w:cs="Calibri" w:eastAsia="Calibri" w:hAnsi="Calibri"/>
+          <w:sz w:val="22"/>
+          <w:szCs w:val="22"/>
+        </w:rPr>
+        <w:t xml:space="preserve">Fase 1 (determinista): computeFODASkeleton() selecciona biomarcadores y orden por score sigmoid + mortalityWeight</w:t>
+      </w:r>
+    </w:p>
+    <w:p>
+      <w:pPr>
+        <w:pStyle w:val="ListParagraph"/>
+        <w:numPr>
+          <w:ilvl w:val="1"/>
+          <w:numId w:val="1"/>
+        </w:numPr>
+        <w:spacing w:after="20" w:before="20"/>
+      </w:pPr>
+      <w:r>
+        <w:rPr>
+          <w:rFonts w:ascii="Calibri" w:cs="Calibri" w:eastAsia="Calibri" w:hAnsi="Calibri"/>
+          <w:sz w:val="22"/>
+          <w:szCs w:val="22"/>
+        </w:rPr>
+        <w:t xml:space="preserve">Fase 2 (narrativa): enrichFODANarrative() en analyzer.ts hace llamada ligera a Claude (~4K tokens, ~10-15s) para redactar detalle personalizado con historia clinica</w:t>
       </w:r>
     </w:p>
     <w:p>
@@ -14177,7 +14847,7 @@
           <w:sz w:val="22"/>
           <w:szCs w:val="22"/>
         </w:rPr>
-        <w:t xml:space="preserve">Debilidades = top 3 biomarcadores score &lt;55</w:t>
+        <w:t xml:space="preserve">Fortalezas = top 4 biomarcadores score &gt;=80 por peso mortalidad</w:t>
       </w:r>
     </w:p>
     <w:p>
@@ -14195,7 +14865,7 @@
           <w:sz w:val="22"/>
           <w:szCs w:val="22"/>
         </w:rPr>
-        <w:t xml:space="preserve">Oportunidades = intervenciones con evidencia nivel 1-2</w:t>
+        <w:t xml:space="preserve">Debilidades = top 3 biomarcadores score &lt;55</w:t>
       </w:r>
     </w:p>
     <w:p>
@@ -14213,7 +14883,61 @@
           <w:sz w:val="22"/>
           <w:szCs w:val="22"/>
         </w:rPr>
+        <w:t xml:space="preserve">Oportunidades = intervenciones con evidencia nivel 1-2</w:t>
+      </w:r>
+    </w:p>
+    <w:p>
+      <w:pPr>
+        <w:pStyle w:val="ListParagraph"/>
+        <w:numPr>
+          <w:ilvl w:val="0"/>
+          <w:numId w:val="1"/>
+        </w:numPr>
+        <w:spacing w:after="40" w:before="40"/>
+      </w:pPr>
+      <w:r>
+        <w:rPr>
+          <w:rFonts w:ascii="Calibri" w:cs="Calibri" w:eastAsia="Calibri" w:hAnsi="Calibri"/>
+          <w:sz w:val="22"/>
+          <w:szCs w:val="22"/>
+        </w:rPr>
         <w:t xml:space="preserve">Amenazas = riesgo proyectado por biomarcador + edad + historia familiar</w:t>
+      </w:r>
+    </w:p>
+    <w:p>
+      <w:pPr>
+        <w:pStyle w:val="ListParagraph"/>
+        <w:numPr>
+          <w:ilvl w:val="0"/>
+          <w:numId w:val="1"/>
+        </w:numPr>
+        <w:spacing w:after="40" w:before="40"/>
+      </w:pPr>
+      <w:r>
+        <w:rPr>
+          <w:rFonts w:ascii="Calibri" w:cs="Calibri" w:eastAsia="Calibri" w:hAnsi="Calibri"/>
+          <w:sz w:val="22"/>
+          <w:szCs w:val="22"/>
+        </w:rPr>
+        <w:t xml:space="preserve">Fallback automatico: si no hay historia clinica o Claude falla, usa computeFODA() con templates estaticos</w:t>
+      </w:r>
+    </w:p>
+    <w:p>
+      <w:pPr>
+        <w:pStyle w:val="ListParagraph"/>
+        <w:numPr>
+          <w:ilvl w:val="0"/>
+          <w:numId w:val="1"/>
+        </w:numPr>
+        <w:spacing w:after="40" w:before="40"/>
+      </w:pPr>
+      <w:r>
+        <w:rPr>
+          <w:rFonts w:ascii="Calibri" w:cs="Calibri" w:eastAsia="Calibri" w:hAnsi="Calibri"/>
+          <w:sz w:val="22"/>
+          <w:szCs w:val="22"/>
+        </w:rPr>
+        <w:t xml:space="preserve">Resultado: seleccion reproducible (siempre los mismos biomarcadores) + redaccion personalizada (diferente para atleta de 30 vs sedentario de 65)</w:t>
       </w:r>
     </w:p>
     <w:p>

--- a/longevity-ia/docs/LONGEVITY_IA_Manual_Ejecutivo.docx
+++ b/longevity-ia/docs/LONGEVITY_IA_Manual_Ejecutivo.docx
@@ -50,7 +50,7 @@
           <w:sz w:val="22"/>
           <w:szCs w:val="22"/>
         </w:rPr>
-        <w:t xml:space="preserve">Version 3.1 | Marzo 2026</w:t>
+        <w:t xml:space="preserve">Version 3.2 | Marzo 2026</w:t>
       </w:r>
     </w:p>
     <w:p>
@@ -661,7 +661,7 @@
           <w:sz w:val="22"/>
           <w:szCs w:val="22"/>
         </w:rPr>
-        <w:t xml:space="preserve">Notas clinicas SOAP para medicos con historial auditable</w:t>
+        <w:t xml:space="preserve">Panel clinico del medico: notas SOAP, comentarios por biomarcador, aprobacion/rechazo de protocolo, diagnosticos CIE-10</w:t>
       </w:r>
     </w:p>
     <w:p>
@@ -679,7 +679,43 @@
           <w:sz w:val="22"/>
           <w:szCs w:val="22"/>
         </w:rPr>
-        <w:t xml:space="preserve">Sistema de alertas inteligentes con priorizacion para medicos</w:t>
+        <w:t xml:space="preserve">Prescripcion digital: conversion del protocolo IA en receta medica PDF con membrete, cedula, firma, clasificacion OTC/Rx/Procedimiento</w:t>
+      </w:r>
+    </w:p>
+    <w:p>
+      <w:pPr>
+        <w:pStyle w:val="ListParagraph"/>
+        <w:numPr>
+          <w:ilvl w:val="0"/>
+          <w:numId w:val="1"/>
+        </w:numPr>
+        <w:spacing w:after="40" w:before="40"/>
+      </w:pPr>
+      <w:r>
+        <w:rPr>
+          <w:rFonts w:ascii="Calibri" w:cs="Calibri" w:eastAsia="Calibri" w:hAnsi="Calibri"/>
+          <w:sz w:val="22"/>
+          <w:szCs w:val="22"/>
+        </w:rPr>
+        <w:t xml:space="preserve">Alertas inteligentes con panel lateral, resumen semanal, priorizacion automatica por urgencia</w:t>
+      </w:r>
+    </w:p>
+    <w:p>
+      <w:pPr>
+        <w:pStyle w:val="ListParagraph"/>
+        <w:numPr>
+          <w:ilvl w:val="0"/>
+          <w:numId w:val="1"/>
+        </w:numPr>
+        <w:spacing w:after="40" w:before="40"/>
+      </w:pPr>
+      <w:r>
+        <w:rPr>
+          <w:rFonts w:ascii="Calibri" w:cs="Calibri" w:eastAsia="Calibri" w:hAnsi="Calibri"/>
+          <w:sz w:val="22"/>
+          <w:szCs w:val="22"/>
+        </w:rPr>
+        <w:t xml:space="preserve">Tendencias longitudinales: comparacion entre analisis con graficas de biomarcadores y scores por sistema en linea de tiempo</w:t>
       </w:r>
     </w:p>
     <w:p>
@@ -4272,7 +4308,7 @@
                 <w:sz w:val="22"/>
                 <w:szCs w:val="22"/>
               </w:rPr>
-              <w:t xml:space="preserve">Chatbot Longevity IA</w:t>
+              <w:t xml:space="preserve">Panel clinico (SOAP + biomarcadores + protocolo + CIE-10)</w:t>
             </w:r>
           </w:p>
         </w:tc>
@@ -4328,7 +4364,7 @@
                 <w:sz w:val="22"/>
                 <w:szCs w:val="22"/>
               </w:rPr>
-              <w:t xml:space="preserve">Referencias verificadas (PubMed, Semantic Scholar, OpenAlex)</w:t>
+              <w:t xml:space="preserve">Prescripcion digital PDF</w:t>
             </w:r>
           </w:p>
         </w:tc>
@@ -4384,7 +4420,119 @@
                 <w:sz w:val="22"/>
                 <w:szCs w:val="22"/>
               </w:rPr>
-              <w:t xml:space="preserve">Notas clinicas SOAP</w:t>
+              <w:t xml:space="preserve">Alertas inteligentes</w:t>
+            </w:r>
+          </w:p>
+        </w:tc>
+        <w:tc>
+          <w:tcPr>
+            <w:tcW w:type="dxa" w:w="3000"/>
+          </w:tcPr>
+          <w:p>
+            <w:pPr>
+              <w:spacing w:after="40" w:before="40"/>
+            </w:pPr>
+            <w:r>
+              <w:rPr>
+                <w:rFonts w:ascii="Calibri" w:cs="Calibri" w:eastAsia="Calibri" w:hAnsi="Calibri"/>
+                <w:sz w:val="22"/>
+                <w:szCs w:val="22"/>
+              </w:rPr>
+              <w:t xml:space="preserve">Si</w:t>
+            </w:r>
+          </w:p>
+        </w:tc>
+        <w:tc>
+          <w:tcPr>
+            <w:tcW w:type="dxa" w:w="3000"/>
+          </w:tcPr>
+          <w:p>
+            <w:pPr>
+              <w:spacing w:after="40" w:before="40"/>
+            </w:pPr>
+            <w:r>
+              <w:rPr>
+                <w:rFonts w:ascii="Calibri" w:cs="Calibri" w:eastAsia="Calibri" w:hAnsi="Calibri"/>
+                <w:sz w:val="22"/>
+                <w:szCs w:val="22"/>
+              </w:rPr>
+              <w:t xml:space="preserve">Si</w:t>
+            </w:r>
+          </w:p>
+        </w:tc>
+      </w:tr>
+      <w:tr>
+        <w:tc>
+          <w:tcPr>
+            <w:tcW w:type="dxa" w:w="3000"/>
+          </w:tcPr>
+          <w:p>
+            <w:pPr>
+              <w:spacing w:after="40" w:before="40"/>
+            </w:pPr>
+            <w:r>
+              <w:rPr>
+                <w:rFonts w:ascii="Calibri" w:cs="Calibri" w:eastAsia="Calibri" w:hAnsi="Calibri"/>
+                <w:sz w:val="22"/>
+                <w:szCs w:val="22"/>
+              </w:rPr>
+              <w:t xml:space="preserve">Chatbot Longevity IA</w:t>
+            </w:r>
+          </w:p>
+        </w:tc>
+        <w:tc>
+          <w:tcPr>
+            <w:tcW w:type="dxa" w:w="3000"/>
+          </w:tcPr>
+          <w:p>
+            <w:pPr>
+              <w:spacing w:after="40" w:before="40"/>
+            </w:pPr>
+            <w:r>
+              <w:rPr>
+                <w:rFonts w:ascii="Calibri" w:cs="Calibri" w:eastAsia="Calibri" w:hAnsi="Calibri"/>
+                <w:sz w:val="22"/>
+                <w:szCs w:val="22"/>
+              </w:rPr>
+              <w:t xml:space="preserve">Si</w:t>
+            </w:r>
+          </w:p>
+        </w:tc>
+        <w:tc>
+          <w:tcPr>
+            <w:tcW w:type="dxa" w:w="3000"/>
+          </w:tcPr>
+          <w:p>
+            <w:pPr>
+              <w:spacing w:after="40" w:before="40"/>
+            </w:pPr>
+            <w:r>
+              <w:rPr>
+                <w:rFonts w:ascii="Calibri" w:cs="Calibri" w:eastAsia="Calibri" w:hAnsi="Calibri"/>
+                <w:sz w:val="22"/>
+                <w:szCs w:val="22"/>
+              </w:rPr>
+              <w:t xml:space="preserve">Si</w:t>
+            </w:r>
+          </w:p>
+        </w:tc>
+      </w:tr>
+      <w:tr>
+        <w:tc>
+          <w:tcPr>
+            <w:tcW w:type="dxa" w:w="3000"/>
+          </w:tcPr>
+          <w:p>
+            <w:pPr>
+              <w:spacing w:after="40" w:before="40"/>
+            </w:pPr>
+            <w:r>
+              <w:rPr>
+                <w:rFonts w:ascii="Calibri" w:cs="Calibri" w:eastAsia="Calibri" w:hAnsi="Calibri"/>
+                <w:sz w:val="22"/>
+                <w:szCs w:val="22"/>
+              </w:rPr>
+              <w:t xml:space="preserve">Referencias verificadas (PubMed, Semantic Scholar, OpenAlex)</w:t>
             </w:r>
           </w:p>
         </w:tc>
@@ -4786,7 +4934,45 @@
           <w:sz w:val="24"/>
           <w:szCs w:val="24"/>
         </w:rPr>
-        <w:t xml:space="preserve">4.2.6 Notas Clinicas SOAP</w:t>
+        <w:t xml:space="preserve">4.2.6 Panel Clinico del Medico</w:t>
+      </w:r>
+    </w:p>
+    <w:p>
+      <w:pPr>
+        <w:spacing w:after="60"/>
+      </w:pPr>
+    </w:p>
+    <w:p>
+      <w:pPr>
+        <w:spacing w:after="40" w:before="40"/>
+      </w:pPr>
+      <w:r>
+        <w:rPr>
+          <w:rFonts w:ascii="Calibri" w:cs="Calibri" w:eastAsia="Calibri" w:hAnsi="Calibri"/>
+          <w:sz w:val="22"/>
+          <w:szCs w:val="22"/>
+        </w:rPr>
+        <w:t xml:space="preserve">En el dashboard del paciente (tab Resumen, al fondo), aparece el "Panel Clinico del Medico" con 4 sub-tabs. Todas las notas se guardan en `clinical_notes` (tabla del medico, NO modifica el analisis del paciente). Cada nota tiene timestamp auditable.</w:t>
+      </w:r>
+    </w:p>
+    <w:p>
+      <w:pPr>
+        <w:spacing w:after="60"/>
+      </w:pPr>
+    </w:p>
+    <w:p>
+      <w:pPr>
+        <w:spacing w:after="40" w:before="40"/>
+      </w:pPr>
+      <w:r>
+        <w:rPr>
+          <w:rFonts w:ascii="Calibri" w:cs="Calibri" w:eastAsia="Calibri" w:hAnsi="Calibri"/>
+          <w:b/>
+          <w:bCs/>
+          <w:sz w:val="22"/>
+          <w:szCs w:val="22"/>
+        </w:rPr>
+        <w:t xml:space="preserve">Tab 1: Notas SOAP</w:t>
       </w:r>
     </w:p>
     <w:p>
@@ -4804,7 +4990,7 @@
           <w:sz w:val="22"/>
           <w:szCs w:val="22"/>
         </w:rPr>
-        <w:t xml:space="preserve">En el dashboard del paciente (tab Resumen), aparece el panel "Notas Clinicas"</w:t>
+        <w:t xml:space="preserve">Hacer clic en "Nueva nota SOAP"</w:t>
       </w:r>
     </w:p>
     <w:p>
@@ -4822,7 +5008,7 @@
           <w:sz w:val="22"/>
           <w:szCs w:val="22"/>
         </w:rPr>
-        <w:t xml:space="preserve">Hacer clic en "Nueva nota" para abrir el formulario SOAP:</w:t>
+        <w:t xml:space="preserve">Llenar formulario de 4 campos:</w:t>
       </w:r>
     </w:p>
     <w:p>
@@ -4898,15 +5084,15 @@
           <w:sz w:val="22"/>
           <w:szCs w:val="22"/>
         </w:rPr>
-        <w:t xml:space="preserve">A (Assessment):</w:t>
-      </w:r>
-      <w:r>
-        <w:rPr>
-          <w:rFonts w:ascii="Calibri" w:cs="Calibri" w:eastAsia="Calibri" w:hAnsi="Calibri"/>
-          <w:sz w:val="22"/>
-          <w:szCs w:val="22"/>
-        </w:rPr>
-        <w:t xml:space="preserve"> Evaluacion clinica, diagnosticos</w:t>
+        <w:t xml:space="preserve">A (Evaluacion):</w:t>
+      </w:r>
+      <w:r>
+        <w:rPr>
+          <w:rFonts w:ascii="Calibri" w:cs="Calibri" w:eastAsia="Calibri" w:hAnsi="Calibri"/>
+          <w:sz w:val="22"/>
+          <w:szCs w:val="22"/>
+        </w:rPr>
+        <w:t xml:space="preserve"> Diagnosticos, interpretacion clinica, severidad</w:t>
       </w:r>
     </w:p>
     <w:p>
@@ -4952,7 +5138,27 @@
           <w:sz w:val="22"/>
           <w:szCs w:val="22"/>
         </w:rPr>
-        <w:t xml:space="preserve">Las notas se guardan con timestamp y son visibles solo para el medico que las creo</w:t>
+        <w:t xml:space="preserve">Historial expandible con campos coloreados por tipo</w:t>
+      </w:r>
+    </w:p>
+    <w:p>
+      <w:pPr>
+        <w:spacing w:after="60"/>
+      </w:pPr>
+    </w:p>
+    <w:p>
+      <w:pPr>
+        <w:spacing w:after="40" w:before="40"/>
+      </w:pPr>
+      <w:r>
+        <w:rPr>
+          <w:rFonts w:ascii="Calibri" w:cs="Calibri" w:eastAsia="Calibri" w:hAnsi="Calibri"/>
+          <w:b/>
+          <w:bCs/>
+          <w:sz w:val="22"/>
+          <w:szCs w:val="22"/>
+        </w:rPr>
+        <w:t xml:space="preserve">Tab 2: Comentarios por Biomarcador</w:t>
       </w:r>
     </w:p>
     <w:p>
@@ -4970,7 +5176,335 @@
           <w:sz w:val="22"/>
           <w:szCs w:val="22"/>
         </w:rPr>
-        <w:t xml:space="preserve">Historial de notas expandible con barra de scroll</w:t>
+        <w:t xml:space="preserve">Hacer clic en "Comentar biomarcador"</w:t>
+      </w:r>
+    </w:p>
+    <w:p>
+      <w:pPr>
+        <w:pStyle w:val="ListParagraph"/>
+        <w:numPr>
+          <w:ilvl w:val="0"/>
+          <w:numId w:val="2"/>
+        </w:numPr>
+        <w:spacing w:after="40" w:before="40"/>
+      </w:pPr>
+      <w:r>
+        <w:rPr>
+          <w:rFonts w:ascii="Calibri" w:cs="Calibri" w:eastAsia="Calibri" w:hAnsi="Calibri"/>
+          <w:sz w:val="22"/>
+          <w:szCs w:val="22"/>
+        </w:rPr>
+        <w:t xml:space="preserve">Se muestra un grid visual con TODOS los biomarcadores del analisis actual</w:t>
+      </w:r>
+    </w:p>
+    <w:p>
+      <w:pPr>
+        <w:pStyle w:val="ListParagraph"/>
+        <w:numPr>
+          <w:ilvl w:val="0"/>
+          <w:numId w:val="2"/>
+        </w:numPr>
+        <w:spacing w:after="40" w:before="40"/>
+      </w:pPr>
+      <w:r>
+        <w:rPr>
+          <w:rFonts w:ascii="Calibri" w:cs="Calibri" w:eastAsia="Calibri" w:hAnsi="Calibri"/>
+          <w:sz w:val="22"/>
+          <w:szCs w:val="22"/>
+        </w:rPr>
+        <w:t xml:space="preserve">Cada biomarcador muestra valor, unidad y color por status (danger=rojo, warning=amarillo, optimal=verde)</w:t>
+      </w:r>
+    </w:p>
+    <w:p>
+      <w:pPr>
+        <w:pStyle w:val="ListParagraph"/>
+        <w:numPr>
+          <w:ilvl w:val="0"/>
+          <w:numId w:val="2"/>
+        </w:numPr>
+        <w:spacing w:after="40" w:before="40"/>
+      </w:pPr>
+      <w:r>
+        <w:rPr>
+          <w:rFonts w:ascii="Calibri" w:cs="Calibri" w:eastAsia="Calibri" w:hAnsi="Calibri"/>
+          <w:sz w:val="22"/>
+          <w:szCs w:val="22"/>
+        </w:rPr>
+        <w:t xml:space="preserve">El medico selecciona un biomarcador y escribe comentario clinico</w:t>
+      </w:r>
+    </w:p>
+    <w:p>
+      <w:pPr>
+        <w:pStyle w:val="ListParagraph"/>
+        <w:numPr>
+          <w:ilvl w:val="0"/>
+          <w:numId w:val="2"/>
+        </w:numPr>
+        <w:spacing w:after="40" w:before="40"/>
+      </w:pPr>
+      <w:r>
+        <w:rPr>
+          <w:rFonts w:ascii="Calibri" w:cs="Calibri" w:eastAsia="Calibri" w:hAnsi="Calibri"/>
+          <w:sz w:val="22"/>
+          <w:szCs w:val="22"/>
+        </w:rPr>
+        <w:t xml:space="preserve">Ejemplo: "Este LDL requiere estatina por historia familiar de enfermedad coronaria prematura"</w:t>
+      </w:r>
+    </w:p>
+    <w:p>
+      <w:pPr>
+        <w:spacing w:after="60"/>
+      </w:pPr>
+    </w:p>
+    <w:p>
+      <w:pPr>
+        <w:spacing w:after="40" w:before="40"/>
+      </w:pPr>
+      <w:r>
+        <w:rPr>
+          <w:rFonts w:ascii="Calibri" w:cs="Calibri" w:eastAsia="Calibri" w:hAnsi="Calibri"/>
+          <w:b/>
+          <w:bCs/>
+          <w:sz w:val="22"/>
+          <w:szCs w:val="22"/>
+        </w:rPr>
+        <w:t xml:space="preserve">Tab 3: Revision de Protocolo</w:t>
+      </w:r>
+    </w:p>
+    <w:p>
+      <w:pPr>
+        <w:pStyle w:val="ListParagraph"/>
+        <w:numPr>
+          <w:ilvl w:val="0"/>
+          <w:numId w:val="2"/>
+        </w:numPr>
+        <w:spacing w:after="40" w:before="40"/>
+      </w:pPr>
+      <w:r>
+        <w:rPr>
+          <w:rFonts w:ascii="Calibri" w:cs="Calibri" w:eastAsia="Calibri" w:hAnsi="Calibri"/>
+          <w:sz w:val="22"/>
+          <w:szCs w:val="22"/>
+        </w:rPr>
+        <w:t xml:space="preserve">Hacer clic en "Revisar protocolo"</w:t>
+      </w:r>
+    </w:p>
+    <w:p>
+      <w:pPr>
+        <w:pStyle w:val="ListParagraph"/>
+        <w:numPr>
+          <w:ilvl w:val="0"/>
+          <w:numId w:val="2"/>
+        </w:numPr>
+        <w:spacing w:after="40" w:before="40"/>
+      </w:pPr>
+      <w:r>
+        <w:rPr>
+          <w:rFonts w:ascii="Calibri" w:cs="Calibri" w:eastAsia="Calibri" w:hAnsi="Calibri"/>
+          <w:sz w:val="22"/>
+          <w:szCs w:val="22"/>
+        </w:rPr>
+        <w:t xml:space="preserve">Se listan todas las intervenciones del protocolo de IA</w:t>
+      </w:r>
+    </w:p>
+    <w:p>
+      <w:pPr>
+        <w:pStyle w:val="ListParagraph"/>
+        <w:numPr>
+          <w:ilvl w:val="0"/>
+          <w:numId w:val="2"/>
+        </w:numPr>
+        <w:spacing w:after="40" w:before="40"/>
+      </w:pPr>
+      <w:r>
+        <w:rPr>
+          <w:rFonts w:ascii="Calibri" w:cs="Calibri" w:eastAsia="Calibri" w:hAnsi="Calibri"/>
+          <w:sz w:val="22"/>
+          <w:szCs w:val="22"/>
+        </w:rPr>
+        <w:t xml:space="preserve">Cada molecula tiene 3 botones: Aprobar (verde), Rechazar (rojo), Modificar (amarillo)</w:t>
+      </w:r>
+    </w:p>
+    <w:p>
+      <w:pPr>
+        <w:pStyle w:val="ListParagraph"/>
+        <w:numPr>
+          <w:ilvl w:val="0"/>
+          <w:numId w:val="2"/>
+        </w:numPr>
+        <w:spacing w:after="40" w:before="40"/>
+      </w:pPr>
+      <w:r>
+        <w:rPr>
+          <w:rFonts w:ascii="Calibri" w:cs="Calibri" w:eastAsia="Calibri" w:hAnsi="Calibri"/>
+          <w:sz w:val="22"/>
+          <w:szCs w:val="22"/>
+        </w:rPr>
+        <w:t xml:space="preserve">Al rechazar: campo para escribir la razon</w:t>
+      </w:r>
+    </w:p>
+    <w:p>
+      <w:pPr>
+        <w:pStyle w:val="ListParagraph"/>
+        <w:numPr>
+          <w:ilvl w:val="0"/>
+          <w:numId w:val="2"/>
+        </w:numPr>
+        <w:spacing w:after="40" w:before="40"/>
+      </w:pPr>
+      <w:r>
+        <w:rPr>
+          <w:rFonts w:ascii="Calibri" w:cs="Calibri" w:eastAsia="Calibri" w:hAnsi="Calibri"/>
+          <w:sz w:val="22"/>
+          <w:szCs w:val="22"/>
+        </w:rPr>
+        <w:t xml:space="preserve">Al modificar: campos para nueva dosis + razon</w:t>
+      </w:r>
+    </w:p>
+    <w:p>
+      <w:pPr>
+        <w:pStyle w:val="ListParagraph"/>
+        <w:numPr>
+          <w:ilvl w:val="0"/>
+          <w:numId w:val="2"/>
+        </w:numPr>
+        <w:spacing w:after="40" w:before="40"/>
+      </w:pPr>
+      <w:r>
+        <w:rPr>
+          <w:rFonts w:ascii="Calibri" w:cs="Calibri" w:eastAsia="Calibri" w:hAnsi="Calibri"/>
+          <w:sz w:val="22"/>
+          <w:szCs w:val="22"/>
+        </w:rPr>
+        <w:t xml:space="preserve">Conteo en tiempo real: "3 aprobadas, 1 rechazada, 2 modificadas"</w:t>
+      </w:r>
+    </w:p>
+    <w:p>
+      <w:pPr>
+        <w:pStyle w:val="ListParagraph"/>
+        <w:numPr>
+          <w:ilvl w:val="0"/>
+          <w:numId w:val="2"/>
+        </w:numPr>
+        <w:spacing w:after="40" w:before="40"/>
+      </w:pPr>
+      <w:r>
+        <w:rPr>
+          <w:rFonts w:ascii="Calibri" w:cs="Calibri" w:eastAsia="Calibri" w:hAnsi="Calibri"/>
+          <w:sz w:val="22"/>
+          <w:szCs w:val="22"/>
+        </w:rPr>
+        <w:t xml:space="preserve">IMPORTANTE: el analisis original NO se modifica — la revision queda como nota auditable</w:t>
+      </w:r>
+    </w:p>
+    <w:p>
+      <w:pPr>
+        <w:spacing w:after="60"/>
+      </w:pPr>
+    </w:p>
+    <w:p>
+      <w:pPr>
+        <w:spacing w:after="40" w:before="40"/>
+      </w:pPr>
+      <w:r>
+        <w:rPr>
+          <w:rFonts w:ascii="Calibri" w:cs="Calibri" w:eastAsia="Calibri" w:hAnsi="Calibri"/>
+          <w:b/>
+          <w:bCs/>
+          <w:sz w:val="22"/>
+          <w:szCs w:val="22"/>
+        </w:rPr>
+        <w:t xml:space="preserve">Tab 4: Diagnosticos CIE-10</w:t>
+      </w:r>
+    </w:p>
+    <w:p>
+      <w:pPr>
+        <w:pStyle w:val="ListParagraph"/>
+        <w:numPr>
+          <w:ilvl w:val="0"/>
+          <w:numId w:val="2"/>
+        </w:numPr>
+        <w:spacing w:after="40" w:before="40"/>
+      </w:pPr>
+      <w:r>
+        <w:rPr>
+          <w:rFonts w:ascii="Calibri" w:cs="Calibri" w:eastAsia="Calibri" w:hAnsi="Calibri"/>
+          <w:sz w:val="22"/>
+          <w:szCs w:val="22"/>
+        </w:rPr>
+        <w:t xml:space="preserve">Hacer clic en "Agregar diagnosticos"</w:t>
+      </w:r>
+    </w:p>
+    <w:p>
+      <w:pPr>
+        <w:pStyle w:val="ListParagraph"/>
+        <w:numPr>
+          <w:ilvl w:val="0"/>
+          <w:numId w:val="2"/>
+        </w:numPr>
+        <w:spacing w:after="40" w:before="40"/>
+      </w:pPr>
+      <w:r>
+        <w:rPr>
+          <w:rFonts w:ascii="Calibri" w:cs="Calibri" w:eastAsia="Calibri" w:hAnsi="Calibri"/>
+          <w:sz w:val="22"/>
+          <w:szCs w:val="22"/>
+        </w:rPr>
+        <w:t xml:space="preserve">27 codigos CIE-10 precargados relevantes para longevidad (E11, E78, I10, K76, N18, R73, etc.)</w:t>
+      </w:r>
+    </w:p>
+    <w:p>
+      <w:pPr>
+        <w:pStyle w:val="ListParagraph"/>
+        <w:numPr>
+          <w:ilvl w:val="0"/>
+          <w:numId w:val="2"/>
+        </w:numPr>
+        <w:spacing w:after="40" w:before="40"/>
+      </w:pPr>
+      <w:r>
+        <w:rPr>
+          <w:rFonts w:ascii="Calibri" w:cs="Calibri" w:eastAsia="Calibri" w:hAnsi="Calibri"/>
+          <w:sz w:val="22"/>
+          <w:szCs w:val="22"/>
+        </w:rPr>
+        <w:t xml:space="preserve">Buscador por codigo o nombre</w:t>
+      </w:r>
+    </w:p>
+    <w:p>
+      <w:pPr>
+        <w:pStyle w:val="ListParagraph"/>
+        <w:numPr>
+          <w:ilvl w:val="0"/>
+          <w:numId w:val="2"/>
+        </w:numPr>
+        <w:spacing w:after="40" w:before="40"/>
+      </w:pPr>
+      <w:r>
+        <w:rPr>
+          <w:rFonts w:ascii="Calibri" w:cs="Calibri" w:eastAsia="Calibri" w:hAnsi="Calibri"/>
+          <w:sz w:val="22"/>
+          <w:szCs w:val="22"/>
+        </w:rPr>
+        <w:t xml:space="preserve">Seleccion multiple con badges</w:t>
+      </w:r>
+    </w:p>
+    <w:p>
+      <w:pPr>
+        <w:pStyle w:val="ListParagraph"/>
+        <w:numPr>
+          <w:ilvl w:val="0"/>
+          <w:numId w:val="2"/>
+        </w:numPr>
+        <w:spacing w:after="40" w:before="40"/>
+      </w:pPr>
+      <w:r>
+        <w:rPr>
+          <w:rFonts w:ascii="Calibri" w:cs="Calibri" w:eastAsia="Calibri" w:hAnsi="Calibri"/>
+          <w:sz w:val="22"/>
+          <w:szCs w:val="22"/>
+        </w:rPr>
+        <w:t xml:space="preserve">Los diagnosticos se guardan como nota con array de codigos</w:t>
       </w:r>
     </w:p>
     <w:p>
@@ -6182,6 +6716,388 @@
     </w:p>
     <w:p>
       <w:pPr>
+        <w:spacing w:after="60"/>
+      </w:pPr>
+    </w:p>
+    <w:p>
+      <w:pPr>
+        <w:spacing w:after="40" w:before="40"/>
+      </w:pPr>
+      <w:r>
+        <w:rPr>
+          <w:rFonts w:ascii="Calibri" w:cs="Calibri" w:eastAsia="Calibri" w:hAnsi="Calibri"/>
+          <w:sz w:val="22"/>
+          <w:szCs w:val="22"/>
+        </w:rPr>
+        <w:t xml:space="preserve">Panel lateral deslizable accesible desde el boton "Alertas" en la pantalla de pacientes. Badge rojo pulsante muestra conteo de alertas no leidas.</w:t>
+      </w:r>
+    </w:p>
+    <w:p>
+      <w:pPr>
+        <w:spacing w:after="60"/>
+      </w:pPr>
+    </w:p>
+    <w:p>
+      <w:pPr>
+        <w:spacing w:after="40" w:before="40"/>
+      </w:pPr>
+      <w:r>
+        <w:rPr>
+          <w:rFonts w:ascii="Calibri" w:cs="Calibri" w:eastAsia="Calibri" w:hAnsi="Calibri"/>
+          <w:b/>
+          <w:bCs/>
+          <w:sz w:val="22"/>
+          <w:szCs w:val="22"/>
+        </w:rPr>
+        <w:t xml:space="preserve">Generacion automatica de alertas (triggers):</w:t>
+      </w:r>
+    </w:p>
+    <w:p>
+      <w:pPr>
+        <w:spacing w:after="40" w:before="40"/>
+      </w:pPr>
+      <w:r>
+        <w:rPr>
+          <w:rFonts w:ascii="Calibri" w:cs="Calibri" w:eastAsia="Calibri" w:hAnsi="Calibri"/>
+          <w:sz w:val="22"/>
+          <w:szCs w:val="22"/>
+        </w:rPr>
+        <w:t xml:space="preserve">Las alertas se generan automaticamente al completar un analisis nuevo o re-analisis:</w:t>
+      </w:r>
+    </w:p>
+    <w:p>
+      <w:pPr>
+        <w:spacing w:after="60"/>
+      </w:pPr>
+    </w:p>
+    <w:tbl>
+      <w:tblPr>
+        <w:tblW w:type="dxa" w:w="9000"/>
+        <w:tblBorders>
+          <w:top w:val="single" w:color="auto" w:sz="4"/>
+          <w:left w:val="single" w:color="auto" w:sz="4"/>
+          <w:bottom w:val="single" w:color="auto" w:sz="4"/>
+          <w:right w:val="single" w:color="auto" w:sz="4"/>
+          <w:insideH w:val="single" w:color="auto" w:sz="4"/>
+          <w:insideV w:val="single" w:color="auto" w:sz="4"/>
+        </w:tblBorders>
+      </w:tblPr>
+      <w:tblGrid>
+        <w:gridCol w:w="100"/>
+        <w:gridCol w:w="100"/>
+        <w:gridCol w:w="100"/>
+      </w:tblGrid>
+      <w:tr>
+        <w:tc>
+          <w:tcPr>
+            <w:tcW w:type="dxa" w:w="3000"/>
+            <w:shd w:fill="050E1B" w:color="FFFFFF"/>
+          </w:tcPr>
+          <w:p>
+            <w:pPr>
+              <w:spacing w:after="40" w:before="40"/>
+            </w:pPr>
+            <w:r>
+              <w:rPr>
+                <w:rFonts w:ascii="Calibri" w:cs="Calibri" w:eastAsia="Calibri" w:hAnsi="Calibri"/>
+                <w:sz w:val="22"/>
+                <w:szCs w:val="22"/>
+              </w:rPr>
+              <w:t xml:space="preserve">Tipo de alerta</w:t>
+            </w:r>
+          </w:p>
+        </w:tc>
+        <w:tc>
+          <w:tcPr>
+            <w:tcW w:type="dxa" w:w="3000"/>
+            <w:shd w:fill="050E1B" w:color="FFFFFF"/>
+          </w:tcPr>
+          <w:p>
+            <w:pPr>
+              <w:spacing w:after="40" w:before="40"/>
+            </w:pPr>
+            <w:r>
+              <w:rPr>
+                <w:rFonts w:ascii="Calibri" w:cs="Calibri" w:eastAsia="Calibri" w:hAnsi="Calibri"/>
+                <w:sz w:val="22"/>
+                <w:szCs w:val="22"/>
+              </w:rPr>
+              <w:t xml:space="preserve">Nivel</w:t>
+            </w:r>
+          </w:p>
+        </w:tc>
+        <w:tc>
+          <w:tcPr>
+            <w:tcW w:type="dxa" w:w="3000"/>
+            <w:shd w:fill="050E1B" w:color="FFFFFF"/>
+          </w:tcPr>
+          <w:p>
+            <w:pPr>
+              <w:spacing w:after="40" w:before="40"/>
+            </w:pPr>
+            <w:r>
+              <w:rPr>
+                <w:rFonts w:ascii="Calibri" w:cs="Calibri" w:eastAsia="Calibri" w:hAnsi="Calibri"/>
+                <w:sz w:val="22"/>
+                <w:szCs w:val="22"/>
+              </w:rPr>
+              <w:t xml:space="preserve">Trigger</w:t>
+            </w:r>
+          </w:p>
+        </w:tc>
+      </w:tr>
+      <w:tr>
+        <w:tc>
+          <w:tcPr>
+            <w:tcW w:type="dxa" w:w="3000"/>
+          </w:tcPr>
+          <w:p>
+            <w:pPr>
+              <w:spacing w:after="40" w:before="40"/>
+            </w:pPr>
+            <w:r>
+              <w:rPr>
+                <w:rFonts w:ascii="Calibri" w:cs="Calibri" w:eastAsia="Calibri" w:hAnsi="Calibri"/>
+                <w:sz w:val="22"/>
+                <w:szCs w:val="22"/>
+              </w:rPr>
+              <w:t xml:space="preserve">Nuevo analisis</w:t>
+            </w:r>
+          </w:p>
+        </w:tc>
+        <w:tc>
+          <w:tcPr>
+            <w:tcW w:type="dxa" w:w="3000"/>
+          </w:tcPr>
+          <w:p>
+            <w:pPr>
+              <w:spacing w:after="40" w:before="40"/>
+            </w:pPr>
+            <w:r>
+              <w:rPr>
+                <w:rFonts w:ascii="Calibri" w:cs="Calibri" w:eastAsia="Calibri" w:hAnsi="Calibri"/>
+                <w:sz w:val="22"/>
+                <w:szCs w:val="22"/>
+              </w:rPr>
+              <w:t xml:space="preserve">info</w:t>
+            </w:r>
+          </w:p>
+        </w:tc>
+        <w:tc>
+          <w:tcPr>
+            <w:tcW w:type="dxa" w:w="3000"/>
+          </w:tcPr>
+          <w:p>
+            <w:pPr>
+              <w:spacing w:after="40" w:before="40"/>
+            </w:pPr>
+            <w:r>
+              <w:rPr>
+                <w:rFonts w:ascii="Calibri" w:cs="Calibri" w:eastAsia="Calibri" w:hAnsi="Calibri"/>
+                <w:sz w:val="22"/>
+                <w:szCs w:val="22"/>
+              </w:rPr>
+              <w:t xml:space="preserve">Paciente sube estudio de laboratorio</w:t>
+            </w:r>
+          </w:p>
+        </w:tc>
+      </w:tr>
+      <w:tr>
+        <w:tc>
+          <w:tcPr>
+            <w:tcW w:type="dxa" w:w="3000"/>
+          </w:tcPr>
+          <w:p>
+            <w:pPr>
+              <w:spacing w:after="40" w:before="40"/>
+            </w:pPr>
+            <w:r>
+              <w:rPr>
+                <w:rFonts w:ascii="Calibri" w:cs="Calibri" w:eastAsia="Calibri" w:hAnsi="Calibri"/>
+                <w:sz w:val="22"/>
+                <w:szCs w:val="22"/>
+              </w:rPr>
+              <w:t xml:space="preserve">Biomarcador critico</w:t>
+            </w:r>
+          </w:p>
+        </w:tc>
+        <w:tc>
+          <w:tcPr>
+            <w:tcW w:type="dxa" w:w="3000"/>
+          </w:tcPr>
+          <w:p>
+            <w:pPr>
+              <w:spacing w:after="40" w:before="40"/>
+            </w:pPr>
+            <w:r>
+              <w:rPr>
+                <w:rFonts w:ascii="Calibri" w:cs="Calibri" w:eastAsia="Calibri" w:hAnsi="Calibri"/>
+                <w:sz w:val="22"/>
+                <w:szCs w:val="22"/>
+              </w:rPr>
+              <w:t xml:space="preserve">danger/critical</w:t>
+            </w:r>
+          </w:p>
+        </w:tc>
+        <w:tc>
+          <w:tcPr>
+            <w:tcW w:type="dxa" w:w="3000"/>
+          </w:tcPr>
+          <w:p>
+            <w:pPr>
+              <w:spacing w:after="40" w:before="40"/>
+            </w:pPr>
+            <w:r>
+              <w:rPr>
+                <w:rFonts w:ascii="Calibri" w:cs="Calibri" w:eastAsia="Calibri" w:hAnsi="Calibri"/>
+                <w:sz w:val="22"/>
+                <w:szCs w:val="22"/>
+              </w:rPr>
+              <w:t xml:space="preserve">Biomarcador con status "danger" (critical si &gt;=3 biomarcadores)</w:t>
+            </w:r>
+          </w:p>
+        </w:tc>
+      </w:tr>
+      <w:tr>
+        <w:tc>
+          <w:tcPr>
+            <w:tcW w:type="dxa" w:w="3000"/>
+          </w:tcPr>
+          <w:p>
+            <w:pPr>
+              <w:spacing w:after="40" w:before="40"/>
+            </w:pPr>
+            <w:r>
+              <w:rPr>
+                <w:rFonts w:ascii="Calibri" w:cs="Calibri" w:eastAsia="Calibri" w:hAnsi="Calibri"/>
+                <w:sz w:val="22"/>
+                <w:szCs w:val="22"/>
+              </w:rPr>
+              <w:t xml:space="preserve">Biomarcador empeorado</w:t>
+            </w:r>
+          </w:p>
+        </w:tc>
+        <w:tc>
+          <w:tcPr>
+            <w:tcW w:type="dxa" w:w="3000"/>
+          </w:tcPr>
+          <w:p>
+            <w:pPr>
+              <w:spacing w:after="40" w:before="40"/>
+            </w:pPr>
+            <w:r>
+              <w:rPr>
+                <w:rFonts w:ascii="Calibri" w:cs="Calibri" w:eastAsia="Calibri" w:hAnsi="Calibri"/>
+                <w:sz w:val="22"/>
+                <w:szCs w:val="22"/>
+              </w:rPr>
+              <w:t xml:space="preserve">warning/danger</w:t>
+            </w:r>
+          </w:p>
+        </w:tc>
+        <w:tc>
+          <w:tcPr>
+            <w:tcW w:type="dxa" w:w="3000"/>
+          </w:tcPr>
+          <w:p>
+            <w:pPr>
+              <w:spacing w:after="40" w:before="40"/>
+            </w:pPr>
+            <w:r>
+              <w:rPr>
+                <w:rFonts w:ascii="Calibri" w:cs="Calibri" w:eastAsia="Calibri" w:hAnsi="Calibri"/>
+                <w:sz w:val="22"/>
+                <w:szCs w:val="22"/>
+              </w:rPr>
+              <w:t xml:space="preserve">Biomarcador empeora &gt;20% vs analisis anterior (danger si &gt;=3)</w:t>
+            </w:r>
+          </w:p>
+        </w:tc>
+      </w:tr>
+      <w:tr>
+        <w:tc>
+          <w:tcPr>
+            <w:tcW w:type="dxa" w:w="3000"/>
+          </w:tcPr>
+          <w:p>
+            <w:pPr>
+              <w:spacing w:after="40" w:before="40"/>
+            </w:pPr>
+            <w:r>
+              <w:rPr>
+                <w:rFonts w:ascii="Calibri" w:cs="Calibri" w:eastAsia="Calibri" w:hAnsi="Calibri"/>
+                <w:sz w:val="22"/>
+                <w:szCs w:val="22"/>
+              </w:rPr>
+              <w:t xml:space="preserve">Score critico</w:t>
+            </w:r>
+          </w:p>
+        </w:tc>
+        <w:tc>
+          <w:tcPr>
+            <w:tcW w:type="dxa" w:w="3000"/>
+          </w:tcPr>
+          <w:p>
+            <w:pPr>
+              <w:spacing w:after="40" w:before="40"/>
+            </w:pPr>
+            <w:r>
+              <w:rPr>
+                <w:rFonts w:ascii="Calibri" w:cs="Calibri" w:eastAsia="Calibri" w:hAnsi="Calibri"/>
+                <w:sz w:val="22"/>
+                <w:szCs w:val="22"/>
+              </w:rPr>
+              <w:t xml:space="preserve">critical</w:t>
+            </w:r>
+          </w:p>
+        </w:tc>
+        <w:tc>
+          <w:tcPr>
+            <w:tcW w:type="dxa" w:w="3000"/>
+          </w:tcPr>
+          <w:p>
+            <w:pPr>
+              <w:spacing w:after="40" w:before="40"/>
+            </w:pPr>
+            <w:r>
+              <w:rPr>
+                <w:rFonts w:ascii="Calibri" w:cs="Calibri" w:eastAsia="Calibri" w:hAnsi="Calibri"/>
+                <w:sz w:val="22"/>
+                <w:szCs w:val="22"/>
+              </w:rPr>
+              <w:t xml:space="preserve">Score General &lt;40/100</w:t>
+            </w:r>
+          </w:p>
+        </w:tc>
+      </w:tr>
+    </w:tbl>
+    <w:p>
+      <w:pPr>
+        <w:spacing w:after="120"/>
+      </w:pPr>
+    </w:p>
+    <w:p>
+      <w:pPr>
+        <w:spacing w:after="60"/>
+      </w:pPr>
+    </w:p>
+    <w:p>
+      <w:pPr>
+        <w:spacing w:after="40" w:before="40"/>
+      </w:pPr>
+      <w:r>
+        <w:rPr>
+          <w:rFonts w:ascii="Calibri" w:cs="Calibri" w:eastAsia="Calibri" w:hAnsi="Calibri"/>
+          <w:b/>
+          <w:bCs/>
+          <w:sz w:val="22"/>
+          <w:szCs w:val="22"/>
+        </w:rPr>
+        <w:t xml:space="preserve">Panel de alertas:</w:t>
+      </w:r>
+    </w:p>
+    <w:p>
+      <w:pPr>
         <w:pStyle w:val="ListParagraph"/>
         <w:numPr>
           <w:ilvl w:val="0"/>
@@ -6195,7 +7111,7 @@
           <w:sz w:val="22"/>
           <w:szCs w:val="22"/>
         </w:rPr>
-        <w:t xml:space="preserve">Notificacion cuando un paciente sube nuevo analisis</w:t>
+        <w:t xml:space="preserve">Resumen semanal: badges con "X requieren atencion", "Y en observacion", "Z estables"</w:t>
       </w:r>
     </w:p>
     <w:p>
@@ -6213,7 +7129,7 @@
           <w:sz w:val="22"/>
           <w:szCs w:val="22"/>
         </w:rPr>
-        <w:t xml:space="preserve">Alerta si algun biomarcador entra en rango DANGER</w:t>
+        <w:t xml:space="preserve">Priorizacion por paciente: pacientes ordenados por urgencia (critical &gt; danger &gt; warning &gt; info), cada uno es link directo a su dashboard</w:t>
       </w:r>
     </w:p>
     <w:p>
@@ -6231,7 +7147,7 @@
           <w:sz w:val="22"/>
           <w:szCs w:val="22"/>
         </w:rPr>
-        <w:t xml:space="preserve">Alerta si biomarcador empeora &gt;20% vs analisis anterior</w:t>
+        <w:t xml:space="preserve">Filtros: Todas / Sin leer / Criticas</w:t>
       </w:r>
     </w:p>
     <w:p>
@@ -6249,7 +7165,7 @@
           <w:sz w:val="22"/>
           <w:szCs w:val="22"/>
         </w:rPr>
-        <w:t xml:space="preserve">Marcado como leida/descartada</w:t>
+        <w:t xml:space="preserve">Acciones masivas: Marcar todo como leido, Descartar todo</w:t>
       </w:r>
     </w:p>
     <w:p>
@@ -6267,7 +7183,53 @@
           <w:sz w:val="22"/>
           <w:szCs w:val="22"/>
         </w:rPr>
-        <w:t xml:space="preserve">API: GET /api/medico/alerts, PATCH para marcar como leidas</w:t>
+        <w:t xml:space="preserve">Cada alerta muestra: icono por tipo, nivel de severidad, titulo, detalle, nombre del paciente, fecha</w:t>
+      </w:r>
+    </w:p>
+    <w:p>
+      <w:pPr>
+        <w:pStyle w:val="ListParagraph"/>
+        <w:numPr>
+          <w:ilvl w:val="0"/>
+          <w:numId w:val="1"/>
+        </w:numPr>
+        <w:spacing w:after="40" w:before="40"/>
+      </w:pPr>
+      <w:r>
+        <w:rPr>
+          <w:rFonts w:ascii="Calibri" w:cs="Calibri" w:eastAsia="Calibri" w:hAnsi="Calibri"/>
+          <w:sz w:val="22"/>
+          <w:szCs w:val="22"/>
+        </w:rPr>
+        <w:t xml:space="preserve">Acciones por alerta: Marcar como leida / Descartar / Ver dashboard del paciente</w:t>
+      </w:r>
+    </w:p>
+    <w:p>
+      <w:pPr>
+        <w:spacing w:after="60"/>
+      </w:pPr>
+    </w:p>
+    <w:p>
+      <w:pPr>
+        <w:spacing w:after="40" w:before="40"/>
+      </w:pPr>
+      <w:r>
+        <w:rPr>
+          <w:rFonts w:ascii="Calibri" w:cs="Calibri" w:eastAsia="Calibri" w:hAnsi="Calibri"/>
+          <w:b/>
+          <w:bCs/>
+          <w:sz w:val="22"/>
+          <w:szCs w:val="22"/>
+        </w:rPr>
+        <w:t xml:space="preserve">Impacto:</w:t>
+      </w:r>
+      <w:r>
+        <w:rPr>
+          <w:rFonts w:ascii="Calibri" w:cs="Calibri" w:eastAsia="Calibri" w:hAnsi="Calibri"/>
+          <w:sz w:val="22"/>
+          <w:szCs w:val="22"/>
+        </w:rPr>
+        <w:t xml:space="preserve"> El medico no revisa 50 dashboards uno por uno — ve primero los pacientes que necesitan atencion inmediata.</w:t>
       </w:r>
     </w:p>
     <w:p>
@@ -6289,7 +7251,686 @@
           <w:sz w:val="24"/>
           <w:szCs w:val="24"/>
         </w:rPr>
-        <w:t xml:space="preserve">4.2.10 Desvincular Paciente</w:t>
+        <w:t xml:space="preserve">4.2.11 Prescripcion Digital</w:t>
+      </w:r>
+    </w:p>
+    <w:p>
+      <w:pPr>
+        <w:spacing w:after="60"/>
+      </w:pPr>
+    </w:p>
+    <w:p>
+      <w:pPr>
+        <w:spacing w:after="40" w:before="40"/>
+      </w:pPr>
+      <w:r>
+        <w:rPr>
+          <w:rFonts w:ascii="Calibri" w:cs="Calibri" w:eastAsia="Calibri" w:hAnsi="Calibri"/>
+          <w:sz w:val="22"/>
+          <w:szCs w:val="22"/>
+        </w:rPr>
+        <w:t xml:space="preserve">Boton "Generar Prescripcion" en el tab Protocolo del dashboard (solo medicos). Abre un modal fullscreen para convertir el protocolo de IA en una receta medica legal.</w:t>
+      </w:r>
+    </w:p>
+    <w:p>
+      <w:pPr>
+        <w:spacing w:after="60"/>
+      </w:pPr>
+    </w:p>
+    <w:p>
+      <w:pPr>
+        <w:spacing w:after="40" w:before="40"/>
+      </w:pPr>
+      <w:r>
+        <w:rPr>
+          <w:rFonts w:ascii="Calibri" w:cs="Calibri" w:eastAsia="Calibri" w:hAnsi="Calibri"/>
+          <w:b/>
+          <w:bCs/>
+          <w:sz w:val="22"/>
+          <w:szCs w:val="22"/>
+        </w:rPr>
+        <w:t xml:space="preserve">Funcionalidad:</w:t>
+      </w:r>
+    </w:p>
+    <w:p>
+      <w:pPr>
+        <w:pStyle w:val="ListParagraph"/>
+        <w:numPr>
+          <w:ilvl w:val="0"/>
+          <w:numId w:val="2"/>
+        </w:numPr>
+        <w:spacing w:after="40" w:before="40"/>
+      </w:pPr>
+      <w:r>
+        <w:rPr>
+          <w:rFonts w:ascii="Calibri" w:cs="Calibri" w:eastAsia="Calibri" w:hAnsi="Calibri"/>
+          <w:sz w:val="22"/>
+          <w:szCs w:val="22"/>
+        </w:rPr>
+        <w:t xml:space="preserve">Cada intervencion del protocolo IA se puede: Aprobar / Rechazar / Modificar dosis</w:t>
+      </w:r>
+    </w:p>
+    <w:p>
+      <w:pPr>
+        <w:pStyle w:val="ListParagraph"/>
+        <w:numPr>
+          <w:ilvl w:val="0"/>
+          <w:numId w:val="2"/>
+        </w:numPr>
+        <w:spacing w:after="40" w:before="40"/>
+      </w:pPr>
+      <w:r>
+        <w:rPr>
+          <w:rFonts w:ascii="Calibri" w:cs="Calibri" w:eastAsia="Calibri" w:hAnsi="Calibri"/>
+          <w:sz w:val="22"/>
+          <w:szCs w:val="22"/>
+        </w:rPr>
+        <w:t xml:space="preserve">Clasificacion por tipo: </w:t>
+      </w:r>
+      <w:r>
+        <w:rPr>
+          <w:rFonts w:ascii="Calibri" w:cs="Calibri" w:eastAsia="Calibri" w:hAnsi="Calibri"/>
+          <w:b/>
+          <w:bCs/>
+          <w:sz w:val="22"/>
+          <w:szCs w:val="22"/>
+        </w:rPr>
+        <w:t xml:space="preserve">OTC</w:t>
+      </w:r>
+      <w:r>
+        <w:rPr>
+          <w:rFonts w:ascii="Calibri" w:cs="Calibri" w:eastAsia="Calibri" w:hAnsi="Calibri"/>
+          <w:sz w:val="22"/>
+          <w:szCs w:val="22"/>
+        </w:rPr>
+        <w:t xml:space="preserve"> (paciente compra solo) / </w:t>
+      </w:r>
+      <w:r>
+        <w:rPr>
+          <w:rFonts w:ascii="Calibri" w:cs="Calibri" w:eastAsia="Calibri" w:hAnsi="Calibri"/>
+          <w:b/>
+          <w:bCs/>
+          <w:sz w:val="22"/>
+          <w:szCs w:val="22"/>
+        </w:rPr>
+        <w:t xml:space="preserve">Rx</w:t>
+      </w:r>
+      <w:r>
+        <w:rPr>
+          <w:rFonts w:ascii="Calibri" w:cs="Calibri" w:eastAsia="Calibri" w:hAnsi="Calibri"/>
+          <w:sz w:val="22"/>
+          <w:szCs w:val="22"/>
+        </w:rPr>
+        <w:t xml:space="preserve"> (requiere receta medica) / </w:t>
+      </w:r>
+      <w:r>
+        <w:rPr>
+          <w:rFonts w:ascii="Calibri" w:cs="Calibri" w:eastAsia="Calibri" w:hAnsi="Calibri"/>
+          <w:b/>
+          <w:bCs/>
+          <w:sz w:val="22"/>
+          <w:szCs w:val="22"/>
+        </w:rPr>
+        <w:t xml:space="preserve">Procedimiento</w:t>
+      </w:r>
+      <w:r>
+        <w:rPr>
+          <w:rFonts w:ascii="Calibri" w:cs="Calibri" w:eastAsia="Calibri" w:hAnsi="Calibri"/>
+          <w:sz w:val="22"/>
+          <w:szCs w:val="22"/>
+        </w:rPr>
+        <w:t xml:space="preserve"> (clinica)</w:t>
+      </w:r>
+    </w:p>
+    <w:p>
+      <w:pPr>
+        <w:pStyle w:val="ListParagraph"/>
+        <w:numPr>
+          <w:ilvl w:val="0"/>
+          <w:numId w:val="2"/>
+        </w:numPr>
+        <w:spacing w:after="40" w:before="40"/>
+      </w:pPr>
+      <w:r>
+        <w:rPr>
+          <w:rFonts w:ascii="Calibri" w:cs="Calibri" w:eastAsia="Calibri" w:hAnsi="Calibri"/>
+          <w:sz w:val="22"/>
+          <w:szCs w:val="22"/>
+        </w:rPr>
+        <w:t xml:space="preserve">Toggle "Requiere supervision medica" por intervencion (auto-activado para Rx y procedimientos)</w:t>
+      </w:r>
+    </w:p>
+    <w:p>
+      <w:pPr>
+        <w:pStyle w:val="ListParagraph"/>
+        <w:numPr>
+          <w:ilvl w:val="0"/>
+          <w:numId w:val="2"/>
+        </w:numPr>
+        <w:spacing w:after="40" w:before="40"/>
+      </w:pPr>
+      <w:r>
+        <w:rPr>
+          <w:rFonts w:ascii="Calibri" w:cs="Calibri" w:eastAsia="Calibri" w:hAnsi="Calibri"/>
+          <w:sz w:val="22"/>
+          <w:szCs w:val="22"/>
+        </w:rPr>
+        <w:t xml:space="preserve">Agregar intervenciones propias del medico (no solo las de IA): molecula, dosis, clasificacion, instrucciones</w:t>
+      </w:r>
+    </w:p>
+    <w:p>
+      <w:pPr>
+        <w:pStyle w:val="ListParagraph"/>
+        <w:numPr>
+          <w:ilvl w:val="0"/>
+          <w:numId w:val="2"/>
+        </w:numPr>
+        <w:spacing w:after="40" w:before="40"/>
+      </w:pPr>
+      <w:r>
+        <w:rPr>
+          <w:rFonts w:ascii="Calibri" w:cs="Calibri" w:eastAsia="Calibri" w:hAnsi="Calibri"/>
+          <w:sz w:val="22"/>
+          <w:szCs w:val="22"/>
+        </w:rPr>
+        <w:t xml:space="preserve">Campo de notas y observaciones generales</w:t>
+      </w:r>
+    </w:p>
+    <w:p>
+      <w:pPr>
+        <w:pStyle w:val="ListParagraph"/>
+        <w:numPr>
+          <w:ilvl w:val="0"/>
+          <w:numId w:val="2"/>
+        </w:numPr>
+        <w:spacing w:after="40" w:before="40"/>
+      </w:pPr>
+      <w:r>
+        <w:rPr>
+          <w:rFonts w:ascii="Calibri" w:cs="Calibri" w:eastAsia="Calibri" w:hAnsi="Calibri"/>
+          <w:sz w:val="22"/>
+          <w:szCs w:val="22"/>
+        </w:rPr>
+        <w:t xml:space="preserve">Boton "Aprobar todas" para accion masiva</w:t>
+      </w:r>
+    </w:p>
+    <w:p>
+      <w:pPr>
+        <w:spacing w:after="60"/>
+      </w:pPr>
+    </w:p>
+    <w:p>
+      <w:pPr>
+        <w:spacing w:after="40" w:before="40"/>
+      </w:pPr>
+      <w:r>
+        <w:rPr>
+          <w:rFonts w:ascii="Calibri" w:cs="Calibri" w:eastAsia="Calibri" w:hAnsi="Calibri"/>
+          <w:b/>
+          <w:bCs/>
+          <w:sz w:val="22"/>
+          <w:szCs w:val="22"/>
+        </w:rPr>
+        <w:t xml:space="preserve">PDF generado (jsPDF, formato A4):</w:t>
+      </w:r>
+    </w:p>
+    <w:p>
+      <w:pPr>
+        <w:spacing w:after="60"/>
+      </w:pPr>
+    </w:p>
+    <w:tbl>
+      <w:tblPr>
+        <w:tblW w:type="dxa" w:w="9000"/>
+        <w:tblBorders>
+          <w:top w:val="single" w:color="auto" w:sz="4"/>
+          <w:left w:val="single" w:color="auto" w:sz="4"/>
+          <w:bottom w:val="single" w:color="auto" w:sz="4"/>
+          <w:right w:val="single" w:color="auto" w:sz="4"/>
+          <w:insideH w:val="single" w:color="auto" w:sz="4"/>
+          <w:insideV w:val="single" w:color="auto" w:sz="4"/>
+        </w:tblBorders>
+      </w:tblPr>
+      <w:tblGrid>
+        <w:gridCol w:w="100"/>
+        <w:gridCol w:w="100"/>
+      </w:tblGrid>
+      <w:tr>
+        <w:tc>
+          <w:tcPr>
+            <w:tcW w:type="dxa" w:w="4500"/>
+            <w:shd w:fill="050E1B" w:color="FFFFFF"/>
+          </w:tcPr>
+          <w:p>
+            <w:pPr>
+              <w:spacing w:after="40" w:before="40"/>
+            </w:pPr>
+            <w:r>
+              <w:rPr>
+                <w:rFonts w:ascii="Calibri" w:cs="Calibri" w:eastAsia="Calibri" w:hAnsi="Calibri"/>
+                <w:sz w:val="22"/>
+                <w:szCs w:val="22"/>
+              </w:rPr>
+              <w:t xml:space="preserve">Seccion</w:t>
+            </w:r>
+          </w:p>
+        </w:tc>
+        <w:tc>
+          <w:tcPr>
+            <w:tcW w:type="dxa" w:w="4500"/>
+            <w:shd w:fill="050E1B" w:color="FFFFFF"/>
+          </w:tcPr>
+          <w:p>
+            <w:pPr>
+              <w:spacing w:after="40" w:before="40"/>
+            </w:pPr>
+            <w:r>
+              <w:rPr>
+                <w:rFonts w:ascii="Calibri" w:cs="Calibri" w:eastAsia="Calibri" w:hAnsi="Calibri"/>
+                <w:sz w:val="22"/>
+                <w:szCs w:val="22"/>
+              </w:rPr>
+              <w:t xml:space="preserve">Contenido</w:t>
+            </w:r>
+          </w:p>
+        </w:tc>
+      </w:tr>
+      <w:tr>
+        <w:tc>
+          <w:tcPr>
+            <w:tcW w:type="dxa" w:w="4500"/>
+          </w:tcPr>
+          <w:p>
+            <w:pPr>
+              <w:spacing w:after="40" w:before="40"/>
+            </w:pPr>
+            <w:r>
+              <w:rPr>
+                <w:rFonts w:ascii="Calibri" w:cs="Calibri" w:eastAsia="Calibri" w:hAnsi="Calibri"/>
+                <w:sz w:val="22"/>
+                <w:szCs w:val="22"/>
+              </w:rPr>
+              <w:t xml:space="preserve">Membrete</w:t>
+            </w:r>
+          </w:p>
+        </w:tc>
+        <w:tc>
+          <w:tcPr>
+            <w:tcW w:type="dxa" w:w="4500"/>
+          </w:tcPr>
+          <w:p>
+            <w:pPr>
+              <w:spacing w:after="40" w:before="40"/>
+            </w:pPr>
+            <w:r>
+              <w:rPr>
+                <w:rFonts w:ascii="Calibri" w:cs="Calibri" w:eastAsia="Calibri" w:hAnsi="Calibri"/>
+                <w:sz w:val="22"/>
+                <w:szCs w:val="22"/>
+              </w:rPr>
+              <w:t xml:space="preserve">Nombre del medico, especialidad, cedula profesional, email</w:t>
+            </w:r>
+          </w:p>
+        </w:tc>
+      </w:tr>
+      <w:tr>
+        <w:tc>
+          <w:tcPr>
+            <w:tcW w:type="dxa" w:w="4500"/>
+          </w:tcPr>
+          <w:p>
+            <w:pPr>
+              <w:spacing w:after="40" w:before="40"/>
+            </w:pPr>
+            <w:r>
+              <w:rPr>
+                <w:rFonts w:ascii="Calibri" w:cs="Calibri" w:eastAsia="Calibri" w:hAnsi="Calibri"/>
+                <w:sz w:val="22"/>
+                <w:szCs w:val="22"/>
+              </w:rPr>
+              <w:t xml:space="preserve">Titulo</w:t>
+            </w:r>
+          </w:p>
+        </w:tc>
+        <w:tc>
+          <w:tcPr>
+            <w:tcW w:type="dxa" w:w="4500"/>
+          </w:tcPr>
+          <w:p>
+            <w:pPr>
+              <w:spacing w:after="40" w:before="40"/>
+            </w:pPr>
+            <w:r>
+              <w:rPr>
+                <w:rFonts w:ascii="Calibri" w:cs="Calibri" w:eastAsia="Calibri" w:hAnsi="Calibri"/>
+                <w:sz w:val="22"/>
+                <w:szCs w:val="22"/>
+              </w:rPr>
+              <w:t xml:space="preserve">"PRESCRIPCION MEDICA" con fecha</w:t>
+            </w:r>
+          </w:p>
+        </w:tc>
+      </w:tr>
+      <w:tr>
+        <w:tc>
+          <w:tcPr>
+            <w:tcW w:type="dxa" w:w="4500"/>
+          </w:tcPr>
+          <w:p>
+            <w:pPr>
+              <w:spacing w:after="40" w:before="40"/>
+            </w:pPr>
+            <w:r>
+              <w:rPr>
+                <w:rFonts w:ascii="Calibri" w:cs="Calibri" w:eastAsia="Calibri" w:hAnsi="Calibri"/>
+                <w:sz w:val="22"/>
+                <w:szCs w:val="22"/>
+              </w:rPr>
+              <w:t xml:space="preserve">Datos del paciente</w:t>
+            </w:r>
+          </w:p>
+        </w:tc>
+        <w:tc>
+          <w:tcPr>
+            <w:tcW w:type="dxa" w:w="4500"/>
+          </w:tcPr>
+          <w:p>
+            <w:pPr>
+              <w:spacing w:after="40" w:before="40"/>
+            </w:pPr>
+            <w:r>
+              <w:rPr>
+                <w:rFonts w:ascii="Calibri" w:cs="Calibri" w:eastAsia="Calibri" w:hAnsi="Calibri"/>
+                <w:sz w:val="22"/>
+                <w:szCs w:val="22"/>
+              </w:rPr>
+              <w:t xml:space="preserve">Nombre, edad, genero, peso, estatura</w:t>
+            </w:r>
+          </w:p>
+        </w:tc>
+      </w:tr>
+      <w:tr>
+        <w:tc>
+          <w:tcPr>
+            <w:tcW w:type="dxa" w:w="4500"/>
+          </w:tcPr>
+          <w:p>
+            <w:pPr>
+              <w:spacing w:after="40" w:before="40"/>
+            </w:pPr>
+            <w:r>
+              <w:rPr>
+                <w:rFonts w:ascii="Calibri" w:cs="Calibri" w:eastAsia="Calibri" w:hAnsi="Calibri"/>
+                <w:sz w:val="22"/>
+                <w:szCs w:val="22"/>
+              </w:rPr>
+              <w:t xml:space="preserve">Medicamentos Rx</w:t>
+            </w:r>
+          </w:p>
+        </w:tc>
+        <w:tc>
+          <w:tcPr>
+            <w:tcW w:type="dxa" w:w="4500"/>
+          </w:tcPr>
+          <w:p>
+            <w:pPr>
+              <w:spacing w:after="40" w:before="40"/>
+            </w:pPr>
+            <w:r>
+              <w:rPr>
+                <w:rFonts w:ascii="Calibri" w:cs="Calibri" w:eastAsia="Calibri" w:hAnsi="Calibri"/>
+                <w:sz w:val="22"/>
+                <w:szCs w:val="22"/>
+              </w:rPr>
+              <w:t xml:space="preserve">Intervenciones con receta, badge "SUPERVISION MEDICA" si aplica</w:t>
+            </w:r>
+          </w:p>
+        </w:tc>
+      </w:tr>
+      <w:tr>
+        <w:tc>
+          <w:tcPr>
+            <w:tcW w:type="dxa" w:w="4500"/>
+          </w:tcPr>
+          <w:p>
+            <w:pPr>
+              <w:spacing w:after="40" w:before="40"/>
+            </w:pPr>
+            <w:r>
+              <w:rPr>
+                <w:rFonts w:ascii="Calibri" w:cs="Calibri" w:eastAsia="Calibri" w:hAnsi="Calibri"/>
+                <w:sz w:val="22"/>
+                <w:szCs w:val="22"/>
+              </w:rPr>
+              <w:t xml:space="preserve">Suplementos OTC</w:t>
+            </w:r>
+          </w:p>
+        </w:tc>
+        <w:tc>
+          <w:tcPr>
+            <w:tcW w:type="dxa" w:w="4500"/>
+          </w:tcPr>
+          <w:p>
+            <w:pPr>
+              <w:spacing w:after="40" w:before="40"/>
+            </w:pPr>
+            <w:r>
+              <w:rPr>
+                <w:rFonts w:ascii="Calibri" w:cs="Calibri" w:eastAsia="Calibri" w:hAnsi="Calibri"/>
+                <w:sz w:val="22"/>
+                <w:szCs w:val="22"/>
+              </w:rPr>
+              <w:t xml:space="preserve">Intervenciones de venta libre</w:t>
+            </w:r>
+          </w:p>
+        </w:tc>
+      </w:tr>
+      <w:tr>
+        <w:tc>
+          <w:tcPr>
+            <w:tcW w:type="dxa" w:w="4500"/>
+          </w:tcPr>
+          <w:p>
+            <w:pPr>
+              <w:spacing w:after="40" w:before="40"/>
+            </w:pPr>
+            <w:r>
+              <w:rPr>
+                <w:rFonts w:ascii="Calibri" w:cs="Calibri" w:eastAsia="Calibri" w:hAnsi="Calibri"/>
+                <w:sz w:val="22"/>
+                <w:szCs w:val="22"/>
+              </w:rPr>
+              <w:t xml:space="preserve">Procedimientos</w:t>
+            </w:r>
+          </w:p>
+        </w:tc>
+        <w:tc>
+          <w:tcPr>
+            <w:tcW w:type="dxa" w:w="4500"/>
+          </w:tcPr>
+          <w:p>
+            <w:pPr>
+              <w:spacing w:after="40" w:before="40"/>
+            </w:pPr>
+            <w:r>
+              <w:rPr>
+                <w:rFonts w:ascii="Calibri" w:cs="Calibri" w:eastAsia="Calibri" w:hAnsi="Calibri"/>
+                <w:sz w:val="22"/>
+                <w:szCs w:val="22"/>
+              </w:rPr>
+              <w:t xml:space="preserve">Intervenciones clinicas (hUC-MSC, exosomas, etc.)</w:t>
+            </w:r>
+          </w:p>
+        </w:tc>
+      </w:tr>
+      <w:tr>
+        <w:tc>
+          <w:tcPr>
+            <w:tcW w:type="dxa" w:w="4500"/>
+          </w:tcPr>
+          <w:p>
+            <w:pPr>
+              <w:spacing w:after="40" w:before="40"/>
+            </w:pPr>
+            <w:r>
+              <w:rPr>
+                <w:rFonts w:ascii="Calibri" w:cs="Calibri" w:eastAsia="Calibri" w:hAnsi="Calibri"/>
+                <w:sz w:val="22"/>
+                <w:szCs w:val="22"/>
+              </w:rPr>
+              <w:t xml:space="preserve">Notas</w:t>
+            </w:r>
+          </w:p>
+        </w:tc>
+        <w:tc>
+          <w:tcPr>
+            <w:tcW w:type="dxa" w:w="4500"/>
+          </w:tcPr>
+          <w:p>
+            <w:pPr>
+              <w:spacing w:after="40" w:before="40"/>
+            </w:pPr>
+            <w:r>
+              <w:rPr>
+                <w:rFonts w:ascii="Calibri" w:cs="Calibri" w:eastAsia="Calibri" w:hAnsi="Calibri"/>
+                <w:sz w:val="22"/>
+                <w:szCs w:val="22"/>
+              </w:rPr>
+              <w:t xml:space="preserve">Observaciones del medico</w:t>
+            </w:r>
+          </w:p>
+        </w:tc>
+      </w:tr>
+      <w:tr>
+        <w:tc>
+          <w:tcPr>
+            <w:tcW w:type="dxa" w:w="4500"/>
+          </w:tcPr>
+          <w:p>
+            <w:pPr>
+              <w:spacing w:after="40" w:before="40"/>
+            </w:pPr>
+            <w:r>
+              <w:rPr>
+                <w:rFonts w:ascii="Calibri" w:cs="Calibri" w:eastAsia="Calibri" w:hAnsi="Calibri"/>
+                <w:sz w:val="22"/>
+                <w:szCs w:val="22"/>
+              </w:rPr>
+              <w:t xml:space="preserve">Firma</w:t>
+            </w:r>
+          </w:p>
+        </w:tc>
+        <w:tc>
+          <w:tcPr>
+            <w:tcW w:type="dxa" w:w="4500"/>
+          </w:tcPr>
+          <w:p>
+            <w:pPr>
+              <w:spacing w:after="40" w:before="40"/>
+            </w:pPr>
+            <w:r>
+              <w:rPr>
+                <w:rFonts w:ascii="Calibri" w:cs="Calibri" w:eastAsia="Calibri" w:hAnsi="Calibri"/>
+                <w:sz w:val="22"/>
+                <w:szCs w:val="22"/>
+              </w:rPr>
+              <w:t xml:space="preserve">Linea de firma + nombre + especialidad + cedula profesional</w:t>
+            </w:r>
+          </w:p>
+        </w:tc>
+      </w:tr>
+      <w:tr>
+        <w:tc>
+          <w:tcPr>
+            <w:tcW w:type="dxa" w:w="4500"/>
+          </w:tcPr>
+          <w:p>
+            <w:pPr>
+              <w:spacing w:after="40" w:before="40"/>
+            </w:pPr>
+            <w:r>
+              <w:rPr>
+                <w:rFonts w:ascii="Calibri" w:cs="Calibri" w:eastAsia="Calibri" w:hAnsi="Calibri"/>
+                <w:sz w:val="22"/>
+                <w:szCs w:val="22"/>
+              </w:rPr>
+              <w:t xml:space="preserve">Pie de pagina</w:t>
+            </w:r>
+          </w:p>
+        </w:tc>
+        <w:tc>
+          <w:tcPr>
+            <w:tcW w:type="dxa" w:w="4500"/>
+          </w:tcPr>
+          <w:p>
+            <w:pPr>
+              <w:spacing w:after="40" w:before="40"/>
+            </w:pPr>
+            <w:r>
+              <w:rPr>
+                <w:rFonts w:ascii="Calibri" w:cs="Calibri" w:eastAsia="Calibri" w:hAnsi="Calibri"/>
+                <w:sz w:val="22"/>
+                <w:szCs w:val="22"/>
+              </w:rPr>
+              <w:t xml:space="preserve">"Prescripcion generada por Longevity IA — Longevity Clinic SA de CV"</w:t>
+            </w:r>
+          </w:p>
+        </w:tc>
+      </w:tr>
+    </w:tbl>
+    <w:p>
+      <w:pPr>
+        <w:spacing w:after="120"/>
+      </w:pPr>
+    </w:p>
+    <w:p>
+      <w:pPr>
+        <w:spacing w:after="60"/>
+      </w:pPr>
+    </w:p>
+    <w:p>
+      <w:pPr>
+        <w:spacing w:after="40" w:before="40"/>
+      </w:pPr>
+      <w:r>
+        <w:rPr>
+          <w:rFonts w:ascii="Calibri" w:cs="Calibri" w:eastAsia="Calibri" w:hAnsi="Calibri"/>
+          <w:b/>
+          <w:bCs/>
+          <w:sz w:val="22"/>
+          <w:szCs w:val="22"/>
+        </w:rPr>
+        <w:t xml:space="preserve">Separacion de responsabilidad:</w:t>
+      </w:r>
+      <w:r>
+        <w:rPr>
+          <w:rFonts w:ascii="Calibri" w:cs="Calibri" w:eastAsia="Calibri" w:hAnsi="Calibri"/>
+          <w:sz w:val="22"/>
+          <w:szCs w:val="22"/>
+        </w:rPr>
+        <w:t xml:space="preserve"> El analisis de IA (lab_results.ai_analysis) es INMUTABLE. La prescripcion es una capa adicional del medico que no modifica el analisis original. El PDF es el documento legal con la firma del medico.</w:t>
+      </w:r>
+    </w:p>
+    <w:p>
+      <w:pPr>
+        <w:spacing w:after="60"/>
+      </w:pPr>
+    </w:p>
+    <w:p>
+      <w:pPr>
+        <w:pStyle w:val="Heading3"/>
+        <w:spacing w:after="60" w:before="160"/>
+      </w:pPr>
+      <w:r>
+        <w:rPr>
+          <w:rFonts w:ascii="Calibri" w:cs="Calibri" w:eastAsia="Calibri" w:hAnsi="Calibri"/>
+          <w:b/>
+          <w:bCs/>
+          <w:color w:val="C9A84C"/>
+          <w:sz w:val="24"/>
+          <w:szCs w:val="24"/>
+        </w:rPr>
+        <w:t xml:space="preserve">4.2.12 Desvincular Paciente</w:t>
       </w:r>
     </w:p>
     <w:p>
@@ -8483,7 +10124,7 @@
           <w:sz w:val="18"/>
           <w:szCs w:val="18"/>
         </w:rPr>
-        <w:t xml:space="preserve">│   │   ├── InvitationsPanel.tsx  # Panel de invitaciones</w:t>
+        <w:t xml:space="preserve">│   │   ├── InvitationsPanel.tsx    # Panel de invitaciones</w:t>
       </w:r>
     </w:p>
     <w:p>
@@ -8498,7 +10139,7 @@
           <w:sz w:val="18"/>
           <w:szCs w:val="18"/>
         </w:rPr>
-        <w:t xml:space="preserve">│   │   └── ClinicalNotesPanel.tsx # Notas clinicas SOAP</w:t>
+        <w:t xml:space="preserve">│   │   ├── AlertsPanel.tsx         # Panel lateral de alertas inteligentes</w:t>
       </w:r>
     </w:p>
     <w:p>
@@ -8513,7 +10154,7 @@
           <w:sz w:val="18"/>
           <w:szCs w:val="18"/>
         </w:rPr>
-        <w:t xml:space="preserve">│   ├── patients/</w:t>
+        <w:t xml:space="preserve">│   │   ├── ClinicalNotesPanel.tsx  # Panel clinico (SOAP + biomarcadores + protocolo + CIE-10)</w:t>
       </w:r>
     </w:p>
     <w:p>
@@ -8528,7 +10169,7 @@
           <w:sz w:val="18"/>
           <w:szCs w:val="18"/>
         </w:rPr>
-        <w:t xml:space="preserve">│   │   ├── PatientCard.tsx       # Tarjeta de paciente (multi-rol)</w:t>
+        <w:t xml:space="preserve">│   │   └── PrescriptionBuilder.tsx # Constructor de prescripcion digital</w:t>
       </w:r>
     </w:p>
     <w:p>
@@ -8543,7 +10184,7 @@
           <w:sz w:val="18"/>
           <w:szCs w:val="18"/>
         </w:rPr>
-        <w:t xml:space="preserve">│   │   ├── AnalysisCards.tsx     # Tarjetas de analisis por fecha</w:t>
+        <w:t xml:space="preserve">│   ├── patients/</w:t>
       </w:r>
     </w:p>
     <w:p>
@@ -8558,7 +10199,7 @@
           <w:sz w:val="18"/>
           <w:szCs w:val="18"/>
         </w:rPr>
-        <w:t xml:space="preserve">│   │   ├── MedicoLinksPanel.tsx  # Vinculacion con medicos</w:t>
+        <w:t xml:space="preserve">│   │   ├── PatientCard.tsx       # Tarjeta de paciente (multi-rol)</w:t>
       </w:r>
     </w:p>
     <w:p>
@@ -8573,7 +10214,7 @@
           <w:sz w:val="18"/>
           <w:szCs w:val="18"/>
         </w:rPr>
-        <w:t xml:space="preserve">│   │   └── NewPatientModal.tsx   # Crear paciente</w:t>
+        <w:t xml:space="preserve">│   │   ├── AnalysisCards.tsx     # Tarjetas de analisis por fecha</w:t>
       </w:r>
     </w:p>
     <w:p>
@@ -8588,7 +10229,7 @@
           <w:sz w:val="18"/>
           <w:szCs w:val="18"/>
         </w:rPr>
-        <w:t xml:space="preserve">│   ├── ui/                       # Componentes UI reutilizables</w:t>
+        <w:t xml:space="preserve">│   │   ├── MedicoLinksPanel.tsx  # Vinculacion con medicos</w:t>
       </w:r>
     </w:p>
     <w:p>
@@ -8603,7 +10244,7 @@
           <w:sz w:val="18"/>
           <w:szCs w:val="18"/>
         </w:rPr>
-        <w:t xml:space="preserve">│   └── upload/FileUploader.tsx   # Componente de carga de archivos</w:t>
+        <w:t xml:space="preserve">│   │   └── NewPatientModal.tsx   # Crear paciente</w:t>
       </w:r>
     </w:p>
     <w:p>
@@ -8618,7 +10259,7 @@
           <w:sz w:val="18"/>
           <w:szCs w:val="18"/>
         </w:rPr>
-        <w:t xml:space="preserve">│</w:t>
+        <w:t xml:space="preserve">│   ├── ui/                       # Componentes UI reutilizables</w:t>
       </w:r>
     </w:p>
     <w:p>
@@ -8633,7 +10274,7 @@
           <w:sz w:val="18"/>
           <w:szCs w:val="18"/>
         </w:rPr>
-        <w:t xml:space="preserve">├── lib/</w:t>
+        <w:t xml:space="preserve">│   └── upload/FileUploader.tsx   # Componente de carga de archivos</w:t>
       </w:r>
     </w:p>
     <w:p>
@@ -8648,7 +10289,7 @@
           <w:sz w:val="18"/>
           <w:szCs w:val="18"/>
         </w:rPr>
-        <w:t xml:space="preserve">│   ├── anthropic/analyzer.ts     # Motor IA (prompts + override matematico)</w:t>
+        <w:t xml:space="preserve">│</w:t>
       </w:r>
     </w:p>
     <w:p>
@@ -8663,7 +10304,7 @@
           <w:sz w:val="18"/>
           <w:szCs w:val="18"/>
         </w:rPr>
-        <w:t xml:space="preserve">│   ├── longevity-scoring.ts      # Funciones sigmoideas por biomarcador (30+)</w:t>
+        <w:t xml:space="preserve">├── lib/</w:t>
       </w:r>
     </w:p>
     <w:p>
@@ -8678,7 +10319,7 @@
           <w:sz w:val="18"/>
           <w:szCs w:val="18"/>
         </w:rPr>
-        <w:t xml:space="preserve">│   ├── longevity-phenoage.ts     # Edad biologica PhenoAge (Levine 2018)</w:t>
+        <w:t xml:space="preserve">│   ├── anthropic/analyzer.ts     # Motor IA (prompts + override matematico)</w:t>
       </w:r>
     </w:p>
     <w:p>
@@ -8693,7 +10334,7 @@
           <w:sz w:val="18"/>
           <w:szCs w:val="18"/>
         </w:rPr>
-        <w:t xml:space="preserve">│   ├── longevity-foda.ts         # FODA computada (11 biomarcadores)</w:t>
+        <w:t xml:space="preserve">│   ├── longevity-scoring.ts      # Funciones sigmoideas por biomarcador (30+)</w:t>
       </w:r>
     </w:p>
     <w:p>
@@ -8708,7 +10349,7 @@
           <w:sz w:val="18"/>
           <w:szCs w:val="18"/>
         </w:rPr>
-        <w:t xml:space="preserve">│   ├── longevity-projection.ts   # Proyeccion Gompertz 10 anos</w:t>
+        <w:t xml:space="preserve">│   ├── longevity-phenoage.ts     # Edad biologica PhenoAge (Levine 2018)</w:t>
       </w:r>
     </w:p>
     <w:p>
@@ -8723,7 +10364,7 @@
           <w:sz w:val="18"/>
           <w:szCs w:val="18"/>
         </w:rPr>
-        <w:t xml:space="preserve">│   ├── longevity-wearables.ts    # Integracion wearables (13 metricas)</w:t>
+        <w:t xml:space="preserve">│   ├── longevity-foda.ts         # FODA computada (11 biomarcadores)</w:t>
       </w:r>
     </w:p>
     <w:p>
@@ -8738,7 +10379,7 @@
           <w:sz w:val="18"/>
           <w:szCs w:val="18"/>
         </w:rPr>
-        <w:t xml:space="preserve">│   ├── longevity-trends.ts       # Tendencias longitudinales entre analisis</w:t>
+        <w:t xml:space="preserve">│   ├── longevity-projection.ts   # Proyeccion Gompertz 10 anos</w:t>
       </w:r>
     </w:p>
     <w:p>
@@ -8753,7 +10394,7 @@
           <w:sz w:val="18"/>
           <w:szCs w:val="18"/>
         </w:rPr>
-        <w:t xml:space="preserve">│   ├── clinical-calculators.ts   # 8 calculadoras clinicas</w:t>
+        <w:t xml:space="preserve">│   ├── longevity-wearables.ts    # Integracion wearables (13 metricas)</w:t>
       </w:r>
     </w:p>
     <w:p>
@@ -8768,7 +10409,7 @@
           <w:sz w:val="18"/>
           <w:szCs w:val="18"/>
         </w:rPr>
-        <w:t xml:space="preserve">│   ├── medical-references.ts     # PubMed + Semantic Scholar + OpenAlex</w:t>
+        <w:t xml:space="preserve">│   ├── longevity-trends.ts       # Tendencias longitudinales entre analisis</w:t>
       </w:r>
     </w:p>
     <w:p>
@@ -8783,7 +10424,7 @@
           <w:sz w:val="18"/>
           <w:szCs w:val="18"/>
         </w:rPr>
-        <w:t xml:space="preserve">│   ├── biomarker-ranges.ts       # Catalogo de 133 biomarcadores</w:t>
+        <w:t xml:space="preserve">│   ├── clinical-calculators.ts   # 8 calculadoras clinicas</w:t>
       </w:r>
     </w:p>
     <w:p>
@@ -8798,7 +10439,67 @@
           <w:sz w:val="18"/>
           <w:szCs w:val="18"/>
         </w:rPr>
-        <w:t xml:space="preserve">│   ├── pdf-report.ts             # Generador de PDF programatico</w:t>
+        <w:t xml:space="preserve">│   ├── medical-references.ts     # PubMed + Semantic Scholar + OpenAlex</w:t>
+      </w:r>
+    </w:p>
+    <w:p>
+      <w:pPr>
+        <w:spacing w:after="20" w:before="20"/>
+        <w:ind w:left="400"/>
+      </w:pPr>
+      <w:r>
+        <w:rPr>
+          <w:rFonts w:ascii="Consolas" w:cs="Consolas" w:eastAsia="Consolas" w:hAnsi="Consolas"/>
+          <w:color w:val="6B6660"/>
+          <w:sz w:val="18"/>
+          <w:szCs w:val="18"/>
+        </w:rPr>
+        <w:t xml:space="preserve">│   ├── biomarker-ranges.ts       # Catalogo de 133 biomarcadores</w:t>
+      </w:r>
+    </w:p>
+    <w:p>
+      <w:pPr>
+        <w:spacing w:after="20" w:before="20"/>
+        <w:ind w:left="400"/>
+      </w:pPr>
+      <w:r>
+        <w:rPr>
+          <w:rFonts w:ascii="Consolas" w:cs="Consolas" w:eastAsia="Consolas" w:hAnsi="Consolas"/>
+          <w:color w:val="6B6660"/>
+          <w:sz w:val="18"/>
+          <w:szCs w:val="18"/>
+        </w:rPr>
+        <w:t xml:space="preserve">│   ├── pdf-report.ts             # Generador de PDF reporte medico</w:t>
+      </w:r>
+    </w:p>
+    <w:p>
+      <w:pPr>
+        <w:spacing w:after="20" w:before="20"/>
+        <w:ind w:left="400"/>
+      </w:pPr>
+      <w:r>
+        <w:rPr>
+          <w:rFonts w:ascii="Consolas" w:cs="Consolas" w:eastAsia="Consolas" w:hAnsi="Consolas"/>
+          <w:color w:val="6B6660"/>
+          <w:sz w:val="18"/>
+          <w:szCs w:val="18"/>
+        </w:rPr>
+        <w:t xml:space="preserve">│   ├── prescription-pdf.ts       # Generador de PDF prescripcion digital</w:t>
+      </w:r>
+    </w:p>
+    <w:p>
+      <w:pPr>
+        <w:spacing w:after="20" w:before="20"/>
+        <w:ind w:left="400"/>
+      </w:pPr>
+      <w:r>
+        <w:rPr>
+          <w:rFonts w:ascii="Consolas" w:cs="Consolas" w:eastAsia="Consolas" w:hAnsi="Consolas"/>
+          <w:color w:val="6B6660"/>
+          <w:sz w:val="18"/>
+          <w:szCs w:val="18"/>
+        </w:rPr>
+        <w:t xml:space="preserve">│   ├── generate-alerts.ts        # Generacion automatica de alertas para medicos</w:t>
       </w:r>
     </w:p>
     <w:p>
@@ -11750,7 +13451,7 @@
           <w:sz w:val="22"/>
           <w:szCs w:val="22"/>
         </w:rPr>
-        <w:t xml:space="preserve"> (v3.0)</w:t>
+        <w:t xml:space="preserve"> (v3.2)</w:t>
       </w:r>
     </w:p>
     <w:tbl>
@@ -12104,7 +13805,7 @@
                 <w:sz w:val="22"/>
                 <w:szCs w:val="22"/>
               </w:rPr>
-              <w:t xml:space="preserve">soap / follow_up / comment / protocol_adjustment</w:t>
+              <w:t xml:space="preserve">soap / comment / protocol_adjustment / diagnosis</w:t>
             </w:r>
           </w:p>
         </w:tc>
@@ -12348,6 +14049,174 @@
                 <w:sz w:val="22"/>
                 <w:szCs w:val="22"/>
               </w:rPr>
+              <w:t xml:space="preserve">content</w:t>
+            </w:r>
+          </w:p>
+        </w:tc>
+        <w:tc>
+          <w:tcPr>
+            <w:tcW w:type="dxa" w:w="3000"/>
+          </w:tcPr>
+          <w:p>
+            <w:pPr>
+              <w:spacing w:after="40" w:before="40"/>
+            </w:pPr>
+            <w:r>
+              <w:rPr>
+                <w:rFonts w:ascii="Calibri" w:cs="Calibri" w:eastAsia="Calibri" w:hAnsi="Calibri"/>
+                <w:sz w:val="22"/>
+                <w:szCs w:val="22"/>
+              </w:rPr>
+              <w:t xml:space="preserve">TEXT</w:t>
+            </w:r>
+          </w:p>
+        </w:tc>
+        <w:tc>
+          <w:tcPr>
+            <w:tcW w:type="dxa" w:w="3000"/>
+          </w:tcPr>
+          <w:p>
+            <w:pPr>
+              <w:spacing w:after="40" w:before="40"/>
+            </w:pPr>
+            <w:r>
+              <w:rPr>
+                <w:rFonts w:ascii="Calibri" w:cs="Calibri" w:eastAsia="Calibri" w:hAnsi="Calibri"/>
+                <w:sz w:val="22"/>
+                <w:szCs w:val="22"/>
+              </w:rPr>
+              <w:t xml:space="preserve">Nota libre / comentario de biomarcador</w:t>
+            </w:r>
+          </w:p>
+        </w:tc>
+      </w:tr>
+      <w:tr>
+        <w:tc>
+          <w:tcPr>
+            <w:tcW w:type="dxa" w:w="3000"/>
+          </w:tcPr>
+          <w:p>
+            <w:pPr>
+              <w:spacing w:after="40" w:before="40"/>
+            </w:pPr>
+            <w:r>
+              <w:rPr>
+                <w:rFonts w:ascii="Calibri" w:cs="Calibri" w:eastAsia="Calibri" w:hAnsi="Calibri"/>
+                <w:sz w:val="22"/>
+                <w:szCs w:val="22"/>
+              </w:rPr>
+              <w:t xml:space="preserve">biomarker_key</w:t>
+            </w:r>
+          </w:p>
+        </w:tc>
+        <w:tc>
+          <w:tcPr>
+            <w:tcW w:type="dxa" w:w="3000"/>
+          </w:tcPr>
+          <w:p>
+            <w:pPr>
+              <w:spacing w:after="40" w:before="40"/>
+            </w:pPr>
+            <w:r>
+              <w:rPr>
+                <w:rFonts w:ascii="Calibri" w:cs="Calibri" w:eastAsia="Calibri" w:hAnsi="Calibri"/>
+                <w:sz w:val="22"/>
+                <w:szCs w:val="22"/>
+              </w:rPr>
+              <w:t xml:space="preserve">TEXT</w:t>
+            </w:r>
+          </w:p>
+        </w:tc>
+        <w:tc>
+          <w:tcPr>
+            <w:tcW w:type="dxa" w:w="3000"/>
+          </w:tcPr>
+          <w:p>
+            <w:pPr>
+              <w:spacing w:after="40" w:before="40"/>
+            </w:pPr>
+            <w:r>
+              <w:rPr>
+                <w:rFonts w:ascii="Calibri" w:cs="Calibri" w:eastAsia="Calibri" w:hAnsi="Calibri"/>
+                <w:sz w:val="22"/>
+                <w:szCs w:val="22"/>
+              </w:rPr>
+              <w:t xml:space="preserve">Biomarcador especifico (ej: "lipids.ldl")</w:t>
+            </w:r>
+          </w:p>
+        </w:tc>
+      </w:tr>
+      <w:tr>
+        <w:tc>
+          <w:tcPr>
+            <w:tcW w:type="dxa" w:w="3000"/>
+          </w:tcPr>
+          <w:p>
+            <w:pPr>
+              <w:spacing w:after="40" w:before="40"/>
+            </w:pPr>
+            <w:r>
+              <w:rPr>
+                <w:rFonts w:ascii="Calibri" w:cs="Calibri" w:eastAsia="Calibri" w:hAnsi="Calibri"/>
+                <w:sz w:val="22"/>
+                <w:szCs w:val="22"/>
+              </w:rPr>
+              <w:t xml:space="preserve">protocol_adjustments</w:t>
+            </w:r>
+          </w:p>
+        </w:tc>
+        <w:tc>
+          <w:tcPr>
+            <w:tcW w:type="dxa" w:w="3000"/>
+          </w:tcPr>
+          <w:p>
+            <w:pPr>
+              <w:spacing w:after="40" w:before="40"/>
+            </w:pPr>
+            <w:r>
+              <w:rPr>
+                <w:rFonts w:ascii="Calibri" w:cs="Calibri" w:eastAsia="Calibri" w:hAnsi="Calibri"/>
+                <w:sz w:val="22"/>
+                <w:szCs w:val="22"/>
+              </w:rPr>
+              <w:t xml:space="preserve">JSONB</w:t>
+            </w:r>
+          </w:p>
+        </w:tc>
+        <w:tc>
+          <w:tcPr>
+            <w:tcW w:type="dxa" w:w="3000"/>
+          </w:tcPr>
+          <w:p>
+            <w:pPr>
+              <w:spacing w:after="40" w:before="40"/>
+            </w:pPr>
+            <w:r>
+              <w:rPr>
+                <w:rFonts w:ascii="Calibri" w:cs="Calibri" w:eastAsia="Calibri" w:hAnsi="Calibri"/>
+                <w:sz w:val="22"/>
+                <w:szCs w:val="22"/>
+              </w:rPr>
+              <w:t xml:space="preserve">[{molecule, action: approve/reject/modify, newDose, reason}]</w:t>
+            </w:r>
+          </w:p>
+        </w:tc>
+      </w:tr>
+      <w:tr>
+        <w:tc>
+          <w:tcPr>
+            <w:tcW w:type="dxa" w:w="3000"/>
+          </w:tcPr>
+          <w:p>
+            <w:pPr>
+              <w:spacing w:after="40" w:before="40"/>
+            </w:pPr>
+            <w:r>
+              <w:rPr>
+                <w:rFonts w:ascii="Calibri" w:cs="Calibri" w:eastAsia="Calibri" w:hAnsi="Calibri"/>
+                <w:sz w:val="22"/>
+                <w:szCs w:val="22"/>
+              </w:rPr>
               <w:t xml:space="preserve">diagnoses</w:t>
             </w:r>
           </w:p>
@@ -12384,7 +14253,7 @@
                 <w:sz w:val="22"/>
                 <w:szCs w:val="22"/>
               </w:rPr>
-              <w:t xml:space="preserve">Codigos CIE-10</w:t>
+              <w:t xml:space="preserve">Codigos CIE-10 (ej: ["E11", "E78.0", "I10"])</w:t>
             </w:r>
           </w:p>
         </w:tc>
